--- a/joint_paper/Roof_and_Clock_MATH_v2.docx
+++ b/joint_paper/Roof_and_Clock_MATH_v2.docx
@@ -6494,6 +6494,131 @@
         <w:pStyle w:val="BodyText"/>
       </w:pPr>
       <w:r>
+        <w:t xml:space="preserve">The phenomenon does not recur on</w:t>
+      </w:r>
+      <w:r>
+        <w:t xml:space="preserve"> </w:t>
+      </w:r>
+      <m:oMath>
+        <m:sSub>
+          <m:e>
+            <m:r>
+              <m:t>B</m:t>
+            </m:r>
+          </m:e>
+          <m:sub>
+            <m:r>
+              <m:t>8</m:t>
+            </m:r>
+          </m:sub>
+        </m:sSub>
+      </m:oMath>
+      <w:r>
+        <w:t xml:space="preserve">, the next board on which the clock acts freely: there the half-turn again agrees with a Weyl element on exactly two orbits, but the correction’s centralizer is</w:t>
+      </w:r>
+      <w:r>
+        <w:t xml:space="preserve"> </w:t>
+      </w:r>
+      <m:oMath>
+        <m:r>
+          <m:rPr>
+            <m:sty m:val="p"/>
+          </m:rPr>
+          <m:t>{</m:t>
+        </m:r>
+        <m:r>
+          <m:rPr>
+            <m:sty m:val="p"/>
+          </m:rPr>
+          <m:t>±</m:t>
+        </m:r>
+        <m:r>
+          <m:t>1</m:t>
+        </m:r>
+        <m:r>
+          <m:rPr>
+            <m:sty m:val="p"/>
+          </m:rPr>
+          <m:t>}</m:t>
+        </m:r>
+      </m:oMath>
+      <w:r>
+        <w:t xml:space="preserve"> </w:t>
+      </w:r>
+      <w:r>
+        <w:t xml:space="preserve">and</w:t>
+      </w:r>
+      <w:r>
+        <w:t xml:space="preserve"> </w:t>
+      </w:r>
+      <m:oMath>
+        <m:sSub>
+          <m:e>
+            <m:r>
+              <m:t>I</m:t>
+            </m:r>
+          </m:e>
+          <m:sub>
+            <m:r>
+              <m:t>k</m:t>
+            </m:r>
+          </m:sub>
+        </m:sSub>
+        <m:r>
+          <m:rPr>
+            <m:sty m:val="p"/>
+          </m:rPr>
+          <m:t>=</m:t>
+        </m:r>
+        <m:sSub>
+          <m:e>
+            <m:r>
+              <m:t>C</m:t>
+            </m:r>
+          </m:e>
+          <m:sub>
+            <m:r>
+              <m:t>W</m:t>
+            </m:r>
+          </m:sub>
+        </m:sSub>
+        <m:r>
+          <m:rPr>
+            <m:sty m:val="p"/>
+          </m:rPr>
+          <m:t>(</m:t>
+        </m:r>
+        <m:sSup>
+          <m:e>
+            <m:r>
+              <m:t>R</m:t>
+            </m:r>
+          </m:e>
+          <m:sup>
+            <m:r>
+              <m:t>k</m:t>
+            </m:r>
+          </m:sup>
+        </m:sSup>
+        <m:r>
+          <m:rPr>
+            <m:sty m:val="p"/>
+          </m:rPr>
+          <m:t>)</m:t>
+        </m:r>
+      </m:oMath>
+      <w:r>
+        <w:t xml:space="preserve"> </w:t>
+      </w:r>
+      <w:r>
+        <w:t xml:space="preserve">at every lag (Proposition 6.7).</w:t>
+      </w:r>
+    </w:p>
+    <w:p>
+      <w:pPr>
+        <w:pStyle w:val="BodyText"/>
+      </w:pPr>
+      <w:r>
         <w:t xml:space="preserve">We also show (§7) that the three ternary label counts on any simply-laced minuscule board are homomesic under</w:t>
       </w:r>
       <w:r>
@@ -8097,7 +8222,7 @@
         </m:sSub>
       </m:oMath>
       <w:r>
-        <w:t xml:space="preserve">. §5 proves Theorem D and the vector-board part of Theorem E and reports the family computation. §6 proves Theorem F and describes the chain</w:t>
+        <w:t xml:space="preserve">. §5 proves Theorem D and the vector-board part of Theorem E and reports the family computation. §6 proves Theorem F, describes the chain</w:t>
       </w:r>
       <w:r>
         <w:t xml:space="preserve"> </w:t>
@@ -8135,7 +8260,30 @@
         <w:t xml:space="preserve"> </w:t>
       </w:r>
       <w:r>
-        <w:t xml:space="preserve">of iterated shared grammars. §7 is homomesy. §8 describes the computational model of</w:t>
+        <w:t xml:space="preserve">of iterated shared grammars, and reports the</w:t>
+      </w:r>
+      <w:r>
+        <w:t xml:space="preserve"> </w:t>
+      </w:r>
+      <m:oMath>
+        <m:sSub>
+          <m:e>
+            <m:r>
+              <m:t>B</m:t>
+            </m:r>
+          </m:e>
+          <m:sub>
+            <m:r>
+              <m:t>8</m:t>
+            </m:r>
+          </m:sub>
+        </m:sSub>
+      </m:oMath>
+      <w:r>
+        <w:t xml:space="preserve"> </w:t>
+      </w:r>
+      <w:r>
+        <w:t xml:space="preserve">computation. §7 is homomesy. §8 describes the computational model of</w:t>
       </w:r>
       <w:r>
         <w:t xml:space="preserve"> </w:t>
@@ -40728,7 +40876,7 @@
     </w:p>
     <w:bookmarkEnd w:id="24"/>
     <w:bookmarkEnd w:id="25"/>
-    <w:bookmarkStart w:id="29" w:name="the-4-cube"/>
+    <w:bookmarkStart w:id="30" w:name="the-4-cube"/>
     <w:p>
       <w:pPr>
         <w:pStyle w:val="Heading1"/>
@@ -44560,6 +44708,20 @@
         <w:t xml:space="preserve"> </w:t>
       </w:r>
       <m:oMath>
+        <m:r>
+          <m:t>λ</m:t>
+        </m:r>
+      </m:oMath>
+      <w:r>
+        <w:t xml:space="preserve"> </w:t>
+      </w:r>
+      <w:r>
+        <w:t xml:space="preserve">straight to</w:t>
+      </w:r>
+      <w:r>
+        <w:t xml:space="preserve"> </w:t>
+      </w:r>
+      <m:oMath>
         <m:sSub>
           <m:e>
             <m:r>
@@ -44580,18 +44742,7 @@
         <w:t xml:space="preserve"> </w:t>
       </w:r>
       <w:r>
-        <w:t xml:space="preserve">straight to</w:t>
-      </w:r>
-      <w:r>
-        <w:t xml:space="preserve"> </w:t>
-      </w:r>
-      <m:oMath>
-        <m:r>
-          <m:t>λ</m:t>
-        </m:r>
-      </m:oMath>
-      <w:r>
-        <w:t xml:space="preserve">), and</w:t>
+        <w:t xml:space="preserve">by Lemma 3.1(a), and the list is read around the clock), and</w:t>
       </w:r>
       <w:r>
         <w:t xml:space="preserve"> </w:t>
@@ -46993,7 +47144,7 @@
         <w:t xml:space="preserve"> </w:t>
       </w:r>
       <w:r>
-        <w:t xml:space="preserve">(256 weights, 16 orbits of 16). Whether it does is open (§10).</w:t>
+        <w:t xml:space="preserve">(256 weights, 16 orbits of 16). It does not (Proposition 6.7, §6.4).</w:t>
       </w:r>
     </w:p>
     <w:bookmarkEnd w:id="27"/>
@@ -49589,8 +49740,2592 @@
       </w:r>
     </w:p>
     <w:bookmarkEnd w:id="28"/>
+    <w:bookmarkStart w:id="29" w:name="the-8-cube"/>
+    <w:p>
+      <w:pPr>
+        <w:pStyle w:val="Heading2"/>
+      </w:pPr>
+      <w:r>
+        <w:t xml:space="preserve">6.4 The 8-cube</w:t>
+      </w:r>
+    </w:p>
+    <w:p>
+      <w:pPr>
+        <w:pStyle w:val="FirstParagraph"/>
+      </w:pPr>
+      <w:r>
+        <w:t xml:space="preserve">The clock acts freely on the</w:t>
+      </w:r>
+      <w:r>
+        <w:t xml:space="preserve"> </w:t>
+      </w:r>
+      <m:oMath>
+        <m:sSup>
+          <m:e>
+            <m:r>
+              <m:t>2</m:t>
+            </m:r>
+          </m:e>
+          <m:sup>
+            <m:r>
+              <m:t>n</m:t>
+            </m:r>
+          </m:sup>
+        </m:sSup>
+      </m:oMath>
+      <w:r>
+        <w:t xml:space="preserve"> </w:t>
+      </w:r>
+      <w:r>
+        <w:t xml:space="preserve">weights of the</w:t>
+      </w:r>
+      <w:r>
+        <w:t xml:space="preserve"> </w:t>
+      </w:r>
+      <m:oMath>
+        <m:sSub>
+          <m:e>
+            <m:r>
+              <m:t>B</m:t>
+            </m:r>
+          </m:e>
+          <m:sub>
+            <m:r>
+              <m:t>n</m:t>
+            </m:r>
+          </m:sub>
+        </m:sSub>
+      </m:oMath>
+      <w:r>
+        <w:t xml:space="preserve"> </w:t>
+      </w:r>
+      <w:r>
+        <w:t xml:space="preserve">spinor board, with orbits of size</w:t>
+      </w:r>
+      <w:r>
+        <w:t xml:space="preserve"> </w:t>
+      </w:r>
+      <m:oMath>
+        <m:r>
+          <m:t>h</m:t>
+        </m:r>
+        <m:r>
+          <m:rPr>
+            <m:sty m:val="p"/>
+          </m:rPr>
+          <m:t>=</m:t>
+        </m:r>
+        <m:r>
+          <m:t>2</m:t>
+        </m:r>
+        <m:r>
+          <m:t>n</m:t>
+        </m:r>
+      </m:oMath>
+      <w:r>
+        <w:t xml:space="preserve">, only when</w:t>
+      </w:r>
+      <w:r>
+        <w:t xml:space="preserve"> </w:t>
+      </w:r>
+      <m:oMath>
+        <m:r>
+          <m:t>2</m:t>
+        </m:r>
+        <m:r>
+          <m:t>n</m:t>
+        </m:r>
+        <m:r>
+          <m:rPr>
+            <m:sty m:val="p"/>
+          </m:rPr>
+          <m:t>∣</m:t>
+        </m:r>
+        <m:sSup>
+          <m:e>
+            <m:r>
+              <m:t>2</m:t>
+            </m:r>
+          </m:e>
+          <m:sup>
+            <m:r>
+              <m:t>n</m:t>
+            </m:r>
+          </m:sup>
+        </m:sSup>
+      </m:oMath>
+      <w:r>
+        <w:t xml:space="preserve">, i.e. when</w:t>
+      </w:r>
+      <w:r>
+        <w:t xml:space="preserve"> </w:t>
+      </w:r>
+      <m:oMath>
+        <m:r>
+          <m:t>n</m:t>
+        </m:r>
+      </m:oMath>
+      <w:r>
+        <w:t xml:space="preserve"> </w:t>
+      </w:r>
+      <w:r>
+        <w:t xml:space="preserve">is a power of 2;</w:t>
+      </w:r>
+      <w:r>
+        <w:t xml:space="preserve"> </w:t>
+      </w:r>
+      <m:oMath>
+        <m:sSub>
+          <m:e>
+            <m:r>
+              <m:t>B</m:t>
+            </m:r>
+          </m:e>
+          <m:sub>
+            <m:r>
+              <m:t>8</m:t>
+            </m:r>
+          </m:sub>
+        </m:sSub>
+      </m:oMath>
+      <w:r>
+        <w:t xml:space="preserve"> </w:t>
+      </w:r>
+      <w:r>
+        <w:t xml:space="preserve">is therefore the next board on which the two-orbit mechanism of Theorem 6.2 could recur, and the last one within reach (</w:t>
+      </w:r>
+      <m:oMath>
+        <m:sSub>
+          <m:e>
+            <m:r>
+              <m:t>B</m:t>
+            </m:r>
+          </m:e>
+          <m:sub>
+            <m:r>
+              <m:t>16</m:t>
+            </m:r>
+          </m:sub>
+        </m:sSub>
+      </m:oMath>
+      <w:r>
+        <w:t xml:space="preserve"> </w:t>
+      </w:r>
+      <w:r>
+        <w:t xml:space="preserve">has 65,536 weights).</w:t>
+      </w:r>
+      <w:r>
+        <w:t xml:space="preserve"> </w:t>
+      </w:r>
+      <m:oMath>
+        <m:r>
+          <m:t>W</m:t>
+        </m:r>
+        <m:r>
+          <m:rPr>
+            <m:sty m:val="p"/>
+          </m:rPr>
+          <m:t>(</m:t>
+        </m:r>
+        <m:sSub>
+          <m:e>
+            <m:r>
+              <m:t>B</m:t>
+            </m:r>
+          </m:e>
+          <m:sub>
+            <m:r>
+              <m:t>8</m:t>
+            </m:r>
+          </m:sub>
+        </m:sSub>
+        <m:r>
+          <m:rPr>
+            <m:sty m:val="p"/>
+          </m:rPr>
+          <m:t>)</m:t>
+        </m:r>
+        <m:r>
+          <m:rPr>
+            <m:sty m:val="p"/>
+          </m:rPr>
+          <m:t>=</m:t>
+        </m:r>
+        <m:sSubSup>
+          <m:e>
+            <m:r>
+              <m:rPr>
+                <m:scr m:val="double-struck"/>
+                <m:sty m:val="p"/>
+              </m:rPr>
+              <m:t>F</m:t>
+            </m:r>
+          </m:e>
+          <m:sub>
+            <m:r>
+              <m:t>2</m:t>
+            </m:r>
+          </m:sub>
+          <m:sup>
+            <m:r>
+              <m:t>8</m:t>
+            </m:r>
+          </m:sup>
+        </m:sSubSup>
+        <m:r>
+          <m:rPr>
+            <m:sty m:val="p"/>
+          </m:rPr>
+          <m:t>⋊</m:t>
+        </m:r>
+        <m:sSub>
+          <m:e>
+            <m:r>
+              <m:t>S</m:t>
+            </m:r>
+          </m:e>
+          <m:sub>
+            <m:r>
+              <m:t>8</m:t>
+            </m:r>
+          </m:sub>
+        </m:sSub>
+      </m:oMath>
+      <w:r>
+        <w:t xml:space="preserve"> </w:t>
+      </w:r>
+      <w:r>
+        <w:t xml:space="preserve">and</w:t>
+      </w:r>
+      <w:r>
+        <w:t xml:space="preserve"> </w:t>
+      </w:r>
+      <m:oMath>
+        <m:r>
+          <m:t>W</m:t>
+        </m:r>
+        <m:r>
+          <m:rPr>
+            <m:sty m:val="p"/>
+          </m:rPr>
+          <m:t>(</m:t>
+        </m:r>
+        <m:sSub>
+          <m:e>
+            <m:r>
+              <m:t>D</m:t>
+            </m:r>
+          </m:e>
+          <m:sub>
+            <m:r>
+              <m:t>9</m:t>
+            </m:r>
+          </m:sub>
+        </m:sSub>
+        <m:r>
+          <m:rPr>
+            <m:sty m:val="p"/>
+          </m:rPr>
+          <m:t>)</m:t>
+        </m:r>
+      </m:oMath>
+      <w:r>
+        <w:t xml:space="preserve"> </w:t>
+      </w:r>
+      <w:r>
+        <w:t xml:space="preserve">were enumerated in the affine form</w:t>
+      </w:r>
+      <w:r>
+        <w:t xml:space="preserve"> </w:t>
+      </w:r>
+      <m:oMath>
+        <m:r>
+          <m:t>x</m:t>
+        </m:r>
+        <m:r>
+          <m:rPr>
+            <m:sty m:val="p"/>
+          </m:rPr>
+          <m:t>↦</m:t>
+        </m:r>
+        <m:r>
+          <m:t>π</m:t>
+        </m:r>
+        <m:r>
+          <m:rPr>
+            <m:sty m:val="p"/>
+          </m:rPr>
+          <m:t>(</m:t>
+        </m:r>
+        <m:r>
+          <m:t>x</m:t>
+        </m:r>
+        <m:r>
+          <m:rPr>
+            <m:sty m:val="p"/>
+          </m:rPr>
+          <m:t>)</m:t>
+        </m:r>
+        <m:r>
+          <m:rPr>
+            <m:sty m:val="p"/>
+          </m:rPr>
+          <m:t>⊕</m:t>
+        </m:r>
+        <m:r>
+          <m:t>v</m:t>
+        </m:r>
+      </m:oMath>
+      <w:r>
+        <w:t xml:space="preserve"> </w:t>
+      </w:r>
+      <w:r>
+        <w:t xml:space="preserve">on the 256 sign patterns (for</w:t>
+      </w:r>
+      <w:r>
+        <w:t xml:space="preserve"> </w:t>
+      </w:r>
+      <m:oMath>
+        <m:sSub>
+          <m:e>
+            <m:r>
+              <m:t>D</m:t>
+            </m:r>
+          </m:e>
+          <m:sub>
+            <m:r>
+              <m:t>9</m:t>
+            </m:r>
+          </m:sub>
+        </m:sSub>
+      </m:oMath>
+      <w:r>
+        <w:t xml:space="preserve">, the even code with its parity bit dropped), never as permutation tuples; membership of a transport</w:t>
+      </w:r>
+      <w:r>
+        <w:t xml:space="preserve"> </w:t>
+      </w:r>
+      <m:oMath>
+        <m:sSup>
+          <m:e>
+            <m:r>
+              <m:t>R</m:t>
+            </m:r>
+          </m:e>
+          <m:sup>
+            <m:r>
+              <m:rPr>
+                <m:sty m:val="p"/>
+              </m:rPr>
+              <m:t>−</m:t>
+            </m:r>
+            <m:r>
+              <m:t>k</m:t>
+            </m:r>
+          </m:sup>
+        </m:sSup>
+        <m:r>
+          <m:t>g</m:t>
+        </m:r>
+        <m:sSup>
+          <m:e>
+            <m:r>
+              <m:t>R</m:t>
+            </m:r>
+          </m:e>
+          <m:sup>
+            <m:r>
+              <m:t>k</m:t>
+            </m:r>
+          </m:sup>
+        </m:sSup>
+      </m:oMath>
+      <w:r>
+        <w:t xml:space="preserve"> </w:t>
+      </w:r>
+      <w:r>
+        <w:t xml:space="preserve">in</w:t>
+      </w:r>
+      <w:r>
+        <w:t xml:space="preserve"> </w:t>
+      </w:r>
+      <m:oMath>
+        <m:r>
+          <m:t>W</m:t>
+        </m:r>
+      </m:oMath>
+      <w:r>
+        <w:t xml:space="preserve"> </w:t>
+      </w:r>
+      <w:r>
+        <w:t xml:space="preserve">is decided by its values at</w:t>
+      </w:r>
+      <w:r>
+        <w:t xml:space="preserve"> </w:t>
+      </w:r>
+      <m:oMath>
+        <m:r>
+          <m:t>0</m:t>
+        </m:r>
+      </m:oMath>
+      <w:r>
+        <w:t xml:space="preserve"> </w:t>
+      </w:r>
+      <w:r>
+        <w:t xml:space="preserve">and the unit vectors and then confirmed on all 256 points.</w:t>
+      </w:r>
+    </w:p>
+    <w:p>
+      <w:pPr>
+        <w:pStyle w:val="BodyText"/>
+      </w:pPr>
+      <w:r>
+        <w:rPr>
+          <w:b/>
+          <w:bCs/>
+        </w:rPr>
+        <w:t xml:space="preserve">Proposition 6.7 (C).</w:t>
+      </w:r>
+      <w:r>
+        <w:t xml:space="preserve"> </w:t>
+      </w:r>
+      <w:r>
+        <w:rPr>
+          <w:i/>
+          <w:iCs/>
+        </w:rPr>
+        <w:t xml:space="preserve">On the</w:t>
+      </w:r>
+      <w:r>
+        <w:rPr>
+          <w:i/>
+          <w:iCs/>
+        </w:rPr>
+        <w:t xml:space="preserve"> </w:t>
+      </w:r>
+      <m:oMath>
+        <m:sSub>
+          <m:e>
+            <m:r>
+              <m:t>B</m:t>
+            </m:r>
+          </m:e>
+          <m:sub>
+            <m:r>
+              <m:t>8</m:t>
+            </m:r>
+          </m:sub>
+        </m:sSub>
+      </m:oMath>
+      <w:r>
+        <w:rPr>
+          <w:i/>
+          <w:iCs/>
+        </w:rPr>
+        <w:t xml:space="preserve"> </w:t>
+      </w:r>
+      <w:r>
+        <w:rPr>
+          <w:i/>
+          <w:iCs/>
+        </w:rPr>
+        <w:t xml:space="preserve">spinor board (</w:t>
+      </w:r>
+      <m:oMath>
+        <m:r>
+          <m:t>256</m:t>
+        </m:r>
+      </m:oMath>
+      <w:r>
+        <w:rPr>
+          <w:i/>
+          <w:iCs/>
+        </w:rPr>
+        <w:t xml:space="preserve"> </w:t>
+      </w:r>
+      <w:r>
+        <w:rPr>
+          <w:i/>
+          <w:iCs/>
+        </w:rPr>
+        <w:t xml:space="preserve">weights,</w:t>
+      </w:r>
+      <w:r>
+        <w:rPr>
+          <w:i/>
+          <w:iCs/>
+        </w:rPr>
+        <w:t xml:space="preserve"> </w:t>
+      </w:r>
+      <m:oMath>
+        <m:r>
+          <m:rPr>
+            <m:sty m:val="p"/>
+          </m:rPr>
+          <m:t>|</m:t>
+        </m:r>
+        <m:r>
+          <m:t>W</m:t>
+        </m:r>
+        <m:r>
+          <m:rPr>
+            <m:sty m:val="p"/>
+          </m:rPr>
+          <m:t>|</m:t>
+        </m:r>
+        <m:r>
+          <m:rPr>
+            <m:sty m:val="p"/>
+          </m:rPr>
+          <m:t>=</m:t>
+        </m:r>
+        <m:sSup>
+          <m:e>
+            <m:r>
+              <m:t>2</m:t>
+            </m:r>
+          </m:e>
+          <m:sup>
+            <m:r>
+              <m:t>8</m:t>
+            </m:r>
+          </m:sup>
+        </m:sSup>
+        <m:r>
+          <m:rPr>
+            <m:sty m:val="p"/>
+          </m:rPr>
+          <m:t>⋅</m:t>
+        </m:r>
+        <m:r>
+          <m:t>8</m:t>
+        </m:r>
+        <m:r>
+          <m:rPr>
+            <m:sty m:val="p"/>
+          </m:rPr>
+          <m:t>!</m:t>
+        </m:r>
+        <m:r>
+          <m:rPr>
+            <m:sty m:val="p"/>
+          </m:rPr>
+          <m:t>=</m:t>
+        </m:r>
+        <m:r>
+          <m:t>10</m:t>
+        </m:r>
+        <m:r>
+          <m:rPr>
+            <m:sty m:val="p"/>
+          </m:rPr>
+          <m:t>,</m:t>
+        </m:r>
+        <m:r>
+          <m:t>321</m:t>
+        </m:r>
+        <m:r>
+          <m:rPr>
+            <m:sty m:val="p"/>
+          </m:rPr>
+          <m:t>,</m:t>
+        </m:r>
+        <m:r>
+          <m:t>920</m:t>
+        </m:r>
+      </m:oMath>
+      <w:r>
+        <w:rPr>
+          <w:i/>
+          <w:iCs/>
+        </w:rPr>
+        <w:t xml:space="preserve">,</w:t>
+      </w:r>
+      <w:r>
+        <w:rPr>
+          <w:i/>
+          <w:iCs/>
+        </w:rPr>
+        <w:t xml:space="preserve"> </w:t>
+      </w:r>
+      <m:oMath>
+        <m:r>
+          <m:t>h</m:t>
+        </m:r>
+        <m:r>
+          <m:rPr>
+            <m:sty m:val="p"/>
+          </m:rPr>
+          <m:t>=</m:t>
+        </m:r>
+        <m:r>
+          <m:t>16</m:t>
+        </m:r>
+      </m:oMath>
+      <w:r>
+        <w:rPr>
+          <w:i/>
+          <w:iCs/>
+        </w:rPr>
+        <w:t xml:space="preserve">):</w:t>
+      </w:r>
+    </w:p>
+    <w:p>
+      <w:pPr>
+        <w:pStyle w:val="BodyText"/>
+      </w:pPr>
+      <w:r>
+        <w:rPr>
+          <w:i/>
+          <w:iCs/>
+        </w:rPr>
+        <w:t xml:space="preserve">(i)</w:t>
+      </w:r>
+      <w:r>
+        <w:rPr>
+          <w:i/>
+          <w:iCs/>
+        </w:rPr>
+        <w:t xml:space="preserve"> </w:t>
+      </w:r>
+      <m:oMath>
+        <m:r>
+          <m:t>R</m:t>
+        </m:r>
+      </m:oMath>
+      <w:r>
+        <w:rPr>
+          <w:i/>
+          <w:iCs/>
+        </w:rPr>
+        <w:t xml:space="preserve"> </w:t>
+      </w:r>
+      <w:r>
+        <w:rPr>
+          <w:i/>
+          <w:iCs/>
+        </w:rPr>
+        <w:t xml:space="preserve">has sixteen free orbits of sixteen. The orbit</w:t>
+      </w:r>
+      <w:r>
+        <w:rPr>
+          <w:i/>
+          <w:iCs/>
+        </w:rPr>
+        <w:t xml:space="preserve"> </w:t>
+      </w:r>
+      <m:oMath>
+        <m:sSub>
+          <m:e>
+            <m:r>
+              <m:t>O</m:t>
+            </m:r>
+          </m:e>
+          <m:sub>
+            <m:r>
+              <m:t>1</m:t>
+            </m:r>
+          </m:sub>
+        </m:sSub>
+        <m:r>
+          <m:rPr>
+            <m:sty m:val="p"/>
+          </m:rPr>
+          <m:t>∋</m:t>
+        </m:r>
+        <m:r>
+          <m:t>λ</m:t>
+        </m:r>
+      </m:oMath>
+      <w:r>
+        <w:rPr>
+          <w:i/>
+          <w:iCs/>
+        </w:rPr>
+        <w:t xml:space="preserve"> </w:t>
+      </w:r>
+      <w:r>
+        <w:rPr>
+          <w:i/>
+          <w:iCs/>
+        </w:rPr>
+        <w:t xml:space="preserve">is the full-height orbit, with ranks</w:t>
+      </w:r>
+      <w:r>
+        <w:rPr>
+          <w:i/>
+          <w:iCs/>
+        </w:rPr>
+        <w:t xml:space="preserve"> </w:t>
+      </w:r>
+      <m:oMath>
+        <m:r>
+          <m:t>0</m:t>
+        </m:r>
+        <m:r>
+          <m:rPr>
+            <m:sty m:val="p"/>
+          </m:rPr>
+          <m:t>,</m:t>
+        </m:r>
+        <m:r>
+          <m:t>1</m:t>
+        </m:r>
+        <m:r>
+          <m:rPr>
+            <m:sty m:val="p"/>
+          </m:rPr>
+          <m:t>,</m:t>
+        </m:r>
+        <m:r>
+          <m:t>1</m:t>
+        </m:r>
+        <m:r>
+          <m:rPr>
+            <m:sty m:val="p"/>
+          </m:rPr>
+          <m:t>,</m:t>
+        </m:r>
+        <m:r>
+          <m:rPr>
+            <m:sty m:val="p"/>
+          </m:rPr>
+          <m:t>…</m:t>
+        </m:r>
+        <m:r>
+          <m:rPr>
+            <m:sty m:val="p"/>
+          </m:rPr>
+          <m:t>,</m:t>
+        </m:r>
+        <m:r>
+          <m:t>7</m:t>
+        </m:r>
+        <m:r>
+          <m:rPr>
+            <m:sty m:val="p"/>
+          </m:rPr>
+          <m:t>,</m:t>
+        </m:r>
+        <m:r>
+          <m:t>7</m:t>
+        </m:r>
+        <m:r>
+          <m:rPr>
+            <m:sty m:val="p"/>
+          </m:rPr>
+          <m:t>,</m:t>
+        </m:r>
+        <m:r>
+          <m:t>8</m:t>
+        </m:r>
+      </m:oMath>
+      <w:r>
+        <w:rPr>
+          <w:i/>
+          <w:iCs/>
+        </w:rPr>
+        <w:t xml:space="preserve"> </w:t>
+      </w:r>
+      <w:r>
+        <w:rPr>
+          <w:i/>
+          <w:iCs/>
+        </w:rPr>
+        <w:t xml:space="preserve">around the clock, and</w:t>
+      </w:r>
+      <w:r>
+        <w:rPr>
+          <w:i/>
+          <w:iCs/>
+        </w:rPr>
+        <w:t xml:space="preserve"> </w:t>
+      </w:r>
+      <m:oMath>
+        <m:sSup>
+          <m:e>
+            <m:r>
+              <m:t>R</m:t>
+            </m:r>
+          </m:e>
+          <m:sup>
+            <m:r>
+              <m:t>8</m:t>
+            </m:r>
+          </m:sup>
+        </m:sSup>
+      </m:oMath>
+      <w:r>
+        <w:rPr>
+          <w:i/>
+          <w:iCs/>
+        </w:rPr>
+        <w:t xml:space="preserve"> </w:t>
+      </w:r>
+      <w:r>
+        <w:rPr>
+          <w:i/>
+          <w:iCs/>
+        </w:rPr>
+        <w:t xml:space="preserve">shifts every rank on it by exactly</w:t>
+      </w:r>
+      <w:r>
+        <w:rPr>
+          <w:i/>
+          <w:iCs/>
+        </w:rPr>
+        <w:t xml:space="preserve"> </w:t>
+      </w:r>
+      <m:oMath>
+        <m:r>
+          <m:rPr>
+            <m:sty m:val="p"/>
+          </m:rPr>
+          <m:t>±</m:t>
+        </m:r>
+        <m:r>
+          <m:t>4</m:t>
+        </m:r>
+      </m:oMath>
+      <w:r>
+        <w:rPr>
+          <w:i/>
+          <w:iCs/>
+        </w:rPr>
+        <w:t xml:space="preserve">; by Lemma 6.3 no Weyl element agrees with</w:t>
+      </w:r>
+      <w:r>
+        <w:rPr>
+          <w:i/>
+          <w:iCs/>
+        </w:rPr>
+        <w:t xml:space="preserve"> </w:t>
+      </w:r>
+      <m:oMath>
+        <m:sSup>
+          <m:e>
+            <m:r>
+              <m:t>R</m:t>
+            </m:r>
+          </m:e>
+          <m:sup>
+            <m:r>
+              <m:t>8</m:t>
+            </m:r>
+          </m:sup>
+        </m:sSup>
+      </m:oMath>
+      <w:r>
+        <w:rPr>
+          <w:i/>
+          <w:iCs/>
+        </w:rPr>
+        <w:t xml:space="preserve"> </w:t>
+      </w:r>
+      <w:r>
+        <w:rPr>
+          <w:i/>
+          <w:iCs/>
+        </w:rPr>
+        <w:t xml:space="preserve">on</w:t>
+      </w:r>
+      <w:r>
+        <w:rPr>
+          <w:i/>
+          <w:iCs/>
+        </w:rPr>
+        <w:t xml:space="preserve"> </w:t>
+      </w:r>
+      <m:oMath>
+        <m:sSub>
+          <m:e>
+            <m:r>
+              <m:t>O</m:t>
+            </m:r>
+          </m:e>
+          <m:sub>
+            <m:r>
+              <m:t>1</m:t>
+            </m:r>
+          </m:sub>
+        </m:sSub>
+      </m:oMath>
+      <w:r>
+        <w:rPr>
+          <w:i/>
+          <w:iCs/>
+        </w:rPr>
+        <w:t xml:space="preserve">.</w:t>
+      </w:r>
+    </w:p>
+    <w:p>
+      <w:pPr>
+        <w:pStyle w:val="BodyText"/>
+      </w:pPr>
+      <w:r>
+        <w:rPr>
+          <w:i/>
+          <w:iCs/>
+        </w:rPr>
+        <w:t xml:space="preserve">(ii) Exactly two orbits carry the half-turn as a Weyl element, both by the same element</w:t>
+      </w:r>
+      <w:r>
+        <w:rPr>
+          <w:i/>
+          <w:iCs/>
+        </w:rPr>
+        <w:t xml:space="preserve"> </w:t>
+      </w:r>
+      <m:oMath>
+        <m:r>
+          <m:t>w</m:t>
+        </m:r>
+        <m:r>
+          <m:rPr>
+            <m:sty m:val="p"/>
+          </m:rPr>
+          <m:t>=</m:t>
+        </m:r>
+        <m:r>
+          <m:rPr>
+            <m:sty m:val="p"/>
+          </m:rPr>
+          <m:t>−</m:t>
+        </m:r>
+        <m:r>
+          <m:rPr>
+            <m:sty m:val="p"/>
+          </m:rPr>
+          <m:t>(</m:t>
+        </m:r>
+        <m:sSub>
+          <m:e>
+            <m:r>
+              <m:t>e</m:t>
+            </m:r>
+          </m:e>
+          <m:sub>
+            <m:r>
+              <m:t>2</m:t>
+            </m:r>
+          </m:sub>
+        </m:sSub>
+        <m:sSub>
+          <m:e>
+            <m:r>
+              <m:t>e</m:t>
+            </m:r>
+          </m:e>
+          <m:sub>
+            <m:r>
+              <m:t>3</m:t>
+            </m:r>
+          </m:sub>
+        </m:sSub>
+        <m:r>
+          <m:rPr>
+            <m:sty m:val="p"/>
+          </m:rPr>
+          <m:t>)</m:t>
+        </m:r>
+        <m:r>
+          <m:rPr>
+            <m:sty m:val="p"/>
+          </m:rPr>
+          <m:t>(</m:t>
+        </m:r>
+        <m:sSub>
+          <m:e>
+            <m:r>
+              <m:t>e</m:t>
+            </m:r>
+          </m:e>
+          <m:sub>
+            <m:r>
+              <m:t>4</m:t>
+            </m:r>
+          </m:sub>
+        </m:sSub>
+        <m:sSub>
+          <m:e>
+            <m:r>
+              <m:t>e</m:t>
+            </m:r>
+          </m:e>
+          <m:sub>
+            <m:r>
+              <m:t>5</m:t>
+            </m:r>
+          </m:sub>
+        </m:sSub>
+        <m:r>
+          <m:rPr>
+            <m:sty m:val="p"/>
+          </m:rPr>
+          <m:t>)</m:t>
+        </m:r>
+        <m:r>
+          <m:rPr>
+            <m:sty m:val="p"/>
+          </m:rPr>
+          <m:t>(</m:t>
+        </m:r>
+        <m:sSub>
+          <m:e>
+            <m:r>
+              <m:t>e</m:t>
+            </m:r>
+          </m:e>
+          <m:sub>
+            <m:r>
+              <m:t>6</m:t>
+            </m:r>
+          </m:sub>
+        </m:sSub>
+        <m:sSub>
+          <m:e>
+            <m:r>
+              <m:t>e</m:t>
+            </m:r>
+          </m:e>
+          <m:sub>
+            <m:r>
+              <m:t>7</m:t>
+            </m:r>
+          </m:sub>
+        </m:sSub>
+        <m:r>
+          <m:rPr>
+            <m:sty m:val="p"/>
+          </m:rPr>
+          <m:t>)</m:t>
+        </m:r>
+      </m:oMath>
+      <w:r>
+        <w:rPr>
+          <w:i/>
+          <w:iCs/>
+        </w:rPr>
+        <w:t xml:space="preserve">, which negates</w:t>
+      </w:r>
+      <w:r>
+        <w:rPr>
+          <w:i/>
+          <w:iCs/>
+        </w:rPr>
+        <w:t xml:space="preserve"> </w:t>
+      </w:r>
+      <m:oMath>
+        <m:sSub>
+          <m:e>
+            <m:r>
+              <m:t>e</m:t>
+            </m:r>
+          </m:e>
+          <m:sub>
+            <m:r>
+              <m:t>1</m:t>
+            </m:r>
+          </m:sub>
+        </m:sSub>
+        <m:r>
+          <m:rPr>
+            <m:sty m:val="p"/>
+          </m:rPr>
+          <m:t>,</m:t>
+        </m:r>
+        <m:r>
+          <m:rPr>
+            <m:sty m:val="p"/>
+          </m:rPr>
+          <m:t>…</m:t>
+        </m:r>
+        <m:r>
+          <m:rPr>
+            <m:sty m:val="p"/>
+          </m:rPr>
+          <m:t>,</m:t>
+        </m:r>
+        <m:sSub>
+          <m:e>
+            <m:r>
+              <m:t>e</m:t>
+            </m:r>
+          </m:e>
+          <m:sub>
+            <m:r>
+              <m:t>7</m:t>
+            </m:r>
+          </m:sub>
+        </m:sSub>
+      </m:oMath>
+      <w:r>
+        <w:rPr>
+          <w:i/>
+          <w:iCs/>
+        </w:rPr>
+        <w:t xml:space="preserve"> </w:t>
+      </w:r>
+      <w:r>
+        <w:rPr>
+          <w:i/>
+          <w:iCs/>
+        </w:rPr>
+        <w:t xml:space="preserve">and fixes</w:t>
+      </w:r>
+      <w:r>
+        <w:rPr>
+          <w:i/>
+          <w:iCs/>
+        </w:rPr>
+        <w:t xml:space="preserve"> </w:t>
+      </w:r>
+      <m:oMath>
+        <m:sSub>
+          <m:e>
+            <m:r>
+              <m:t>e</m:t>
+            </m:r>
+          </m:e>
+          <m:sub>
+            <m:r>
+              <m:t>8</m:t>
+            </m:r>
+          </m:sub>
+        </m:sSub>
+      </m:oMath>
+      <w:r>
+        <w:rPr>
+          <w:i/>
+          <w:iCs/>
+        </w:rPr>
+        <w:t xml:space="preserve"> </w:t>
+      </w:r>
+      <w:r>
+        <w:rPr>
+          <w:i/>
+          <w:iCs/>
+        </w:rPr>
+        <w:t xml:space="preserve">— the analogue of</w:t>
+      </w:r>
+      <w:r>
+        <w:rPr>
+          <w:i/>
+          <w:iCs/>
+        </w:rPr>
+        <w:t xml:space="preserve"> </w:t>
+      </w:r>
+      <m:oMath>
+        <m:r>
+          <m:rPr>
+            <m:sty m:val="p"/>
+          </m:rPr>
+          <m:t>−</m:t>
+        </m:r>
+        <m:r>
+          <m:t>τ</m:t>
+        </m:r>
+      </m:oMath>
+      <w:r>
+        <w:rPr>
+          <w:i/>
+          <w:iCs/>
+        </w:rPr>
+        <w:t xml:space="preserve">. It is the unique Weyl element nearest to</w:t>
+      </w:r>
+      <w:r>
+        <w:rPr>
+          <w:i/>
+          <w:iCs/>
+        </w:rPr>
+        <w:t xml:space="preserve"> </w:t>
+      </w:r>
+      <m:oMath>
+        <m:sSup>
+          <m:e>
+            <m:r>
+              <m:t>R</m:t>
+            </m:r>
+          </m:e>
+          <m:sup>
+            <m:r>
+              <m:t>8</m:t>
+            </m:r>
+          </m:sup>
+        </m:sSup>
+      </m:oMath>
+      <w:r>
+        <w:rPr>
+          <w:i/>
+          <w:iCs/>
+        </w:rPr>
+        <w:t xml:space="preserve">, agreeing with it on</w:t>
+      </w:r>
+      <w:r>
+        <w:rPr>
+          <w:i/>
+          <w:iCs/>
+        </w:rPr>
+        <w:t xml:space="preserve"> </w:t>
+      </w:r>
+      <m:oMath>
+        <m:r>
+          <m:t>52</m:t>
+        </m:r>
+      </m:oMath>
+      <w:r>
+        <w:rPr>
+          <w:i/>
+          <w:iCs/>
+        </w:rPr>
+        <w:t xml:space="preserve"> </w:t>
+      </w:r>
+      <w:r>
+        <w:rPr>
+          <w:i/>
+          <w:iCs/>
+        </w:rPr>
+        <w:t xml:space="preserve">of the</w:t>
+      </w:r>
+      <w:r>
+        <w:rPr>
+          <w:i/>
+          <w:iCs/>
+        </w:rPr>
+        <w:t xml:space="preserve"> </w:t>
+      </w:r>
+      <m:oMath>
+        <m:r>
+          <m:t>256</m:t>
+        </m:r>
+      </m:oMath>
+      <w:r>
+        <w:rPr>
+          <w:i/>
+          <w:iCs/>
+        </w:rPr>
+        <w:t xml:space="preserve"> </w:t>
+      </w:r>
+      <w:r>
+        <w:rPr>
+          <w:i/>
+          <w:iCs/>
+        </w:rPr>
+        <w:t xml:space="preserve">weights. Each carrying orbit is preserved by</w:t>
+      </w:r>
+      <w:r>
+        <w:rPr>
+          <w:i/>
+          <w:iCs/>
+        </w:rPr>
+        <w:t xml:space="preserve"> </w:t>
+      </w:r>
+      <m:oMath>
+        <m:r>
+          <m:rPr>
+            <m:sty m:val="p"/>
+          </m:rPr>
+          <m:t>−</m:t>
+        </m:r>
+        <m:r>
+          <m:t>1</m:t>
+        </m:r>
+      </m:oMath>
+      <w:r>
+        <w:rPr>
+          <w:i/>
+          <w:iCs/>
+        </w:rPr>
+        <w:t xml:space="preserve">. Every orbit affinely spans</w:t>
+      </w:r>
+      <w:r>
+        <w:rPr>
+          <w:i/>
+          <w:iCs/>
+        </w:rPr>
+        <w:t xml:space="preserve"> </w:t>
+      </w:r>
+      <m:oMath>
+        <m:sSubSup>
+          <m:e>
+            <m:r>
+              <m:rPr>
+                <m:scr m:val="double-struck"/>
+                <m:sty m:val="p"/>
+              </m:rPr>
+              <m:t>F</m:t>
+            </m:r>
+          </m:e>
+          <m:sub>
+            <m:r>
+              <m:t>2</m:t>
+            </m:r>
+          </m:sub>
+          <m:sup>
+            <m:r>
+              <m:t>8</m:t>
+            </m:r>
+          </m:sup>
+        </m:sSubSup>
+      </m:oMath>
+      <w:r>
+        <w:rPr>
+          <w:i/>
+          <w:iCs/>
+        </w:rPr>
+        <w:t xml:space="preserve">.</w:t>
+      </w:r>
+    </w:p>
+    <w:p>
+      <w:pPr>
+        <w:pStyle w:val="BodyText"/>
+      </w:pPr>
+      <w:r>
+        <w:rPr>
+          <w:i/>
+          <w:iCs/>
+        </w:rPr>
+        <w:t xml:space="preserve">(iii) Lemma 6.1 applies with</w:t>
+      </w:r>
+      <w:r>
+        <w:rPr>
+          <w:i/>
+          <w:iCs/>
+        </w:rPr>
+        <w:t xml:space="preserve"> </w:t>
+      </w:r>
+      <m:oMath>
+        <m:r>
+          <m:t>Y</m:t>
+        </m:r>
+        <m:r>
+          <m:rPr>
+            <m:sty m:val="p"/>
+          </m:rPr>
+          <m:t>=</m:t>
+        </m:r>
+        <m:r>
+          <m:rPr>
+            <m:sty m:val="p"/>
+          </m:rPr>
+          <m:t>F</m:t>
+        </m:r>
+        <m:r>
+          <m:rPr>
+            <m:sty m:val="p"/>
+          </m:rPr>
+          <m:t>i</m:t>
+        </m:r>
+        <m:r>
+          <m:rPr>
+            <m:sty m:val="p"/>
+          </m:rPr>
+          <m:t>x</m:t>
+        </m:r>
+        <m:r>
+          <m:rPr>
+            <m:sty m:val="p"/>
+          </m:rPr>
+          <m:t>(</m:t>
+        </m:r>
+        <m:sSup>
+          <m:e>
+            <m:r>
+              <m:t>w</m:t>
+            </m:r>
+          </m:e>
+          <m:sup>
+            <m:r>
+              <m:rPr>
+                <m:sty m:val="p"/>
+              </m:rPr>
+              <m:t>−</m:t>
+            </m:r>
+            <m:r>
+              <m:t>1</m:t>
+            </m:r>
+          </m:sup>
+        </m:sSup>
+        <m:sSup>
+          <m:e>
+            <m:r>
+              <m:t>R</m:t>
+            </m:r>
+          </m:e>
+          <m:sup>
+            <m:r>
+              <m:t>8</m:t>
+            </m:r>
+          </m:sup>
+        </m:sSup>
+        <m:r>
+          <m:rPr>
+            <m:sty m:val="p"/>
+          </m:rPr>
+          <m:t>)</m:t>
+        </m:r>
+      </m:oMath>
+      <w:r>
+        <w:rPr>
+          <w:i/>
+          <w:iCs/>
+        </w:rPr>
+        <w:t xml:space="preserve"> </w:t>
+      </w:r>
+      <w:r>
+        <w:rPr>
+          <w:i/>
+          <w:iCs/>
+        </w:rPr>
+        <w:t xml:space="preserve">(</w:t>
+      </w:r>
+      <m:oMath>
+        <m:r>
+          <m:t>52</m:t>
+        </m:r>
+      </m:oMath>
+      <w:r>
+        <w:rPr>
+          <w:i/>
+          <w:iCs/>
+        </w:rPr>
+        <w:t xml:space="preserve"> </w:t>
+      </w:r>
+      <w:r>
+        <w:rPr>
+          <w:i/>
+          <w:iCs/>
+        </w:rPr>
+        <w:t xml:space="preserve">points, spanning), but the correction</w:t>
+      </w:r>
+      <w:r>
+        <w:rPr>
+          <w:i/>
+          <w:iCs/>
+        </w:rPr>
+        <w:t xml:space="preserve"> </w:t>
+      </w:r>
+      <m:oMath>
+        <m:r>
+          <m:t>c</m:t>
+        </m:r>
+        <m:r>
+          <m:rPr>
+            <m:sty m:val="p"/>
+          </m:rPr>
+          <m:t>=</m:t>
+        </m:r>
+        <m:sSup>
+          <m:e>
+            <m:r>
+              <m:t>w</m:t>
+            </m:r>
+          </m:e>
+          <m:sup>
+            <m:r>
+              <m:rPr>
+                <m:sty m:val="p"/>
+              </m:rPr>
+              <m:t>−</m:t>
+            </m:r>
+            <m:r>
+              <m:t>1</m:t>
+            </m:r>
+          </m:sup>
+        </m:sSup>
+        <m:sSup>
+          <m:e>
+            <m:r>
+              <m:t>R</m:t>
+            </m:r>
+          </m:e>
+          <m:sup>
+            <m:r>
+              <m:t>8</m:t>
+            </m:r>
+          </m:sup>
+        </m:sSup>
+      </m:oMath>
+      <w:r>
+        <w:rPr>
+          <w:i/>
+          <w:iCs/>
+        </w:rPr>
+        <w:t xml:space="preserve"> </w:t>
+      </w:r>
+      <w:r>
+        <w:rPr>
+          <w:i/>
+          <w:iCs/>
+        </w:rPr>
+        <w:t xml:space="preserve">is not an involution (cycle type</w:t>
+      </w:r>
+      <w:r>
+        <w:rPr>
+          <w:i/>
+          <w:iCs/>
+        </w:rPr>
+        <w:t xml:space="preserve"> </w:t>
+      </w:r>
+      <m:oMath>
+        <m:sSup>
+          <m:e>
+            <m:r>
+              <m:t>8</m:t>
+            </m:r>
+          </m:e>
+          <m:sup>
+            <m:r>
+              <m:t>8</m:t>
+            </m:r>
+          </m:sup>
+        </m:sSup>
+        <m:r>
+          <m:t> </m:t>
+        </m:r>
+        <m:sSup>
+          <m:e>
+            <m:r>
+              <m:t>4</m:t>
+            </m:r>
+          </m:e>
+          <m:sup>
+            <m:r>
+              <m:t>12</m:t>
+            </m:r>
+          </m:sup>
+        </m:sSup>
+        <m:r>
+          <m:t> </m:t>
+        </m:r>
+        <m:sSup>
+          <m:e>
+            <m:r>
+              <m:t>3</m:t>
+            </m:r>
+          </m:e>
+          <m:sup>
+            <m:r>
+              <m:t>12</m:t>
+            </m:r>
+          </m:sup>
+        </m:sSup>
+        <m:r>
+          <m:t> </m:t>
+        </m:r>
+        <m:sSup>
+          <m:e>
+            <m:r>
+              <m:t>2</m:t>
+            </m:r>
+          </m:e>
+          <m:sup>
+            <m:r>
+              <m:t>28</m:t>
+            </m:r>
+          </m:sup>
+        </m:sSup>
+        <m:r>
+          <m:t> </m:t>
+        </m:r>
+        <m:sSup>
+          <m:e>
+            <m:r>
+              <m:t>1</m:t>
+            </m:r>
+          </m:e>
+          <m:sup>
+            <m:r>
+              <m:t>52</m:t>
+            </m:r>
+          </m:sup>
+        </m:sSup>
+      </m:oMath>
+      <w:r>
+        <w:rPr>
+          <w:i/>
+          <w:iCs/>
+        </w:rPr>
+        <w:t xml:space="preserve">) and</w:t>
+      </w:r>
+      <w:r>
+        <w:rPr>
+          <w:i/>
+          <w:iCs/>
+        </w:rPr>
+        <w:t xml:space="preserve"> </w:t>
+      </w:r>
+      <m:oMath>
+        <m:sSub>
+          <m:e>
+            <m:r>
+              <m:t>C</m:t>
+            </m:r>
+          </m:e>
+          <m:sub>
+            <m:r>
+              <m:t>W</m:t>
+            </m:r>
+          </m:sub>
+        </m:sSub>
+        <m:r>
+          <m:rPr>
+            <m:sty m:val="p"/>
+          </m:rPr>
+          <m:t>(</m:t>
+        </m:r>
+        <m:r>
+          <m:t>c</m:t>
+        </m:r>
+        <m:r>
+          <m:rPr>
+            <m:sty m:val="p"/>
+          </m:rPr>
+          <m:t>)</m:t>
+        </m:r>
+        <m:r>
+          <m:rPr>
+            <m:sty m:val="p"/>
+          </m:rPr>
+          <m:t>=</m:t>
+        </m:r>
+        <m:r>
+          <m:rPr>
+            <m:sty m:val="p"/>
+          </m:rPr>
+          <m:t>{</m:t>
+        </m:r>
+        <m:r>
+          <m:rPr>
+            <m:sty m:val="p"/>
+          </m:rPr>
+          <m:t>±</m:t>
+        </m:r>
+        <m:r>
+          <m:t>1</m:t>
+        </m:r>
+        <m:r>
+          <m:rPr>
+            <m:sty m:val="p"/>
+          </m:rPr>
+          <m:t>}</m:t>
+        </m:r>
+      </m:oMath>
+      <w:r>
+        <w:rPr>
+          <w:i/>
+          <w:iCs/>
+        </w:rPr>
+        <w:t xml:space="preserve">. Hence</w:t>
+      </w:r>
+      <w:r>
+        <w:rPr>
+          <w:i/>
+          <w:iCs/>
+        </w:rPr>
+        <w:t xml:space="preserve"> </w:t>
+      </w:r>
+      <m:oMath>
+        <m:sSub>
+          <m:e>
+            <m:r>
+              <m:t>I</m:t>
+            </m:r>
+          </m:e>
+          <m:sub>
+            <m:r>
+              <m:t>8</m:t>
+            </m:r>
+          </m:sub>
+        </m:sSub>
+        <m:r>
+          <m:rPr>
+            <m:sty m:val="p"/>
+          </m:rPr>
+          <m:t>=</m:t>
+        </m:r>
+        <m:sSub>
+          <m:e>
+            <m:r>
+              <m:t>C</m:t>
+            </m:r>
+          </m:e>
+          <m:sub>
+            <m:r>
+              <m:t>8</m:t>
+            </m:r>
+          </m:sub>
+        </m:sSub>
+        <m:r>
+          <m:rPr>
+            <m:sty m:val="p"/>
+          </m:rPr>
+          <m:t>=</m:t>
+        </m:r>
+        <m:r>
+          <m:rPr>
+            <m:sty m:val="p"/>
+          </m:rPr>
+          <m:t>{</m:t>
+        </m:r>
+        <m:r>
+          <m:rPr>
+            <m:sty m:val="p"/>
+          </m:rPr>
+          <m:t>±</m:t>
+        </m:r>
+        <m:r>
+          <m:t>1</m:t>
+        </m:r>
+        <m:r>
+          <m:rPr>
+            <m:sty m:val="p"/>
+          </m:rPr>
+          <m:t>}</m:t>
+        </m:r>
+      </m:oMath>
+      <w:r>
+        <w:rPr>
+          <w:i/>
+          <w:iCs/>
+        </w:rPr>
+        <w:t xml:space="preserve">, and</w:t>
+      </w:r>
+      <w:r>
+        <w:rPr>
+          <w:i/>
+          <w:iCs/>
+        </w:rPr>
+        <w:t xml:space="preserve"> </w:t>
+      </w:r>
+      <m:oMath>
+        <m:sSub>
+          <m:e>
+            <m:r>
+              <m:t>I</m:t>
+            </m:r>
+          </m:e>
+          <m:sub>
+            <m:r>
+              <m:t>k</m:t>
+            </m:r>
+          </m:sub>
+        </m:sSub>
+        <m:r>
+          <m:rPr>
+            <m:sty m:val="p"/>
+          </m:rPr>
+          <m:t>=</m:t>
+        </m:r>
+        <m:sSub>
+          <m:e>
+            <m:r>
+              <m:t>C</m:t>
+            </m:r>
+          </m:e>
+          <m:sub>
+            <m:r>
+              <m:t>k</m:t>
+            </m:r>
+          </m:sub>
+        </m:sSub>
+      </m:oMath>
+      <w:r>
+        <w:rPr>
+          <w:i/>
+          <w:iCs/>
+        </w:rPr>
+        <w:t xml:space="preserve"> </w:t>
+      </w:r>
+      <w:r>
+        <w:rPr>
+          <w:i/>
+          <w:iCs/>
+        </w:rPr>
+        <w:t xml:space="preserve">for every</w:t>
+      </w:r>
+      <w:r>
+        <w:rPr>
+          <w:i/>
+          <w:iCs/>
+        </w:rPr>
+        <w:t xml:space="preserve"> </w:t>
+      </w:r>
+      <m:oMath>
+        <m:r>
+          <m:t>k</m:t>
+        </m:r>
+        <m:r>
+          <m:rPr>
+            <m:sty m:val="p"/>
+          </m:rPr>
+          <m:t>=</m:t>
+        </m:r>
+        <m:r>
+          <m:t>1</m:t>
+        </m:r>
+        <m:r>
+          <m:rPr>
+            <m:sty m:val="p"/>
+          </m:rPr>
+          <m:t>,</m:t>
+        </m:r>
+        <m:r>
+          <m:rPr>
+            <m:sty m:val="p"/>
+          </m:rPr>
+          <m:t>…</m:t>
+        </m:r>
+        <m:r>
+          <m:rPr>
+            <m:sty m:val="p"/>
+          </m:rPr>
+          <m:t>,</m:t>
+        </m:r>
+        <m:r>
+          <m:t>15</m:t>
+        </m:r>
+      </m:oMath>
+      <w:r>
+        <w:rPr>
+          <w:i/>
+          <w:iCs/>
+        </w:rPr>
+        <w:t xml:space="preserve">. The same holds at every lag on the</w:t>
+      </w:r>
+      <w:r>
+        <w:rPr>
+          <w:i/>
+          <w:iCs/>
+        </w:rPr>
+        <w:t xml:space="preserve"> </w:t>
+      </w:r>
+      <m:oMath>
+        <m:sSub>
+          <m:e>
+            <m:r>
+              <m:t>D</m:t>
+            </m:r>
+          </m:e>
+          <m:sub>
+            <m:r>
+              <m:t>9</m:t>
+            </m:r>
+          </m:sub>
+        </m:sSub>
+      </m:oMath>
+      <w:r>
+        <w:rPr>
+          <w:i/>
+          <w:iCs/>
+        </w:rPr>
+        <w:t xml:space="preserve"> </w:t>
+      </w:r>
+      <w:r>
+        <w:rPr>
+          <w:i/>
+          <w:iCs/>
+        </w:rPr>
+        <w:t xml:space="preserve">half-spin (the same clock;</w:t>
+      </w:r>
+      <w:r>
+        <w:rPr>
+          <w:i/>
+          <w:iCs/>
+        </w:rPr>
+        <w:t xml:space="preserve"> </w:t>
+      </w:r>
+      <m:oMath>
+        <m:r>
+          <m:rPr>
+            <m:sty m:val="p"/>
+          </m:rPr>
+          <m:t>|</m:t>
+        </m:r>
+        <m:r>
+          <m:t>W</m:t>
+        </m:r>
+        <m:r>
+          <m:rPr>
+            <m:sty m:val="p"/>
+          </m:rPr>
+          <m:t>(</m:t>
+        </m:r>
+        <m:sSub>
+          <m:e>
+            <m:r>
+              <m:t>D</m:t>
+            </m:r>
+          </m:e>
+          <m:sub>
+            <m:r>
+              <m:t>9</m:t>
+            </m:r>
+          </m:sub>
+        </m:sSub>
+        <m:r>
+          <m:rPr>
+            <m:sty m:val="p"/>
+          </m:rPr>
+          <m:t>)</m:t>
+        </m:r>
+        <m:r>
+          <m:rPr>
+            <m:sty m:val="p"/>
+          </m:rPr>
+          <m:t>|</m:t>
+        </m:r>
+        <m:r>
+          <m:rPr>
+            <m:sty m:val="p"/>
+          </m:rPr>
+          <m:t>=</m:t>
+        </m:r>
+        <m:r>
+          <m:t>92</m:t>
+        </m:r>
+        <m:r>
+          <m:rPr>
+            <m:sty m:val="p"/>
+          </m:rPr>
+          <m:t>,</m:t>
+        </m:r>
+        <m:r>
+          <m:t>897</m:t>
+        </m:r>
+        <m:r>
+          <m:rPr>
+            <m:sty m:val="p"/>
+          </m:rPr>
+          <m:t>,</m:t>
+        </m:r>
+        <m:r>
+          <m:t>280</m:t>
+        </m:r>
+      </m:oMath>
+      <w:r>
+        <w:rPr>
+          <w:i/>
+          <w:iCs/>
+        </w:rPr>
+        <w:t xml:space="preserve">) and on the</w:t>
+      </w:r>
+      <w:r>
+        <w:rPr>
+          <w:i/>
+          <w:iCs/>
+        </w:rPr>
+        <w:t xml:space="preserve"> </w:t>
+      </w:r>
+      <m:oMath>
+        <m:sSub>
+          <m:e>
+            <m:r>
+              <m:t>B</m:t>
+            </m:r>
+          </m:e>
+          <m:sub>
+            <m:r>
+              <m:t>6</m:t>
+            </m:r>
+          </m:sub>
+        </m:sSub>
+      </m:oMath>
+      <w:r>
+        <w:rPr>
+          <w:i/>
+          <w:iCs/>
+        </w:rPr>
+        <w:t xml:space="preserve"> </w:t>
+      </w:r>
+      <w:r>
+        <w:rPr>
+          <w:i/>
+          <w:iCs/>
+        </w:rPr>
+        <w:t xml:space="preserve">and</w:t>
+      </w:r>
+      <w:r>
+        <w:rPr>
+          <w:i/>
+          <w:iCs/>
+        </w:rPr>
+        <w:t xml:space="preserve"> </w:t>
+      </w:r>
+      <m:oMath>
+        <m:sSub>
+          <m:e>
+            <m:r>
+              <m:t>B</m:t>
+            </m:r>
+          </m:e>
+          <m:sub>
+            <m:r>
+              <m:t>7</m:t>
+            </m:r>
+          </m:sub>
+        </m:sSub>
+      </m:oMath>
+      <w:r>
+        <w:rPr>
+          <w:i/>
+          <w:iCs/>
+        </w:rPr>
+        <w:t xml:space="preserve"> </w:t>
+      </w:r>
+      <w:r>
+        <w:rPr>
+          <w:i/>
+          <w:iCs/>
+        </w:rPr>
+        <w:t xml:space="preserve">spinor boards.</w:t>
+      </w:r>
+    </w:p>
+    <w:p>
+      <w:pPr>
+        <w:pStyle w:val="BodyText"/>
+      </w:pPr>
+      <w:r>
+        <w:rPr>
+          <w:i/>
+          <w:iCs/>
+        </w:rPr>
+        <w:t xml:space="preserve">Consequently, among the spinor boards</w:t>
+      </w:r>
+      <w:r>
+        <w:rPr>
+          <w:i/>
+          <w:iCs/>
+        </w:rPr>
+        <w:t xml:space="preserve"> </w:t>
+      </w:r>
+      <m:oMath>
+        <m:sSub>
+          <m:e>
+            <m:r>
+              <m:t>B</m:t>
+            </m:r>
+          </m:e>
+          <m:sub>
+            <m:r>
+              <m:t>n</m:t>
+            </m:r>
+          </m:sub>
+        </m:sSub>
+      </m:oMath>
+      <w:r>
+        <w:rPr>
+          <w:i/>
+          <w:iCs/>
+        </w:rPr>
+        <w:t xml:space="preserve"> </w:t>
+      </w:r>
+      <w:r>
+        <w:rPr>
+          <w:i/>
+          <w:iCs/>
+        </w:rPr>
+        <w:t xml:space="preserve">with</w:t>
+      </w:r>
+      <w:r>
+        <w:rPr>
+          <w:i/>
+          <w:iCs/>
+        </w:rPr>
+        <w:t xml:space="preserve"> </w:t>
+      </w:r>
+      <m:oMath>
+        <m:r>
+          <m:t>3</m:t>
+        </m:r>
+        <m:r>
+          <m:rPr>
+            <m:sty m:val="p"/>
+          </m:rPr>
+          <m:t>≤</m:t>
+        </m:r>
+        <m:r>
+          <m:t>n</m:t>
+        </m:r>
+        <m:r>
+          <m:rPr>
+            <m:sty m:val="p"/>
+          </m:rPr>
+          <m:t>≤</m:t>
+        </m:r>
+        <m:r>
+          <m:t>8</m:t>
+        </m:r>
+      </m:oMath>
+      <w:r>
+        <w:rPr>
+          <w:i/>
+          <w:iCs/>
+        </w:rPr>
+        <w:t xml:space="preserve">, the shared grammar exceeds the centralizer only on</w:t>
+      </w:r>
+      <w:r>
+        <w:rPr>
+          <w:i/>
+          <w:iCs/>
+        </w:rPr>
+        <w:t xml:space="preserve"> </w:t>
+      </w:r>
+      <m:oMath>
+        <m:sSub>
+          <m:e>
+            <m:r>
+              <m:t>B</m:t>
+            </m:r>
+          </m:e>
+          <m:sub>
+            <m:r>
+              <m:t>4</m:t>
+            </m:r>
+          </m:sub>
+        </m:sSub>
+      </m:oMath>
+      <w:r>
+        <w:rPr>
+          <w:i/>
+          <w:iCs/>
+        </w:rPr>
+        <w:t xml:space="preserve"> </w:t>
+      </w:r>
+      <w:r>
+        <w:rPr>
+          <w:i/>
+          <w:iCs/>
+        </w:rPr>
+        <w:t xml:space="preserve">and, through the overgroup</w:t>
+      </w:r>
+      <w:r>
+        <w:rPr>
+          <w:i/>
+          <w:iCs/>
+        </w:rPr>
+        <w:t xml:space="preserve"> </w:t>
+      </w:r>
+      <m:oMath>
+        <m:r>
+          <m:t>W</m:t>
+        </m:r>
+        <m:r>
+          <m:rPr>
+            <m:sty m:val="p"/>
+          </m:rPr>
+          <m:t>(</m:t>
+        </m:r>
+        <m:sSub>
+          <m:e>
+            <m:r>
+              <m:t>D</m:t>
+            </m:r>
+          </m:e>
+          <m:sub>
+            <m:r>
+              <m:t>4</m:t>
+            </m:r>
+          </m:sub>
+        </m:sSub>
+        <m:r>
+          <m:rPr>
+            <m:sty m:val="p"/>
+          </m:rPr>
+          <m:t>)</m:t>
+        </m:r>
+      </m:oMath>
+      <w:r>
+        <w:rPr>
+          <w:i/>
+          <w:iCs/>
+        </w:rPr>
+        <w:t xml:space="preserve">, on</w:t>
+      </w:r>
+      <w:r>
+        <w:rPr>
+          <w:i/>
+          <w:iCs/>
+        </w:rPr>
+        <w:t xml:space="preserve"> </w:t>
+      </w:r>
+      <m:oMath>
+        <m:sSub>
+          <m:e>
+            <m:r>
+              <m:t>B</m:t>
+            </m:r>
+          </m:e>
+          <m:sub>
+            <m:r>
+              <m:t>3</m:t>
+            </m:r>
+          </m:sub>
+        </m:sSub>
+      </m:oMath>
+      <w:r>
+        <w:rPr>
+          <w:i/>
+          <w:iCs/>
+        </w:rPr>
+        <w:t xml:space="preserve"> </w:t>
+      </w:r>
+      <w:r>
+        <w:rPr>
+          <w:i/>
+          <w:iCs/>
+        </w:rPr>
+        <w:t xml:space="preserve">(§6.1). The mechanism of Theorem 6.2 — the half-turn agreeing with a Weyl element on an orbit that avoids the extreme ranks — recurs on</w:t>
+      </w:r>
+      <w:r>
+        <w:rPr>
+          <w:i/>
+          <w:iCs/>
+        </w:rPr>
+        <w:t xml:space="preserve"> </w:t>
+      </w:r>
+      <m:oMath>
+        <m:sSub>
+          <m:e>
+            <m:r>
+              <m:t>B</m:t>
+            </m:r>
+          </m:e>
+          <m:sub>
+            <m:r>
+              <m:t>8</m:t>
+            </m:r>
+          </m:sub>
+        </m:sSub>
+      </m:oMath>
+      <w:r>
+        <w:rPr>
+          <w:i/>
+          <w:iCs/>
+        </w:rPr>
+        <w:t xml:space="preserve">; its consequence does not, because the correction’s centralizer collapses to</w:t>
+      </w:r>
+      <w:r>
+        <w:rPr>
+          <w:i/>
+          <w:iCs/>
+        </w:rPr>
+        <w:t xml:space="preserve"> </w:t>
+      </w:r>
+      <m:oMath>
+        <m:r>
+          <m:rPr>
+            <m:sty m:val="p"/>
+          </m:rPr>
+          <m:t>{</m:t>
+        </m:r>
+        <m:r>
+          <m:rPr>
+            <m:sty m:val="p"/>
+          </m:rPr>
+          <m:t>±</m:t>
+        </m:r>
+        <m:r>
+          <m:t>1</m:t>
+        </m:r>
+        <m:r>
+          <m:rPr>
+            <m:sty m:val="p"/>
+          </m:rPr>
+          <m:t>}</m:t>
+        </m:r>
+      </m:oMath>
+      <w:r>
+        <w:rPr>
+          <w:i/>
+          <w:iCs/>
+        </w:rPr>
+        <w:t xml:space="preserve">.</w:t>
+      </w:r>
+    </w:p>
+    <w:p>
+      <w:pPr>
+        <w:pStyle w:val="BodyText"/>
+      </w:pPr>
+      <w:r>
+        <w:rPr>
+          <w:b/>
+          <w:bCs/>
+        </w:rPr>
+        <w:t xml:space="preserve">Remark 6.8.</w:t>
+      </w:r>
+      <w:r>
+        <w:t xml:space="preserve"> </w:t>
+      </w:r>
+      <w:r>
+        <w:t xml:space="preserve">On</w:t>
+      </w:r>
+      <w:r>
+        <w:t xml:space="preserve"> </w:t>
+      </w:r>
+      <m:oMath>
+        <m:sSub>
+          <m:e>
+            <m:r>
+              <m:t>B</m:t>
+            </m:r>
+          </m:e>
+          <m:sub>
+            <m:r>
+              <m:t>8</m:t>
+            </m:r>
+          </m:sub>
+        </m:sSub>
+      </m:oMath>
+      <w:r>
+        <w:t xml:space="preserve"> </w:t>
+      </w:r>
+      <w:r>
+        <w:t xml:space="preserve">the two carrying orbits are exactly the orbits whose ranks stay in</w:t>
+      </w:r>
+      <w:r>
+        <w:t xml:space="preserve"> </w:t>
+      </w:r>
+      <m:oMath>
+        <m:r>
+          <m:rPr>
+            <m:sty m:val="p"/>
+          </m:rPr>
+          <m:t>{</m:t>
+        </m:r>
+        <m:r>
+          <m:t>3</m:t>
+        </m:r>
+        <m:r>
+          <m:rPr>
+            <m:sty m:val="p"/>
+          </m:rPr>
+          <m:t>,</m:t>
+        </m:r>
+        <m:r>
+          <m:t>4</m:t>
+        </m:r>
+        <m:r>
+          <m:rPr>
+            <m:sty m:val="p"/>
+          </m:rPr>
+          <m:t>,</m:t>
+        </m:r>
+        <m:r>
+          <m:t>5</m:t>
+        </m:r>
+        <m:r>
+          <m:rPr>
+            <m:sty m:val="p"/>
+          </m:rPr>
+          <m:t>}</m:t>
+        </m:r>
+      </m:oMath>
+      <w:r>
+        <w:t xml:space="preserve">, equivalently those on which every half-turn rank-shift is</w:t>
+      </w:r>
+      <w:r>
+        <w:t xml:space="preserve"> </w:t>
+      </w:r>
+      <m:oMath>
+        <m:r>
+          <m:rPr>
+            <m:sty m:val="p"/>
+          </m:rPr>
+          <m:t>±</m:t>
+        </m:r>
+        <m:r>
+          <m:t>1</m:t>
+        </m:r>
+      </m:oMath>
+      <w:r>
+        <w:t xml:space="preserve">; on</w:t>
+      </w:r>
+      <w:r>
+        <w:t xml:space="preserve"> </w:t>
+      </w:r>
+      <m:oMath>
+        <m:sSub>
+          <m:e>
+            <m:r>
+              <m:t>B</m:t>
+            </m:r>
+          </m:e>
+          <m:sub>
+            <m:r>
+              <m:t>4</m:t>
+            </m:r>
+          </m:sub>
+        </m:sSub>
+      </m:oMath>
+      <w:r>
+        <w:t xml:space="preserve"> </w:t>
+      </w:r>
+      <w:r>
+        <w:t xml:space="preserve">the carrying orbit</w:t>
+      </w:r>
+      <w:r>
+        <w:t xml:space="preserve"> </w:t>
+      </w:r>
+      <m:oMath>
+        <m:sSub>
+          <m:e>
+            <m:r>
+              <m:t>O</m:t>
+            </m:r>
+          </m:e>
+          <m:sub>
+            <m:r>
+              <m:t>2</m:t>
+            </m:r>
+          </m:sub>
+        </m:sSub>
+      </m:oMath>
+      <w:r>
+        <w:t xml:space="preserve"> </w:t>
+      </w:r>
+      <w:r>
+        <w:t xml:space="preserve">likewise has ranks</w:t>
+      </w:r>
+      <w:r>
+        <w:t xml:space="preserve"> </w:t>
+      </w:r>
+      <m:oMath>
+        <m:r>
+          <m:rPr>
+            <m:sty m:val="p"/>
+          </m:rPr>
+          <m:t>{</m:t>
+        </m:r>
+        <m:r>
+          <m:t>1</m:t>
+        </m:r>
+        <m:r>
+          <m:rPr>
+            <m:sty m:val="p"/>
+          </m:rPr>
+          <m:t>,</m:t>
+        </m:r>
+        <m:r>
+          <m:t>2</m:t>
+        </m:r>
+        <m:r>
+          <m:rPr>
+            <m:sty m:val="p"/>
+          </m:rPr>
+          <m:t>,</m:t>
+        </m:r>
+        <m:r>
+          <m:t>3</m:t>
+        </m:r>
+        <m:r>
+          <m:rPr>
+            <m:sty m:val="p"/>
+          </m:rPr>
+          <m:t>}</m:t>
+        </m:r>
+      </m:oMath>
+      <w:r>
+        <w:t xml:space="preserve">. This is an observation on two boards. The expectations that the phenomenon of Theorem 6.2 recurs on</w:t>
+      </w:r>
+      <w:r>
+        <w:t xml:space="preserve"> </w:t>
+      </w:r>
+      <m:oMath>
+        <m:sSub>
+          <m:e>
+            <m:r>
+              <m:t>B</m:t>
+            </m:r>
+          </m:e>
+          <m:sub>
+            <m:r>
+              <m:t>8</m:t>
+            </m:r>
+          </m:sub>
+        </m:sSub>
+      </m:oMath>
+      <w:r>
+        <w:t xml:space="preserve">, that it marks the boards with a free clock (</w:t>
+      </w:r>
+      <w:r>
+        <w:t xml:space="preserve">“</w:t>
+      </w:r>
+      <m:oMath>
+        <m:r>
+          <m:t>n</m:t>
+        </m:r>
+      </m:oMath>
+      <w:r>
+        <w:t xml:space="preserve"> </w:t>
+      </w:r>
+      <w:r>
+        <w:t xml:space="preserve">a power of 2”</w:t>
+      </w:r>
+      <w:r>
+        <w:t xml:space="preserve">), that</w:t>
+      </w:r>
+      <w:r>
+        <w:t xml:space="preserve"> </w:t>
+      </w:r>
+      <m:oMath>
+        <m:r>
+          <m:rPr>
+            <m:sty m:val="p"/>
+          </m:rPr>
+          <m:t>−</m:t>
+        </m:r>
+        <m:r>
+          <m:t>1</m:t>
+        </m:r>
+      </m:oMath>
+      <w:r>
+        <w:t xml:space="preserve"> </w:t>
+      </w:r>
+      <w:r>
+        <w:t xml:space="preserve">exchanges the two carrying orbits, and that</w:t>
+      </w:r>
+      <w:r>
+        <w:t xml:space="preserve"> </w:t>
+      </w:r>
+      <m:oMath>
+        <m:sSub>
+          <m:e>
+            <m:r>
+              <m:t>D</m:t>
+            </m:r>
+          </m:e>
+          <m:sub>
+            <m:r>
+              <m:t>9</m:t>
+            </m:r>
+          </m:sub>
+        </m:sSub>
+      </m:oMath>
+      <w:r>
+        <w:t xml:space="preserve"> </w:t>
+      </w:r>
+      <w:r>
+        <w:t xml:space="preserve">carries a survivor at a lag coprime to</w:t>
+      </w:r>
+      <w:r>
+        <w:t xml:space="preserve"> </w:t>
+      </w:r>
+      <m:oMath>
+        <m:r>
+          <m:t>16</m:t>
+        </m:r>
+      </m:oMath>
+      <w:r>
+        <w:t xml:space="preserve"> </w:t>
+      </w:r>
+      <w:r>
+        <w:t xml:space="preserve">were all inverted by the computation.</w:t>
+      </w:r>
+    </w:p>
     <w:bookmarkEnd w:id="29"/>
-    <w:bookmarkStart w:id="30" w:name="homomesy-of-the-label-counts"/>
+    <w:bookmarkEnd w:id="30"/>
+    <w:bookmarkStart w:id="31" w:name="homomesy-of-the-label-counts"/>
     <w:p>
       <w:pPr>
         <w:pStyle w:val="Heading1"/>
@@ -51028,8 +53763,8 @@
         <w:t xml:space="preserve">on each 27-sheet but not on the 56 (the poles are fixed points).</w:t>
       </w:r>
     </w:p>
-    <w:bookmarkEnd w:id="30"/>
-    <w:bookmarkStart w:id="31" w:name="the-computational-model"/>
+    <w:bookmarkEnd w:id="31"/>
+    <w:bookmarkStart w:id="32" w:name="the-computational-model"/>
     <w:p>
       <w:pPr>
         <w:pStyle w:val="Heading1"/>
@@ -56626,8 +59361,8 @@
         <w:t xml:space="preserve">.</w:t>
       </w:r>
     </w:p>
-    <w:bookmarkEnd w:id="31"/>
-    <w:bookmarkStart w:id="32" w:name="the-bitangent-bridge"/>
+    <w:bookmarkEnd w:id="32"/>
+    <w:bookmarkStart w:id="33" w:name="the-bitangent-bridge"/>
     <w:p>
       <w:pPr>
         <w:pStyle w:val="Heading1"/>
@@ -62109,8 +64844,8 @@
         <w:t xml:space="preserve">of the fixed even theta characteristic.</w:t>
       </w:r>
     </w:p>
-    <w:bookmarkEnd w:id="32"/>
-    <w:bookmarkStart w:id="33" w:name="open-problems"/>
+    <w:bookmarkEnd w:id="33"/>
+    <w:bookmarkStart w:id="34" w:name="open-problems"/>
     <w:p>
       <w:pPr>
         <w:pStyle w:val="Heading1"/>
@@ -62592,32 +65327,18 @@
           <w:numId w:val="1001"/>
         </w:numPr>
       </w:pPr>
-      <m:oMath>
-        <m:sSub>
-          <m:e>
-            <m:r>
-              <m:t>B</m:t>
-            </m:r>
-          </m:e>
-          <m:sub>
-            <m:r>
-              <m:t>8</m:t>
-            </m:r>
-          </m:sub>
-        </m:sSub>
-      </m:oMath>
       <w:r>
         <w:rPr>
           <w:b/>
           <w:bCs/>
         </w:rPr>
-        <w:t xml:space="preserve">.</w:t>
-      </w:r>
-      <w:r>
-        <w:t xml:space="preserve"> </w:t>
-      </w:r>
-      <w:r>
-        <w:t xml:space="preserve">Does the phenomenon of Theorem 6.2 recur on the</w:t>
+        <w:t xml:space="preserve">The spinor boards.</w:t>
+      </w:r>
+      <w:r>
+        <w:t xml:space="preserve"> </w:t>
+      </w:r>
+      <w:r>
+        <w:t xml:space="preserve">Among</w:t>
       </w:r>
       <w:r>
         <w:t xml:space="preserve"> </w:t>
@@ -62631,6 +65352,36 @@
           </m:e>
           <m:sub>
             <m:r>
+              <m:t>3</m:t>
+            </m:r>
+          </m:sub>
+        </m:sSub>
+        <m:r>
+          <m:rPr>
+            <m:sty m:val="p"/>
+          </m:rPr>
+          <m:t>,</m:t>
+        </m:r>
+        <m:r>
+          <m:rPr>
+            <m:sty m:val="p"/>
+          </m:rPr>
+          <m:t>…</m:t>
+        </m:r>
+        <m:r>
+          <m:rPr>
+            <m:sty m:val="p"/>
+          </m:rPr>
+          <m:t>,</m:t>
+        </m:r>
+        <m:sSub>
+          <m:e>
+            <m:r>
+              <m:t>B</m:t>
+            </m:r>
+          </m:e>
+          <m:sub>
+            <m:r>
               <m:t>8</m:t>
             </m:r>
           </m:sub>
@@ -62640,19 +65391,7 @@
         <w:t xml:space="preserve"> </w:t>
       </w:r>
       <w:r>
-        <w:t xml:space="preserve">spinor board — the next board on which the clock acts freely — and is</w:t>
-      </w:r>
-      <w:r>
-        <w:t xml:space="preserve"> </w:t>
-      </w:r>
-      <w:r>
-        <w:t xml:space="preserve">“the shared grammar exceeds the centralizer at some lag”</w:t>
-      </w:r>
-      <w:r>
-        <w:t xml:space="preserve"> </w:t>
-      </w:r>
-      <w:r>
-        <w:t xml:space="preserve">equivalent, among the</w:t>
+        <w:t xml:space="preserve">the shared grammar exceeds the centralizer only on</w:t>
       </w:r>
       <w:r>
         <w:t xml:space="preserve"> </w:t>
@@ -62666,6 +65405,110 @@
           </m:e>
           <m:sub>
             <m:r>
+              <m:t>4</m:t>
+            </m:r>
+          </m:sub>
+        </m:sSub>
+      </m:oMath>
+      <w:r>
+        <w:t xml:space="preserve"> </w:t>
+      </w:r>
+      <w:r>
+        <w:t xml:space="preserve">and, through</w:t>
+      </w:r>
+      <w:r>
+        <w:t xml:space="preserve"> </w:t>
+      </w:r>
+      <m:oMath>
+        <m:r>
+          <m:t>W</m:t>
+        </m:r>
+        <m:r>
+          <m:rPr>
+            <m:sty m:val="p"/>
+          </m:rPr>
+          <m:t>(</m:t>
+        </m:r>
+        <m:sSub>
+          <m:e>
+            <m:r>
+              <m:t>D</m:t>
+            </m:r>
+          </m:e>
+          <m:sub>
+            <m:r>
+              <m:t>4</m:t>
+            </m:r>
+          </m:sub>
+        </m:sSub>
+        <m:r>
+          <m:rPr>
+            <m:sty m:val="p"/>
+          </m:rPr>
+          <m:t>)</m:t>
+        </m:r>
+      </m:oMath>
+      <w:r>
+        <w:t xml:space="preserve">, on</w:t>
+      </w:r>
+      <w:r>
+        <w:t xml:space="preserve"> </w:t>
+      </w:r>
+      <m:oMath>
+        <m:sSub>
+          <m:e>
+            <m:r>
+              <m:t>B</m:t>
+            </m:r>
+          </m:e>
+          <m:sub>
+            <m:r>
+              <m:t>3</m:t>
+            </m:r>
+          </m:sub>
+        </m:sSub>
+      </m:oMath>
+      <w:r>
+        <w:t xml:space="preserve"> </w:t>
+      </w:r>
+      <w:r>
+        <w:t xml:space="preserve">(Proposition 6.7). Is</w:t>
+      </w:r>
+      <w:r>
+        <w:t xml:space="preserve"> </w:t>
+      </w:r>
+      <m:oMath>
+        <m:sSub>
+          <m:e>
+            <m:r>
+              <m:t>B</m:t>
+            </m:r>
+          </m:e>
+          <m:sub>
+            <m:r>
+              <m:t>4</m:t>
+            </m:r>
+          </m:sub>
+        </m:sSub>
+      </m:oMath>
+      <w:r>
+        <w:t xml:space="preserve"> </w:t>
+      </w:r>
+      <w:r>
+        <w:t xml:space="preserve">the only</w:t>
+      </w:r>
+      <w:r>
+        <w:t xml:space="preserve"> </w:t>
+      </w:r>
+      <m:oMath>
+        <m:sSub>
+          <m:e>
+            <m:r>
+              <m:t>B</m:t>
+            </m:r>
+          </m:e>
+          <m:sub>
+            <m:r>
               <m:t>n</m:t>
             </m:r>
           </m:sub>
@@ -62675,7 +65518,7 @@
         <w:t xml:space="preserve"> </w:t>
       </w:r>
       <w:r>
-        <w:t xml:space="preserve">spinors, to</w:t>
+        <w:t xml:space="preserve">spinor board with</w:t>
       </w:r>
       <w:r>
         <w:t xml:space="preserve"> </w:t>
@@ -62684,12 +65527,110 @@
         <m:r>
           <m:t>n</m:t>
         </m:r>
-      </m:oMath>
-      <w:r>
-        <w:t xml:space="preserve"> </w:t>
-      </w:r>
-      <w:r>
-        <w:t xml:space="preserve">being a power of 2?</w:t>
+        <m:r>
+          <m:rPr>
+            <m:sty m:val="p"/>
+          </m:rPr>
+          <m:t>≥</m:t>
+        </m:r>
+        <m:r>
+          <m:t>4</m:t>
+        </m:r>
+      </m:oMath>
+      <w:r>
+        <w:t xml:space="preserve"> </w:t>
+      </w:r>
+      <w:r>
+        <w:t xml:space="preserve">on which it does? The clock is free exactly when</w:t>
+      </w:r>
+      <w:r>
+        <w:t xml:space="preserve"> </w:t>
+      </w:r>
+      <m:oMath>
+        <m:r>
+          <m:t>n</m:t>
+        </m:r>
+      </m:oMath>
+      <w:r>
+        <w:t xml:space="preserve"> </w:t>
+      </w:r>
+      <w:r>
+        <w:t xml:space="preserve">is a power of 2, and</w:t>
+      </w:r>
+      <w:r>
+        <w:t xml:space="preserve"> </w:t>
+      </w:r>
+      <m:oMath>
+        <m:sSub>
+          <m:e>
+            <m:r>
+              <m:t>B</m:t>
+            </m:r>
+          </m:e>
+          <m:sub>
+            <m:r>
+              <m:t>16</m:t>
+            </m:r>
+          </m:sub>
+        </m:sSub>
+      </m:oMath>
+      <w:r>
+        <w:t xml:space="preserve"> </w:t>
+      </w:r>
+      <w:r>
+        <w:t xml:space="preserve">(65,536 weights) is the next free case; is there a proof that the correction’s centralizer is</w:t>
+      </w:r>
+      <w:r>
+        <w:t xml:space="preserve"> </w:t>
+      </w:r>
+      <m:oMath>
+        <m:r>
+          <m:rPr>
+            <m:sty m:val="p"/>
+          </m:rPr>
+          <m:t>{</m:t>
+        </m:r>
+        <m:r>
+          <m:rPr>
+            <m:sty m:val="p"/>
+          </m:rPr>
+          <m:t>±</m:t>
+        </m:r>
+        <m:r>
+          <m:t>1</m:t>
+        </m:r>
+        <m:r>
+          <m:rPr>
+            <m:sty m:val="p"/>
+          </m:rPr>
+          <m:t>}</m:t>
+        </m:r>
+      </m:oMath>
+      <w:r>
+        <w:t xml:space="preserve"> </w:t>
+      </w:r>
+      <w:r>
+        <w:t xml:space="preserve">for every</w:t>
+      </w:r>
+      <w:r>
+        <w:t xml:space="preserve"> </w:t>
+      </w:r>
+      <m:oMath>
+        <m:r>
+          <m:t>n</m:t>
+        </m:r>
+        <m:r>
+          <m:rPr>
+            <m:sty m:val="p"/>
+          </m:rPr>
+          <m:t>&gt;</m:t>
+        </m:r>
+        <m:r>
+          <m:t>4</m:t>
+        </m:r>
+      </m:oMath>
+      <w:r>
+        <w:t xml:space="preserve">?</w:t>
       </w:r>
     </w:p>
     <w:p>
@@ -62942,8 +65883,8 @@
         <w:t xml:space="preserve">vector boards inner (Proposition 5.8)?</w:t>
       </w:r>
     </w:p>
-    <w:bookmarkEnd w:id="33"/>
-    <w:bookmarkStart w:id="34" w:name="appendix-a.-the-literature-search"/>
+    <w:bookmarkEnd w:id="34"/>
+    <w:bookmarkStart w:id="35" w:name="appendix-a.-the-literature-search"/>
     <w:p>
       <w:pPr>
         <w:pStyle w:val="Heading1"/>
@@ -63369,8 +66310,8 @@
         <w:t xml:space="preserve">MathSciNet and the full text of zbMATH’s reviews; theses and work in progress. A reader who knows Theorems A–F as corollaries of the Rush–Shi conjugacy or of the toggle description of rowmotion is asked for the reference.</w:t>
       </w:r>
     </w:p>
-    <w:bookmarkEnd w:id="34"/>
-    <w:bookmarkStart w:id="35" w:name="appendix-b.-verification"/>
+    <w:bookmarkEnd w:id="35"/>
+    <w:bookmarkStart w:id="36" w:name="appendix-b.-verification"/>
     <w:p>
       <w:pPr>
         <w:pStyle w:val="Heading1"/>
@@ -64519,6 +67460,55 @@
               <w:pStyle w:val="Compact"/>
             </w:pPr>
             <w:r>
+              <w:t xml:space="preserve">Prop. 6.7</w:t>
+            </w:r>
+          </w:p>
+        </w:tc>
+        <w:tc>
+          <w:tcPr/>
+          <w:p>
+            <w:pPr>
+              <w:pStyle w:val="Compact"/>
+            </w:pPr>
+            <w:r>
+              <w:rPr>
+                <w:rStyle w:val="VerbatimChar"/>
+              </w:rPr>
+              <w:t xml:space="preserve">verify_stone_bc_b8_halfturn.py</w:t>
+            </w:r>
+          </w:p>
+        </w:tc>
+        <w:tc>
+          <w:tcPr/>
+          <w:p>
+            <w:pPr>
+              <w:pStyle w:val="Compact"/>
+            </w:pPr>
+            <w:r>
+              <w:t xml:space="preserve">14 + 4 inverted</w:t>
+            </w:r>
+          </w:p>
+        </w:tc>
+        <w:tc>
+          <w:tcPr/>
+          <w:p>
+            <w:pPr>
+              <w:pStyle w:val="Compact"/>
+            </w:pPr>
+            <w:r>
+              <w:t xml:space="preserve">none</w:t>
+            </w:r>
+          </w:p>
+        </w:tc>
+      </w:tr>
+      <w:tr>
+        <w:tc>
+          <w:tcPr/>
+          <w:p>
+            <w:pPr>
+              <w:pStyle w:val="Compact"/>
+            </w:pPr>
+            <w:r>
               <w:t xml:space="preserve">Prop. 9.1</w:t>
             </w:r>
           </w:p>
@@ -64746,8 +67736,8 @@
         <w:t xml:space="preserve">counts record expectations registered before the computation that the computation refuted; each is described where it is informative (Remarks 3.7, 5.5, 5.9; Propositions 8.2, 8.4). The scripts and logs are archived with the authors and will be deposited with the paper.</w:t>
       </w:r>
     </w:p>
-    <w:bookmarkEnd w:id="35"/>
-    <w:bookmarkStart w:id="36" w:name="references"/>
+    <w:bookmarkEnd w:id="36"/>
+    <w:bookmarkStart w:id="37" w:name="references"/>
     <w:p>
       <w:pPr>
         <w:pStyle w:val="Heading1"/>
@@ -65610,7 +68600,7 @@
         <w:t xml:space="preserve">Graduate Texts in Mathematics 251, Springer, 2009.</w:t>
       </w:r>
     </w:p>
-    <w:bookmarkEnd w:id="36"/>
+    <w:bookmarkEnd w:id="37"/>
     <w:sectPr>
       <w:footnotePr>
         <w:numRestart w:val="eachSect"/>

--- a/joint_paper/Roof_and_Clock_MATH_v2.docx
+++ b/joint_paper/Roof_and_Clock_MATH_v2.docx
@@ -6611,7 +6611,82 @@
         <w:t xml:space="preserve"> </w:t>
       </w:r>
       <w:r>
-        <w:t xml:space="preserve">at every lag (Proposition 6.7).</w:t>
+        <w:t xml:space="preserve">at every lag (Proposition 6.7). The reason is a commutation (Lemma 6.9): the Weyl element nearest to the half-turn commutes with it on</w:t>
+      </w:r>
+      <w:r>
+        <w:t xml:space="preserve"> </w:t>
+      </w:r>
+      <m:oMath>
+        <m:sSub>
+          <m:e>
+            <m:r>
+              <m:t>B</m:t>
+            </m:r>
+          </m:e>
+          <m:sub>
+            <m:r>
+              <m:t>4</m:t>
+            </m:r>
+          </m:sub>
+        </m:sSub>
+      </m:oMath>
+      <w:r>
+        <w:t xml:space="preserve"> </w:t>
+      </w:r>
+      <w:r>
+        <w:t xml:space="preserve">and on no other enumerable spinor board (Proposition 6.10); on</w:t>
+      </w:r>
+      <w:r>
+        <w:t xml:space="preserve"> </w:t>
+      </w:r>
+      <m:oMath>
+        <m:sSub>
+          <m:e>
+            <m:r>
+              <m:t>B</m:t>
+            </m:r>
+          </m:e>
+          <m:sub>
+            <m:r>
+              <m:t>16</m:t>
+            </m:r>
+          </m:sub>
+        </m:sSub>
+      </m:oMath>
+      <w:r>
+        <w:t xml:space="preserve">, computed at the orbit level, the same element again fails to commute and the correction’s centralizer is again</w:t>
+      </w:r>
+      <w:r>
+        <w:t xml:space="preserve"> </w:t>
+      </w:r>
+      <m:oMath>
+        <m:r>
+          <m:rPr>
+            <m:sty m:val="p"/>
+          </m:rPr>
+          <m:t>{</m:t>
+        </m:r>
+        <m:r>
+          <m:rPr>
+            <m:sty m:val="p"/>
+          </m:rPr>
+          <m:t>±</m:t>
+        </m:r>
+        <m:r>
+          <m:t>1</m:t>
+        </m:r>
+        <m:r>
+          <m:rPr>
+            <m:sty m:val="p"/>
+          </m:rPr>
+          <m:t>}</m:t>
+        </m:r>
+      </m:oMath>
+      <w:r>
+        <w:t xml:space="preserve"> </w:t>
+      </w:r>
+      <w:r>
+        <w:t xml:space="preserve">(Proposition 6.11).</w:t>
       </w:r>
     </w:p>
     <w:p>
@@ -52226,7 +52301,7 @@
         </m:r>
       </m:oMath>
       <w:r>
-        <w:t xml:space="preserve">. This is an observation on two boards. The expectations that the phenomenon of Theorem 6.2 recurs on</w:t>
+        <w:t xml:space="preserve">. On</w:t>
       </w:r>
       <w:r>
         <w:t xml:space="preserve"> </w:t>
@@ -52240,6 +52315,73 @@
           </m:e>
           <m:sub>
             <m:r>
+              <m:t>16</m:t>
+            </m:r>
+          </m:sub>
+        </m:sSub>
+      </m:oMath>
+      <w:r>
+        <w:t xml:space="preserve"> </w:t>
+      </w:r>
+      <w:r>
+        <w:t xml:space="preserve">the sixteen carrying orbits are again exactly the band</w:t>
+      </w:r>
+      <w:r>
+        <w:t xml:space="preserve"> </w:t>
+      </w:r>
+      <m:oMath>
+        <m:r>
+          <m:rPr>
+            <m:sty m:val="p"/>
+          </m:rPr>
+          <m:t>{</m:t>
+        </m:r>
+        <m:r>
+          <m:t>7</m:t>
+        </m:r>
+        <m:r>
+          <m:rPr>
+            <m:sty m:val="p"/>
+          </m:rPr>
+          <m:t>,</m:t>
+        </m:r>
+        <m:r>
+          <m:t>8</m:t>
+        </m:r>
+        <m:r>
+          <m:rPr>
+            <m:sty m:val="p"/>
+          </m:rPr>
+          <m:t>,</m:t>
+        </m:r>
+        <m:r>
+          <m:t>9</m:t>
+        </m:r>
+        <m:r>
+          <m:rPr>
+            <m:sty m:val="p"/>
+          </m:rPr>
+          <m:t>}</m:t>
+        </m:r>
+      </m:oMath>
+      <w:r>
+        <w:t xml:space="preserve"> </w:t>
+      </w:r>
+      <w:r>
+        <w:t xml:space="preserve">(Proposition 6.11). This is an observation on three boards. The expectations that the phenomenon of Theorem 6.2 recurs on</w:t>
+      </w:r>
+      <w:r>
+        <w:t xml:space="preserve"> </w:t>
+      </w:r>
+      <m:oMath>
+        <m:sSub>
+          <m:e>
+            <m:r>
+              <m:t>B</m:t>
+            </m:r>
+          </m:e>
+          <m:sub>
+            <m:r>
               <m:t>8</m:t>
             </m:r>
           </m:sub>
@@ -52321,6 +52463,4159 @@
       </w:r>
       <w:r>
         <w:t xml:space="preserve">were all inverted by the computation.</w:t>
+      </w:r>
+    </w:p>
+    <w:p>
+      <w:pPr>
+        <w:pStyle w:val="BodyText"/>
+      </w:pPr>
+      <w:r>
+        <w:rPr>
+          <w:b/>
+          <w:bCs/>
+        </w:rPr>
+        <w:t xml:space="preserve">Lemma 6.9 (the half-turn criterion).</w:t>
+      </w:r>
+      <w:r>
+        <w:t xml:space="preserve"> </w:t>
+      </w:r>
+      <w:r>
+        <w:rPr>
+          <w:i/>
+          <w:iCs/>
+        </w:rPr>
+        <w:t xml:space="preserve">Let</w:t>
+      </w:r>
+      <w:r>
+        <w:rPr>
+          <w:i/>
+          <w:iCs/>
+        </w:rPr>
+        <w:t xml:space="preserve"> </w:t>
+      </w:r>
+      <m:oMath>
+        <m:r>
+          <m:t>m</m:t>
+        </m:r>
+        <m:r>
+          <m:rPr>
+            <m:sty m:val="p"/>
+          </m:rPr>
+          <m:t>=</m:t>
+        </m:r>
+        <m:r>
+          <m:t>h</m:t>
+        </m:r>
+        <m:r>
+          <m:rPr>
+            <m:sty m:val="p"/>
+          </m:rPr>
+          <m:t>/</m:t>
+        </m:r>
+        <m:r>
+          <m:t>2</m:t>
+        </m:r>
+      </m:oMath>
+      <w:r>
+        <w:rPr>
+          <w:i/>
+          <w:iCs/>
+        </w:rPr>
+        <w:t xml:space="preserve">,</w:t>
+      </w:r>
+      <w:r>
+        <w:rPr>
+          <w:i/>
+          <w:iCs/>
+        </w:rPr>
+        <w:t xml:space="preserve"> </w:t>
+      </w:r>
+      <m:oMath>
+        <m:r>
+          <m:t>w</m:t>
+        </m:r>
+        <m:r>
+          <m:rPr>
+            <m:sty m:val="p"/>
+          </m:rPr>
+          <m:t>∈</m:t>
+        </m:r>
+        <m:r>
+          <m:t>W</m:t>
+        </m:r>
+      </m:oMath>
+      <w:r>
+        <w:rPr>
+          <w:i/>
+          <w:iCs/>
+        </w:rPr>
+        <w:t xml:space="preserve"> </w:t>
+      </w:r>
+      <w:r>
+        <w:rPr>
+          <w:i/>
+          <w:iCs/>
+        </w:rPr>
+        <w:t xml:space="preserve">and</w:t>
+      </w:r>
+      <w:r>
+        <w:rPr>
+          <w:i/>
+          <w:iCs/>
+        </w:rPr>
+        <w:t xml:space="preserve"> </w:t>
+      </w:r>
+      <m:oMath>
+        <m:r>
+          <m:t>c</m:t>
+        </m:r>
+        <m:r>
+          <m:rPr>
+            <m:sty m:val="p"/>
+          </m:rPr>
+          <m:t>=</m:t>
+        </m:r>
+        <m:sSup>
+          <m:e>
+            <m:r>
+              <m:t>w</m:t>
+            </m:r>
+          </m:e>
+          <m:sup>
+            <m:r>
+              <m:rPr>
+                <m:sty m:val="p"/>
+              </m:rPr>
+              <m:t>−</m:t>
+            </m:r>
+            <m:r>
+              <m:t>1</m:t>
+            </m:r>
+          </m:sup>
+        </m:sSup>
+        <m:sSup>
+          <m:e>
+            <m:r>
+              <m:t>R</m:t>
+            </m:r>
+          </m:e>
+          <m:sup>
+            <m:r>
+              <m:t>m</m:t>
+            </m:r>
+          </m:sup>
+        </m:sSup>
+      </m:oMath>
+      <w:r>
+        <w:rPr>
+          <w:i/>
+          <w:iCs/>
+        </w:rPr>
+        <w:t xml:space="preserve">. (i)</w:t>
+      </w:r>
+      <w:r>
+        <w:rPr>
+          <w:i/>
+          <w:iCs/>
+        </w:rPr>
+        <w:t xml:space="preserve"> </w:t>
+      </w:r>
+      <m:oMath>
+        <m:sSup>
+          <m:e>
+            <m:r>
+              <m:t>c</m:t>
+            </m:r>
+          </m:e>
+          <m:sup>
+            <m:r>
+              <m:t>2</m:t>
+            </m:r>
+          </m:sup>
+        </m:sSup>
+        <m:r>
+          <m:rPr>
+            <m:sty m:val="p"/>
+          </m:rPr>
+          <m:t>=</m:t>
+        </m:r>
+        <m:r>
+          <m:t>1</m:t>
+        </m:r>
+      </m:oMath>
+      <w:r>
+        <w:rPr>
+          <w:i/>
+          <w:iCs/>
+        </w:rPr>
+        <w:t xml:space="preserve"> </w:t>
+      </w:r>
+      <w:r>
+        <w:rPr>
+          <w:i/>
+          <w:iCs/>
+        </w:rPr>
+        <w:t xml:space="preserve">if and only if</w:t>
+      </w:r>
+      <w:r>
+        <w:rPr>
+          <w:i/>
+          <w:iCs/>
+        </w:rPr>
+        <w:t xml:space="preserve"> </w:t>
+      </w:r>
+      <m:oMath>
+        <m:sSup>
+          <m:e>
+            <m:r>
+              <m:t>R</m:t>
+            </m:r>
+          </m:e>
+          <m:sup>
+            <m:r>
+              <m:t>m</m:t>
+            </m:r>
+          </m:sup>
+        </m:sSup>
+        <m:r>
+          <m:t>w</m:t>
+        </m:r>
+        <m:sSup>
+          <m:e>
+            <m:r>
+              <m:t>R</m:t>
+            </m:r>
+          </m:e>
+          <m:sup>
+            <m:r>
+              <m:t>m</m:t>
+            </m:r>
+          </m:sup>
+        </m:sSup>
+        <m:r>
+          <m:rPr>
+            <m:sty m:val="p"/>
+          </m:rPr>
+          <m:t>=</m:t>
+        </m:r>
+        <m:sSup>
+          <m:e>
+            <m:r>
+              <m:t>w</m:t>
+            </m:r>
+          </m:e>
+          <m:sup>
+            <m:r>
+              <m:rPr>
+                <m:sty m:val="p"/>
+              </m:rPr>
+              <m:t>−</m:t>
+            </m:r>
+            <m:r>
+              <m:t>1</m:t>
+            </m:r>
+          </m:sup>
+        </m:sSup>
+      </m:oMath>
+      <w:r>
+        <w:rPr>
+          <w:i/>
+          <w:iCs/>
+        </w:rPr>
+        <w:t xml:space="preserve">; for an involution</w:t>
+      </w:r>
+      <w:r>
+        <w:rPr>
+          <w:i/>
+          <w:iCs/>
+        </w:rPr>
+        <w:t xml:space="preserve"> </w:t>
+      </w:r>
+      <m:oMath>
+        <m:r>
+          <m:t>w</m:t>
+        </m:r>
+      </m:oMath>
+      <w:r>
+        <w:rPr>
+          <w:i/>
+          <w:iCs/>
+        </w:rPr>
+        <w:t xml:space="preserve"> </w:t>
+      </w:r>
+      <w:r>
+        <w:rPr>
+          <w:i/>
+          <w:iCs/>
+        </w:rPr>
+        <w:t xml:space="preserve">this says</w:t>
+      </w:r>
+      <w:r>
+        <w:rPr>
+          <w:i/>
+          <w:iCs/>
+        </w:rPr>
+        <w:t xml:space="preserve"> </w:t>
+      </w:r>
+      <m:oMath>
+        <m:r>
+          <m:t>w</m:t>
+        </m:r>
+        <m:r>
+          <m:rPr>
+            <m:sty m:val="p"/>
+          </m:rPr>
+          <m:t>∈</m:t>
+        </m:r>
+        <m:sSub>
+          <m:e>
+            <m:r>
+              <m:t>C</m:t>
+            </m:r>
+          </m:e>
+          <m:sub>
+            <m:r>
+              <m:t>W</m:t>
+            </m:r>
+          </m:sub>
+        </m:sSub>
+        <m:r>
+          <m:rPr>
+            <m:sty m:val="p"/>
+          </m:rPr>
+          <m:t>(</m:t>
+        </m:r>
+        <m:sSup>
+          <m:e>
+            <m:r>
+              <m:t>R</m:t>
+            </m:r>
+          </m:e>
+          <m:sup>
+            <m:r>
+              <m:t>m</m:t>
+            </m:r>
+          </m:sup>
+        </m:sSup>
+        <m:r>
+          <m:rPr>
+            <m:sty m:val="p"/>
+          </m:rPr>
+          <m:t>)</m:t>
+        </m:r>
+      </m:oMath>
+      <w:r>
+        <w:rPr>
+          <w:i/>
+          <w:iCs/>
+        </w:rPr>
+        <w:t xml:space="preserve">. (ii) If</w:t>
+      </w:r>
+      <w:r>
+        <w:rPr>
+          <w:i/>
+          <w:iCs/>
+        </w:rPr>
+        <w:t xml:space="preserve"> </w:t>
+      </w:r>
+      <m:oMath>
+        <m:r>
+          <m:t>w</m:t>
+        </m:r>
+        <m:r>
+          <m:rPr>
+            <m:sty m:val="p"/>
+          </m:rPr>
+          <m:t>∈</m:t>
+        </m:r>
+        <m:sSub>
+          <m:e>
+            <m:r>
+              <m:t>C</m:t>
+            </m:r>
+          </m:e>
+          <m:sub>
+            <m:r>
+              <m:t>W</m:t>
+            </m:r>
+          </m:sub>
+        </m:sSub>
+        <m:r>
+          <m:rPr>
+            <m:sty m:val="p"/>
+          </m:rPr>
+          <m:t>(</m:t>
+        </m:r>
+        <m:sSup>
+          <m:e>
+            <m:r>
+              <m:t>R</m:t>
+            </m:r>
+          </m:e>
+          <m:sup>
+            <m:r>
+              <m:t>m</m:t>
+            </m:r>
+          </m:sup>
+        </m:sSup>
+        <m:r>
+          <m:rPr>
+            <m:sty m:val="p"/>
+          </m:rPr>
+          <m:t>)</m:t>
+        </m:r>
+      </m:oMath>
+      <w:r>
+        <w:rPr>
+          <w:i/>
+          <w:iCs/>
+        </w:rPr>
+        <w:t xml:space="preserve"> </w:t>
+      </w:r>
+      <w:r>
+        <w:rPr>
+          <w:i/>
+          <w:iCs/>
+        </w:rPr>
+        <w:t xml:space="preserve">then</w:t>
+      </w:r>
+      <w:r>
+        <w:rPr>
+          <w:i/>
+          <w:iCs/>
+        </w:rPr>
+        <w:t xml:space="preserve"> </w:t>
+      </w:r>
+      <m:oMath>
+        <m:r>
+          <m:t>w</m:t>
+        </m:r>
+      </m:oMath>
+      <w:r>
+        <w:rPr>
+          <w:i/>
+          <w:iCs/>
+        </w:rPr>
+        <w:t xml:space="preserve">,</w:t>
+      </w:r>
+      <w:r>
+        <w:rPr>
+          <w:i/>
+          <w:iCs/>
+        </w:rPr>
+        <w:t xml:space="preserve"> </w:t>
+      </w:r>
+      <m:oMath>
+        <m:r>
+          <m:t>c</m:t>
+        </m:r>
+      </m:oMath>
+      <w:r>
+        <w:rPr>
+          <w:i/>
+          <w:iCs/>
+        </w:rPr>
+        <w:t xml:space="preserve"> </w:t>
+      </w:r>
+      <w:r>
+        <w:rPr>
+          <w:i/>
+          <w:iCs/>
+        </w:rPr>
+        <w:t xml:space="preserve">and</w:t>
+      </w:r>
+      <w:r>
+        <w:rPr>
+          <w:i/>
+          <w:iCs/>
+        </w:rPr>
+        <w:t xml:space="preserve"> </w:t>
+      </w:r>
+      <m:oMath>
+        <m:sSup>
+          <m:e>
+            <m:r>
+              <m:t>R</m:t>
+            </m:r>
+          </m:e>
+          <m:sup>
+            <m:r>
+              <m:t>m</m:t>
+            </m:r>
+          </m:sup>
+        </m:sSup>
+      </m:oMath>
+      <w:r>
+        <w:rPr>
+          <w:i/>
+          <w:iCs/>
+        </w:rPr>
+        <w:t xml:space="preserve"> </w:t>
+      </w:r>
+      <w:r>
+        <w:rPr>
+          <w:i/>
+          <w:iCs/>
+        </w:rPr>
+        <w:t xml:space="preserve">pairwise commute; for</w:t>
+      </w:r>
+      <w:r>
+        <w:rPr>
+          <w:i/>
+          <w:iCs/>
+        </w:rPr>
+        <w:t xml:space="preserve"> </w:t>
+      </w:r>
+      <m:oMath>
+        <m:r>
+          <m:t>g</m:t>
+        </m:r>
+        <m:r>
+          <m:rPr>
+            <m:sty m:val="p"/>
+          </m:rPr>
+          <m:t>∈</m:t>
+        </m:r>
+        <m:r>
+          <m:t>W</m:t>
+        </m:r>
+      </m:oMath>
+      <w:r>
+        <w:rPr>
+          <w:i/>
+          <w:iCs/>
+        </w:rPr>
+        <w:t xml:space="preserve"> </w:t>
+      </w:r>
+      <w:r>
+        <w:rPr>
+          <w:i/>
+          <w:iCs/>
+        </w:rPr>
+        <w:t xml:space="preserve">any two of</w:t>
+      </w:r>
+      <w:r>
+        <w:rPr>
+          <w:i/>
+          <w:iCs/>
+        </w:rPr>
+        <w:t xml:space="preserve"> </w:t>
+      </w:r>
+      <w:r>
+        <w:rPr>
+          <w:i/>
+          <w:iCs/>
+        </w:rPr>
+        <w:t xml:space="preserve">“</w:t>
+      </w:r>
+      <m:oMath>
+        <m:r>
+          <m:t>g</m:t>
+        </m:r>
+      </m:oMath>
+      <w:r>
+        <w:rPr>
+          <w:i/>
+          <w:iCs/>
+        </w:rPr>
+        <w:t xml:space="preserve"> </w:t>
+      </w:r>
+      <w:r>
+        <w:rPr>
+          <w:i/>
+          <w:iCs/>
+        </w:rPr>
+        <w:t xml:space="preserve">commutes with</w:t>
+      </w:r>
+      <w:r>
+        <w:rPr>
+          <w:i/>
+          <w:iCs/>
+        </w:rPr>
+        <w:t xml:space="preserve"> </w:t>
+      </w:r>
+      <m:oMath>
+        <m:r>
+          <m:t>w</m:t>
+        </m:r>
+      </m:oMath>
+      <w:r>
+        <w:rPr>
+          <w:i/>
+          <w:iCs/>
+        </w:rPr>
+        <w:t xml:space="preserve">”</w:t>
+      </w:r>
+      <w:r>
+        <w:rPr>
+          <w:i/>
+          <w:iCs/>
+        </w:rPr>
+        <w:t xml:space="preserve">,</w:t>
+      </w:r>
+      <w:r>
+        <w:rPr>
+          <w:i/>
+          <w:iCs/>
+        </w:rPr>
+        <w:t xml:space="preserve"> </w:t>
+      </w:r>
+      <w:r>
+        <w:rPr>
+          <w:i/>
+          <w:iCs/>
+        </w:rPr>
+        <w:t xml:space="preserve">“with</w:t>
+      </w:r>
+      <w:r>
+        <w:rPr>
+          <w:i/>
+          <w:iCs/>
+        </w:rPr>
+        <w:t xml:space="preserve"> </w:t>
+      </w:r>
+      <m:oMath>
+        <m:sSup>
+          <m:e>
+            <m:r>
+              <m:t>R</m:t>
+            </m:r>
+          </m:e>
+          <m:sup>
+            <m:r>
+              <m:t>m</m:t>
+            </m:r>
+          </m:sup>
+        </m:sSup>
+      </m:oMath>
+      <w:r>
+        <w:rPr>
+          <w:i/>
+          <w:iCs/>
+        </w:rPr>
+        <w:t xml:space="preserve">”</w:t>
+      </w:r>
+      <w:r>
+        <w:rPr>
+          <w:i/>
+          <w:iCs/>
+        </w:rPr>
+        <w:t xml:space="preserve">,</w:t>
+      </w:r>
+      <w:r>
+        <w:rPr>
+          <w:i/>
+          <w:iCs/>
+        </w:rPr>
+        <w:t xml:space="preserve"> </w:t>
+      </w:r>
+      <w:r>
+        <w:rPr>
+          <w:i/>
+          <w:iCs/>
+        </w:rPr>
+        <w:t xml:space="preserve">“with</w:t>
+      </w:r>
+      <w:r>
+        <w:rPr>
+          <w:i/>
+          <w:iCs/>
+        </w:rPr>
+        <w:t xml:space="preserve"> </w:t>
+      </w:r>
+      <m:oMath>
+        <m:r>
+          <m:t>c</m:t>
+        </m:r>
+      </m:oMath>
+      <w:r>
+        <w:rPr>
+          <w:i/>
+          <w:iCs/>
+        </w:rPr>
+        <w:t xml:space="preserve">”</w:t>
+      </w:r>
+      <w:r>
+        <w:rPr>
+          <w:i/>
+          <w:iCs/>
+        </w:rPr>
+        <w:t xml:space="preserve"> </w:t>
+      </w:r>
+      <w:r>
+        <w:rPr>
+          <w:i/>
+          <w:iCs/>
+        </w:rPr>
+        <w:t xml:space="preserve">imply the third; and when</w:t>
+      </w:r>
+      <w:r>
+        <w:rPr>
+          <w:i/>
+          <w:iCs/>
+        </w:rPr>
+        <w:t xml:space="preserve"> </w:t>
+      </w:r>
+      <m:oMath>
+        <m:r>
+          <m:rPr>
+            <m:sty m:val="p"/>
+          </m:rPr>
+          <m:t>F</m:t>
+        </m:r>
+        <m:r>
+          <m:rPr>
+            <m:sty m:val="p"/>
+          </m:rPr>
+          <m:t>i</m:t>
+        </m:r>
+        <m:r>
+          <m:rPr>
+            <m:sty m:val="p"/>
+          </m:rPr>
+          <m:t>x</m:t>
+        </m:r>
+        <m:r>
+          <m:rPr>
+            <m:sty m:val="p"/>
+          </m:rPr>
+          <m:t>(</m:t>
+        </m:r>
+        <m:r>
+          <m:t>c</m:t>
+        </m:r>
+        <m:r>
+          <m:rPr>
+            <m:sty m:val="p"/>
+          </m:rPr>
+          <m:t>)</m:t>
+        </m:r>
+      </m:oMath>
+      <w:r>
+        <w:rPr>
+          <w:i/>
+          <w:iCs/>
+        </w:rPr>
+        <w:t xml:space="preserve"> </w:t>
+      </w:r>
+      <w:r>
+        <w:rPr>
+          <w:i/>
+          <w:iCs/>
+        </w:rPr>
+        <w:t xml:space="preserve">has trivial pointwise stabilizer,</w:t>
+      </w:r>
+      <w:r>
+        <w:rPr>
+          <w:i/>
+          <w:iCs/>
+        </w:rPr>
+        <w:t xml:space="preserve"> </w:t>
+      </w:r>
+      <m:oMath>
+        <m:sSub>
+          <m:e>
+            <m:r>
+              <m:t>I</m:t>
+            </m:r>
+          </m:e>
+          <m:sub>
+            <m:r>
+              <m:t>m</m:t>
+            </m:r>
+          </m:sub>
+        </m:sSub>
+        <m:r>
+          <m:rPr>
+            <m:sty m:val="p"/>
+          </m:rPr>
+          <m:t>∩</m:t>
+        </m:r>
+        <m:sSub>
+          <m:e>
+            <m:r>
+              <m:rPr>
+                <m:sty m:val="p"/>
+              </m:rPr>
+              <m:t>S</m:t>
+            </m:r>
+            <m:r>
+              <m:rPr>
+                <m:sty m:val="p"/>
+              </m:rPr>
+              <m:t>t</m:t>
+            </m:r>
+            <m:r>
+              <m:rPr>
+                <m:sty m:val="p"/>
+              </m:rPr>
+              <m:t>a</m:t>
+            </m:r>
+            <m:r>
+              <m:rPr>
+                <m:sty m:val="p"/>
+              </m:rPr>
+              <m:t>b</m:t>
+            </m:r>
+          </m:e>
+          <m:sub>
+            <m:r>
+              <m:t>W</m:t>
+            </m:r>
+          </m:sub>
+        </m:sSub>
+        <m:r>
+          <m:rPr>
+            <m:sty m:val="p"/>
+          </m:rPr>
+          <m:t>(</m:t>
+        </m:r>
+        <m:r>
+          <m:rPr>
+            <m:sty m:val="p"/>
+          </m:rPr>
+          <m:t>F</m:t>
+        </m:r>
+        <m:r>
+          <m:rPr>
+            <m:sty m:val="p"/>
+          </m:rPr>
+          <m:t>i</m:t>
+        </m:r>
+        <m:r>
+          <m:rPr>
+            <m:sty m:val="p"/>
+          </m:rPr>
+          <m:t>x</m:t>
+        </m:r>
+        <m:r>
+          <m:t> </m:t>
+        </m:r>
+        <m:r>
+          <m:t>c</m:t>
+        </m:r>
+        <m:r>
+          <m:rPr>
+            <m:sty m:val="p"/>
+          </m:rPr>
+          <m:t>)</m:t>
+        </m:r>
+        <m:r>
+          <m:rPr>
+            <m:sty m:val="p"/>
+          </m:rPr>
+          <m:t>=</m:t>
+        </m:r>
+        <m:sSub>
+          <m:e>
+            <m:r>
+              <m:t>C</m:t>
+            </m:r>
+          </m:e>
+          <m:sub>
+            <m:r>
+              <m:t>W</m:t>
+            </m:r>
+          </m:sub>
+        </m:sSub>
+        <m:r>
+          <m:rPr>
+            <m:sty m:val="p"/>
+          </m:rPr>
+          <m:t>(</m:t>
+        </m:r>
+        <m:r>
+          <m:t>c</m:t>
+        </m:r>
+        <m:r>
+          <m:rPr>
+            <m:sty m:val="p"/>
+          </m:rPr>
+          <m:t>)</m:t>
+        </m:r>
+      </m:oMath>
+      <w:r>
+        <w:rPr>
+          <w:i/>
+          <w:iCs/>
+        </w:rPr>
+        <w:t xml:space="preserve"> </w:t>
+      </w:r>
+      <w:r>
+        <w:rPr>
+          <w:i/>
+          <w:iCs/>
+        </w:rPr>
+        <w:t xml:space="preserve">with</w:t>
+      </w:r>
+      <w:r>
+        <w:rPr>
+          <w:i/>
+          <w:iCs/>
+        </w:rPr>
+        <w:t xml:space="preserve"> </w:t>
+      </w:r>
+      <m:oMath>
+        <m:d>
+          <m:dPr>
+            <m:begChr m:val="("/>
+            <m:sepChr m:val=""/>
+            <m:endChr m:val=")"/>
+            <m:grow/>
+          </m:dPr>
+          <m:e>
+            <m:sSub>
+              <m:e>
+                <m:r>
+                  <m:t>I</m:t>
+                </m:r>
+              </m:e>
+              <m:sub>
+                <m:r>
+                  <m:t>m</m:t>
+                </m:r>
+              </m:sub>
+            </m:sSub>
+            <m:r>
+              <m:rPr>
+                <m:sty m:val="p"/>
+              </m:rPr>
+              <m:t>∩</m:t>
+            </m:r>
+            <m:sSub>
+              <m:e>
+                <m:r>
+                  <m:rPr>
+                    <m:sty m:val="p"/>
+                  </m:rPr>
+                  <m:t>S</m:t>
+                </m:r>
+                <m:r>
+                  <m:rPr>
+                    <m:sty m:val="p"/>
+                  </m:rPr>
+                  <m:t>t</m:t>
+                </m:r>
+                <m:r>
+                  <m:rPr>
+                    <m:sty m:val="p"/>
+                  </m:rPr>
+                  <m:t>a</m:t>
+                </m:r>
+                <m:r>
+                  <m:rPr>
+                    <m:sty m:val="p"/>
+                  </m:rPr>
+                  <m:t>b</m:t>
+                </m:r>
+              </m:e>
+              <m:sub>
+                <m:r>
+                  <m:t>W</m:t>
+                </m:r>
+              </m:sub>
+            </m:sSub>
+            <m:r>
+              <m:rPr>
+                <m:sty m:val="p"/>
+              </m:rPr>
+              <m:t>(</m:t>
+            </m:r>
+            <m:r>
+              <m:rPr>
+                <m:sty m:val="p"/>
+              </m:rPr>
+              <m:t>F</m:t>
+            </m:r>
+            <m:r>
+              <m:rPr>
+                <m:sty m:val="p"/>
+              </m:rPr>
+              <m:t>i</m:t>
+            </m:r>
+            <m:r>
+              <m:rPr>
+                <m:sty m:val="p"/>
+              </m:rPr>
+              <m:t>x</m:t>
+            </m:r>
+            <m:r>
+              <m:t> </m:t>
+            </m:r>
+            <m:r>
+              <m:t>c</m:t>
+            </m:r>
+            <m:r>
+              <m:rPr>
+                <m:sty m:val="p"/>
+              </m:rPr>
+              <m:t>)</m:t>
+            </m:r>
+          </m:e>
+        </m:d>
+        <m:r>
+          <m:rPr>
+            <m:sty m:val="p"/>
+          </m:rPr>
+          <m:t>\</m:t>
+        </m:r>
+        <m:sSub>
+          <m:e>
+            <m:r>
+              <m:t>C</m:t>
+            </m:r>
+          </m:e>
+          <m:sub>
+            <m:r>
+              <m:t>W</m:t>
+            </m:r>
+          </m:sub>
+        </m:sSub>
+        <m:r>
+          <m:rPr>
+            <m:sty m:val="p"/>
+          </m:rPr>
+          <m:t>(</m:t>
+        </m:r>
+        <m:sSup>
+          <m:e>
+            <m:r>
+              <m:t>R</m:t>
+            </m:r>
+          </m:e>
+          <m:sup>
+            <m:r>
+              <m:t>m</m:t>
+            </m:r>
+          </m:sup>
+        </m:sSup>
+        <m:r>
+          <m:rPr>
+            <m:sty m:val="p"/>
+          </m:rPr>
+          <m:t>)</m:t>
+        </m:r>
+        <m:r>
+          <m:rPr>
+            <m:sty m:val="p"/>
+          </m:rPr>
+          <m:t>=</m:t>
+        </m:r>
+        <m:sSub>
+          <m:e>
+            <m:r>
+              <m:t>C</m:t>
+            </m:r>
+          </m:e>
+          <m:sub>
+            <m:r>
+              <m:t>W</m:t>
+            </m:r>
+          </m:sub>
+        </m:sSub>
+        <m:r>
+          <m:rPr>
+            <m:sty m:val="p"/>
+          </m:rPr>
+          <m:t>(</m:t>
+        </m:r>
+        <m:r>
+          <m:t>c</m:t>
+        </m:r>
+        <m:r>
+          <m:rPr>
+            <m:sty m:val="p"/>
+          </m:rPr>
+          <m:t>)</m:t>
+        </m:r>
+        <m:r>
+          <m:rPr>
+            <m:sty m:val="p"/>
+          </m:rPr>
+          <m:t>\</m:t>
+        </m:r>
+        <m:sSub>
+          <m:e>
+            <m:r>
+              <m:t>C</m:t>
+            </m:r>
+          </m:e>
+          <m:sub>
+            <m:r>
+              <m:t>W</m:t>
+            </m:r>
+          </m:sub>
+        </m:sSub>
+        <m:r>
+          <m:rPr>
+            <m:sty m:val="p"/>
+          </m:rPr>
+          <m:t>(</m:t>
+        </m:r>
+        <m:r>
+          <m:t>w</m:t>
+        </m:r>
+        <m:r>
+          <m:rPr>
+            <m:sty m:val="p"/>
+          </m:rPr>
+          <m:t>)</m:t>
+        </m:r>
+      </m:oMath>
+      <w:r>
+        <w:rPr>
+          <w:i/>
+          <w:iCs/>
+        </w:rPr>
+        <w:t xml:space="preserve">.</w:t>
+      </w:r>
+    </w:p>
+    <w:p>
+      <w:pPr>
+        <w:pStyle w:val="BodyText"/>
+      </w:pPr>
+      <w:r>
+        <w:rPr>
+          <w:i/>
+          <w:iCs/>
+        </w:rPr>
+        <w:t xml:space="preserve">Proof.</w:t>
+      </w:r>
+      <w:r>
+        <w:t xml:space="preserve"> </w:t>
+      </w:r>
+      <w:r>
+        <w:t xml:space="preserve">(i)</w:t>
+      </w:r>
+      <w:r>
+        <w:t xml:space="preserve"> </w:t>
+      </w:r>
+      <m:oMath>
+        <m:sSup>
+          <m:e>
+            <m:r>
+              <m:t>c</m:t>
+            </m:r>
+          </m:e>
+          <m:sup>
+            <m:r>
+              <m:t>2</m:t>
+            </m:r>
+          </m:sup>
+        </m:sSup>
+        <m:r>
+          <m:rPr>
+            <m:sty m:val="p"/>
+          </m:rPr>
+          <m:t>=</m:t>
+        </m:r>
+        <m:sSup>
+          <m:e>
+            <m:r>
+              <m:t>w</m:t>
+            </m:r>
+          </m:e>
+          <m:sup>
+            <m:r>
+              <m:rPr>
+                <m:sty m:val="p"/>
+              </m:rPr>
+              <m:t>−</m:t>
+            </m:r>
+            <m:r>
+              <m:t>1</m:t>
+            </m:r>
+          </m:sup>
+        </m:sSup>
+        <m:sSup>
+          <m:e>
+            <m:r>
+              <m:t>R</m:t>
+            </m:r>
+          </m:e>
+          <m:sup>
+            <m:r>
+              <m:t>m</m:t>
+            </m:r>
+          </m:sup>
+        </m:sSup>
+        <m:sSup>
+          <m:e>
+            <m:r>
+              <m:t>w</m:t>
+            </m:r>
+          </m:e>
+          <m:sup>
+            <m:r>
+              <m:rPr>
+                <m:sty m:val="p"/>
+              </m:rPr>
+              <m:t>−</m:t>
+            </m:r>
+            <m:r>
+              <m:t>1</m:t>
+            </m:r>
+          </m:sup>
+        </m:sSup>
+        <m:sSup>
+          <m:e>
+            <m:r>
+              <m:t>R</m:t>
+            </m:r>
+          </m:e>
+          <m:sup>
+            <m:r>
+              <m:t>m</m:t>
+            </m:r>
+          </m:sup>
+        </m:sSup>
+        <m:r>
+          <m:rPr>
+            <m:sty m:val="p"/>
+          </m:rPr>
+          <m:t>=</m:t>
+        </m:r>
+        <m:r>
+          <m:t>1</m:t>
+        </m:r>
+        <m:r>
+          <m:rPr>
+            <m:sty m:val="p"/>
+          </m:rPr>
+          <m:t>⇔</m:t>
+        </m:r>
+        <m:sSup>
+          <m:e>
+            <m:r>
+              <m:t>R</m:t>
+            </m:r>
+          </m:e>
+          <m:sup>
+            <m:r>
+              <m:t>m</m:t>
+            </m:r>
+          </m:sup>
+        </m:sSup>
+        <m:sSup>
+          <m:e>
+            <m:r>
+              <m:t>w</m:t>
+            </m:r>
+          </m:e>
+          <m:sup>
+            <m:r>
+              <m:rPr>
+                <m:sty m:val="p"/>
+              </m:rPr>
+              <m:t>−</m:t>
+            </m:r>
+            <m:r>
+              <m:t>1</m:t>
+            </m:r>
+          </m:sup>
+        </m:sSup>
+        <m:sSup>
+          <m:e>
+            <m:r>
+              <m:t>R</m:t>
+            </m:r>
+          </m:e>
+          <m:sup>
+            <m:r>
+              <m:t>m</m:t>
+            </m:r>
+          </m:sup>
+        </m:sSup>
+        <m:r>
+          <m:rPr>
+            <m:sty m:val="p"/>
+          </m:rPr>
+          <m:t>=</m:t>
+        </m:r>
+        <m:r>
+          <m:t>w</m:t>
+        </m:r>
+        <m:r>
+          <m:rPr>
+            <m:sty m:val="p"/>
+          </m:rPr>
+          <m:t>⇔</m:t>
+        </m:r>
+        <m:sSup>
+          <m:e>
+            <m:r>
+              <m:t>R</m:t>
+            </m:r>
+          </m:e>
+          <m:sup>
+            <m:r>
+              <m:t>m</m:t>
+            </m:r>
+          </m:sup>
+        </m:sSup>
+        <m:r>
+          <m:t>w</m:t>
+        </m:r>
+        <m:sSup>
+          <m:e>
+            <m:r>
+              <m:t>R</m:t>
+            </m:r>
+          </m:e>
+          <m:sup>
+            <m:r>
+              <m:t>m</m:t>
+            </m:r>
+          </m:sup>
+        </m:sSup>
+        <m:r>
+          <m:rPr>
+            <m:sty m:val="p"/>
+          </m:rPr>
+          <m:t>=</m:t>
+        </m:r>
+        <m:sSup>
+          <m:e>
+            <m:r>
+              <m:t>w</m:t>
+            </m:r>
+          </m:e>
+          <m:sup>
+            <m:r>
+              <m:rPr>
+                <m:sty m:val="p"/>
+              </m:rPr>
+              <m:t>−</m:t>
+            </m:r>
+            <m:r>
+              <m:t>1</m:t>
+            </m:r>
+          </m:sup>
+        </m:sSup>
+      </m:oMath>
+      <w:r>
+        <w:t xml:space="preserve">, since</w:t>
+      </w:r>
+      <w:r>
+        <w:t xml:space="preserve"> </w:t>
+      </w:r>
+      <m:oMath>
+        <m:sSup>
+          <m:e>
+            <m:r>
+              <m:t>R</m:t>
+            </m:r>
+          </m:e>
+          <m:sup>
+            <m:r>
+              <m:t>m</m:t>
+            </m:r>
+          </m:sup>
+        </m:sSup>
+      </m:oMath>
+      <w:r>
+        <w:t xml:space="preserve"> </w:t>
+      </w:r>
+      <w:r>
+        <w:t xml:space="preserve">is an involution. (ii)</w:t>
+      </w:r>
+      <w:r>
+        <w:t xml:space="preserve"> </w:t>
+      </w:r>
+      <m:oMath>
+        <m:r>
+          <m:t>c</m:t>
+        </m:r>
+        <m:r>
+          <m:t>w</m:t>
+        </m:r>
+        <m:r>
+          <m:rPr>
+            <m:sty m:val="p"/>
+          </m:rPr>
+          <m:t>=</m:t>
+        </m:r>
+        <m:sSup>
+          <m:e>
+            <m:r>
+              <m:t>w</m:t>
+            </m:r>
+          </m:e>
+          <m:sup>
+            <m:r>
+              <m:rPr>
+                <m:sty m:val="p"/>
+              </m:rPr>
+              <m:t>−</m:t>
+            </m:r>
+            <m:r>
+              <m:t>1</m:t>
+            </m:r>
+          </m:sup>
+        </m:sSup>
+        <m:sSup>
+          <m:e>
+            <m:r>
+              <m:t>R</m:t>
+            </m:r>
+          </m:e>
+          <m:sup>
+            <m:r>
+              <m:t>m</m:t>
+            </m:r>
+          </m:sup>
+        </m:sSup>
+        <m:r>
+          <m:t>w</m:t>
+        </m:r>
+        <m:r>
+          <m:rPr>
+            <m:sty m:val="p"/>
+          </m:rPr>
+          <m:t>=</m:t>
+        </m:r>
+        <m:sSup>
+          <m:e>
+            <m:r>
+              <m:t>w</m:t>
+            </m:r>
+          </m:e>
+          <m:sup>
+            <m:r>
+              <m:rPr>
+                <m:sty m:val="p"/>
+              </m:rPr>
+              <m:t>−</m:t>
+            </m:r>
+            <m:r>
+              <m:t>1</m:t>
+            </m:r>
+          </m:sup>
+        </m:sSup>
+        <m:r>
+          <m:t>w</m:t>
+        </m:r>
+        <m:sSup>
+          <m:e>
+            <m:r>
+              <m:t>R</m:t>
+            </m:r>
+          </m:e>
+          <m:sup>
+            <m:r>
+              <m:t>m</m:t>
+            </m:r>
+          </m:sup>
+        </m:sSup>
+        <m:r>
+          <m:rPr>
+            <m:sty m:val="p"/>
+          </m:rPr>
+          <m:t>=</m:t>
+        </m:r>
+        <m:sSup>
+          <m:e>
+            <m:r>
+              <m:t>R</m:t>
+            </m:r>
+          </m:e>
+          <m:sup>
+            <m:r>
+              <m:t>m</m:t>
+            </m:r>
+          </m:sup>
+        </m:sSup>
+        <m:r>
+          <m:rPr>
+            <m:sty m:val="p"/>
+          </m:rPr>
+          <m:t>=</m:t>
+        </m:r>
+        <m:r>
+          <m:t>w</m:t>
+        </m:r>
+        <m:r>
+          <m:t>c</m:t>
+        </m:r>
+      </m:oMath>
+      <w:r>
+        <w:t xml:space="preserve">, and both commute with</w:t>
+      </w:r>
+      <w:r>
+        <w:t xml:space="preserve"> </w:t>
+      </w:r>
+      <m:oMath>
+        <m:sSup>
+          <m:e>
+            <m:r>
+              <m:t>R</m:t>
+            </m:r>
+          </m:e>
+          <m:sup>
+            <m:r>
+              <m:t>m</m:t>
+            </m:r>
+          </m:sup>
+        </m:sSup>
+        <m:r>
+          <m:rPr>
+            <m:sty m:val="p"/>
+          </m:rPr>
+          <m:t>=</m:t>
+        </m:r>
+        <m:r>
+          <m:t>w</m:t>
+        </m:r>
+        <m:r>
+          <m:t>c</m:t>
+        </m:r>
+      </m:oMath>
+      <w:r>
+        <w:t xml:space="preserve">; if</w:t>
+      </w:r>
+      <w:r>
+        <w:t xml:space="preserve"> </w:t>
+      </w:r>
+      <m:oMath>
+        <m:r>
+          <m:t>g</m:t>
+        </m:r>
+      </m:oMath>
+      <w:r>
+        <w:t xml:space="preserve"> </w:t>
+      </w:r>
+      <w:r>
+        <w:t xml:space="preserve">commutes with two of</w:t>
+      </w:r>
+      <w:r>
+        <w:t xml:space="preserve"> </w:t>
+      </w:r>
+      <m:oMath>
+        <m:r>
+          <m:t>w</m:t>
+        </m:r>
+      </m:oMath>
+      <w:r>
+        <w:t xml:space="preserve">,</w:t>
+      </w:r>
+      <w:r>
+        <w:t xml:space="preserve"> </w:t>
+      </w:r>
+      <m:oMath>
+        <m:r>
+          <m:t>c</m:t>
+        </m:r>
+      </m:oMath>
+      <w:r>
+        <w:t xml:space="preserve">,</w:t>
+      </w:r>
+      <w:r>
+        <w:t xml:space="preserve"> </w:t>
+      </w:r>
+      <m:oMath>
+        <m:r>
+          <m:t>w</m:t>
+        </m:r>
+        <m:r>
+          <m:t>c</m:t>
+        </m:r>
+      </m:oMath>
+      <w:r>
+        <w:t xml:space="preserve"> </w:t>
+      </w:r>
+      <w:r>
+        <w:t xml:space="preserve">it commutes with the third. The rest is Lemma 6.1 together with the observation that for</w:t>
+      </w:r>
+      <w:r>
+        <w:t xml:space="preserve"> </w:t>
+      </w:r>
+      <m:oMath>
+        <m:r>
+          <m:t>g</m:t>
+        </m:r>
+        <m:r>
+          <m:rPr>
+            <m:sty m:val="p"/>
+          </m:rPr>
+          <m:t>∈</m:t>
+        </m:r>
+        <m:sSub>
+          <m:e>
+            <m:r>
+              <m:t>C</m:t>
+            </m:r>
+          </m:e>
+          <m:sub>
+            <m:r>
+              <m:t>W</m:t>
+            </m:r>
+          </m:sub>
+        </m:sSub>
+        <m:r>
+          <m:rPr>
+            <m:sty m:val="p"/>
+          </m:rPr>
+          <m:t>(</m:t>
+        </m:r>
+        <m:r>
+          <m:t>c</m:t>
+        </m:r>
+        <m:r>
+          <m:rPr>
+            <m:sty m:val="p"/>
+          </m:rPr>
+          <m:t>)</m:t>
+        </m:r>
+      </m:oMath>
+      <w:r>
+        <w:t xml:space="preserve">,</w:t>
+      </w:r>
+      <w:r>
+        <w:t xml:space="preserve"> </w:t>
+      </w:r>
+      <m:oMath>
+        <m:r>
+          <m:t>g</m:t>
+        </m:r>
+        <m:r>
+          <m:rPr>
+            <m:sty m:val="p"/>
+          </m:rPr>
+          <m:t>∉</m:t>
+        </m:r>
+        <m:sSub>
+          <m:e>
+            <m:r>
+              <m:t>C</m:t>
+            </m:r>
+          </m:e>
+          <m:sub>
+            <m:r>
+              <m:t>W</m:t>
+            </m:r>
+          </m:sub>
+        </m:sSub>
+        <m:r>
+          <m:rPr>
+            <m:sty m:val="p"/>
+          </m:rPr>
+          <m:t>(</m:t>
+        </m:r>
+        <m:sSup>
+          <m:e>
+            <m:r>
+              <m:t>R</m:t>
+            </m:r>
+          </m:e>
+          <m:sup>
+            <m:r>
+              <m:t>m</m:t>
+            </m:r>
+          </m:sup>
+        </m:sSup>
+        <m:r>
+          <m:rPr>
+            <m:sty m:val="p"/>
+          </m:rPr>
+          <m:t>)</m:t>
+        </m:r>
+      </m:oMath>
+      <w:r>
+        <w:t xml:space="preserve"> </w:t>
+      </w:r>
+      <w:r>
+        <w:t xml:space="preserve">if and only if</w:t>
+      </w:r>
+      <w:r>
+        <w:t xml:space="preserve"> </w:t>
+      </w:r>
+      <m:oMath>
+        <m:r>
+          <m:t>g</m:t>
+        </m:r>
+        <m:r>
+          <m:rPr>
+            <m:sty m:val="p"/>
+          </m:rPr>
+          <m:t>∉</m:t>
+        </m:r>
+        <m:sSub>
+          <m:e>
+            <m:r>
+              <m:t>C</m:t>
+            </m:r>
+          </m:e>
+          <m:sub>
+            <m:r>
+              <m:t>W</m:t>
+            </m:r>
+          </m:sub>
+        </m:sSub>
+        <m:r>
+          <m:rPr>
+            <m:sty m:val="p"/>
+          </m:rPr>
+          <m:t>(</m:t>
+        </m:r>
+        <m:r>
+          <m:t>w</m:t>
+        </m:r>
+        <m:r>
+          <m:rPr>
+            <m:sty m:val="p"/>
+          </m:rPr>
+          <m:t>)</m:t>
+        </m:r>
+      </m:oMath>
+      <w:r>
+        <w:t xml:space="preserve">.</w:t>
+      </w:r>
+      <w:r>
+        <w:t xml:space="preserve"> </w:t>
+      </w:r>
+      <m:oMath>
+        <m:r>
+          <m:rPr>
+            <m:sty m:val="p"/>
+          </m:rPr>
+          <m:t>▫</m:t>
+        </m:r>
+      </m:oMath>
+    </w:p>
+    <w:p>
+      <w:pPr>
+        <w:pStyle w:val="BodyText"/>
+      </w:pPr>
+      <w:r>
+        <w:rPr>
+          <w:b/>
+          <w:bCs/>
+        </w:rPr>
+        <w:t xml:space="preserve">Proposition 6.10 (C).</w:t>
+      </w:r>
+      <w:r>
+        <w:t xml:space="preserve"> </w:t>
+      </w:r>
+      <w:r>
+        <w:rPr>
+          <w:i/>
+          <w:iCs/>
+        </w:rPr>
+        <w:t xml:space="preserve">On the spinor boards</w:t>
+      </w:r>
+      <w:r>
+        <w:rPr>
+          <w:i/>
+          <w:iCs/>
+        </w:rPr>
+        <w:t xml:space="preserve"> </w:t>
+      </w:r>
+      <m:oMath>
+        <m:sSub>
+          <m:e>
+            <m:r>
+              <m:t>B</m:t>
+            </m:r>
+          </m:e>
+          <m:sub>
+            <m:r>
+              <m:t>3</m:t>
+            </m:r>
+          </m:sub>
+        </m:sSub>
+        <m:r>
+          <m:rPr>
+            <m:sty m:val="p"/>
+          </m:rPr>
+          <m:t>,</m:t>
+        </m:r>
+        <m:r>
+          <m:rPr>
+            <m:sty m:val="p"/>
+          </m:rPr>
+          <m:t>…</m:t>
+        </m:r>
+        <m:r>
+          <m:rPr>
+            <m:sty m:val="p"/>
+          </m:rPr>
+          <m:t>,</m:t>
+        </m:r>
+        <m:sSub>
+          <m:e>
+            <m:r>
+              <m:t>B</m:t>
+            </m:r>
+          </m:e>
+          <m:sub>
+            <m:r>
+              <m:t>8</m:t>
+            </m:r>
+          </m:sub>
+        </m:sSub>
+      </m:oMath>
+      <w:r>
+        <w:rPr>
+          <w:i/>
+          <w:iCs/>
+        </w:rPr>
+        <w:t xml:space="preserve">,</w:t>
+      </w:r>
+      <w:r>
+        <w:rPr>
+          <w:i/>
+          <w:iCs/>
+        </w:rPr>
+        <w:t xml:space="preserve"> </w:t>
+      </w:r>
+      <m:oMath>
+        <m:sSub>
+          <m:e>
+            <m:r>
+              <m:t>I</m:t>
+            </m:r>
+          </m:e>
+          <m:sub>
+            <m:r>
+              <m:t>h</m:t>
+            </m:r>
+            <m:r>
+              <m:rPr>
+                <m:sty m:val="p"/>
+              </m:rPr>
+              <m:t>/</m:t>
+            </m:r>
+            <m:r>
+              <m:t>2</m:t>
+            </m:r>
+          </m:sub>
+        </m:sSub>
+        <m:r>
+          <m:rPr>
+            <m:sty m:val="p"/>
+          </m:rPr>
+          <m:t>⊋</m:t>
+        </m:r>
+        <m:sSub>
+          <m:e>
+            <m:r>
+              <m:t>C</m:t>
+            </m:r>
+          </m:e>
+          <m:sub>
+            <m:r>
+              <m:t>h</m:t>
+            </m:r>
+            <m:r>
+              <m:rPr>
+                <m:sty m:val="p"/>
+              </m:rPr>
+              <m:t>/</m:t>
+            </m:r>
+            <m:r>
+              <m:t>2</m:t>
+            </m:r>
+          </m:sub>
+        </m:sSub>
+      </m:oMath>
+      <w:r>
+        <w:rPr>
+          <w:i/>
+          <w:iCs/>
+        </w:rPr>
+        <w:t xml:space="preserve"> </w:t>
+      </w:r>
+      <w:r>
+        <w:rPr>
+          <w:i/>
+          <w:iCs/>
+        </w:rPr>
+        <w:t xml:space="preserve">if and only if a Weyl element nearest to</w:t>
+      </w:r>
+      <w:r>
+        <w:rPr>
+          <w:i/>
+          <w:iCs/>
+        </w:rPr>
+        <w:t xml:space="preserve"> </w:t>
+      </w:r>
+      <m:oMath>
+        <m:sSup>
+          <m:e>
+            <m:r>
+              <m:t>R</m:t>
+            </m:r>
+          </m:e>
+          <m:sup>
+            <m:r>
+              <m:t>h</m:t>
+            </m:r>
+            <m:r>
+              <m:rPr>
+                <m:sty m:val="p"/>
+              </m:rPr>
+              <m:t>/</m:t>
+            </m:r>
+            <m:r>
+              <m:t>2</m:t>
+            </m:r>
+          </m:sup>
+        </m:sSup>
+      </m:oMath>
+      <w:r>
+        <w:rPr>
+          <w:i/>
+          <w:iCs/>
+        </w:rPr>
+        <w:t xml:space="preserve"> </w:t>
+      </w:r>
+      <w:r>
+        <w:rPr>
+          <w:i/>
+          <w:iCs/>
+        </w:rPr>
+        <w:t xml:space="preserve">(one maximising the agreement set</w:t>
+      </w:r>
+      <w:r>
+        <w:rPr>
+          <w:i/>
+          <w:iCs/>
+        </w:rPr>
+        <w:t xml:space="preserve"> </w:t>
+      </w:r>
+      <m:oMath>
+        <m:r>
+          <m:rPr>
+            <m:sty m:val="p"/>
+          </m:rPr>
+          <m:t>F</m:t>
+        </m:r>
+        <m:r>
+          <m:rPr>
+            <m:sty m:val="p"/>
+          </m:rPr>
+          <m:t>i</m:t>
+        </m:r>
+        <m:r>
+          <m:rPr>
+            <m:sty m:val="p"/>
+          </m:rPr>
+          <m:t>x</m:t>
+        </m:r>
+        <m:r>
+          <m:rPr>
+            <m:sty m:val="p"/>
+          </m:rPr>
+          <m:t>(</m:t>
+        </m:r>
+        <m:sSup>
+          <m:e>
+            <m:r>
+              <m:t>w</m:t>
+            </m:r>
+          </m:e>
+          <m:sup>
+            <m:r>
+              <m:rPr>
+                <m:sty m:val="p"/>
+              </m:rPr>
+              <m:t>−</m:t>
+            </m:r>
+            <m:r>
+              <m:t>1</m:t>
+            </m:r>
+          </m:sup>
+        </m:sSup>
+        <m:sSup>
+          <m:e>
+            <m:r>
+              <m:t>R</m:t>
+            </m:r>
+          </m:e>
+          <m:sup>
+            <m:r>
+              <m:t>h</m:t>
+            </m:r>
+            <m:r>
+              <m:rPr>
+                <m:sty m:val="p"/>
+              </m:rPr>
+              <m:t>/</m:t>
+            </m:r>
+            <m:r>
+              <m:t>2</m:t>
+            </m:r>
+          </m:sup>
+        </m:sSup>
+        <m:r>
+          <m:rPr>
+            <m:sty m:val="p"/>
+          </m:rPr>
+          <m:t>)</m:t>
+        </m:r>
+      </m:oMath>
+      <w:r>
+        <w:rPr>
+          <w:i/>
+          <w:iCs/>
+        </w:rPr>
+        <w:t xml:space="preserve">) commutes with</w:t>
+      </w:r>
+      <w:r>
+        <w:rPr>
+          <w:i/>
+          <w:iCs/>
+        </w:rPr>
+        <w:t xml:space="preserve"> </w:t>
+      </w:r>
+      <m:oMath>
+        <m:sSup>
+          <m:e>
+            <m:r>
+              <m:t>R</m:t>
+            </m:r>
+          </m:e>
+          <m:sup>
+            <m:r>
+              <m:t>h</m:t>
+            </m:r>
+            <m:r>
+              <m:rPr>
+                <m:sty m:val="p"/>
+              </m:rPr>
+              <m:t>/</m:t>
+            </m:r>
+            <m:r>
+              <m:t>2</m:t>
+            </m:r>
+          </m:sup>
+        </m:sSup>
+      </m:oMath>
+      <w:r>
+        <w:rPr>
+          <w:i/>
+          <w:iCs/>
+        </w:rPr>
+        <w:t xml:space="preserve">. On</w:t>
+      </w:r>
+      <w:r>
+        <w:rPr>
+          <w:i/>
+          <w:iCs/>
+        </w:rPr>
+        <w:t xml:space="preserve"> </w:t>
+      </w:r>
+      <m:oMath>
+        <m:sSub>
+          <m:e>
+            <m:r>
+              <m:t>B</m:t>
+            </m:r>
+          </m:e>
+          <m:sub>
+            <m:r>
+              <m:t>4</m:t>
+            </m:r>
+          </m:sub>
+        </m:sSub>
+      </m:oMath>
+      <w:r>
+        <w:rPr>
+          <w:i/>
+          <w:iCs/>
+        </w:rPr>
+        <w:t xml:space="preserve"> </w:t>
+      </w:r>
+      <w:r>
+        <w:rPr>
+          <w:i/>
+          <w:iCs/>
+        </w:rPr>
+        <w:t xml:space="preserve">the nearest element is</w:t>
+      </w:r>
+      <w:r>
+        <w:rPr>
+          <w:i/>
+          <w:iCs/>
+        </w:rPr>
+        <w:t xml:space="preserve"> </w:t>
+      </w:r>
+      <m:oMath>
+        <m:r>
+          <m:rPr>
+            <m:sty m:val="p"/>
+          </m:rPr>
+          <m:t>−</m:t>
+        </m:r>
+        <m:r>
+          <m:t>τ</m:t>
+        </m:r>
+      </m:oMath>
+      <w:r>
+        <w:rPr>
+          <w:i/>
+          <w:iCs/>
+        </w:rPr>
+        <w:t xml:space="preserve">, it commutes with</w:t>
+      </w:r>
+      <w:r>
+        <w:rPr>
+          <w:i/>
+          <w:iCs/>
+        </w:rPr>
+        <w:t xml:space="preserve"> </w:t>
+      </w:r>
+      <m:oMath>
+        <m:sSup>
+          <m:e>
+            <m:r>
+              <m:t>R</m:t>
+            </m:r>
+          </m:e>
+          <m:sup>
+            <m:r>
+              <m:t>4</m:t>
+            </m:r>
+          </m:sup>
+        </m:sSup>
+      </m:oMath>
+      <w:r>
+        <w:rPr>
+          <w:i/>
+          <w:iCs/>
+        </w:rPr>
+        <w:t xml:space="preserve">,</w:t>
+      </w:r>
+      <w:r>
+        <w:rPr>
+          <w:i/>
+          <w:iCs/>
+        </w:rPr>
+        <w:t xml:space="preserve"> </w:t>
+      </w:r>
+      <m:oMath>
+        <m:r>
+          <m:t>c</m:t>
+        </m:r>
+      </m:oMath>
+      <w:r>
+        <w:rPr>
+          <w:i/>
+          <w:iCs/>
+        </w:rPr>
+        <w:t xml:space="preserve"> </w:t>
+      </w:r>
+      <w:r>
+        <w:rPr>
+          <w:i/>
+          <w:iCs/>
+        </w:rPr>
+        <w:t xml:space="preserve">is an involution and the four extras are</w:t>
+      </w:r>
+      <w:r>
+        <w:rPr>
+          <w:i/>
+          <w:iCs/>
+        </w:rPr>
+        <w:t xml:space="preserve"> </w:t>
+      </w:r>
+      <m:oMath>
+        <m:sSub>
+          <m:e>
+            <m:r>
+              <m:t>C</m:t>
+            </m:r>
+          </m:e>
+          <m:sub>
+            <m:r>
+              <m:t>W</m:t>
+            </m:r>
+          </m:sub>
+        </m:sSub>
+        <m:r>
+          <m:rPr>
+            <m:sty m:val="p"/>
+          </m:rPr>
+          <m:t>(</m:t>
+        </m:r>
+        <m:r>
+          <m:t>c</m:t>
+        </m:r>
+        <m:r>
+          <m:rPr>
+            <m:sty m:val="p"/>
+          </m:rPr>
+          <m:t>)</m:t>
+        </m:r>
+        <m:r>
+          <m:rPr>
+            <m:sty m:val="p"/>
+          </m:rPr>
+          <m:t>\</m:t>
+        </m:r>
+        <m:sSub>
+          <m:e>
+            <m:r>
+              <m:t>C</m:t>
+            </m:r>
+          </m:e>
+          <m:sub>
+            <m:r>
+              <m:t>W</m:t>
+            </m:r>
+          </m:sub>
+        </m:sSub>
+        <m:r>
+          <m:rPr>
+            <m:sty m:val="p"/>
+          </m:rPr>
+          <m:t>(</m:t>
+        </m:r>
+        <m:r>
+          <m:rPr>
+            <m:sty m:val="p"/>
+          </m:rPr>
+          <m:t>−</m:t>
+        </m:r>
+        <m:r>
+          <m:t>τ</m:t>
+        </m:r>
+        <m:r>
+          <m:rPr>
+            <m:sty m:val="p"/>
+          </m:rPr>
+          <m:t>)</m:t>
+        </m:r>
+      </m:oMath>
+      <w:r>
+        <w:rPr>
+          <w:i/>
+          <w:iCs/>
+        </w:rPr>
+        <w:t xml:space="preserve">. On</w:t>
+      </w:r>
+      <w:r>
+        <w:rPr>
+          <w:i/>
+          <w:iCs/>
+        </w:rPr>
+        <w:t xml:space="preserve"> </w:t>
+      </w:r>
+      <m:oMath>
+        <m:sSub>
+          <m:e>
+            <m:r>
+              <m:t>B</m:t>
+            </m:r>
+          </m:e>
+          <m:sub>
+            <m:r>
+              <m:t>5</m:t>
+            </m:r>
+          </m:sub>
+        </m:sSub>
+        <m:r>
+          <m:rPr>
+            <m:sty m:val="p"/>
+          </m:rPr>
+          <m:t>,</m:t>
+        </m:r>
+        <m:r>
+          <m:rPr>
+            <m:sty m:val="p"/>
+          </m:rPr>
+          <m:t>…</m:t>
+        </m:r>
+        <m:r>
+          <m:rPr>
+            <m:sty m:val="p"/>
+          </m:rPr>
+          <m:t>,</m:t>
+        </m:r>
+        <m:sSub>
+          <m:e>
+            <m:r>
+              <m:t>B</m:t>
+            </m:r>
+          </m:e>
+          <m:sub>
+            <m:r>
+              <m:t>8</m:t>
+            </m:r>
+          </m:sub>
+        </m:sSub>
+      </m:oMath>
+      <w:r>
+        <w:rPr>
+          <w:i/>
+          <w:iCs/>
+        </w:rPr>
+        <w:t xml:space="preserve"> </w:t>
+      </w:r>
+      <w:r>
+        <w:rPr>
+          <w:i/>
+          <w:iCs/>
+        </w:rPr>
+        <w:t xml:space="preserve">the nearest element is unique, of the shape</w:t>
+      </w:r>
+      <w:r>
+        <w:rPr>
+          <w:i/>
+          <w:iCs/>
+        </w:rPr>
+        <w:t xml:space="preserve"> </w:t>
+      </w:r>
+      <m:oMath>
+        <m:r>
+          <m:rPr>
+            <m:sty m:val="p"/>
+          </m:rPr>
+          <m:t>−</m:t>
+        </m:r>
+        <m:r>
+          <m:rPr>
+            <m:sty m:val="p"/>
+          </m:rPr>
+          <m:t>(</m:t>
+        </m:r>
+        <m:sSub>
+          <m:e>
+            <m:r>
+              <m:t>e</m:t>
+            </m:r>
+          </m:e>
+          <m:sub>
+            <m:r>
+              <m:t>2</m:t>
+            </m:r>
+          </m:sub>
+        </m:sSub>
+        <m:sSub>
+          <m:e>
+            <m:r>
+              <m:t>e</m:t>
+            </m:r>
+          </m:e>
+          <m:sub>
+            <m:r>
+              <m:t>3</m:t>
+            </m:r>
+          </m:sub>
+        </m:sSub>
+        <m:r>
+          <m:rPr>
+            <m:sty m:val="p"/>
+          </m:rPr>
+          <m:t>)</m:t>
+        </m:r>
+        <m:r>
+          <m:rPr>
+            <m:sty m:val="p"/>
+          </m:rPr>
+          <m:t>(</m:t>
+        </m:r>
+        <m:sSub>
+          <m:e>
+            <m:r>
+              <m:t>e</m:t>
+            </m:r>
+          </m:e>
+          <m:sub>
+            <m:r>
+              <m:t>4</m:t>
+            </m:r>
+          </m:sub>
+        </m:sSub>
+        <m:sSub>
+          <m:e>
+            <m:r>
+              <m:t>e</m:t>
+            </m:r>
+          </m:e>
+          <m:sub>
+            <m:r>
+              <m:t>5</m:t>
+            </m:r>
+          </m:sub>
+        </m:sSub>
+        <m:r>
+          <m:rPr>
+            <m:sty m:val="p"/>
+          </m:rPr>
+          <m:t>)</m:t>
+        </m:r>
+        <m:r>
+          <m:rPr>
+            <m:sty m:val="p"/>
+          </m:rPr>
+          <m:t>⋯</m:t>
+        </m:r>
+      </m:oMath>
+      <w:r>
+        <w:rPr>
+          <w:i/>
+          <w:iCs/>
+        </w:rPr>
+        <w:t xml:space="preserve"> </w:t>
+      </w:r>
+      <w:r>
+        <w:rPr>
+          <w:i/>
+          <w:iCs/>
+        </w:rPr>
+        <w:t xml:space="preserve">with the last coordinate fixed or negated, does not commute with</w:t>
+      </w:r>
+      <w:r>
+        <w:rPr>
+          <w:i/>
+          <w:iCs/>
+        </w:rPr>
+        <w:t xml:space="preserve"> </w:t>
+      </w:r>
+      <m:oMath>
+        <m:sSup>
+          <m:e>
+            <m:r>
+              <m:t>R</m:t>
+            </m:r>
+          </m:e>
+          <m:sup>
+            <m:r>
+              <m:t>h</m:t>
+            </m:r>
+            <m:r>
+              <m:rPr>
+                <m:sty m:val="p"/>
+              </m:rPr>
+              <m:t>/</m:t>
+            </m:r>
+            <m:r>
+              <m:t>2</m:t>
+            </m:r>
+          </m:sup>
+        </m:sSup>
+      </m:oMath>
+      <w:r>
+        <w:rPr>
+          <w:i/>
+          <w:iCs/>
+        </w:rPr>
+        <w:t xml:space="preserve">,</w:t>
+      </w:r>
+      <w:r>
+        <w:rPr>
+          <w:i/>
+          <w:iCs/>
+        </w:rPr>
+        <w:t xml:space="preserve"> </w:t>
+      </w:r>
+      <m:oMath>
+        <m:r>
+          <m:t>c</m:t>
+        </m:r>
+      </m:oMath>
+      <w:r>
+        <w:rPr>
+          <w:i/>
+          <w:iCs/>
+        </w:rPr>
+        <w:t xml:space="preserve"> </w:t>
+      </w:r>
+      <w:r>
+        <w:rPr>
+          <w:i/>
+          <w:iCs/>
+        </w:rPr>
+        <w:t xml:space="preserve">is not an involution, and</w:t>
+      </w:r>
+      <w:r>
+        <w:rPr>
+          <w:i/>
+          <w:iCs/>
+        </w:rPr>
+        <w:t xml:space="preserve"> </w:t>
+      </w:r>
+      <m:oMath>
+        <m:sSub>
+          <m:e>
+            <m:r>
+              <m:t>C</m:t>
+            </m:r>
+          </m:e>
+          <m:sub>
+            <m:r>
+              <m:t>W</m:t>
+            </m:r>
+          </m:sub>
+        </m:sSub>
+        <m:r>
+          <m:rPr>
+            <m:sty m:val="p"/>
+          </m:rPr>
+          <m:t>(</m:t>
+        </m:r>
+        <m:r>
+          <m:t>c</m:t>
+        </m:r>
+        <m:r>
+          <m:rPr>
+            <m:sty m:val="p"/>
+          </m:rPr>
+          <m:t>)</m:t>
+        </m:r>
+        <m:r>
+          <m:rPr>
+            <m:sty m:val="p"/>
+          </m:rPr>
+          <m:t>=</m:t>
+        </m:r>
+        <m:r>
+          <m:rPr>
+            <m:sty m:val="p"/>
+          </m:rPr>
+          <m:t>{</m:t>
+        </m:r>
+        <m:r>
+          <m:rPr>
+            <m:sty m:val="p"/>
+          </m:rPr>
+          <m:t>±</m:t>
+        </m:r>
+        <m:r>
+          <m:t>1</m:t>
+        </m:r>
+        <m:r>
+          <m:rPr>
+            <m:sty m:val="p"/>
+          </m:rPr>
+          <m:t>}</m:t>
+        </m:r>
+      </m:oMath>
+      <w:r>
+        <w:rPr>
+          <w:i/>
+          <w:iCs/>
+        </w:rPr>
+        <w:t xml:space="preserve">; on</w:t>
+      </w:r>
+      <w:r>
+        <w:rPr>
+          <w:i/>
+          <w:iCs/>
+        </w:rPr>
+        <w:t xml:space="preserve"> </w:t>
+      </w:r>
+      <m:oMath>
+        <m:sSub>
+          <m:e>
+            <m:r>
+              <m:t>B</m:t>
+            </m:r>
+          </m:e>
+          <m:sub>
+            <m:r>
+              <m:t>8</m:t>
+            </m:r>
+          </m:sub>
+        </m:sSub>
+      </m:oMath>
+      <w:r>
+        <w:rPr>
+          <w:i/>
+          <w:iCs/>
+        </w:rPr>
+        <w:t xml:space="preserve"> </w:t>
+      </w:r>
+      <w:r>
+        <w:rPr>
+          <w:i/>
+          <w:iCs/>
+        </w:rPr>
+        <w:t xml:space="preserve">the stabilizer of the 52-point agreement set is</w:t>
+      </w:r>
+      <w:r>
+        <w:rPr>
+          <w:i/>
+          <w:iCs/>
+        </w:rPr>
+        <w:t xml:space="preserve"> </w:t>
+      </w:r>
+      <m:oMath>
+        <m:r>
+          <m:rPr>
+            <m:sty m:val="p"/>
+          </m:rPr>
+          <m:t>⟨</m:t>
+        </m:r>
+        <m:r>
+          <m:rPr>
+            <m:sty m:val="p"/>
+          </m:rPr>
+          <m:t>−</m:t>
+        </m:r>
+        <m:r>
+          <m:t>1</m:t>
+        </m:r>
+        <m:r>
+          <m:rPr>
+            <m:sty m:val="p"/>
+          </m:rPr>
+          <m:t>,</m:t>
+        </m:r>
+        <m:r>
+          <m:t>w</m:t>
+        </m:r>
+        <m:r>
+          <m:rPr>
+            <m:sty m:val="p"/>
+          </m:rPr>
+          <m:t>⟩</m:t>
+        </m:r>
+      </m:oMath>
+      <w:r>
+        <w:rPr>
+          <w:i/>
+          <w:iCs/>
+        </w:rPr>
+        <w:t xml:space="preserve">. On</w:t>
+      </w:r>
+      <w:r>
+        <w:rPr>
+          <w:i/>
+          <w:iCs/>
+        </w:rPr>
+        <w:t xml:space="preserve"> </w:t>
+      </w:r>
+      <m:oMath>
+        <m:sSub>
+          <m:e>
+            <m:r>
+              <m:t>B</m:t>
+            </m:r>
+          </m:e>
+          <m:sub>
+            <m:r>
+              <m:t>3</m:t>
+            </m:r>
+          </m:sub>
+        </m:sSub>
+      </m:oMath>
+      <w:r>
+        <w:rPr>
+          <w:i/>
+          <w:iCs/>
+        </w:rPr>
+        <w:t xml:space="preserve"> </w:t>
+      </w:r>
+      <w:r>
+        <w:rPr>
+          <w:i/>
+          <w:iCs/>
+        </w:rPr>
+        <w:t xml:space="preserve">no element of</w:t>
+      </w:r>
+      <w:r>
+        <w:rPr>
+          <w:i/>
+          <w:iCs/>
+        </w:rPr>
+        <w:t xml:space="preserve"> </w:t>
+      </w:r>
+      <m:oMath>
+        <m:r>
+          <m:t>W</m:t>
+        </m:r>
+        <m:r>
+          <m:rPr>
+            <m:sty m:val="p"/>
+          </m:rPr>
+          <m:t>(</m:t>
+        </m:r>
+        <m:sSub>
+          <m:e>
+            <m:r>
+              <m:t>B</m:t>
+            </m:r>
+          </m:e>
+          <m:sub>
+            <m:r>
+              <m:t>3</m:t>
+            </m:r>
+          </m:sub>
+        </m:sSub>
+        <m:r>
+          <m:rPr>
+            <m:sty m:val="p"/>
+          </m:rPr>
+          <m:t>)</m:t>
+        </m:r>
+      </m:oMath>
+      <w:r>
+        <w:rPr>
+          <w:i/>
+          <w:iCs/>
+        </w:rPr>
+        <w:t xml:space="preserve"> </w:t>
+      </w:r>
+      <w:r>
+        <w:rPr>
+          <w:i/>
+          <w:iCs/>
+        </w:rPr>
+        <w:t xml:space="preserve">agrees with</w:t>
+      </w:r>
+      <w:r>
+        <w:rPr>
+          <w:i/>
+          <w:iCs/>
+        </w:rPr>
+        <w:t xml:space="preserve"> </w:t>
+      </w:r>
+      <m:oMath>
+        <m:sSup>
+          <m:e>
+            <m:r>
+              <m:t>R</m:t>
+            </m:r>
+          </m:e>
+          <m:sup>
+            <m:r>
+              <m:t>3</m:t>
+            </m:r>
+          </m:sup>
+        </m:sSup>
+      </m:oMath>
+      <w:r>
+        <w:rPr>
+          <w:i/>
+          <w:iCs/>
+        </w:rPr>
+        <w:t xml:space="preserve"> </w:t>
+      </w:r>
+      <w:r>
+        <w:rPr>
+          <w:i/>
+          <w:iCs/>
+        </w:rPr>
+        <w:t xml:space="preserve">on an affinely spanning set, so Lemma 6.1 does not apply and the excess is that of the overgroup</w:t>
+      </w:r>
+      <w:r>
+        <w:rPr>
+          <w:i/>
+          <w:iCs/>
+        </w:rPr>
+        <w:t xml:space="preserve"> </w:t>
+      </w:r>
+      <m:oMath>
+        <m:r>
+          <m:t>W</m:t>
+        </m:r>
+        <m:r>
+          <m:rPr>
+            <m:sty m:val="p"/>
+          </m:rPr>
+          <m:t>(</m:t>
+        </m:r>
+        <m:sSub>
+          <m:e>
+            <m:r>
+              <m:t>D</m:t>
+            </m:r>
+          </m:e>
+          <m:sub>
+            <m:r>
+              <m:t>4</m:t>
+            </m:r>
+          </m:sub>
+        </m:sSub>
+        <m:r>
+          <m:rPr>
+            <m:sty m:val="p"/>
+          </m:rPr>
+          <m:t>)</m:t>
+        </m:r>
+        <m:r>
+          <m:rPr>
+            <m:sty m:val="p"/>
+          </m:rPr>
+          <m:t>∋</m:t>
+        </m:r>
+        <m:sSup>
+          <m:e>
+            <m:r>
+              <m:t>R</m:t>
+            </m:r>
+          </m:e>
+          <m:sup>
+            <m:r>
+              <m:t>3</m:t>
+            </m:r>
+          </m:sup>
+        </m:sSup>
+      </m:oMath>
+      <w:r>
+        <w:rPr>
+          <w:i/>
+          <w:iCs/>
+        </w:rPr>
+        <w:t xml:space="preserve"> </w:t>
+      </w:r>
+      <w:r>
+        <w:rPr>
+          <w:i/>
+          <w:iCs/>
+        </w:rPr>
+        <w:t xml:space="preserve">(§6.1); the criterion holds there only as a marker.</w:t>
+      </w:r>
+    </w:p>
+    <w:p>
+      <w:pPr>
+        <w:pStyle w:val="BodyText"/>
+      </w:pPr>
+      <w:r>
+        <w:rPr>
+          <w:b/>
+          <w:bCs/>
+        </w:rPr>
+        <w:t xml:space="preserve">Proposition 6.11 (C, the 16-cube at the orbit level).</w:t>
+      </w:r>
+      <w:r>
+        <w:t xml:space="preserve"> </w:t>
+      </w:r>
+      <w:r>
+        <w:rPr>
+          <w:i/>
+          <w:iCs/>
+        </w:rPr>
+        <w:t xml:space="preserve">On the</w:t>
+      </w:r>
+      <w:r>
+        <w:rPr>
+          <w:i/>
+          <w:iCs/>
+        </w:rPr>
+        <w:t xml:space="preserve"> </w:t>
+      </w:r>
+      <m:oMath>
+        <m:sSub>
+          <m:e>
+            <m:r>
+              <m:t>B</m:t>
+            </m:r>
+          </m:e>
+          <m:sub>
+            <m:r>
+              <m:t>16</m:t>
+            </m:r>
+          </m:sub>
+        </m:sSub>
+      </m:oMath>
+      <w:r>
+        <w:rPr>
+          <w:i/>
+          <w:iCs/>
+        </w:rPr>
+        <w:t xml:space="preserve"> </w:t>
+      </w:r>
+      <w:r>
+        <w:rPr>
+          <w:i/>
+          <w:iCs/>
+        </w:rPr>
+        <w:t xml:space="preserve">spinor board (</w:t>
+      </w:r>
+      <m:oMath>
+        <m:r>
+          <m:t>65</m:t>
+        </m:r>
+        <m:r>
+          <m:rPr>
+            <m:sty m:val="p"/>
+          </m:rPr>
+          <m:t>,</m:t>
+        </m:r>
+        <m:r>
+          <m:t>536</m:t>
+        </m:r>
+      </m:oMath>
+      <w:r>
+        <w:rPr>
+          <w:i/>
+          <w:iCs/>
+        </w:rPr>
+        <w:t xml:space="preserve"> </w:t>
+      </w:r>
+      <w:r>
+        <w:rPr>
+          <w:i/>
+          <w:iCs/>
+        </w:rPr>
+        <w:t xml:space="preserve">weights,</w:t>
+      </w:r>
+      <w:r>
+        <w:rPr>
+          <w:i/>
+          <w:iCs/>
+        </w:rPr>
+        <w:t xml:space="preserve"> </w:t>
+      </w:r>
+      <m:oMath>
+        <m:r>
+          <m:t>h</m:t>
+        </m:r>
+        <m:r>
+          <m:rPr>
+            <m:sty m:val="p"/>
+          </m:rPr>
+          <m:t>=</m:t>
+        </m:r>
+        <m:r>
+          <m:t>32</m:t>
+        </m:r>
+      </m:oMath>
+      <w:r>
+        <w:rPr>
+          <w:i/>
+          <w:iCs/>
+        </w:rPr>
+        <w:t xml:space="preserve">;</w:t>
+      </w:r>
+      <w:r>
+        <w:rPr>
+          <w:i/>
+          <w:iCs/>
+        </w:rPr>
+        <w:t xml:space="preserve"> </w:t>
+      </w:r>
+      <m:oMath>
+        <m:r>
+          <m:t>W</m:t>
+        </m:r>
+      </m:oMath>
+      <w:r>
+        <w:rPr>
+          <w:i/>
+          <w:iCs/>
+        </w:rPr>
+        <w:t xml:space="preserve"> </w:t>
+      </w:r>
+      <w:r>
+        <w:rPr>
+          <w:i/>
+          <w:iCs/>
+        </w:rPr>
+        <w:t xml:space="preserve">is not enumerated):</w:t>
+      </w:r>
+      <w:r>
+        <w:rPr>
+          <w:i/>
+          <w:iCs/>
+        </w:rPr>
+        <w:t xml:space="preserve"> </w:t>
+      </w:r>
+      <m:oMath>
+        <m:r>
+          <m:t>R</m:t>
+        </m:r>
+      </m:oMath>
+      <w:r>
+        <w:rPr>
+          <w:i/>
+          <w:iCs/>
+        </w:rPr>
+        <w:t xml:space="preserve"> </w:t>
+      </w:r>
+      <w:r>
+        <w:rPr>
+          <w:i/>
+          <w:iCs/>
+        </w:rPr>
+        <w:t xml:space="preserve">has</w:t>
+      </w:r>
+      <w:r>
+        <w:rPr>
+          <w:i/>
+          <w:iCs/>
+        </w:rPr>
+        <w:t xml:space="preserve"> </w:t>
+      </w:r>
+      <m:oMath>
+        <m:r>
+          <m:t>2</m:t>
+        </m:r>
+        <m:r>
+          <m:rPr>
+            <m:sty m:val="p"/>
+          </m:rPr>
+          <m:t>,</m:t>
+        </m:r>
+        <m:r>
+          <m:t>048</m:t>
+        </m:r>
+      </m:oMath>
+      <w:r>
+        <w:rPr>
+          <w:i/>
+          <w:iCs/>
+        </w:rPr>
+        <w:t xml:space="preserve"> </w:t>
+      </w:r>
+      <w:r>
+        <w:rPr>
+          <w:i/>
+          <w:iCs/>
+        </w:rPr>
+        <w:t xml:space="preserve">free orbits of</w:t>
+      </w:r>
+      <w:r>
+        <w:rPr>
+          <w:i/>
+          <w:iCs/>
+        </w:rPr>
+        <w:t xml:space="preserve"> </w:t>
+      </w:r>
+      <m:oMath>
+        <m:r>
+          <m:t>32</m:t>
+        </m:r>
+      </m:oMath>
+      <w:r>
+        <w:rPr>
+          <w:i/>
+          <w:iCs/>
+        </w:rPr>
+        <w:t xml:space="preserve">; the orbit of</w:t>
+      </w:r>
+      <w:r>
+        <w:rPr>
+          <w:i/>
+          <w:iCs/>
+        </w:rPr>
+        <w:t xml:space="preserve"> </w:t>
+      </w:r>
+      <m:oMath>
+        <m:r>
+          <m:t>λ</m:t>
+        </m:r>
+      </m:oMath>
+      <w:r>
+        <w:rPr>
+          <w:i/>
+          <w:iCs/>
+        </w:rPr>
+        <w:t xml:space="preserve"> </w:t>
+      </w:r>
+      <w:r>
+        <w:rPr>
+          <w:i/>
+          <w:iCs/>
+        </w:rPr>
+        <w:t xml:space="preserve">is the full-height orbit and</w:t>
+      </w:r>
+      <w:r>
+        <w:rPr>
+          <w:i/>
+          <w:iCs/>
+        </w:rPr>
+        <w:t xml:space="preserve"> </w:t>
+      </w:r>
+      <m:oMath>
+        <m:sSup>
+          <m:e>
+            <m:r>
+              <m:t>R</m:t>
+            </m:r>
+          </m:e>
+          <m:sup>
+            <m:r>
+              <m:t>16</m:t>
+            </m:r>
+          </m:sup>
+        </m:sSup>
+      </m:oMath>
+      <w:r>
+        <w:rPr>
+          <w:i/>
+          <w:iCs/>
+        </w:rPr>
+        <w:t xml:space="preserve"> </w:t>
+      </w:r>
+      <w:r>
+        <w:rPr>
+          <w:i/>
+          <w:iCs/>
+        </w:rPr>
+        <w:t xml:space="preserve">shifts every rank on it by exactly</w:t>
+      </w:r>
+      <w:r>
+        <w:rPr>
+          <w:i/>
+          <w:iCs/>
+        </w:rPr>
+        <w:t xml:space="preserve"> </w:t>
+      </w:r>
+      <m:oMath>
+        <m:r>
+          <m:rPr>
+            <m:sty m:val="p"/>
+          </m:rPr>
+          <m:t>±</m:t>
+        </m:r>
+        <m:r>
+          <m:t>8</m:t>
+        </m:r>
+      </m:oMath>
+      <w:r>
+        <w:rPr>
+          <w:i/>
+          <w:iCs/>
+        </w:rPr>
+        <w:t xml:space="preserve">; exactly sixteen orbits carry the half-turn as a Weyl element, all by the same</w:t>
+      </w:r>
+      <w:r>
+        <w:rPr>
+          <w:i/>
+          <w:iCs/>
+        </w:rPr>
+        <w:t xml:space="preserve"> </w:t>
+      </w:r>
+      <m:oMath>
+        <m:r>
+          <m:t>w</m:t>
+        </m:r>
+        <m:r>
+          <m:rPr>
+            <m:sty m:val="p"/>
+          </m:rPr>
+          <m:t>=</m:t>
+        </m:r>
+        <m:r>
+          <m:rPr>
+            <m:sty m:val="p"/>
+          </m:rPr>
+          <m:t>−</m:t>
+        </m:r>
+        <m:r>
+          <m:rPr>
+            <m:sty m:val="p"/>
+          </m:rPr>
+          <m:t>(</m:t>
+        </m:r>
+        <m:sSub>
+          <m:e>
+            <m:r>
+              <m:t>e</m:t>
+            </m:r>
+          </m:e>
+          <m:sub>
+            <m:r>
+              <m:t>2</m:t>
+            </m:r>
+          </m:sub>
+        </m:sSub>
+        <m:sSub>
+          <m:e>
+            <m:r>
+              <m:t>e</m:t>
+            </m:r>
+          </m:e>
+          <m:sub>
+            <m:r>
+              <m:t>3</m:t>
+            </m:r>
+          </m:sub>
+        </m:sSub>
+        <m:r>
+          <m:rPr>
+            <m:sty m:val="p"/>
+          </m:rPr>
+          <m:t>)</m:t>
+        </m:r>
+        <m:r>
+          <m:rPr>
+            <m:sty m:val="p"/>
+          </m:rPr>
+          <m:t>(</m:t>
+        </m:r>
+        <m:sSub>
+          <m:e>
+            <m:r>
+              <m:t>e</m:t>
+            </m:r>
+          </m:e>
+          <m:sub>
+            <m:r>
+              <m:t>4</m:t>
+            </m:r>
+          </m:sub>
+        </m:sSub>
+        <m:sSub>
+          <m:e>
+            <m:r>
+              <m:t>e</m:t>
+            </m:r>
+          </m:e>
+          <m:sub>
+            <m:r>
+              <m:t>5</m:t>
+            </m:r>
+          </m:sub>
+        </m:sSub>
+        <m:r>
+          <m:rPr>
+            <m:sty m:val="p"/>
+          </m:rPr>
+          <m:t>)</m:t>
+        </m:r>
+        <m:r>
+          <m:rPr>
+            <m:sty m:val="p"/>
+          </m:rPr>
+          <m:t>⋯</m:t>
+        </m:r>
+        <m:r>
+          <m:rPr>
+            <m:sty m:val="p"/>
+          </m:rPr>
+          <m:t>(</m:t>
+        </m:r>
+        <m:sSub>
+          <m:e>
+            <m:r>
+              <m:t>e</m:t>
+            </m:r>
+          </m:e>
+          <m:sub>
+            <m:r>
+              <m:t>14</m:t>
+            </m:r>
+          </m:sub>
+        </m:sSub>
+        <m:sSub>
+          <m:e>
+            <m:r>
+              <m:t>e</m:t>
+            </m:r>
+          </m:e>
+          <m:sub>
+            <m:r>
+              <m:t>15</m:t>
+            </m:r>
+          </m:sub>
+        </m:sSub>
+        <m:r>
+          <m:rPr>
+            <m:sty m:val="p"/>
+          </m:rPr>
+          <m:t>)</m:t>
+        </m:r>
+      </m:oMath>
+      <w:r>
+        <w:rPr>
+          <w:i/>
+          <w:iCs/>
+        </w:rPr>
+        <w:t xml:space="preserve"> </w:t>
+      </w:r>
+      <w:r>
+        <w:rPr>
+          <w:i/>
+          <w:iCs/>
+        </w:rPr>
+        <w:t xml:space="preserve">with</w:t>
+      </w:r>
+      <w:r>
+        <w:rPr>
+          <w:i/>
+          <w:iCs/>
+        </w:rPr>
+        <w:t xml:space="preserve"> </w:t>
+      </w:r>
+      <m:oMath>
+        <m:sSub>
+          <m:e>
+            <m:r>
+              <m:t>e</m:t>
+            </m:r>
+          </m:e>
+          <m:sub>
+            <m:r>
+              <m:t>16</m:t>
+            </m:r>
+          </m:sub>
+        </m:sSub>
+      </m:oMath>
+      <w:r>
+        <w:rPr>
+          <w:i/>
+          <w:iCs/>
+        </w:rPr>
+        <w:t xml:space="preserve"> </w:t>
+      </w:r>
+      <w:r>
+        <w:rPr>
+          <w:i/>
+          <w:iCs/>
+        </w:rPr>
+        <w:t xml:space="preserve">fixed, and they are exactly the orbits whose ranks lie in</w:t>
+      </w:r>
+      <w:r>
+        <w:rPr>
+          <w:i/>
+          <w:iCs/>
+        </w:rPr>
+        <w:t xml:space="preserve"> </w:t>
+      </w:r>
+      <m:oMath>
+        <m:r>
+          <m:rPr>
+            <m:sty m:val="p"/>
+          </m:rPr>
+          <m:t>{</m:t>
+        </m:r>
+        <m:r>
+          <m:t>7</m:t>
+        </m:r>
+        <m:r>
+          <m:rPr>
+            <m:sty m:val="p"/>
+          </m:rPr>
+          <m:t>,</m:t>
+        </m:r>
+        <m:r>
+          <m:t>8</m:t>
+        </m:r>
+        <m:r>
+          <m:rPr>
+            <m:sty m:val="p"/>
+          </m:rPr>
+          <m:t>,</m:t>
+        </m:r>
+        <m:r>
+          <m:t>9</m:t>
+        </m:r>
+        <m:r>
+          <m:rPr>
+            <m:sty m:val="p"/>
+          </m:rPr>
+          <m:t>}</m:t>
+        </m:r>
+      </m:oMath>
+      <w:r>
+        <w:rPr>
+          <w:i/>
+          <w:iCs/>
+        </w:rPr>
+        <w:t xml:space="preserve">;</w:t>
+      </w:r>
+      <w:r>
+        <w:rPr>
+          <w:i/>
+          <w:iCs/>
+        </w:rPr>
+        <w:t xml:space="preserve"> </w:t>
+      </w:r>
+      <m:oMath>
+        <m:r>
+          <m:t>w</m:t>
+        </m:r>
+      </m:oMath>
+      <w:r>
+        <w:rPr>
+          <w:i/>
+          <w:iCs/>
+        </w:rPr>
+        <w:t xml:space="preserve"> </w:t>
+      </w:r>
+      <w:r>
+        <w:rPr>
+          <w:i/>
+          <w:iCs/>
+        </w:rPr>
+        <w:t xml:space="preserve">does not commute with</w:t>
+      </w:r>
+      <w:r>
+        <w:rPr>
+          <w:i/>
+          <w:iCs/>
+        </w:rPr>
+        <w:t xml:space="preserve"> </w:t>
+      </w:r>
+      <m:oMath>
+        <m:sSup>
+          <m:e>
+            <m:r>
+              <m:t>R</m:t>
+            </m:r>
+          </m:e>
+          <m:sup>
+            <m:r>
+              <m:t>16</m:t>
+            </m:r>
+          </m:sup>
+        </m:sSup>
+      </m:oMath>
+      <w:r>
+        <w:rPr>
+          <w:i/>
+          <w:iCs/>
+        </w:rPr>
+        <w:t xml:space="preserve">;</w:t>
+      </w:r>
+      <w:r>
+        <w:rPr>
+          <w:i/>
+          <w:iCs/>
+        </w:rPr>
+        <w:t xml:space="preserve"> </w:t>
+      </w:r>
+      <m:oMath>
+        <m:sSub>
+          <m:e>
+            <m:r>
+              <m:t>C</m:t>
+            </m:r>
+          </m:e>
+          <m:sub>
+            <m:r>
+              <m:t>W</m:t>
+            </m:r>
+          </m:sub>
+        </m:sSub>
+        <m:r>
+          <m:rPr>
+            <m:sty m:val="p"/>
+          </m:rPr>
+          <m:t>(</m:t>
+        </m:r>
+        <m:sSup>
+          <m:e>
+            <m:r>
+              <m:t>R</m:t>
+            </m:r>
+          </m:e>
+          <m:sup>
+            <m:r>
+              <m:t>16</m:t>
+            </m:r>
+          </m:sup>
+        </m:sSup>
+        <m:r>
+          <m:rPr>
+            <m:sty m:val="p"/>
+          </m:rPr>
+          <m:t>)</m:t>
+        </m:r>
+        <m:r>
+          <m:rPr>
+            <m:sty m:val="p"/>
+          </m:rPr>
+          <m:t>=</m:t>
+        </m:r>
+        <m:r>
+          <m:rPr>
+            <m:sty m:val="p"/>
+          </m:rPr>
+          <m:t>{</m:t>
+        </m:r>
+        <m:r>
+          <m:rPr>
+            <m:sty m:val="p"/>
+          </m:rPr>
+          <m:t>±</m:t>
+        </m:r>
+        <m:r>
+          <m:t>1</m:t>
+        </m:r>
+        <m:r>
+          <m:rPr>
+            <m:sty m:val="p"/>
+          </m:rPr>
+          <m:t>}</m:t>
+        </m:r>
+      </m:oMath>
+      <w:r>
+        <w:rPr>
+          <w:i/>
+          <w:iCs/>
+        </w:rPr>
+        <w:t xml:space="preserve">; the agreement set</w:t>
+      </w:r>
+      <w:r>
+        <w:rPr>
+          <w:i/>
+          <w:iCs/>
+        </w:rPr>
+        <w:t xml:space="preserve"> </w:t>
+      </w:r>
+      <m:oMath>
+        <m:r>
+          <m:t>Y</m:t>
+        </m:r>
+        <m:r>
+          <m:rPr>
+            <m:sty m:val="p"/>
+          </m:rPr>
+          <m:t>=</m:t>
+        </m:r>
+        <m:r>
+          <m:rPr>
+            <m:sty m:val="p"/>
+          </m:rPr>
+          <m:t>F</m:t>
+        </m:r>
+        <m:r>
+          <m:rPr>
+            <m:sty m:val="p"/>
+          </m:rPr>
+          <m:t>i</m:t>
+        </m:r>
+        <m:r>
+          <m:rPr>
+            <m:sty m:val="p"/>
+          </m:rPr>
+          <m:t>x</m:t>
+        </m:r>
+        <m:r>
+          <m:rPr>
+            <m:sty m:val="p"/>
+          </m:rPr>
+          <m:t>(</m:t>
+        </m:r>
+        <m:sSup>
+          <m:e>
+            <m:r>
+              <m:t>w</m:t>
+            </m:r>
+          </m:e>
+          <m:sup>
+            <m:r>
+              <m:rPr>
+                <m:sty m:val="p"/>
+              </m:rPr>
+              <m:t>−</m:t>
+            </m:r>
+            <m:r>
+              <m:t>1</m:t>
+            </m:r>
+          </m:sup>
+        </m:sSup>
+        <m:sSup>
+          <m:e>
+            <m:r>
+              <m:t>R</m:t>
+            </m:r>
+          </m:e>
+          <m:sup>
+            <m:r>
+              <m:t>16</m:t>
+            </m:r>
+          </m:sup>
+        </m:sSup>
+        <m:r>
+          <m:rPr>
+            <m:sty m:val="p"/>
+          </m:rPr>
+          <m:t>)</m:t>
+        </m:r>
+      </m:oMath>
+      <w:r>
+        <w:rPr>
+          <w:i/>
+          <w:iCs/>
+        </w:rPr>
+        <w:t xml:space="preserve"> </w:t>
+      </w:r>
+      <w:r>
+        <w:rPr>
+          <w:i/>
+          <w:iCs/>
+        </w:rPr>
+        <w:t xml:space="preserve">has</w:t>
+      </w:r>
+      <w:r>
+        <w:rPr>
+          <w:i/>
+          <w:iCs/>
+        </w:rPr>
+        <w:t xml:space="preserve"> </w:t>
+      </w:r>
+      <m:oMath>
+        <m:r>
+          <m:t>1</m:t>
+        </m:r>
+        <m:r>
+          <m:rPr>
+            <m:sty m:val="p"/>
+          </m:rPr>
+          <m:t>,</m:t>
+        </m:r>
+        <m:r>
+          <m:t>900</m:t>
+        </m:r>
+      </m:oMath>
+      <w:r>
+        <w:rPr>
+          <w:i/>
+          <w:iCs/>
+        </w:rPr>
+        <w:t xml:space="preserve"> </w:t>
+      </w:r>
+      <w:r>
+        <w:rPr>
+          <w:i/>
+          <w:iCs/>
+        </w:rPr>
+        <w:t xml:space="preserve">points and spans,</w:t>
+      </w:r>
+      <w:r>
+        <w:rPr>
+          <w:i/>
+          <w:iCs/>
+        </w:rPr>
+        <w:t xml:space="preserve"> </w:t>
+      </w:r>
+      <m:oMath>
+        <m:sSub>
+          <m:e>
+            <m:r>
+              <m:rPr>
+                <m:sty m:val="p"/>
+              </m:rPr>
+              <m:t>S</m:t>
+            </m:r>
+            <m:r>
+              <m:rPr>
+                <m:sty m:val="p"/>
+              </m:rPr>
+              <m:t>t</m:t>
+            </m:r>
+            <m:r>
+              <m:rPr>
+                <m:sty m:val="p"/>
+              </m:rPr>
+              <m:t>a</m:t>
+            </m:r>
+            <m:r>
+              <m:rPr>
+                <m:sty m:val="p"/>
+              </m:rPr>
+              <m:t>b</m:t>
+            </m:r>
+          </m:e>
+          <m:sub>
+            <m:r>
+              <m:t>W</m:t>
+            </m:r>
+          </m:sub>
+        </m:sSub>
+        <m:r>
+          <m:rPr>
+            <m:sty m:val="p"/>
+          </m:rPr>
+          <m:t>(</m:t>
+        </m:r>
+        <m:r>
+          <m:t>Y</m:t>
+        </m:r>
+        <m:r>
+          <m:rPr>
+            <m:sty m:val="p"/>
+          </m:rPr>
+          <m:t>)</m:t>
+        </m:r>
+        <m:r>
+          <m:rPr>
+            <m:sty m:val="p"/>
+          </m:rPr>
+          <m:t>=</m:t>
+        </m:r>
+        <m:r>
+          <m:rPr>
+            <m:sty m:val="p"/>
+          </m:rPr>
+          <m:t>⟨</m:t>
+        </m:r>
+        <m:r>
+          <m:rPr>
+            <m:sty m:val="p"/>
+          </m:rPr>
+          <m:t>−</m:t>
+        </m:r>
+        <m:r>
+          <m:t>1</m:t>
+        </m:r>
+        <m:r>
+          <m:rPr>
+            <m:sty m:val="p"/>
+          </m:rPr>
+          <m:t>,</m:t>
+        </m:r>
+        <m:r>
+          <m:t>w</m:t>
+        </m:r>
+        <m:r>
+          <m:rPr>
+            <m:sty m:val="p"/>
+          </m:rPr>
+          <m:t>⟩</m:t>
+        </m:r>
+      </m:oMath>
+      <w:r>
+        <w:rPr>
+          <w:i/>
+          <w:iCs/>
+        </w:rPr>
+        <w:t xml:space="preserve"> </w:t>
+      </w:r>
+      <w:r>
+        <w:rPr>
+          <w:i/>
+          <w:iCs/>
+        </w:rPr>
+        <w:t xml:space="preserve">and</w:t>
+      </w:r>
+      <w:r>
+        <w:rPr>
+          <w:i/>
+          <w:iCs/>
+        </w:rPr>
+        <w:t xml:space="preserve"> </w:t>
+      </w:r>
+      <m:oMath>
+        <m:sSub>
+          <m:e>
+            <m:r>
+              <m:t>C</m:t>
+            </m:r>
+          </m:e>
+          <m:sub>
+            <m:r>
+              <m:t>W</m:t>
+            </m:r>
+          </m:sub>
+        </m:sSub>
+        <m:r>
+          <m:rPr>
+            <m:sty m:val="p"/>
+          </m:rPr>
+          <m:t>(</m:t>
+        </m:r>
+        <m:sSup>
+          <m:e>
+            <m:r>
+              <m:t>w</m:t>
+            </m:r>
+          </m:e>
+          <m:sup>
+            <m:r>
+              <m:rPr>
+                <m:sty m:val="p"/>
+              </m:rPr>
+              <m:t>−</m:t>
+            </m:r>
+            <m:r>
+              <m:t>1</m:t>
+            </m:r>
+          </m:sup>
+        </m:sSup>
+        <m:sSup>
+          <m:e>
+            <m:r>
+              <m:t>R</m:t>
+            </m:r>
+          </m:e>
+          <m:sup>
+            <m:r>
+              <m:t>16</m:t>
+            </m:r>
+          </m:sup>
+        </m:sSup>
+        <m:r>
+          <m:rPr>
+            <m:sty m:val="p"/>
+          </m:rPr>
+          <m:t>)</m:t>
+        </m:r>
+        <m:r>
+          <m:rPr>
+            <m:sty m:val="p"/>
+          </m:rPr>
+          <m:t>=</m:t>
+        </m:r>
+        <m:r>
+          <m:rPr>
+            <m:sty m:val="p"/>
+          </m:rPr>
+          <m:t>{</m:t>
+        </m:r>
+        <m:r>
+          <m:rPr>
+            <m:sty m:val="p"/>
+          </m:rPr>
+          <m:t>±</m:t>
+        </m:r>
+        <m:r>
+          <m:t>1</m:t>
+        </m:r>
+        <m:r>
+          <m:rPr>
+            <m:sty m:val="p"/>
+          </m:rPr>
+          <m:t>}</m:t>
+        </m:r>
+      </m:oMath>
+      <w:r>
+        <w:rPr>
+          <w:i/>
+          <w:iCs/>
+        </w:rPr>
+        <w:t xml:space="preserve">, so by Lemma 6.1</w:t>
+      </w:r>
+      <w:r>
+        <w:rPr>
+          <w:i/>
+          <w:iCs/>
+        </w:rPr>
+        <w:t xml:space="preserve"> </w:t>
+      </w:r>
+      <m:oMath>
+        <m:sSub>
+          <m:e>
+            <m:r>
+              <m:t>I</m:t>
+            </m:r>
+          </m:e>
+          <m:sub>
+            <m:r>
+              <m:t>16</m:t>
+            </m:r>
+          </m:sub>
+        </m:sSub>
+        <m:r>
+          <m:rPr>
+            <m:sty m:val="p"/>
+          </m:rPr>
+          <m:t>∩</m:t>
+        </m:r>
+        <m:sSub>
+          <m:e>
+            <m:r>
+              <m:rPr>
+                <m:sty m:val="p"/>
+              </m:rPr>
+              <m:t>S</m:t>
+            </m:r>
+            <m:r>
+              <m:rPr>
+                <m:sty m:val="p"/>
+              </m:rPr>
+              <m:t>t</m:t>
+            </m:r>
+            <m:r>
+              <m:rPr>
+                <m:sty m:val="p"/>
+              </m:rPr>
+              <m:t>a</m:t>
+            </m:r>
+            <m:r>
+              <m:rPr>
+                <m:sty m:val="p"/>
+              </m:rPr>
+              <m:t>b</m:t>
+            </m:r>
+          </m:e>
+          <m:sub>
+            <m:r>
+              <m:t>W</m:t>
+            </m:r>
+          </m:sub>
+        </m:sSub>
+        <m:r>
+          <m:rPr>
+            <m:sty m:val="p"/>
+          </m:rPr>
+          <m:t>(</m:t>
+        </m:r>
+        <m:r>
+          <m:t>Y</m:t>
+        </m:r>
+        <m:r>
+          <m:rPr>
+            <m:sty m:val="p"/>
+          </m:rPr>
+          <m:t>)</m:t>
+        </m:r>
+        <m:r>
+          <m:rPr>
+            <m:sty m:val="p"/>
+          </m:rPr>
+          <m:t>=</m:t>
+        </m:r>
+        <m:r>
+          <m:rPr>
+            <m:sty m:val="p"/>
+          </m:rPr>
+          <m:t>{</m:t>
+        </m:r>
+        <m:r>
+          <m:rPr>
+            <m:sty m:val="p"/>
+          </m:rPr>
+          <m:t>±</m:t>
+        </m:r>
+        <m:r>
+          <m:t>1</m:t>
+        </m:r>
+        <m:r>
+          <m:rPr>
+            <m:sty m:val="p"/>
+          </m:rPr>
+          <m:t>}</m:t>
+        </m:r>
+      </m:oMath>
+      <w:r>
+        <w:rPr>
+          <w:i/>
+          <w:iCs/>
+        </w:rPr>
+        <w:t xml:space="preserve">. Whether</w:t>
+      </w:r>
+      <w:r>
+        <w:rPr>
+          <w:i/>
+          <w:iCs/>
+        </w:rPr>
+        <w:t xml:space="preserve"> </w:t>
+      </w:r>
+      <m:oMath>
+        <m:sSub>
+          <m:e>
+            <m:r>
+              <m:t>I</m:t>
+            </m:r>
+          </m:e>
+          <m:sub>
+            <m:r>
+              <m:t>16</m:t>
+            </m:r>
+          </m:sub>
+        </m:sSub>
+        <m:r>
+          <m:rPr>
+            <m:sty m:val="p"/>
+          </m:rPr>
+          <m:t>=</m:t>
+        </m:r>
+        <m:r>
+          <m:rPr>
+            <m:sty m:val="p"/>
+          </m:rPr>
+          <m:t>{</m:t>
+        </m:r>
+        <m:r>
+          <m:rPr>
+            <m:sty m:val="p"/>
+          </m:rPr>
+          <m:t>±</m:t>
+        </m:r>
+        <m:r>
+          <m:t>1</m:t>
+        </m:r>
+        <m:r>
+          <m:rPr>
+            <m:sty m:val="p"/>
+          </m:rPr>
+          <m:t>}</m:t>
+        </m:r>
+      </m:oMath>
+      <w:r>
+        <w:rPr>
+          <w:i/>
+          <w:iCs/>
+        </w:rPr>
+        <w:t xml:space="preserve"> </w:t>
+      </w:r>
+      <w:r>
+        <w:rPr>
+          <w:i/>
+          <w:iCs/>
+        </w:rPr>
+        <w:t xml:space="preserve">is not decided.</w:t>
+      </w:r>
+      <w:r>
+        <w:t xml:space="preserve"> </w:t>
+      </w:r>
+      <w:r>
+        <w:t xml:space="preserve">(Rowmotion was computed combinatorially on the shifted staircase and validated against the</w:t>
+      </w:r>
+      <w:r>
+        <w:t xml:space="preserve"> </w:t>
+      </w:r>
+      <m:oMath>
+        <m:sSub>
+          <m:e>
+            <m:r>
+              <m:t>B</m:t>
+            </m:r>
+          </m:e>
+          <m:sub>
+            <m:r>
+              <m:t>4</m:t>
+            </m:r>
+          </m:sub>
+        </m:sSub>
+      </m:oMath>
+      <w:r>
+        <w:t xml:space="preserve"> </w:t>
+      </w:r>
+      <w:r>
+        <w:t xml:space="preserve">and</w:t>
+      </w:r>
+      <w:r>
+        <w:t xml:space="preserve"> </w:t>
+      </w:r>
+      <m:oMath>
+        <m:sSub>
+          <m:e>
+            <m:r>
+              <m:t>B</m:t>
+            </m:r>
+          </m:e>
+          <m:sub>
+            <m:r>
+              <m:t>8</m:t>
+            </m:r>
+          </m:sub>
+        </m:sSub>
+      </m:oMath>
+      <w:r>
+        <w:t xml:space="preserve"> </w:t>
+      </w:r>
+      <w:r>
+        <w:t xml:space="preserve">clocks; the Weyl element agreeing with</w:t>
+      </w:r>
+      <w:r>
+        <w:t xml:space="preserve"> </w:t>
+      </w:r>
+      <m:oMath>
+        <m:sSup>
+          <m:e>
+            <m:r>
+              <m:t>R</m:t>
+            </m:r>
+          </m:e>
+          <m:sup>
+            <m:r>
+              <m:t>16</m:t>
+            </m:r>
+          </m:sup>
+        </m:sSup>
+      </m:oMath>
+      <w:r>
+        <w:t xml:space="preserve"> </w:t>
+      </w:r>
+      <w:r>
+        <w:t xml:space="preserve">on an orbit was found by matching columns of the difference vectors, the stabilizer and the centralizers by backtracking over coordinate permutations with every solution verified on all</w:t>
+      </w:r>
+      <w:r>
+        <w:t xml:space="preserve"> </w:t>
+      </w:r>
+      <m:oMath>
+        <m:r>
+          <m:t>65</m:t>
+        </m:r>
+        <m:r>
+          <m:rPr>
+            <m:sty m:val="p"/>
+          </m:rPr>
+          <m:t>,</m:t>
+        </m:r>
+        <m:r>
+          <m:t>536</m:t>
+        </m:r>
+      </m:oMath>
+      <w:r>
+        <w:t xml:space="preserve"> </w:t>
+      </w:r>
+      <w:r>
+        <w:t xml:space="preserve">weights.</w:t>
+      </w:r>
+      <w:r>
+        <w:t xml:space="preserve"> </w:t>
+      </w:r>
+      <m:oMath>
+        <m:r>
+          <m:t>1</m:t>
+        </m:r>
+        <m:r>
+          <m:rPr>
+            <m:sty m:val="p"/>
+          </m:rPr>
+          <m:t>,</m:t>
+        </m:r>
+        <m:r>
+          <m:t>987</m:t>
+        </m:r>
+      </m:oMath>
+      <w:r>
+        <w:t xml:space="preserve"> </w:t>
+      </w:r>
+      <w:r>
+        <w:t xml:space="preserve">of the</w:t>
+      </w:r>
+      <w:r>
+        <w:t xml:space="preserve"> </w:t>
+      </w:r>
+      <m:oMath>
+        <m:r>
+          <m:t>2</m:t>
+        </m:r>
+        <m:r>
+          <m:rPr>
+            <m:sty m:val="p"/>
+          </m:rPr>
+          <m:t>,</m:t>
+        </m:r>
+        <m:r>
+          <m:t>048</m:t>
+        </m:r>
+      </m:oMath>
+      <w:r>
+        <w:t xml:space="preserve"> </w:t>
+      </w:r>
+      <w:r>
+        <w:t xml:space="preserve">orbits affinely span</w:t>
+      </w:r>
+      <w:r>
+        <w:t xml:space="preserve"> </w:t>
+      </w:r>
+      <m:oMath>
+        <m:sSubSup>
+          <m:e>
+            <m:r>
+              <m:rPr>
+                <m:scr m:val="double-struck"/>
+                <m:sty m:val="p"/>
+              </m:rPr>
+              <m:t>F</m:t>
+            </m:r>
+          </m:e>
+          <m:sub>
+            <m:r>
+              <m:t>2</m:t>
+            </m:r>
+          </m:sub>
+          <m:sup>
+            <m:r>
+              <m:t>16</m:t>
+            </m:r>
+          </m:sup>
+        </m:sSubSup>
+      </m:oMath>
+      <w:r>
+        <w:t xml:space="preserve">, every carrying orbit among them.)</w:t>
       </w:r>
     </w:p>
     <w:bookmarkEnd w:id="29"/>
@@ -65578,7 +69873,30 @@
         <w:t xml:space="preserve"> </w:t>
       </w:r>
       <w:r>
-        <w:t xml:space="preserve">(65,536 weights) is the next free case; is there a proof that the correction’s centralizer is</w:t>
+        <w:t xml:space="preserve">(65,536 weights) is the next free case; on</w:t>
+      </w:r>
+      <w:r>
+        <w:t xml:space="preserve"> </w:t>
+      </w:r>
+      <m:oMath>
+        <m:sSub>
+          <m:e>
+            <m:r>
+              <m:t>B</m:t>
+            </m:r>
+          </m:e>
+          <m:sub>
+            <m:r>
+              <m:t>16</m:t>
+            </m:r>
+          </m:sub>
+        </m:sSub>
+      </m:oMath>
+      <w:r>
+        <w:t xml:space="preserve"> </w:t>
+      </w:r>
+      <w:r>
+        <w:t xml:space="preserve">the correction’s centralizer is again</w:t>
       </w:r>
       <w:r>
         <w:t xml:space="preserve"> </w:t>
@@ -65610,7 +69928,134 @@
         <w:t xml:space="preserve"> </w:t>
       </w:r>
       <w:r>
-        <w:t xml:space="preserve">for every</w:t>
+        <w:t xml:space="preserve">(Proposition 6.11), and Lemma 6.9 reduces the question to one commutation: why does the nearest Weyl element</w:t>
+      </w:r>
+      <w:r>
+        <w:t xml:space="preserve"> </w:t>
+      </w:r>
+      <m:oMath>
+        <m:r>
+          <m:rPr>
+            <m:sty m:val="p"/>
+          </m:rPr>
+          <m:t>−</m:t>
+        </m:r>
+        <m:r>
+          <m:rPr>
+            <m:sty m:val="p"/>
+          </m:rPr>
+          <m:t>(</m:t>
+        </m:r>
+        <m:sSub>
+          <m:e>
+            <m:r>
+              <m:t>e</m:t>
+            </m:r>
+          </m:e>
+          <m:sub>
+            <m:r>
+              <m:t>2</m:t>
+            </m:r>
+          </m:sub>
+        </m:sSub>
+        <m:sSub>
+          <m:e>
+            <m:r>
+              <m:t>e</m:t>
+            </m:r>
+          </m:e>
+          <m:sub>
+            <m:r>
+              <m:t>3</m:t>
+            </m:r>
+          </m:sub>
+        </m:sSub>
+        <m:r>
+          <m:rPr>
+            <m:sty m:val="p"/>
+          </m:rPr>
+          <m:t>)</m:t>
+        </m:r>
+        <m:r>
+          <m:rPr>
+            <m:sty m:val="p"/>
+          </m:rPr>
+          <m:t>(</m:t>
+        </m:r>
+        <m:sSub>
+          <m:e>
+            <m:r>
+              <m:t>e</m:t>
+            </m:r>
+          </m:e>
+          <m:sub>
+            <m:r>
+              <m:t>4</m:t>
+            </m:r>
+          </m:sub>
+        </m:sSub>
+        <m:sSub>
+          <m:e>
+            <m:r>
+              <m:t>e</m:t>
+            </m:r>
+          </m:e>
+          <m:sub>
+            <m:r>
+              <m:t>5</m:t>
+            </m:r>
+          </m:sub>
+        </m:sSub>
+        <m:r>
+          <m:rPr>
+            <m:sty m:val="p"/>
+          </m:rPr>
+          <m:t>)</m:t>
+        </m:r>
+        <m:r>
+          <m:rPr>
+            <m:sty m:val="p"/>
+          </m:rPr>
+          <m:t>⋯</m:t>
+        </m:r>
+      </m:oMath>
+      <w:r>
+        <w:t xml:space="preserve"> </w:t>
+      </w:r>
+      <w:r>
+        <w:t xml:space="preserve">commute with</w:t>
+      </w:r>
+      <w:r>
+        <w:t xml:space="preserve"> </w:t>
+      </w:r>
+      <m:oMath>
+        <m:sSup>
+          <m:e>
+            <m:r>
+              <m:t>R</m:t>
+            </m:r>
+          </m:e>
+          <m:sup>
+            <m:r>
+              <m:t>h</m:t>
+            </m:r>
+            <m:r>
+              <m:rPr>
+                <m:sty m:val="p"/>
+              </m:rPr>
+              <m:t>/</m:t>
+            </m:r>
+            <m:r>
+              <m:t>2</m:t>
+            </m:r>
+          </m:sup>
+        </m:sSup>
+      </m:oMath>
+      <w:r>
+        <w:t xml:space="preserve"> </w:t>
+      </w:r>
+      <w:r>
+        <w:t xml:space="preserve">only at</w:t>
       </w:r>
       <w:r>
         <w:t xml:space="preserve"> </w:t>
@@ -65623,7 +70068,7 @@
           <m:rPr>
             <m:sty m:val="p"/>
           </m:rPr>
-          <m:t>&gt;</m:t>
+          <m:t>=</m:t>
         </m:r>
         <m:r>
           <m:t>4</m:t>
@@ -67486,6 +71931,104 @@
             </w:pPr>
             <w:r>
               <w:t xml:space="preserve">14 + 4 inverted</w:t>
+            </w:r>
+          </w:p>
+        </w:tc>
+        <w:tc>
+          <w:tcPr/>
+          <w:p>
+            <w:pPr>
+              <w:pStyle w:val="Compact"/>
+            </w:pPr>
+            <w:r>
+              <w:t xml:space="preserve">none</w:t>
+            </w:r>
+          </w:p>
+        </w:tc>
+      </w:tr>
+      <w:tr>
+        <w:tc>
+          <w:tcPr/>
+          <w:p>
+            <w:pPr>
+              <w:pStyle w:val="Compact"/>
+            </w:pPr>
+            <w:r>
+              <w:t xml:space="preserve">Lemma 6.9, Prop. 6.10</w:t>
+            </w:r>
+          </w:p>
+        </w:tc>
+        <w:tc>
+          <w:tcPr/>
+          <w:p>
+            <w:pPr>
+              <w:pStyle w:val="Compact"/>
+            </w:pPr>
+            <w:r>
+              <w:rPr>
+                <w:rStyle w:val="VerbatimChar"/>
+              </w:rPr>
+              <w:t xml:space="preserve">verify_stone_bd_halfturn_criterion.py</w:t>
+            </w:r>
+          </w:p>
+        </w:tc>
+        <w:tc>
+          <w:tcPr/>
+          <w:p>
+            <w:pPr>
+              <w:pStyle w:val="Compact"/>
+            </w:pPr>
+            <w:r>
+              <w:t xml:space="preserve">7 + 3 inverted</w:t>
+            </w:r>
+          </w:p>
+        </w:tc>
+        <w:tc>
+          <w:tcPr/>
+          <w:p>
+            <w:pPr>
+              <w:pStyle w:val="Compact"/>
+            </w:pPr>
+            <w:r>
+              <w:t xml:space="preserve">none</w:t>
+            </w:r>
+          </w:p>
+        </w:tc>
+      </w:tr>
+      <w:tr>
+        <w:tc>
+          <w:tcPr/>
+          <w:p>
+            <w:pPr>
+              <w:pStyle w:val="Compact"/>
+            </w:pPr>
+            <w:r>
+              <w:t xml:space="preserve">Prop. 6.11</w:t>
+            </w:r>
+          </w:p>
+        </w:tc>
+        <w:tc>
+          <w:tcPr/>
+          <w:p>
+            <w:pPr>
+              <w:pStyle w:val="Compact"/>
+            </w:pPr>
+            <w:r>
+              <w:rPr>
+                <w:rStyle w:val="VerbatimChar"/>
+              </w:rPr>
+              <w:t xml:space="preserve">verify_stone_be_b16_orbits.py</w:t>
+            </w:r>
+          </w:p>
+        </w:tc>
+        <w:tc>
+          <w:tcPr/>
+          <w:p>
+            <w:pPr>
+              <w:pStyle w:val="Compact"/>
+            </w:pPr>
+            <w:r>
+              <w:t xml:space="preserve">9 + 2 inverted</w:t>
             </w:r>
           </w:p>
         </w:tc>

--- a/joint_paper/Roof_and_Clock_MATH_v2.docx
+++ b/joint_paper/Roof_and_Clock_MATH_v2.docx
@@ -6686,7 +6686,221 @@
         <w:t xml:space="preserve"> </w:t>
       </w:r>
       <w:r>
-        <w:t xml:space="preserve">(Proposition 6.11).</w:t>
+        <w:t xml:space="preserve">(Proposition 6.11). Theorem 6.14 proves the commutation statement for every even</w:t>
+      </w:r>
+      <w:r>
+        <w:t xml:space="preserve"> </w:t>
+      </w:r>
+      <m:oMath>
+        <m:r>
+          <m:t>n</m:t>
+        </m:r>
+      </m:oMath>
+      <w:r>
+        <w:t xml:space="preserve">:</w:t>
+      </w:r>
+      <w:r>
+        <w:t xml:space="preserve"> </w:t>
+      </w:r>
+      <m:oMath>
+        <m:r>
+          <m:rPr>
+            <m:sty m:val="p"/>
+          </m:rPr>
+          <m:t>−</m:t>
+        </m:r>
+        <m:r>
+          <m:rPr>
+            <m:sty m:val="p"/>
+          </m:rPr>
+          <m:t>(</m:t>
+        </m:r>
+        <m:sSub>
+          <m:e>
+            <m:r>
+              <m:t>e</m:t>
+            </m:r>
+          </m:e>
+          <m:sub>
+            <m:r>
+              <m:t>2</m:t>
+            </m:r>
+          </m:sub>
+        </m:sSub>
+        <m:sSub>
+          <m:e>
+            <m:r>
+              <m:t>e</m:t>
+            </m:r>
+          </m:e>
+          <m:sub>
+            <m:r>
+              <m:t>3</m:t>
+            </m:r>
+          </m:sub>
+        </m:sSub>
+        <m:r>
+          <m:rPr>
+            <m:sty m:val="p"/>
+          </m:rPr>
+          <m:t>)</m:t>
+        </m:r>
+        <m:r>
+          <m:rPr>
+            <m:sty m:val="p"/>
+          </m:rPr>
+          <m:t>(</m:t>
+        </m:r>
+        <m:sSub>
+          <m:e>
+            <m:r>
+              <m:t>e</m:t>
+            </m:r>
+          </m:e>
+          <m:sub>
+            <m:r>
+              <m:t>4</m:t>
+            </m:r>
+          </m:sub>
+        </m:sSub>
+        <m:sSub>
+          <m:e>
+            <m:r>
+              <m:t>e</m:t>
+            </m:r>
+          </m:e>
+          <m:sub>
+            <m:r>
+              <m:t>5</m:t>
+            </m:r>
+          </m:sub>
+        </m:sSub>
+        <m:r>
+          <m:rPr>
+            <m:sty m:val="p"/>
+          </m:rPr>
+          <m:t>)</m:t>
+        </m:r>
+        <m:r>
+          <m:rPr>
+            <m:sty m:val="p"/>
+          </m:rPr>
+          <m:t>⋯</m:t>
+        </m:r>
+        <m:r>
+          <m:rPr>
+            <m:sty m:val="p"/>
+          </m:rPr>
+          <m:t>(</m:t>
+        </m:r>
+        <m:sSub>
+          <m:e>
+            <m:r>
+              <m:t>e</m:t>
+            </m:r>
+          </m:e>
+          <m:sub>
+            <m:r>
+              <m:t>n</m:t>
+            </m:r>
+            <m:r>
+              <m:rPr>
+                <m:sty m:val="p"/>
+              </m:rPr>
+              <m:t>−</m:t>
+            </m:r>
+            <m:r>
+              <m:t>2</m:t>
+            </m:r>
+          </m:sub>
+        </m:sSub>
+        <m:sSub>
+          <m:e>
+            <m:r>
+              <m:t>e</m:t>
+            </m:r>
+          </m:e>
+          <m:sub>
+            <m:r>
+              <m:t>n</m:t>
+            </m:r>
+            <m:r>
+              <m:rPr>
+                <m:sty m:val="p"/>
+              </m:rPr>
+              <m:t>−</m:t>
+            </m:r>
+            <m:r>
+              <m:t>1</m:t>
+            </m:r>
+          </m:sub>
+        </m:sSub>
+        <m:r>
+          <m:rPr>
+            <m:sty m:val="p"/>
+          </m:rPr>
+          <m:t>)</m:t>
+        </m:r>
+      </m:oMath>
+      <w:r>
+        <w:t xml:space="preserve"> </w:t>
+      </w:r>
+      <w:r>
+        <w:t xml:space="preserve">commutes with the half-turn if and only if</w:t>
+      </w:r>
+      <w:r>
+        <w:t xml:space="preserve"> </w:t>
+      </w:r>
+      <m:oMath>
+        <m:r>
+          <m:t>n</m:t>
+        </m:r>
+        <m:r>
+          <m:rPr>
+            <m:sty m:val="p"/>
+          </m:rPr>
+          <m:t>=</m:t>
+        </m:r>
+        <m:r>
+          <m:t>4</m:t>
+        </m:r>
+      </m:oMath>
+      <w:r>
+        <w:t xml:space="preserve">, because the two kinds of orbit on which commutation is forced — the orbit of</w:t>
+      </w:r>
+      <w:r>
+        <w:t xml:space="preserve"> </w:t>
+      </w:r>
+      <m:oMath>
+        <m:r>
+          <m:t>λ</m:t>
+        </m:r>
+      </m:oMath>
+      <w:r>
+        <w:t xml:space="preserve"> </w:t>
+      </w:r>
+      <w:r>
+        <w:t xml:space="preserve">and the carrying orbits — exhaust the board exactly at</w:t>
+      </w:r>
+      <w:r>
+        <w:t xml:space="preserve"> </w:t>
+      </w:r>
+      <m:oMath>
+        <m:r>
+          <m:t>n</m:t>
+        </m:r>
+        <m:r>
+          <m:rPr>
+            <m:sty m:val="p"/>
+          </m:rPr>
+          <m:t>=</m:t>
+        </m:r>
+        <m:r>
+          <m:t>4</m:t>
+        </m:r>
+      </m:oMath>
+      <w:r>
+        <w:t xml:space="preserve">.</w:t>
       </w:r>
     </w:p>
     <w:p>
@@ -47064,7 +47278,7 @@
         <w:t xml:space="preserve"> </w:t>
       </w:r>
       <w:r>
-        <w:t xml:space="preserve">the half-turn shifts rank by</w:t>
+        <w:t xml:space="preserve">the half-turn shifts rank by exactly</w:t>
       </w:r>
       <w:r>
         <w:t xml:space="preserve"> </w:t>
@@ -47090,7 +47304,24 @@
         </m:r>
       </m:oMath>
       <w:r>
-        <w:t xml:space="preserve">; the clock acts freely on the</w:t>
+        <w:t xml:space="preserve"> </w:t>
+      </w:r>
+      <w:r>
+        <w:t xml:space="preserve">for every even</w:t>
+      </w:r>
+      <w:r>
+        <w:t xml:space="preserve"> </w:t>
+      </w:r>
+      <m:oMath>
+        <m:r>
+          <m:t>n</m:t>
+        </m:r>
+      </m:oMath>
+      <w:r>
+        <w:t xml:space="preserve"> </w:t>
+      </w:r>
+      <w:r>
+        <w:t xml:space="preserve">(Proposition 6.13); the clock acts freely on the</w:t>
       </w:r>
       <w:r>
         <w:t xml:space="preserve"> </w:t>
@@ -52368,7 +52599,21 @@
         <w:t xml:space="preserve"> </w:t>
       </w:r>
       <w:r>
-        <w:t xml:space="preserve">(Proposition 6.11). This is an observation on three boards. The expectations that the phenomenon of Theorem 6.2 recurs on</w:t>
+        <w:t xml:space="preserve">(Proposition 6.11). This is an observation on three boards; the orbit of</w:t>
+      </w:r>
+      <w:r>
+        <w:t xml:space="preserve"> </w:t>
+      </w:r>
+      <m:oMath>
+        <m:r>
+          <m:t>λ</m:t>
+        </m:r>
+      </m:oMath>
+      <w:r>
+        <w:t xml:space="preserve"> </w:t>
+      </w:r>
+      <w:r>
+        <w:t xml:space="preserve">itself is described exactly in Proposition 6.13. The expectations that the phenomenon of Theorem 6.2 recurs on</w:t>
       </w:r>
       <w:r>
         <w:t xml:space="preserve"> </w:t>
@@ -56616,6 +56861,6115 @@
       </m:oMath>
       <w:r>
         <w:t xml:space="preserve">, every carrying orbit among them.)</w:t>
+      </w:r>
+    </w:p>
+    <w:p>
+      <w:pPr>
+        <w:pStyle w:val="BodyText"/>
+      </w:pPr>
+      <w:r>
+        <w:rPr>
+          <w:b/>
+          <w:bCs/>
+        </w:rPr>
+        <w:t xml:space="preserve">Lemma 6.12 (rowmotion in excess coordinates).</w:t>
+      </w:r>
+      <w:r>
+        <w:t xml:space="preserve"> </w:t>
+      </w:r>
+      <w:r>
+        <w:rPr>
+          <w:i/>
+          <w:iCs/>
+        </w:rPr>
+        <w:t xml:space="preserve">Write a weight of the</w:t>
+      </w:r>
+      <w:r>
+        <w:rPr>
+          <w:i/>
+          <w:iCs/>
+        </w:rPr>
+        <w:t xml:space="preserve"> </w:t>
+      </w:r>
+      <m:oMath>
+        <m:sSub>
+          <m:e>
+            <m:r>
+              <m:t>B</m:t>
+            </m:r>
+          </m:e>
+          <m:sub>
+            <m:r>
+              <m:t>n</m:t>
+            </m:r>
+          </m:sub>
+        </m:sSub>
+      </m:oMath>
+      <w:r>
+        <w:rPr>
+          <w:i/>
+          <w:iCs/>
+        </w:rPr>
+        <w:t xml:space="preserve"> </w:t>
+      </w:r>
+      <w:r>
+        <w:rPr>
+          <w:i/>
+          <w:iCs/>
+        </w:rPr>
+        <w:t xml:space="preserve">spinor board by its plus positions</w:t>
+      </w:r>
+      <w:r>
+        <w:rPr>
+          <w:i/>
+          <w:iCs/>
+        </w:rPr>
+        <w:t xml:space="preserve"> </w:t>
+      </w:r>
+      <m:oMath>
+        <m:sSub>
+          <m:e>
+            <m:r>
+              <m:t>c</m:t>
+            </m:r>
+          </m:e>
+          <m:sub>
+            <m:r>
+              <m:t>1</m:t>
+            </m:r>
+          </m:sub>
+        </m:sSub>
+        <m:r>
+          <m:rPr>
+            <m:sty m:val="p"/>
+          </m:rPr>
+          <m:t>&lt;</m:t>
+        </m:r>
+        <m:r>
+          <m:rPr>
+            <m:sty m:val="p"/>
+          </m:rPr>
+          <m:t>…</m:t>
+        </m:r>
+        <m:r>
+          <m:rPr>
+            <m:sty m:val="p"/>
+          </m:rPr>
+          <m:t>&lt;</m:t>
+        </m:r>
+        <m:sSub>
+          <m:e>
+            <m:r>
+              <m:t>c</m:t>
+            </m:r>
+          </m:e>
+          <m:sub>
+            <m:r>
+              <m:t>r</m:t>
+            </m:r>
+          </m:sub>
+        </m:sSub>
+      </m:oMath>
+      <w:r>
+        <w:rPr>
+          <w:i/>
+          <w:iCs/>
+        </w:rPr>
+        <w:t xml:space="preserve"> </w:t>
+      </w:r>
+      <w:r>
+        <w:rPr>
+          <w:i/>
+          <w:iCs/>
+        </w:rPr>
+        <w:t xml:space="preserve">and put</w:t>
+      </w:r>
+      <w:r>
+        <w:rPr>
+          <w:i/>
+          <w:iCs/>
+        </w:rPr>
+        <w:t xml:space="preserve"> </w:t>
+      </w:r>
+      <m:oMath>
+        <m:sSub>
+          <m:e>
+            <m:r>
+              <m:t>d</m:t>
+            </m:r>
+          </m:e>
+          <m:sub>
+            <m:r>
+              <m:t>k</m:t>
+            </m:r>
+          </m:sub>
+        </m:sSub>
+        <m:r>
+          <m:rPr>
+            <m:sty m:val="p"/>
+          </m:rPr>
+          <m:t>=</m:t>
+        </m:r>
+        <m:sSub>
+          <m:e>
+            <m:r>
+              <m:t>c</m:t>
+            </m:r>
+          </m:e>
+          <m:sub>
+            <m:r>
+              <m:t>k</m:t>
+            </m:r>
+          </m:sub>
+        </m:sSub>
+        <m:r>
+          <m:rPr>
+            <m:sty m:val="p"/>
+          </m:rPr>
+          <m:t>−</m:t>
+        </m:r>
+        <m:r>
+          <m:t>k</m:t>
+        </m:r>
+      </m:oMath>
+      <w:r>
+        <w:rPr>
+          <w:i/>
+          <w:iCs/>
+        </w:rPr>
+        <w:t xml:space="preserve">, so</w:t>
+      </w:r>
+      <w:r>
+        <w:rPr>
+          <w:i/>
+          <w:iCs/>
+        </w:rPr>
+        <w:t xml:space="preserve"> </w:t>
+      </w:r>
+      <m:oMath>
+        <m:r>
+          <m:t>0</m:t>
+        </m:r>
+        <m:r>
+          <m:rPr>
+            <m:sty m:val="p"/>
+          </m:rPr>
+          <m:t>≤</m:t>
+        </m:r>
+        <m:sSub>
+          <m:e>
+            <m:r>
+              <m:t>d</m:t>
+            </m:r>
+          </m:e>
+          <m:sub>
+            <m:r>
+              <m:t>1</m:t>
+            </m:r>
+          </m:sub>
+        </m:sSub>
+        <m:r>
+          <m:rPr>
+            <m:sty m:val="p"/>
+          </m:rPr>
+          <m:t>≤</m:t>
+        </m:r>
+        <m:r>
+          <m:rPr>
+            <m:sty m:val="p"/>
+          </m:rPr>
+          <m:t>…</m:t>
+        </m:r>
+        <m:r>
+          <m:rPr>
+            <m:sty m:val="p"/>
+          </m:rPr>
+          <m:t>≤</m:t>
+        </m:r>
+        <m:sSub>
+          <m:e>
+            <m:r>
+              <m:t>d</m:t>
+            </m:r>
+          </m:e>
+          <m:sub>
+            <m:r>
+              <m:t>r</m:t>
+            </m:r>
+          </m:sub>
+        </m:sSub>
+        <m:r>
+          <m:rPr>
+            <m:sty m:val="p"/>
+          </m:rPr>
+          <m:t>≤</m:t>
+        </m:r>
+        <m:r>
+          <m:t>n</m:t>
+        </m:r>
+        <m:r>
+          <m:rPr>
+            <m:sty m:val="p"/>
+          </m:rPr>
+          <m:t>−</m:t>
+        </m:r>
+        <m:r>
+          <m:t>r</m:t>
+        </m:r>
+      </m:oMath>
+      <w:r>
+        <w:rPr>
+          <w:i/>
+          <w:iCs/>
+        </w:rPr>
+        <w:t xml:space="preserve"> </w:t>
+      </w:r>
+      <w:r>
+        <w:rPr>
+          <w:i/>
+          <w:iCs/>
+        </w:rPr>
+        <w:t xml:space="preserve">(the empty sequence is</w:t>
+      </w:r>
+      <w:r>
+        <w:rPr>
+          <w:i/>
+          <w:iCs/>
+        </w:rPr>
+        <w:t xml:space="preserve"> </w:t>
+      </w:r>
+      <m:oMath>
+        <m:sSub>
+          <m:e>
+            <m:r>
+              <m:t>w</m:t>
+            </m:r>
+          </m:e>
+          <m:sub>
+            <m:r>
+              <m:t>0</m:t>
+            </m:r>
+          </m:sub>
+        </m:sSub>
+        <m:r>
+          <m:t>λ</m:t>
+        </m:r>
+      </m:oMath>
+      <w:r>
+        <w:rPr>
+          <w:i/>
+          <w:iCs/>
+        </w:rPr>
+        <w:t xml:space="preserve">). Call</w:t>
+      </w:r>
+      <w:r>
+        <w:rPr>
+          <w:i/>
+          <w:iCs/>
+        </w:rPr>
+        <w:t xml:space="preserve"> </w:t>
+      </w:r>
+      <m:oMath>
+        <m:r>
+          <m:t>k</m:t>
+        </m:r>
+      </m:oMath>
+      <w:r>
+        <w:rPr>
+          <w:i/>
+          <w:iCs/>
+        </w:rPr>
+        <w:t xml:space="preserve"> </w:t>
+      </w:r>
+      <w:r>
+        <w:rPr>
+          <w:i/>
+          <w:iCs/>
+        </w:rPr>
+        <w:t xml:space="preserve">a gap row if</w:t>
+      </w:r>
+      <w:r>
+        <w:rPr>
+          <w:i/>
+          <w:iCs/>
+        </w:rPr>
+        <w:t xml:space="preserve"> </w:t>
+      </w:r>
+      <m:oMath>
+        <m:sSub>
+          <m:e>
+            <m:r>
+              <m:t>d</m:t>
+            </m:r>
+          </m:e>
+          <m:sub>
+            <m:r>
+              <m:t>k</m:t>
+            </m:r>
+          </m:sub>
+        </m:sSub>
+        <m:r>
+          <m:rPr>
+            <m:sty m:val="p"/>
+          </m:rPr>
+          <m:t>&gt;</m:t>
+        </m:r>
+        <m:sSub>
+          <m:e>
+            <m:r>
+              <m:t>d</m:t>
+            </m:r>
+          </m:e>
+          <m:sub>
+            <m:r>
+              <m:t>k</m:t>
+            </m:r>
+            <m:r>
+              <m:rPr>
+                <m:sty m:val="p"/>
+              </m:rPr>
+              <m:t>−</m:t>
+            </m:r>
+            <m:r>
+              <m:t>1</m:t>
+            </m:r>
+          </m:sub>
+        </m:sSub>
+      </m:oMath>
+      <w:r>
+        <w:rPr>
+          <w:i/>
+          <w:iCs/>
+        </w:rPr>
+        <w:t xml:space="preserve"> </w:t>
+      </w:r>
+      <w:r>
+        <w:rPr>
+          <w:i/>
+          <w:iCs/>
+        </w:rPr>
+        <w:t xml:space="preserve">(</w:t>
+      </w:r>
+      <m:oMath>
+        <m:sSub>
+          <m:e>
+            <m:r>
+              <m:t>d</m:t>
+            </m:r>
+          </m:e>
+          <m:sub>
+            <m:r>
+              <m:t>0</m:t>
+            </m:r>
+          </m:sub>
+        </m:sSub>
+        <m:box>
+          <m:boxPr>
+            <m:opEmu m:val="on"/>
+          </m:boxPr>
+          <m:e>
+            <m:r>
+              <m:rPr>
+                <m:sty m:val="p"/>
+              </m:rPr>
+              <m:t>:=</m:t>
+            </m:r>
+          </m:e>
+        </m:box>
+        <m:r>
+          <m:t>0</m:t>
+        </m:r>
+      </m:oMath>
+      <w:r>
+        <w:rPr>
+          <w:i/>
+          <w:iCs/>
+        </w:rPr>
+        <w:t xml:space="preserve">). Then the excess sequence of</w:t>
+      </w:r>
+      <w:r>
+        <w:rPr>
+          <w:i/>
+          <w:iCs/>
+        </w:rPr>
+        <w:t xml:space="preserve"> </w:t>
+      </w:r>
+      <m:oMath>
+        <m:r>
+          <m:t>R</m:t>
+        </m:r>
+        <m:r>
+          <m:rPr>
+            <m:sty m:val="p"/>
+          </m:rPr>
+          <m:t>(</m:t>
+        </m:r>
+        <m:r>
+          <m:t>x</m:t>
+        </m:r>
+        <m:r>
+          <m:rPr>
+            <m:sty m:val="p"/>
+          </m:rPr>
+          <m:t>)</m:t>
+        </m:r>
+      </m:oMath>
+      <w:r>
+        <w:rPr>
+          <w:i/>
+          <w:iCs/>
+        </w:rPr>
+        <w:t xml:space="preserve"> </w:t>
+      </w:r>
+      <w:r>
+        <w:rPr>
+          <w:i/>
+          <w:iCs/>
+        </w:rPr>
+        <w:t xml:space="preserve">is</w:t>
+      </w:r>
+    </w:p>
+    <w:p>
+      <w:pPr>
+        <w:pStyle w:val="BodyText"/>
+      </w:pPr>
+      <m:oMathPara>
+        <m:oMathParaPr>
+          <m:jc m:val="center"/>
+        </m:oMathParaPr>
+        <m:oMath>
+          <m:sSubSup>
+            <m:e>
+              <m:r>
+                <m:t>d</m:t>
+              </m:r>
+            </m:e>
+            <m:sub>
+              <m:sSup>
+                <m:e>
+                  <m:r>
+                    <m:t>k</m:t>
+                  </m:r>
+                </m:e>
+                <m:sup>
+                  <m:r>
+                    <m:rPr>
+                      <m:sty m:val="p"/>
+                    </m:rPr>
+                    <m:t>′</m:t>
+                  </m:r>
+                </m:sup>
+              </m:sSup>
+            </m:sub>
+            <m:sup>
+              <m:r>
+                <m:rPr>
+                  <m:sty m:val="p"/>
+                </m:rPr>
+                <m:t>′</m:t>
+              </m:r>
+            </m:sup>
+          </m:sSubSup>
+          <m:r>
+            <m:rPr>
+              <m:sty m:val="p"/>
+            </m:rPr>
+            <m:t>=</m:t>
+          </m:r>
+          <m:r>
+            <m:rPr>
+              <m:sty m:val="p"/>
+            </m:rPr>
+            <m:t>min</m:t>
+          </m:r>
+          <m:d>
+            <m:dPr>
+              <m:begChr m:val="("/>
+              <m:sepChr m:val=""/>
+              <m:endChr m:val=")"/>
+              <m:grow/>
+            </m:dPr>
+            <m:e>
+              <m:r>
+                <m:rPr>
+                  <m:sty m:val="p"/>
+                </m:rPr>
+                <m:t>{</m:t>
+              </m:r>
+              <m:r>
+                <m:t> </m:t>
+              </m:r>
+              <m:sSub>
+                <m:e>
+                  <m:r>
+                    <m:t>d</m:t>
+                  </m:r>
+                </m:e>
+                <m:sub>
+                  <m:r>
+                    <m:t>k</m:t>
+                  </m:r>
+                </m:sub>
+              </m:sSub>
+              <m:r>
+                <m:rPr>
+                  <m:sty m:val="p"/>
+                </m:rPr>
+                <m:t>−</m:t>
+              </m:r>
+              <m:r>
+                <m:t>1</m:t>
+              </m:r>
+              <m:r>
+                <m:rPr>
+                  <m:sty m:val="p"/>
+                </m:rPr>
+                <m:t>:</m:t>
+              </m:r>
+              <m:r>
+                <m:t>k</m:t>
+              </m:r>
+              <m:r>
+                <m:rPr>
+                  <m:nor/>
+                  <m:sty m:val="p"/>
+                </m:rPr>
+                <m:t> a gap row</m:t>
+              </m:r>
+              <m:r>
+                <m:rPr>
+                  <m:sty m:val="p"/>
+                </m:rPr>
+                <m:t>,</m:t>
+              </m:r>
+              <m:r>
+                <m:t> </m:t>
+              </m:r>
+              <m:r>
+                <m:t>k</m:t>
+              </m:r>
+              <m:r>
+                <m:rPr>
+                  <m:sty m:val="p"/>
+                </m:rPr>
+                <m:t>≥</m:t>
+              </m:r>
+              <m:sSup>
+                <m:e>
+                  <m:r>
+                    <m:t>k</m:t>
+                  </m:r>
+                </m:e>
+                <m:sup>
+                  <m:r>
+                    <m:rPr>
+                      <m:sty m:val="p"/>
+                    </m:rPr>
+                    <m:t>′</m:t>
+                  </m:r>
+                </m:sup>
+              </m:sSup>
+              <m:r>
+                <m:t> </m:t>
+              </m:r>
+              <m:r>
+                <m:rPr>
+                  <m:sty m:val="p"/>
+                </m:rPr>
+                <m:t>}</m:t>
+              </m:r>
+              <m:r>
+                <m:rPr>
+                  <m:sty m:val="p"/>
+                </m:rPr>
+                <m:t>∪</m:t>
+              </m:r>
+              <m:r>
+                <m:rPr>
+                  <m:sty m:val="p"/>
+                </m:rPr>
+                <m:t>{</m:t>
+              </m:r>
+              <m:r>
+                <m:t> </m:t>
+              </m:r>
+              <m:r>
+                <m:t>n</m:t>
+              </m:r>
+              <m:r>
+                <m:rPr>
+                  <m:sty m:val="p"/>
+                </m:rPr>
+                <m:t>−</m:t>
+              </m:r>
+              <m:r>
+                <m:t>r</m:t>
+              </m:r>
+              <m:r>
+                <m:rPr>
+                  <m:sty m:val="p"/>
+                </m:rPr>
+                <m:t>−</m:t>
+              </m:r>
+              <m:r>
+                <m:t>1</m:t>
+              </m:r>
+              <m:r>
+                <m:rPr>
+                  <m:sty m:val="p"/>
+                </m:rPr>
+                <m:t>:</m:t>
+              </m:r>
+              <m:r>
+                <m:rPr>
+                  <m:nor/>
+                  <m:sty m:val="p"/>
+                </m:rPr>
+                <m:t>if </m:t>
+              </m:r>
+              <m:sSub>
+                <m:e>
+                  <m:r>
+                    <m:t>d</m:t>
+                  </m:r>
+                </m:e>
+                <m:sub>
+                  <m:r>
+                    <m:t>r</m:t>
+                  </m:r>
+                </m:sub>
+              </m:sSub>
+              <m:r>
+                <m:rPr>
+                  <m:sty m:val="p"/>
+                </m:rPr>
+                <m:t>&lt;</m:t>
+              </m:r>
+              <m:r>
+                <m:t>n</m:t>
+              </m:r>
+              <m:r>
+                <m:rPr>
+                  <m:sty m:val="p"/>
+                </m:rPr>
+                <m:t>−</m:t>
+              </m:r>
+              <m:r>
+                <m:t>r</m:t>
+              </m:r>
+              <m:r>
+                <m:rPr>
+                  <m:nor/>
+                  <m:sty m:val="p"/>
+                </m:rPr>
+                <m:t> and </m:t>
+              </m:r>
+              <m:sSup>
+                <m:e>
+                  <m:r>
+                    <m:t>k</m:t>
+                  </m:r>
+                </m:e>
+                <m:sup>
+                  <m:r>
+                    <m:rPr>
+                      <m:sty m:val="p"/>
+                    </m:rPr>
+                    <m:t>′</m:t>
+                  </m:r>
+                </m:sup>
+              </m:sSup>
+              <m:r>
+                <m:rPr>
+                  <m:sty m:val="p"/>
+                </m:rPr>
+                <m:t>≤</m:t>
+              </m:r>
+              <m:r>
+                <m:t>r</m:t>
+              </m:r>
+              <m:r>
+                <m:rPr>
+                  <m:sty m:val="p"/>
+                </m:rPr>
+                <m:t>+</m:t>
+              </m:r>
+              <m:r>
+                <m:t>1</m:t>
+              </m:r>
+              <m:r>
+                <m:t> </m:t>
+              </m:r>
+              <m:r>
+                <m:rPr>
+                  <m:sty m:val="p"/>
+                </m:rPr>
+                <m:t>}</m:t>
+              </m:r>
+            </m:e>
+          </m:d>
+          <m:r>
+            <m:rPr>
+              <m:sty m:val="p"/>
+            </m:rPr>
+            <m:t>,</m:t>
+          </m:r>
+        </m:oMath>
+      </m:oMathPara>
+    </w:p>
+    <w:p>
+      <w:pPr>
+        <w:pStyle w:val="FirstParagraph"/>
+      </w:pPr>
+      <w:r>
+        <w:rPr>
+          <w:i/>
+          <w:iCs/>
+        </w:rPr>
+        <w:t xml:space="preserve">for every</w:t>
+      </w:r>
+      <w:r>
+        <w:rPr>
+          <w:i/>
+          <w:iCs/>
+        </w:rPr>
+        <w:t xml:space="preserve"> </w:t>
+      </w:r>
+      <m:oMath>
+        <m:sSup>
+          <m:e>
+            <m:r>
+              <m:t>k</m:t>
+            </m:r>
+          </m:e>
+          <m:sup>
+            <m:r>
+              <m:rPr>
+                <m:sty m:val="p"/>
+              </m:rPr>
+              <m:t>′</m:t>
+            </m:r>
+          </m:sup>
+        </m:sSup>
+      </m:oMath>
+      <w:r>
+        <w:rPr>
+          <w:i/>
+          <w:iCs/>
+        </w:rPr>
+        <w:t xml:space="preserve"> </w:t>
+      </w:r>
+      <w:r>
+        <w:rPr>
+          <w:i/>
+          <w:iCs/>
+        </w:rPr>
+        <w:t xml:space="preserve">for which the set is non-empty; rows with an empty set are absent.</w:t>
+      </w:r>
+    </w:p>
+    <w:p>
+      <w:pPr>
+        <w:pStyle w:val="BodyText"/>
+      </w:pPr>
+      <w:r>
+        <w:rPr>
+          <w:i/>
+          <w:iCs/>
+        </w:rPr>
+        <w:t xml:space="preserve">Proof.</w:t>
+      </w:r>
+      <w:r>
+        <w:t xml:space="preserve"> </w:t>
+      </w:r>
+      <w:r>
+        <w:t xml:space="preserve">Under the identification of §6.1 (cells</w:t>
+      </w:r>
+      <w:r>
+        <w:t xml:space="preserve"> </w:t>
+      </w:r>
+      <m:oMath>
+        <m:r>
+          <m:rPr>
+            <m:sty m:val="p"/>
+          </m:rPr>
+          <m:t>(</m:t>
+        </m:r>
+        <m:r>
+          <m:t>k</m:t>
+        </m:r>
+        <m:r>
+          <m:rPr>
+            <m:sty m:val="p"/>
+          </m:rPr>
+          <m:t>,</m:t>
+        </m:r>
+        <m:r>
+          <m:t>c</m:t>
+        </m:r>
+        <m:r>
+          <m:rPr>
+            <m:sty m:val="p"/>
+          </m:rPr>
+          <m:t>)</m:t>
+        </m:r>
+      </m:oMath>
+      <w:r>
+        <w:t xml:space="preserve">,</w:t>
+      </w:r>
+      <w:r>
+        <w:t xml:space="preserve"> </w:t>
+      </w:r>
+      <m:oMath>
+        <m:r>
+          <m:t>1</m:t>
+        </m:r>
+        <m:r>
+          <m:rPr>
+            <m:sty m:val="p"/>
+          </m:rPr>
+          <m:t>≤</m:t>
+        </m:r>
+        <m:r>
+          <m:t>k</m:t>
+        </m:r>
+        <m:r>
+          <m:rPr>
+            <m:sty m:val="p"/>
+          </m:rPr>
+          <m:t>≤</m:t>
+        </m:r>
+        <m:r>
+          <m:t>c</m:t>
+        </m:r>
+        <m:r>
+          <m:rPr>
+            <m:sty m:val="p"/>
+          </m:rPr>
+          <m:t>≤</m:t>
+        </m:r>
+        <m:r>
+          <m:t>n</m:t>
+        </m:r>
+      </m:oMath>
+      <w:r>
+        <w:t xml:space="preserve">, with</w:t>
+      </w:r>
+      <w:r>
+        <w:t xml:space="preserve"> </w:t>
+      </w:r>
+      <m:oMath>
+        <m:r>
+          <m:rPr>
+            <m:sty m:val="p"/>
+          </m:rPr>
+          <m:t>(</m:t>
+        </m:r>
+        <m:r>
+          <m:t>k</m:t>
+        </m:r>
+        <m:r>
+          <m:rPr>
+            <m:sty m:val="p"/>
+          </m:rPr>
+          <m:t>,</m:t>
+        </m:r>
+        <m:r>
+          <m:t>c</m:t>
+        </m:r>
+        <m:r>
+          <m:rPr>
+            <m:sty m:val="p"/>
+          </m:rPr>
+          <m:t>)</m:t>
+        </m:r>
+      </m:oMath>
+      <w:r>
+        <w:t xml:space="preserve"> </w:t>
+      </w:r>
+      <w:r>
+        <w:t xml:space="preserve">covering</w:t>
+      </w:r>
+      <w:r>
+        <w:t xml:space="preserve"> </w:t>
+      </w:r>
+      <m:oMath>
+        <m:r>
+          <m:rPr>
+            <m:sty m:val="p"/>
+          </m:rPr>
+          <m:t>(</m:t>
+        </m:r>
+        <m:r>
+          <m:t>k</m:t>
+        </m:r>
+        <m:r>
+          <m:rPr>
+            <m:sty m:val="p"/>
+          </m:rPr>
+          <m:t>,</m:t>
+        </m:r>
+        <m:r>
+          <m:t>c</m:t>
+        </m:r>
+        <m:r>
+          <m:rPr>
+            <m:sty m:val="p"/>
+          </m:rPr>
+          <m:t>+</m:t>
+        </m:r>
+        <m:r>
+          <m:t>1</m:t>
+        </m:r>
+        <m:r>
+          <m:rPr>
+            <m:sty m:val="p"/>
+          </m:rPr>
+          <m:t>)</m:t>
+        </m:r>
+      </m:oMath>
+      <w:r>
+        <w:t xml:space="preserve"> </w:t>
+      </w:r>
+      <w:r>
+        <w:t xml:space="preserve">and</w:t>
+      </w:r>
+      <w:r>
+        <w:t xml:space="preserve"> </w:t>
+      </w:r>
+      <m:oMath>
+        <m:r>
+          <m:rPr>
+            <m:sty m:val="p"/>
+          </m:rPr>
+          <m:t>(</m:t>
+        </m:r>
+        <m:r>
+          <m:t>k</m:t>
+        </m:r>
+        <m:r>
+          <m:rPr>
+            <m:sty m:val="p"/>
+          </m:rPr>
+          <m:t>−</m:t>
+        </m:r>
+        <m:r>
+          <m:t>1</m:t>
+        </m:r>
+        <m:r>
+          <m:rPr>
+            <m:sty m:val="p"/>
+          </m:rPr>
+          <m:t>,</m:t>
+        </m:r>
+        <m:r>
+          <m:t>c</m:t>
+        </m:r>
+        <m:r>
+          <m:rPr>
+            <m:sty m:val="p"/>
+          </m:rPr>
+          <m:t>−</m:t>
+        </m:r>
+        <m:r>
+          <m:t>1</m:t>
+        </m:r>
+        <m:r>
+          <m:rPr>
+            <m:sty m:val="p"/>
+          </m:rPr>
+          <m:t>)</m:t>
+        </m:r>
+      </m:oMath>
+      <w:r>
+        <w:t xml:space="preserve">; the ideal of the weight is</w:t>
+      </w:r>
+      <w:r>
+        <w:t xml:space="preserve"> </w:t>
+      </w:r>
+      <m:oMath>
+        <m:r>
+          <m:rPr>
+            <m:sty m:val="p"/>
+          </m:rPr>
+          <m:t>{</m:t>
+        </m:r>
+        <m:r>
+          <m:rPr>
+            <m:sty m:val="p"/>
+          </m:rPr>
+          <m:t>(</m:t>
+        </m:r>
+        <m:r>
+          <m:t>k</m:t>
+        </m:r>
+        <m:r>
+          <m:rPr>
+            <m:sty m:val="p"/>
+          </m:rPr>
+          <m:t>,</m:t>
+        </m:r>
+        <m:r>
+          <m:t>c</m:t>
+        </m:r>
+        <m:r>
+          <m:rPr>
+            <m:sty m:val="p"/>
+          </m:rPr>
+          <m:t>)</m:t>
+        </m:r>
+        <m:r>
+          <m:rPr>
+            <m:sty m:val="p"/>
+          </m:rPr>
+          <m:t>:</m:t>
+        </m:r>
+        <m:r>
+          <m:t>k</m:t>
+        </m:r>
+        <m:r>
+          <m:rPr>
+            <m:sty m:val="p"/>
+          </m:rPr>
+          <m:t>≤</m:t>
+        </m:r>
+        <m:r>
+          <m:t>r</m:t>
+        </m:r>
+        <m:r>
+          <m:rPr>
+            <m:sty m:val="p"/>
+          </m:rPr>
+          <m:t>,</m:t>
+        </m:r>
+        <m:r>
+          <m:t> </m:t>
+        </m:r>
+        <m:r>
+          <m:t>c</m:t>
+        </m:r>
+        <m:r>
+          <m:rPr>
+            <m:sty m:val="p"/>
+          </m:rPr>
+          <m:t>≥</m:t>
+        </m:r>
+        <m:sSub>
+          <m:e>
+            <m:r>
+              <m:t>c</m:t>
+            </m:r>
+          </m:e>
+          <m:sub>
+            <m:r>
+              <m:t>k</m:t>
+            </m:r>
+          </m:sub>
+        </m:sSub>
+        <m:r>
+          <m:rPr>
+            <m:sty m:val="p"/>
+          </m:rPr>
+          <m:t>}</m:t>
+        </m:r>
+      </m:oMath>
+      <w:r>
+        <w:t xml:space="preserve">), a cell</w:t>
+      </w:r>
+      <w:r>
+        <w:t xml:space="preserve"> </w:t>
+      </w:r>
+      <m:oMath>
+        <m:r>
+          <m:rPr>
+            <m:sty m:val="p"/>
+          </m:rPr>
+          <m:t>(</m:t>
+        </m:r>
+        <m:r>
+          <m:t>k</m:t>
+        </m:r>
+        <m:r>
+          <m:rPr>
+            <m:sty m:val="p"/>
+          </m:rPr>
+          <m:t>,</m:t>
+        </m:r>
+        <m:r>
+          <m:t>c</m:t>
+        </m:r>
+        <m:r>
+          <m:rPr>
+            <m:sty m:val="p"/>
+          </m:rPr>
+          <m:t>)</m:t>
+        </m:r>
+        <m:r>
+          <m:rPr>
+            <m:sty m:val="p"/>
+          </m:rPr>
+          <m:t>∉</m:t>
+        </m:r>
+        <m:r>
+          <m:t>I</m:t>
+        </m:r>
+      </m:oMath>
+      <w:r>
+        <w:t xml:space="preserve"> </w:t>
+      </w:r>
+      <w:r>
+        <w:t xml:space="preserve">with</w:t>
+      </w:r>
+      <w:r>
+        <w:t xml:space="preserve"> </w:t>
+      </w:r>
+      <m:oMath>
+        <m:r>
+          <m:t>k</m:t>
+        </m:r>
+        <m:r>
+          <m:rPr>
+            <m:sty m:val="p"/>
+          </m:rPr>
+          <m:t>≤</m:t>
+        </m:r>
+        <m:r>
+          <m:t>r</m:t>
+        </m:r>
+      </m:oMath>
+      <w:r>
+        <w:t xml:space="preserve"> </w:t>
+      </w:r>
+      <w:r>
+        <w:t xml:space="preserve">has</w:t>
+      </w:r>
+      <w:r>
+        <w:t xml:space="preserve"> </w:t>
+      </w:r>
+      <m:oMath>
+        <m:r>
+          <m:t>c</m:t>
+        </m:r>
+        <m:r>
+          <m:rPr>
+            <m:sty m:val="p"/>
+          </m:rPr>
+          <m:t>&lt;</m:t>
+        </m:r>
+        <m:sSub>
+          <m:e>
+            <m:r>
+              <m:t>c</m:t>
+            </m:r>
+          </m:e>
+          <m:sub>
+            <m:r>
+              <m:t>k</m:t>
+            </m:r>
+          </m:sub>
+        </m:sSub>
+      </m:oMath>
+      <w:r>
+        <w:t xml:space="preserve"> </w:t>
+      </w:r>
+      <w:r>
+        <w:t xml:space="preserve">and is minimal in</w:t>
+      </w:r>
+      <w:r>
+        <w:t xml:space="preserve"> </w:t>
+      </w:r>
+      <m:oMath>
+        <m:r>
+          <m:t>P</m:t>
+        </m:r>
+        <m:r>
+          <m:rPr>
+            <m:sty m:val="p"/>
+          </m:rPr>
+          <m:t>\</m:t>
+        </m:r>
+        <m:r>
+          <m:t>I</m:t>
+        </m:r>
+      </m:oMath>
+      <w:r>
+        <w:t xml:space="preserve"> </w:t>
+      </w:r>
+      <w:r>
+        <w:t xml:space="preserve">iff its lower covers lie in</w:t>
+      </w:r>
+      <w:r>
+        <w:t xml:space="preserve"> </w:t>
+      </w:r>
+      <m:oMath>
+        <m:r>
+          <m:t>I</m:t>
+        </m:r>
+      </m:oMath>
+      <w:r>
+        <w:t xml:space="preserve">, i.e. iff</w:t>
+      </w:r>
+      <w:r>
+        <w:t xml:space="preserve"> </w:t>
+      </w:r>
+      <m:oMath>
+        <m:r>
+          <m:t>c</m:t>
+        </m:r>
+        <m:r>
+          <m:rPr>
+            <m:sty m:val="p"/>
+          </m:rPr>
+          <m:t>=</m:t>
+        </m:r>
+        <m:sSub>
+          <m:e>
+            <m:r>
+              <m:t>c</m:t>
+            </m:r>
+          </m:e>
+          <m:sub>
+            <m:r>
+              <m:t>k</m:t>
+            </m:r>
+          </m:sub>
+        </m:sSub>
+        <m:r>
+          <m:rPr>
+            <m:sty m:val="p"/>
+          </m:rPr>
+          <m:t>−</m:t>
+        </m:r>
+        <m:r>
+          <m:t>1</m:t>
+        </m:r>
+      </m:oMath>
+      <w:r>
+        <w:t xml:space="preserve"> </w:t>
+      </w:r>
+      <w:r>
+        <w:t xml:space="preserve">and (</w:t>
+      </w:r>
+      <m:oMath>
+        <m:r>
+          <m:t>k</m:t>
+        </m:r>
+        <m:r>
+          <m:rPr>
+            <m:sty m:val="p"/>
+          </m:rPr>
+          <m:t>=</m:t>
+        </m:r>
+        <m:r>
+          <m:t>1</m:t>
+        </m:r>
+      </m:oMath>
+      <w:r>
+        <w:t xml:space="preserve"> </w:t>
+      </w:r>
+      <w:r>
+        <w:t xml:space="preserve">or</w:t>
+      </w:r>
+      <w:r>
+        <w:t xml:space="preserve"> </w:t>
+      </w:r>
+      <m:oMath>
+        <m:sSub>
+          <m:e>
+            <m:r>
+              <m:t>c</m:t>
+            </m:r>
+          </m:e>
+          <m:sub>
+            <m:r>
+              <m:t>k</m:t>
+            </m:r>
+          </m:sub>
+        </m:sSub>
+        <m:r>
+          <m:rPr>
+            <m:sty m:val="p"/>
+          </m:rPr>
+          <m:t>−</m:t>
+        </m:r>
+        <m:r>
+          <m:t>1</m:t>
+        </m:r>
+        <m:r>
+          <m:rPr>
+            <m:sty m:val="p"/>
+          </m:rPr>
+          <m:t>≥</m:t>
+        </m:r>
+        <m:sSub>
+          <m:e>
+            <m:r>
+              <m:t>c</m:t>
+            </m:r>
+          </m:e>
+          <m:sub>
+            <m:r>
+              <m:t>k</m:t>
+            </m:r>
+            <m:r>
+              <m:rPr>
+                <m:sty m:val="p"/>
+              </m:rPr>
+              <m:t>−</m:t>
+            </m:r>
+            <m:r>
+              <m:t>1</m:t>
+            </m:r>
+          </m:sub>
+        </m:sSub>
+        <m:r>
+          <m:rPr>
+            <m:sty m:val="p"/>
+          </m:rPr>
+          <m:t>+</m:t>
+        </m:r>
+        <m:r>
+          <m:t>1</m:t>
+        </m:r>
+      </m:oMath>
+      <w:r>
+        <w:t xml:space="preserve">), which is</w:t>
+      </w:r>
+      <w:r>
+        <w:t xml:space="preserve"> </w:t>
+      </w:r>
+      <m:oMath>
+        <m:sSub>
+          <m:e>
+            <m:r>
+              <m:t>d</m:t>
+            </m:r>
+          </m:e>
+          <m:sub>
+            <m:r>
+              <m:t>k</m:t>
+            </m:r>
+          </m:sub>
+        </m:sSub>
+        <m:r>
+          <m:rPr>
+            <m:sty m:val="p"/>
+          </m:rPr>
+          <m:t>&gt;</m:t>
+        </m:r>
+        <m:sSub>
+          <m:e>
+            <m:r>
+              <m:t>d</m:t>
+            </m:r>
+          </m:e>
+          <m:sub>
+            <m:r>
+              <m:t>k</m:t>
+            </m:r>
+            <m:r>
+              <m:rPr>
+                <m:sty m:val="p"/>
+              </m:rPr>
+              <m:t>−</m:t>
+            </m:r>
+            <m:r>
+              <m:t>1</m:t>
+            </m:r>
+          </m:sub>
+        </m:sSub>
+      </m:oMath>
+      <w:r>
+        <w:t xml:space="preserve">; the only candidate in row</w:t>
+      </w:r>
+      <w:r>
+        <w:t xml:space="preserve"> </w:t>
+      </w:r>
+      <m:oMath>
+        <m:r>
+          <m:t>r</m:t>
+        </m:r>
+        <m:r>
+          <m:rPr>
+            <m:sty m:val="p"/>
+          </m:rPr>
+          <m:t>+</m:t>
+        </m:r>
+        <m:r>
+          <m:t>1</m:t>
+        </m:r>
+      </m:oMath>
+      <w:r>
+        <w:t xml:space="preserve"> </w:t>
+      </w:r>
+      <w:r>
+        <w:t xml:space="preserve">is</w:t>
+      </w:r>
+      <w:r>
+        <w:t xml:space="preserve"> </w:t>
+      </w:r>
+      <m:oMath>
+        <m:r>
+          <m:rPr>
+            <m:sty m:val="p"/>
+          </m:rPr>
+          <m:t>(</m:t>
+        </m:r>
+        <m:r>
+          <m:t>r</m:t>
+        </m:r>
+        <m:r>
+          <m:rPr>
+            <m:sty m:val="p"/>
+          </m:rPr>
+          <m:t>+</m:t>
+        </m:r>
+        <m:r>
+          <m:t>1</m:t>
+        </m:r>
+        <m:r>
+          <m:rPr>
+            <m:sty m:val="p"/>
+          </m:rPr>
+          <m:t>,</m:t>
+        </m:r>
+        <m:r>
+          <m:t>n</m:t>
+        </m:r>
+        <m:r>
+          <m:rPr>
+            <m:sty m:val="p"/>
+          </m:rPr>
+          <m:t>)</m:t>
+        </m:r>
+      </m:oMath>
+      <w:r>
+        <w:t xml:space="preserve">, minimal iff</w:t>
+      </w:r>
+      <w:r>
+        <w:t xml:space="preserve"> </w:t>
+      </w:r>
+      <m:oMath>
+        <m:r>
+          <m:t>r</m:t>
+        </m:r>
+        <m:r>
+          <m:rPr>
+            <m:sty m:val="p"/>
+          </m:rPr>
+          <m:t>=</m:t>
+        </m:r>
+        <m:r>
+          <m:t>0</m:t>
+        </m:r>
+      </m:oMath>
+      <w:r>
+        <w:t xml:space="preserve"> </w:t>
+      </w:r>
+      <w:r>
+        <w:t xml:space="preserve">or</w:t>
+      </w:r>
+      <w:r>
+        <w:t xml:space="preserve"> </w:t>
+      </w:r>
+      <m:oMath>
+        <m:sSub>
+          <m:e>
+            <m:r>
+              <m:t>c</m:t>
+            </m:r>
+          </m:e>
+          <m:sub>
+            <m:r>
+              <m:t>r</m:t>
+            </m:r>
+          </m:sub>
+        </m:sSub>
+        <m:r>
+          <m:rPr>
+            <m:sty m:val="p"/>
+          </m:rPr>
+          <m:t>≤</m:t>
+        </m:r>
+        <m:r>
+          <m:t>n</m:t>
+        </m:r>
+        <m:r>
+          <m:rPr>
+            <m:sty m:val="p"/>
+          </m:rPr>
+          <m:t>−</m:t>
+        </m:r>
+        <m:r>
+          <m:t>1</m:t>
+        </m:r>
+      </m:oMath>
+      <w:r>
+        <w:t xml:space="preserve">, i.e. </w:t>
+      </w:r>
+      <m:oMath>
+        <m:sSub>
+          <m:e>
+            <m:r>
+              <m:t>d</m:t>
+            </m:r>
+          </m:e>
+          <m:sub>
+            <m:r>
+              <m:t>r</m:t>
+            </m:r>
+          </m:sub>
+        </m:sSub>
+        <m:r>
+          <m:rPr>
+            <m:sty m:val="p"/>
+          </m:rPr>
+          <m:t>&lt;</m:t>
+        </m:r>
+        <m:r>
+          <m:t>n</m:t>
+        </m:r>
+        <m:r>
+          <m:rPr>
+            <m:sty m:val="p"/>
+          </m:rPr>
+          <m:t>−</m:t>
+        </m:r>
+        <m:r>
+          <m:t>r</m:t>
+        </m:r>
+      </m:oMath>
+      <w:r>
+        <w:t xml:space="preserve">; rows</w:t>
+      </w:r>
+      <w:r>
+        <w:t xml:space="preserve"> </w:t>
+      </w:r>
+      <m:oMath>
+        <m:r>
+          <m:rPr>
+            <m:sty m:val="p"/>
+          </m:rPr>
+          <m:t>≥</m:t>
+        </m:r>
+        <m:r>
+          <m:t>r</m:t>
+        </m:r>
+        <m:r>
+          <m:rPr>
+            <m:sty m:val="p"/>
+          </m:rPr>
+          <m:t>+</m:t>
+        </m:r>
+        <m:r>
+          <m:t>2</m:t>
+        </m:r>
+      </m:oMath>
+      <w:r>
+        <w:t xml:space="preserve"> </w:t>
+      </w:r>
+      <w:r>
+        <w:t xml:space="preserve">contain no minimal element. The down-closure of</w:t>
+      </w:r>
+      <w:r>
+        <w:t xml:space="preserve"> </w:t>
+      </w:r>
+      <m:oMath>
+        <m:r>
+          <m:rPr>
+            <m:sty m:val="p"/>
+          </m:rPr>
+          <m:t>(</m:t>
+        </m:r>
+        <m:r>
+          <m:t>k</m:t>
+        </m:r>
+        <m:r>
+          <m:rPr>
+            <m:sty m:val="p"/>
+          </m:rPr>
+          <m:t>,</m:t>
+        </m:r>
+        <m:r>
+          <m:t>c</m:t>
+        </m:r>
+        <m:r>
+          <m:rPr>
+            <m:sty m:val="p"/>
+          </m:rPr>
+          <m:t>)</m:t>
+        </m:r>
+      </m:oMath>
+      <w:r>
+        <w:t xml:space="preserve"> </w:t>
+      </w:r>
+      <w:r>
+        <w:t xml:space="preserve">is</w:t>
+      </w:r>
+      <w:r>
+        <w:t xml:space="preserve"> </w:t>
+      </w:r>
+      <m:oMath>
+        <m:r>
+          <m:rPr>
+            <m:sty m:val="p"/>
+          </m:rPr>
+          <m:t>{</m:t>
+        </m:r>
+        <m:r>
+          <m:rPr>
+            <m:sty m:val="p"/>
+          </m:rPr>
+          <m:t>(</m:t>
+        </m:r>
+        <m:sSup>
+          <m:e>
+            <m:r>
+              <m:t>k</m:t>
+            </m:r>
+          </m:e>
+          <m:sup>
+            <m:r>
+              <m:rPr>
+                <m:sty m:val="p"/>
+              </m:rPr>
+              <m:t>′</m:t>
+            </m:r>
+          </m:sup>
+        </m:sSup>
+        <m:r>
+          <m:rPr>
+            <m:sty m:val="p"/>
+          </m:rPr>
+          <m:t>,</m:t>
+        </m:r>
+        <m:sSup>
+          <m:e>
+            <m:r>
+              <m:t>c</m:t>
+            </m:r>
+          </m:e>
+          <m:sup>
+            <m:r>
+              <m:rPr>
+                <m:sty m:val="p"/>
+              </m:rPr>
+              <m:t>′</m:t>
+            </m:r>
+          </m:sup>
+        </m:sSup>
+        <m:r>
+          <m:rPr>
+            <m:sty m:val="p"/>
+          </m:rPr>
+          <m:t>)</m:t>
+        </m:r>
+        <m:r>
+          <m:rPr>
+            <m:sty m:val="p"/>
+          </m:rPr>
+          <m:t>:</m:t>
+        </m:r>
+        <m:sSup>
+          <m:e>
+            <m:r>
+              <m:t>k</m:t>
+            </m:r>
+          </m:e>
+          <m:sup>
+            <m:r>
+              <m:rPr>
+                <m:sty m:val="p"/>
+              </m:rPr>
+              <m:t>′</m:t>
+            </m:r>
+          </m:sup>
+        </m:sSup>
+        <m:r>
+          <m:rPr>
+            <m:sty m:val="p"/>
+          </m:rPr>
+          <m:t>≤</m:t>
+        </m:r>
+        <m:r>
+          <m:t>k</m:t>
+        </m:r>
+        <m:r>
+          <m:rPr>
+            <m:sty m:val="p"/>
+          </m:rPr>
+          <m:t>,</m:t>
+        </m:r>
+        <m:r>
+          <m:t> </m:t>
+        </m:r>
+        <m:sSup>
+          <m:e>
+            <m:r>
+              <m:t>c</m:t>
+            </m:r>
+          </m:e>
+          <m:sup>
+            <m:r>
+              <m:rPr>
+                <m:sty m:val="p"/>
+              </m:rPr>
+              <m:t>′</m:t>
+            </m:r>
+          </m:sup>
+        </m:sSup>
+        <m:r>
+          <m:rPr>
+            <m:sty m:val="p"/>
+          </m:rPr>
+          <m:t>≥</m:t>
+        </m:r>
+        <m:r>
+          <m:t>c</m:t>
+        </m:r>
+        <m:r>
+          <m:rPr>
+            <m:sty m:val="p"/>
+          </m:rPr>
+          <m:t>−</m:t>
+        </m:r>
+        <m:r>
+          <m:t>k</m:t>
+        </m:r>
+        <m:r>
+          <m:rPr>
+            <m:sty m:val="p"/>
+          </m:rPr>
+          <m:t>+</m:t>
+        </m:r>
+        <m:sSup>
+          <m:e>
+            <m:r>
+              <m:t>k</m:t>
+            </m:r>
+          </m:e>
+          <m:sup>
+            <m:r>
+              <m:rPr>
+                <m:sty m:val="p"/>
+              </m:rPr>
+              <m:t>′</m:t>
+            </m:r>
+          </m:sup>
+        </m:sSup>
+        <m:r>
+          <m:rPr>
+            <m:sty m:val="p"/>
+          </m:rPr>
+          <m:t>}</m:t>
+        </m:r>
+      </m:oMath>
+      <w:r>
+        <w:t xml:space="preserve">, so the threshold of</w:t>
+      </w:r>
+      <w:r>
+        <w:t xml:space="preserve"> </w:t>
+      </w:r>
+      <m:oMath>
+        <m:r>
+          <m:t>R</m:t>
+        </m:r>
+        <m:r>
+          <m:rPr>
+            <m:sty m:val="p"/>
+          </m:rPr>
+          <m:t>(</m:t>
+        </m:r>
+        <m:r>
+          <m:t>I</m:t>
+        </m:r>
+        <m:r>
+          <m:rPr>
+            <m:sty m:val="p"/>
+          </m:rPr>
+          <m:t>)</m:t>
+        </m:r>
+      </m:oMath>
+      <w:r>
+        <w:t xml:space="preserve"> </w:t>
+      </w:r>
+      <w:r>
+        <w:t xml:space="preserve">in row</w:t>
+      </w:r>
+      <w:r>
+        <w:t xml:space="preserve"> </w:t>
+      </w:r>
+      <m:oMath>
+        <m:sSup>
+          <m:e>
+            <m:r>
+              <m:t>k</m:t>
+            </m:r>
+          </m:e>
+          <m:sup>
+            <m:r>
+              <m:rPr>
+                <m:sty m:val="p"/>
+              </m:rPr>
+              <m:t>′</m:t>
+            </m:r>
+          </m:sup>
+        </m:sSup>
+      </m:oMath>
+      <w:r>
+        <w:t xml:space="preserve"> </w:t>
+      </w:r>
+      <w:r>
+        <w:t xml:space="preserve">is the minimum of</w:t>
+      </w:r>
+      <w:r>
+        <w:t xml:space="preserve"> </w:t>
+      </w:r>
+      <m:oMath>
+        <m:r>
+          <m:t>c</m:t>
+        </m:r>
+        <m:r>
+          <m:rPr>
+            <m:sty m:val="p"/>
+          </m:rPr>
+          <m:t>−</m:t>
+        </m:r>
+        <m:r>
+          <m:t>k</m:t>
+        </m:r>
+        <m:r>
+          <m:rPr>
+            <m:sty m:val="p"/>
+          </m:rPr>
+          <m:t>+</m:t>
+        </m:r>
+        <m:sSup>
+          <m:e>
+            <m:r>
+              <m:t>k</m:t>
+            </m:r>
+          </m:e>
+          <m:sup>
+            <m:r>
+              <m:rPr>
+                <m:sty m:val="p"/>
+              </m:rPr>
+              <m:t>′</m:t>
+            </m:r>
+          </m:sup>
+        </m:sSup>
+      </m:oMath>
+      <w:r>
+        <w:t xml:space="preserve"> </w:t>
+      </w:r>
+      <w:r>
+        <w:t xml:space="preserve">over the generators</w:t>
+      </w:r>
+      <w:r>
+        <w:t xml:space="preserve"> </w:t>
+      </w:r>
+      <m:oMath>
+        <m:r>
+          <m:rPr>
+            <m:sty m:val="p"/>
+          </m:rPr>
+          <m:t>(</m:t>
+        </m:r>
+        <m:r>
+          <m:t>k</m:t>
+        </m:r>
+        <m:r>
+          <m:rPr>
+            <m:sty m:val="p"/>
+          </m:rPr>
+          <m:t>,</m:t>
+        </m:r>
+        <m:r>
+          <m:t>c</m:t>
+        </m:r>
+        <m:r>
+          <m:rPr>
+            <m:sty m:val="p"/>
+          </m:rPr>
+          <m:t>)</m:t>
+        </m:r>
+      </m:oMath>
+      <w:r>
+        <w:t xml:space="preserve"> </w:t>
+      </w:r>
+      <w:r>
+        <w:t xml:space="preserve">with</w:t>
+      </w:r>
+      <w:r>
+        <w:t xml:space="preserve"> </w:t>
+      </w:r>
+      <m:oMath>
+        <m:r>
+          <m:t>k</m:t>
+        </m:r>
+        <m:r>
+          <m:rPr>
+            <m:sty m:val="p"/>
+          </m:rPr>
+          <m:t>≥</m:t>
+        </m:r>
+        <m:sSup>
+          <m:e>
+            <m:r>
+              <m:t>k</m:t>
+            </m:r>
+          </m:e>
+          <m:sup>
+            <m:r>
+              <m:rPr>
+                <m:sty m:val="p"/>
+              </m:rPr>
+              <m:t>′</m:t>
+            </m:r>
+          </m:sup>
+        </m:sSup>
+      </m:oMath>
+      <w:r>
+        <w:t xml:space="preserve">; subtracting</w:t>
+      </w:r>
+      <w:r>
+        <w:t xml:space="preserve"> </w:t>
+      </w:r>
+      <m:oMath>
+        <m:sSup>
+          <m:e>
+            <m:r>
+              <m:t>k</m:t>
+            </m:r>
+          </m:e>
+          <m:sup>
+            <m:r>
+              <m:rPr>
+                <m:sty m:val="p"/>
+              </m:rPr>
+              <m:t>′</m:t>
+            </m:r>
+          </m:sup>
+        </m:sSup>
+      </m:oMath>
+      <w:r>
+        <w:t xml:space="preserve"> </w:t>
+      </w:r>
+      <w:r>
+        <w:t xml:space="preserve">gives the formula.</w:t>
+      </w:r>
+      <w:r>
+        <w:t xml:space="preserve"> </w:t>
+      </w:r>
+      <m:oMath>
+        <m:r>
+          <m:rPr>
+            <m:sty m:val="p"/>
+          </m:rPr>
+          <m:t>▫</m:t>
+        </m:r>
+      </m:oMath>
+    </w:p>
+    <w:p>
+      <w:pPr>
+        <w:pStyle w:val="BodyText"/>
+      </w:pPr>
+      <w:r>
+        <w:rPr>
+          <w:b/>
+          <w:bCs/>
+        </w:rPr>
+        <w:t xml:space="preserve">Proposition 6.13 (the orbit of</w:t>
+      </w:r>
+      <w:r>
+        <w:rPr>
+          <w:b/>
+          <w:bCs/>
+        </w:rPr>
+        <w:t xml:space="preserve"> </w:t>
+      </w:r>
+      <m:oMath>
+        <m:r>
+          <m:t>λ</m:t>
+        </m:r>
+      </m:oMath>
+      <w:r>
+        <w:rPr>
+          <w:b/>
+          <w:bCs/>
+        </w:rPr>
+        <w:t xml:space="preserve">).</w:t>
+      </w:r>
+      <w:r>
+        <w:t xml:space="preserve"> </w:t>
+      </w:r>
+      <w:r>
+        <w:rPr>
+          <w:i/>
+          <w:iCs/>
+        </w:rPr>
+        <w:t xml:space="preserve">For</w:t>
+      </w:r>
+      <w:r>
+        <w:rPr>
+          <w:i/>
+          <w:iCs/>
+        </w:rPr>
+        <w:t xml:space="preserve"> </w:t>
+      </w:r>
+      <m:oMath>
+        <m:r>
+          <m:t>1</m:t>
+        </m:r>
+        <m:r>
+          <m:rPr>
+            <m:sty m:val="p"/>
+          </m:rPr>
+          <m:t>≤</m:t>
+        </m:r>
+        <m:r>
+          <m:t>j</m:t>
+        </m:r>
+        <m:r>
+          <m:rPr>
+            <m:sty m:val="p"/>
+          </m:rPr>
+          <m:t>≤</m:t>
+        </m:r>
+        <m:r>
+          <m:rPr>
+            <m:sty m:val="p"/>
+          </m:rPr>
+          <m:t>⌊</m:t>
+        </m:r>
+        <m:r>
+          <m:t>n</m:t>
+        </m:r>
+        <m:r>
+          <m:rPr>
+            <m:sty m:val="p"/>
+          </m:rPr>
+          <m:t>/</m:t>
+        </m:r>
+        <m:r>
+          <m:t>2</m:t>
+        </m:r>
+        <m:r>
+          <m:rPr>
+            <m:sty m:val="p"/>
+          </m:rPr>
+          <m:t>⌋</m:t>
+        </m:r>
+      </m:oMath>
+      <w:r>
+        <w:rPr>
+          <w:i/>
+          <w:iCs/>
+        </w:rPr>
+        <w:t xml:space="preserve">,</w:t>
+      </w:r>
+      <w:r>
+        <w:rPr>
+          <w:i/>
+          <w:iCs/>
+        </w:rPr>
+        <w:t xml:space="preserve"> </w:t>
+      </w:r>
+      <m:oMath>
+        <m:sSup>
+          <m:e>
+            <m:r>
+              <m:t>R</m:t>
+            </m:r>
+          </m:e>
+          <m:sup>
+            <m:r>
+              <m:t>2</m:t>
+            </m:r>
+            <m:r>
+              <m:t>j</m:t>
+            </m:r>
+          </m:sup>
+        </m:sSup>
+        <m:r>
+          <m:t>λ</m:t>
+        </m:r>
+        <m:r>
+          <m:rPr>
+            <m:sty m:val="p"/>
+          </m:rPr>
+          <m:t>=</m:t>
+        </m:r>
+        <m:r>
+          <m:rPr>
+            <m:sty m:val="p"/>
+          </m:rPr>
+          <m:t>[</m:t>
+        </m:r>
+        <m:r>
+          <m:t>n</m:t>
+        </m:r>
+        <m:r>
+          <m:rPr>
+            <m:sty m:val="p"/>
+          </m:rPr>
+          <m:t>]</m:t>
+        </m:r>
+        <m:r>
+          <m:rPr>
+            <m:sty m:val="p"/>
+          </m:rPr>
+          <m:t>\</m:t>
+        </m:r>
+        <m:r>
+          <m:rPr>
+            <m:sty m:val="p"/>
+          </m:rPr>
+          <m:t>{</m:t>
+        </m:r>
+        <m:r>
+          <m:t>n</m:t>
+        </m:r>
+        <m:r>
+          <m:rPr>
+            <m:sty m:val="p"/>
+          </m:rPr>
+          <m:t>,</m:t>
+        </m:r>
+        <m:r>
+          <m:t>n</m:t>
+        </m:r>
+        <m:r>
+          <m:rPr>
+            <m:sty m:val="p"/>
+          </m:rPr>
+          <m:t>−</m:t>
+        </m:r>
+        <m:r>
+          <m:t>2</m:t>
+        </m:r>
+        <m:r>
+          <m:rPr>
+            <m:sty m:val="p"/>
+          </m:rPr>
+          <m:t>,</m:t>
+        </m:r>
+        <m:r>
+          <m:rPr>
+            <m:sty m:val="p"/>
+          </m:rPr>
+          <m:t>…</m:t>
+        </m:r>
+        <m:r>
+          <m:rPr>
+            <m:sty m:val="p"/>
+          </m:rPr>
+          <m:t>,</m:t>
+        </m:r>
+        <m:r>
+          <m:t>n</m:t>
+        </m:r>
+        <m:r>
+          <m:rPr>
+            <m:sty m:val="p"/>
+          </m:rPr>
+          <m:t>−</m:t>
+        </m:r>
+        <m:r>
+          <m:t>2</m:t>
+        </m:r>
+        <m:r>
+          <m:t>j</m:t>
+        </m:r>
+        <m:r>
+          <m:rPr>
+            <m:sty m:val="p"/>
+          </m:rPr>
+          <m:t>+</m:t>
+        </m:r>
+        <m:r>
+          <m:t>2</m:t>
+        </m:r>
+        <m:r>
+          <m:rPr>
+            <m:sty m:val="p"/>
+          </m:rPr>
+          <m:t>}</m:t>
+        </m:r>
+      </m:oMath>
+      <w:r>
+        <w:rPr>
+          <w:i/>
+          <w:iCs/>
+        </w:rPr>
+        <w:t xml:space="preserve">, and for</w:t>
+      </w:r>
+      <w:r>
+        <w:rPr>
+          <w:i/>
+          <w:iCs/>
+        </w:rPr>
+        <w:t xml:space="preserve"> </w:t>
+      </w:r>
+      <m:oMath>
+        <m:r>
+          <m:t>0</m:t>
+        </m:r>
+        <m:r>
+          <m:rPr>
+            <m:sty m:val="p"/>
+          </m:rPr>
+          <m:t>≤</m:t>
+        </m:r>
+        <m:r>
+          <m:t>j</m:t>
+        </m:r>
+        <m:r>
+          <m:rPr>
+            <m:sty m:val="p"/>
+          </m:rPr>
+          <m:t>≤</m:t>
+        </m:r>
+        <m:r>
+          <m:rPr>
+            <m:sty m:val="p"/>
+          </m:rPr>
+          <m:t>⌊</m:t>
+        </m:r>
+        <m:r>
+          <m:rPr>
+            <m:sty m:val="p"/>
+          </m:rPr>
+          <m:t>(</m:t>
+        </m:r>
+        <m:r>
+          <m:t>n</m:t>
+        </m:r>
+        <m:r>
+          <m:rPr>
+            <m:sty m:val="p"/>
+          </m:rPr>
+          <m:t>−</m:t>
+        </m:r>
+        <m:r>
+          <m:t>1</m:t>
+        </m:r>
+        <m:r>
+          <m:rPr>
+            <m:sty m:val="p"/>
+          </m:rPr>
+          <m:t>)</m:t>
+        </m:r>
+        <m:r>
+          <m:rPr>
+            <m:sty m:val="p"/>
+          </m:rPr>
+          <m:t>/</m:t>
+        </m:r>
+        <m:r>
+          <m:t>2</m:t>
+        </m:r>
+        <m:r>
+          <m:rPr>
+            <m:sty m:val="p"/>
+          </m:rPr>
+          <m:t>⌋</m:t>
+        </m:r>
+      </m:oMath>
+      <w:r>
+        <w:rPr>
+          <w:i/>
+          <w:iCs/>
+        </w:rPr>
+        <w:t xml:space="preserve">,</w:t>
+      </w:r>
+      <w:r>
+        <w:rPr>
+          <w:i/>
+          <w:iCs/>
+        </w:rPr>
+        <w:t xml:space="preserve"> </w:t>
+      </w:r>
+      <m:oMath>
+        <m:sSup>
+          <m:e>
+            <m:r>
+              <m:t>R</m:t>
+            </m:r>
+          </m:e>
+          <m:sup>
+            <m:r>
+              <m:t>2</m:t>
+            </m:r>
+            <m:r>
+              <m:t>j</m:t>
+            </m:r>
+            <m:r>
+              <m:rPr>
+                <m:sty m:val="p"/>
+              </m:rPr>
+              <m:t>+</m:t>
+            </m:r>
+            <m:r>
+              <m:t>1</m:t>
+            </m:r>
+          </m:sup>
+        </m:sSup>
+        <m:r>
+          <m:t>λ</m:t>
+        </m:r>
+        <m:r>
+          <m:rPr>
+            <m:sty m:val="p"/>
+          </m:rPr>
+          <m:t>=</m:t>
+        </m:r>
+        <m:r>
+          <m:rPr>
+            <m:sty m:val="p"/>
+          </m:rPr>
+          <m:t>[</m:t>
+        </m:r>
+        <m:r>
+          <m:t>n</m:t>
+        </m:r>
+        <m:r>
+          <m:rPr>
+            <m:sty m:val="p"/>
+          </m:rPr>
+          <m:t>]</m:t>
+        </m:r>
+        <m:r>
+          <m:rPr>
+            <m:sty m:val="p"/>
+          </m:rPr>
+          <m:t>\</m:t>
+        </m:r>
+        <m:r>
+          <m:rPr>
+            <m:sty m:val="p"/>
+          </m:rPr>
+          <m:t>{</m:t>
+        </m:r>
+        <m:r>
+          <m:t>n</m:t>
+        </m:r>
+        <m:r>
+          <m:rPr>
+            <m:sty m:val="p"/>
+          </m:rPr>
+          <m:t>−</m:t>
+        </m:r>
+        <m:r>
+          <m:t>1</m:t>
+        </m:r>
+        <m:r>
+          <m:rPr>
+            <m:sty m:val="p"/>
+          </m:rPr>
+          <m:t>,</m:t>
+        </m:r>
+        <m:r>
+          <m:t>n</m:t>
+        </m:r>
+        <m:r>
+          <m:rPr>
+            <m:sty m:val="p"/>
+          </m:rPr>
+          <m:t>−</m:t>
+        </m:r>
+        <m:r>
+          <m:t>3</m:t>
+        </m:r>
+        <m:r>
+          <m:rPr>
+            <m:sty m:val="p"/>
+          </m:rPr>
+          <m:t>,</m:t>
+        </m:r>
+        <m:r>
+          <m:rPr>
+            <m:sty m:val="p"/>
+          </m:rPr>
+          <m:t>…</m:t>
+        </m:r>
+        <m:r>
+          <m:rPr>
+            <m:sty m:val="p"/>
+          </m:rPr>
+          <m:t>,</m:t>
+        </m:r>
+        <m:r>
+          <m:t>n</m:t>
+        </m:r>
+        <m:r>
+          <m:rPr>
+            <m:sty m:val="p"/>
+          </m:rPr>
+          <m:t>−</m:t>
+        </m:r>
+        <m:r>
+          <m:t>2</m:t>
+        </m:r>
+        <m:r>
+          <m:t>j</m:t>
+        </m:r>
+        <m:r>
+          <m:rPr>
+            <m:sty m:val="p"/>
+          </m:rPr>
+          <m:t>+</m:t>
+        </m:r>
+        <m:r>
+          <m:t>1</m:t>
+        </m:r>
+        <m:r>
+          <m:rPr>
+            <m:sty m:val="p"/>
+          </m:rPr>
+          <m:t>}</m:t>
+        </m:r>
+      </m:oMath>
+      <w:r>
+        <w:rPr>
+          <w:i/>
+          <w:iCs/>
+        </w:rPr>
+        <w:t xml:space="preserve"> </w:t>
+      </w:r>
+      <w:r>
+        <w:rPr>
+          <w:i/>
+          <w:iCs/>
+        </w:rPr>
+        <w:t xml:space="preserve">(weights written as sets of minus positions). Hence the ranks around the orbit of</w:t>
+      </w:r>
+      <w:r>
+        <w:rPr>
+          <w:i/>
+          <w:iCs/>
+        </w:rPr>
+        <w:t xml:space="preserve"> </w:t>
+      </w:r>
+      <m:oMath>
+        <m:r>
+          <m:t>λ</m:t>
+        </m:r>
+      </m:oMath>
+      <w:r>
+        <w:rPr>
+          <w:i/>
+          <w:iCs/>
+        </w:rPr>
+        <w:t xml:space="preserve"> </w:t>
+      </w:r>
+      <w:r>
+        <w:rPr>
+          <w:i/>
+          <w:iCs/>
+        </w:rPr>
+        <w:t xml:space="preserve">read</w:t>
+      </w:r>
+      <w:r>
+        <w:rPr>
+          <w:i/>
+          <w:iCs/>
+        </w:rPr>
+        <w:t xml:space="preserve"> </w:t>
+      </w:r>
+      <m:oMath>
+        <m:r>
+          <m:t>0</m:t>
+        </m:r>
+        <m:r>
+          <m:rPr>
+            <m:sty m:val="p"/>
+          </m:rPr>
+          <m:t>,</m:t>
+        </m:r>
+        <m:r>
+          <m:t>n</m:t>
+        </m:r>
+        <m:r>
+          <m:rPr>
+            <m:sty m:val="p"/>
+          </m:rPr>
+          <m:t>,</m:t>
+        </m:r>
+        <m:r>
+          <m:t>n</m:t>
+        </m:r>
+        <m:r>
+          <m:rPr>
+            <m:sty m:val="p"/>
+          </m:rPr>
+          <m:t>−</m:t>
+        </m:r>
+        <m:r>
+          <m:t>1</m:t>
+        </m:r>
+        <m:r>
+          <m:rPr>
+            <m:sty m:val="p"/>
+          </m:rPr>
+          <m:t>,</m:t>
+        </m:r>
+        <m:r>
+          <m:t>n</m:t>
+        </m:r>
+        <m:r>
+          <m:rPr>
+            <m:sty m:val="p"/>
+          </m:rPr>
+          <m:t>−</m:t>
+        </m:r>
+        <m:r>
+          <m:t>1</m:t>
+        </m:r>
+        <m:r>
+          <m:rPr>
+            <m:sty m:val="p"/>
+          </m:rPr>
+          <m:t>,</m:t>
+        </m:r>
+        <m:r>
+          <m:rPr>
+            <m:sty m:val="p"/>
+          </m:rPr>
+          <m:t>…</m:t>
+        </m:r>
+        <m:r>
+          <m:rPr>
+            <m:sty m:val="p"/>
+          </m:rPr>
+          <m:t>,</m:t>
+        </m:r>
+        <m:r>
+          <m:t>1</m:t>
+        </m:r>
+        <m:r>
+          <m:rPr>
+            <m:sty m:val="p"/>
+          </m:rPr>
+          <m:t>,</m:t>
+        </m:r>
+        <m:r>
+          <m:t>1</m:t>
+        </m:r>
+      </m:oMath>
+      <w:r>
+        <w:rPr>
+          <w:i/>
+          <w:iCs/>
+        </w:rPr>
+        <w:t xml:space="preserve">, and for even</w:t>
+      </w:r>
+      <w:r>
+        <w:rPr>
+          <w:i/>
+          <w:iCs/>
+        </w:rPr>
+        <w:t xml:space="preserve"> </w:t>
+      </w:r>
+      <m:oMath>
+        <m:r>
+          <m:t>n</m:t>
+        </m:r>
+      </m:oMath>
+      <w:r>
+        <w:rPr>
+          <w:i/>
+          <w:iCs/>
+        </w:rPr>
+        <w:t xml:space="preserve"> </w:t>
+      </w:r>
+      <w:r>
+        <w:rPr>
+          <w:i/>
+          <w:iCs/>
+        </w:rPr>
+        <w:t xml:space="preserve">the half-turn</w:t>
+      </w:r>
+      <w:r>
+        <w:rPr>
+          <w:i/>
+          <w:iCs/>
+        </w:rPr>
+        <w:t xml:space="preserve"> </w:t>
+      </w:r>
+      <m:oMath>
+        <m:sSup>
+          <m:e>
+            <m:r>
+              <m:t>R</m:t>
+            </m:r>
+          </m:e>
+          <m:sup>
+            <m:r>
+              <m:t>n</m:t>
+            </m:r>
+          </m:sup>
+        </m:sSup>
+      </m:oMath>
+      <w:r>
+        <w:rPr>
+          <w:i/>
+          <w:iCs/>
+        </w:rPr>
+        <w:t xml:space="preserve"> </w:t>
+      </w:r>
+      <w:r>
+        <w:rPr>
+          <w:i/>
+          <w:iCs/>
+        </w:rPr>
+        <w:t xml:space="preserve">shifts every rank on this orbit by exactly</w:t>
+      </w:r>
+      <w:r>
+        <w:rPr>
+          <w:i/>
+          <w:iCs/>
+        </w:rPr>
+        <w:t xml:space="preserve"> </w:t>
+      </w:r>
+      <m:oMath>
+        <m:r>
+          <m:rPr>
+            <m:sty m:val="p"/>
+          </m:rPr>
+          <m:t>±</m:t>
+        </m:r>
+        <m:r>
+          <m:t>n</m:t>
+        </m:r>
+        <m:r>
+          <m:rPr>
+            <m:sty m:val="p"/>
+          </m:rPr>
+          <m:t>/</m:t>
+        </m:r>
+        <m:r>
+          <m:t>2</m:t>
+        </m:r>
+      </m:oMath>
+      <w:r>
+        <w:rPr>
+          <w:i/>
+          <w:iCs/>
+        </w:rPr>
+        <w:t xml:space="preserve">.</w:t>
+      </w:r>
+    </w:p>
+    <w:p>
+      <w:pPr>
+        <w:pStyle w:val="BodyText"/>
+      </w:pPr>
+      <w:r>
+        <w:rPr>
+          <w:i/>
+          <w:iCs/>
+        </w:rPr>
+        <w:t xml:space="preserve">Proof.</w:t>
+      </w:r>
+      <w:r>
+        <w:t xml:space="preserve"> </w:t>
+      </w:r>
+      <w:r>
+        <w:t xml:space="preserve">In excess coordinates</w:t>
+      </w:r>
+      <w:r>
+        <w:t xml:space="preserve"> </w:t>
+      </w:r>
+      <m:oMath>
+        <m:sSup>
+          <m:e>
+            <m:r>
+              <m:t>R</m:t>
+            </m:r>
+          </m:e>
+          <m:sup>
+            <m:r>
+              <m:t>2</m:t>
+            </m:r>
+            <m:r>
+              <m:t>j</m:t>
+            </m:r>
+          </m:sup>
+        </m:sSup>
+        <m:r>
+          <m:t>λ</m:t>
+        </m:r>
+      </m:oMath>
+      <w:r>
+        <w:t xml:space="preserve"> </w:t>
+      </w:r>
+      <w:r>
+        <w:t xml:space="preserve">is</w:t>
+      </w:r>
+      <w:r>
+        <w:t xml:space="preserve"> </w:t>
+      </w:r>
+      <m:oMath>
+        <m:sSub>
+          <m:e>
+            <m:r>
+              <m:t>d</m:t>
+            </m:r>
+          </m:e>
+          <m:sub>
+            <m:r>
+              <m:t>k</m:t>
+            </m:r>
+          </m:sub>
+        </m:sSub>
+        <m:r>
+          <m:rPr>
+            <m:sty m:val="p"/>
+          </m:rPr>
+          <m:t>=</m:t>
+        </m:r>
+        <m:r>
+          <m:t>n</m:t>
+        </m:r>
+        <m:r>
+          <m:rPr>
+            <m:sty m:val="p"/>
+          </m:rPr>
+          <m:t>−</m:t>
+        </m:r>
+        <m:r>
+          <m:t>2</m:t>
+        </m:r>
+        <m:r>
+          <m:t>j</m:t>
+        </m:r>
+        <m:r>
+          <m:rPr>
+            <m:sty m:val="p"/>
+          </m:rPr>
+          <m:t>+</m:t>
+        </m:r>
+        <m:r>
+          <m:t>k</m:t>
+        </m:r>
+      </m:oMath>
+      <w:r>
+        <w:t xml:space="preserve"> </w:t>
+      </w:r>
+      <w:r>
+        <w:t xml:space="preserve">(</w:t>
+      </w:r>
+      <m:oMath>
+        <m:r>
+          <m:t>k</m:t>
+        </m:r>
+        <m:r>
+          <m:rPr>
+            <m:sty m:val="p"/>
+          </m:rPr>
+          <m:t>≤</m:t>
+        </m:r>
+        <m:r>
+          <m:t>j</m:t>
+        </m:r>
+      </m:oMath>
+      <w:r>
+        <w:t xml:space="preserve">) and</w:t>
+      </w:r>
+      <w:r>
+        <w:t xml:space="preserve"> </w:t>
+      </w:r>
+      <m:oMath>
+        <m:sSup>
+          <m:e>
+            <m:r>
+              <m:t>R</m:t>
+            </m:r>
+          </m:e>
+          <m:sup>
+            <m:r>
+              <m:t>2</m:t>
+            </m:r>
+            <m:r>
+              <m:t>j</m:t>
+            </m:r>
+            <m:r>
+              <m:rPr>
+                <m:sty m:val="p"/>
+              </m:rPr>
+              <m:t>+</m:t>
+            </m:r>
+            <m:r>
+              <m:t>1</m:t>
+            </m:r>
+          </m:sup>
+        </m:sSup>
+        <m:r>
+          <m:t>λ</m:t>
+        </m:r>
+      </m:oMath>
+      <w:r>
+        <w:t xml:space="preserve"> </w:t>
+      </w:r>
+      <w:r>
+        <w:t xml:space="preserve">is</w:t>
+      </w:r>
+      <w:r>
+        <w:t xml:space="preserve"> </w:t>
+      </w:r>
+      <m:oMath>
+        <m:sSub>
+          <m:e>
+            <m:r>
+              <m:t>d</m:t>
+            </m:r>
+          </m:e>
+          <m:sub>
+            <m:r>
+              <m:t>k</m:t>
+            </m:r>
+          </m:sub>
+        </m:sSub>
+        <m:r>
+          <m:rPr>
+            <m:sty m:val="p"/>
+          </m:rPr>
+          <m:t>=</m:t>
+        </m:r>
+        <m:r>
+          <m:t>n</m:t>
+        </m:r>
+        <m:r>
+          <m:rPr>
+            <m:sty m:val="p"/>
+          </m:rPr>
+          <m:t>−</m:t>
+        </m:r>
+        <m:r>
+          <m:t>1</m:t>
+        </m:r>
+        <m:r>
+          <m:rPr>
+            <m:sty m:val="p"/>
+          </m:rPr>
+          <m:t>−</m:t>
+        </m:r>
+        <m:r>
+          <m:t>2</m:t>
+        </m:r>
+        <m:r>
+          <m:t>j</m:t>
+        </m:r>
+        <m:r>
+          <m:rPr>
+            <m:sty m:val="p"/>
+          </m:rPr>
+          <m:t>+</m:t>
+        </m:r>
+        <m:r>
+          <m:t>k</m:t>
+        </m:r>
+      </m:oMath>
+      <w:r>
+        <w:t xml:space="preserve">; both are strictly increasing, so every row is a gap row, and one checks from Lemma 6.12 that the first has no cap and loses</w:t>
+      </w:r>
+      <w:r>
+        <w:t xml:space="preserve"> </w:t>
+      </w:r>
+      <m:oMath>
+        <m:r>
+          <m:t>1</m:t>
+        </m:r>
+      </m:oMath>
+      <w:r>
+        <w:t xml:space="preserve"> </w:t>
+      </w:r>
+      <w:r>
+        <w:t xml:space="preserve">in every entry, while the second has the cap</w:t>
+      </w:r>
+      <w:r>
+        <w:t xml:space="preserve"> </w:t>
+      </w:r>
+      <m:oMath>
+        <m:r>
+          <m:t>n</m:t>
+        </m:r>
+        <m:r>
+          <m:rPr>
+            <m:sty m:val="p"/>
+          </m:rPr>
+          <m:t>−</m:t>
+        </m:r>
+        <m:r>
+          <m:t>j</m:t>
+        </m:r>
+        <m:r>
+          <m:rPr>
+            <m:sty m:val="p"/>
+          </m:rPr>
+          <m:t>−</m:t>
+        </m:r>
+        <m:r>
+          <m:t>1</m:t>
+        </m:r>
+      </m:oMath>
+      <w:r>
+        <w:t xml:space="preserve">, which is larger than every</w:t>
+      </w:r>
+      <w:r>
+        <w:t xml:space="preserve"> </w:t>
+      </w:r>
+      <m:oMath>
+        <m:sSub>
+          <m:e>
+            <m:r>
+              <m:t>d</m:t>
+            </m:r>
+          </m:e>
+          <m:sub>
+            <m:r>
+              <m:t>k</m:t>
+            </m:r>
+          </m:sub>
+        </m:sSub>
+        <m:r>
+          <m:rPr>
+            <m:sty m:val="p"/>
+          </m:rPr>
+          <m:t>−</m:t>
+        </m:r>
+        <m:r>
+          <m:t>1</m:t>
+        </m:r>
+      </m:oMath>
+      <w:r>
+        <w:t xml:space="preserve"> </w:t>
+      </w:r>
+      <w:r>
+        <w:t xml:space="preserve">and is appended as a new row. The base</w:t>
+      </w:r>
+      <w:r>
+        <w:t xml:space="preserve"> </w:t>
+      </w:r>
+      <m:oMath>
+        <m:r>
+          <m:t>R</m:t>
+        </m:r>
+        <m:r>
+          <m:t>λ</m:t>
+        </m:r>
+        <m:r>
+          <m:rPr>
+            <m:sty m:val="p"/>
+          </m:rPr>
+          <m:t>=</m:t>
+        </m:r>
+        <m:sSub>
+          <m:e>
+            <m:r>
+              <m:t>w</m:t>
+            </m:r>
+          </m:e>
+          <m:sub>
+            <m:r>
+              <m:t>0</m:t>
+            </m:r>
+          </m:sub>
+        </m:sSub>
+        <m:r>
+          <m:t>λ</m:t>
+        </m:r>
+      </m:oMath>
+      <w:r>
+        <w:t xml:space="preserve"> </w:t>
+      </w:r>
+      <w:r>
+        <w:t xml:space="preserve">is the empty sequence. Ranks follow by counting, and the second half of the orbit from</w:t>
+      </w:r>
+      <w:r>
+        <w:t xml:space="preserve"> </w:t>
+      </w:r>
+      <m:oMath>
+        <m:sSup>
+          <m:e>
+            <m:r>
+              <m:t>R</m:t>
+            </m:r>
+          </m:e>
+          <m:sup>
+            <m:r>
+              <m:rPr>
+                <m:sty m:val="p"/>
+              </m:rPr>
+              <m:t>−</m:t>
+            </m:r>
+            <m:r>
+              <m:t>k</m:t>
+            </m:r>
+          </m:sup>
+        </m:sSup>
+        <m:r>
+          <m:t>λ</m:t>
+        </m:r>
+        <m:r>
+          <m:rPr>
+            <m:sty m:val="p"/>
+          </m:rPr>
+          <m:t>=</m:t>
+        </m:r>
+        <m:r>
+          <m:rPr>
+            <m:sty m:val="p"/>
+          </m:rPr>
+          <m:t>−</m:t>
+        </m:r>
+        <m:sSup>
+          <m:e>
+            <m:r>
+              <m:t>R</m:t>
+            </m:r>
+          </m:e>
+          <m:sup>
+            <m:r>
+              <m:t>k</m:t>
+            </m:r>
+            <m:r>
+              <m:rPr>
+                <m:sty m:val="p"/>
+              </m:rPr>
+              <m:t>+</m:t>
+            </m:r>
+            <m:r>
+              <m:t>1</m:t>
+            </m:r>
+          </m:sup>
+        </m:sSup>
+        <m:r>
+          <m:t>λ</m:t>
+        </m:r>
+      </m:oMath>
+      <w:r>
+        <w:t xml:space="preserve"> </w:t>
+      </w:r>
+      <w:r>
+        <w:t xml:space="preserve">(Corollary 5.2 with</w:t>
+      </w:r>
+      <w:r>
+        <w:t xml:space="preserve"> </w:t>
+      </w:r>
+      <m:oMath>
+        <m:sSub>
+          <m:e>
+            <m:r>
+              <m:t>w</m:t>
+            </m:r>
+          </m:e>
+          <m:sub>
+            <m:r>
+              <m:t>0</m:t>
+            </m:r>
+          </m:sub>
+        </m:sSub>
+        <m:r>
+          <m:t>λ</m:t>
+        </m:r>
+        <m:r>
+          <m:rPr>
+            <m:sty m:val="p"/>
+          </m:rPr>
+          <m:t>=</m:t>
+        </m:r>
+        <m:r>
+          <m:t>R</m:t>
+        </m:r>
+        <m:r>
+          <m:t>λ</m:t>
+        </m:r>
+      </m:oMath>
+      <w:r>
+        <w:t xml:space="preserve">).</w:t>
+      </w:r>
+      <w:r>
+        <w:t xml:space="preserve"> </w:t>
+      </w:r>
+      <m:oMath>
+        <m:r>
+          <m:rPr>
+            <m:sty m:val="p"/>
+          </m:rPr>
+          <m:t>▫</m:t>
+        </m:r>
+      </m:oMath>
+    </w:p>
+    <w:p>
+      <w:pPr>
+        <w:pStyle w:val="BodyText"/>
+      </w:pPr>
+      <w:r>
+        <w:rPr>
+          <w:b/>
+          <w:bCs/>
+        </w:rPr>
+        <w:t xml:space="preserve">Theorem 6.14 (why four).</w:t>
+      </w:r>
+      <w:r>
+        <w:t xml:space="preserve"> </w:t>
+      </w:r>
+      <w:r>
+        <w:rPr>
+          <w:i/>
+          <w:iCs/>
+        </w:rPr>
+        <w:t xml:space="preserve">Let</w:t>
+      </w:r>
+      <w:r>
+        <w:rPr>
+          <w:i/>
+          <w:iCs/>
+        </w:rPr>
+        <w:t xml:space="preserve"> </w:t>
+      </w:r>
+      <m:oMath>
+        <m:r>
+          <m:t>n</m:t>
+        </m:r>
+        <m:r>
+          <m:rPr>
+            <m:sty m:val="p"/>
+          </m:rPr>
+          <m:t>≥</m:t>
+        </m:r>
+        <m:r>
+          <m:t>4</m:t>
+        </m:r>
+      </m:oMath>
+      <w:r>
+        <w:rPr>
+          <w:i/>
+          <w:iCs/>
+        </w:rPr>
+        <w:t xml:space="preserve"> </w:t>
+      </w:r>
+      <w:r>
+        <w:rPr>
+          <w:i/>
+          <w:iCs/>
+        </w:rPr>
+        <w:t xml:space="preserve">be even and</w:t>
+      </w:r>
+      <w:r>
+        <w:rPr>
+          <w:i/>
+          <w:iCs/>
+        </w:rPr>
+        <w:t xml:space="preserve"> </w:t>
+      </w:r>
+      <m:oMath>
+        <m:sSub>
+          <m:e>
+            <m:r>
+              <m:t>w</m:t>
+            </m:r>
+          </m:e>
+          <m:sub>
+            <m:r>
+              <m:t>n</m:t>
+            </m:r>
+          </m:sub>
+        </m:sSub>
+        <m:r>
+          <m:rPr>
+            <m:sty m:val="p"/>
+          </m:rPr>
+          <m:t>=</m:t>
+        </m:r>
+        <m:r>
+          <m:rPr>
+            <m:sty m:val="p"/>
+          </m:rPr>
+          <m:t>−</m:t>
+        </m:r>
+        <m:r>
+          <m:rPr>
+            <m:sty m:val="p"/>
+          </m:rPr>
+          <m:t>(</m:t>
+        </m:r>
+        <m:sSub>
+          <m:e>
+            <m:r>
+              <m:t>e</m:t>
+            </m:r>
+          </m:e>
+          <m:sub>
+            <m:r>
+              <m:t>2</m:t>
+            </m:r>
+          </m:sub>
+        </m:sSub>
+        <m:sSub>
+          <m:e>
+            <m:r>
+              <m:t>e</m:t>
+            </m:r>
+          </m:e>
+          <m:sub>
+            <m:r>
+              <m:t>3</m:t>
+            </m:r>
+          </m:sub>
+        </m:sSub>
+        <m:r>
+          <m:rPr>
+            <m:sty m:val="p"/>
+          </m:rPr>
+          <m:t>)</m:t>
+        </m:r>
+        <m:r>
+          <m:rPr>
+            <m:sty m:val="p"/>
+          </m:rPr>
+          <m:t>(</m:t>
+        </m:r>
+        <m:sSub>
+          <m:e>
+            <m:r>
+              <m:t>e</m:t>
+            </m:r>
+          </m:e>
+          <m:sub>
+            <m:r>
+              <m:t>4</m:t>
+            </m:r>
+          </m:sub>
+        </m:sSub>
+        <m:sSub>
+          <m:e>
+            <m:r>
+              <m:t>e</m:t>
+            </m:r>
+          </m:e>
+          <m:sub>
+            <m:r>
+              <m:t>5</m:t>
+            </m:r>
+          </m:sub>
+        </m:sSub>
+        <m:r>
+          <m:rPr>
+            <m:sty m:val="p"/>
+          </m:rPr>
+          <m:t>)</m:t>
+        </m:r>
+        <m:r>
+          <m:rPr>
+            <m:sty m:val="p"/>
+          </m:rPr>
+          <m:t>⋯</m:t>
+        </m:r>
+        <m:r>
+          <m:rPr>
+            <m:sty m:val="p"/>
+          </m:rPr>
+          <m:t>(</m:t>
+        </m:r>
+        <m:sSub>
+          <m:e>
+            <m:r>
+              <m:t>e</m:t>
+            </m:r>
+          </m:e>
+          <m:sub>
+            <m:r>
+              <m:t>n</m:t>
+            </m:r>
+            <m:r>
+              <m:rPr>
+                <m:sty m:val="p"/>
+              </m:rPr>
+              <m:t>−</m:t>
+            </m:r>
+            <m:r>
+              <m:t>2</m:t>
+            </m:r>
+          </m:sub>
+        </m:sSub>
+        <m:sSub>
+          <m:e>
+            <m:r>
+              <m:t>e</m:t>
+            </m:r>
+          </m:e>
+          <m:sub>
+            <m:r>
+              <m:t>n</m:t>
+            </m:r>
+            <m:r>
+              <m:rPr>
+                <m:sty m:val="p"/>
+              </m:rPr>
+              <m:t>−</m:t>
+            </m:r>
+            <m:r>
+              <m:t>1</m:t>
+            </m:r>
+          </m:sub>
+        </m:sSub>
+        <m:r>
+          <m:rPr>
+            <m:sty m:val="p"/>
+          </m:rPr>
+          <m:t>)</m:t>
+        </m:r>
+      </m:oMath>
+      <w:r>
+        <w:rPr>
+          <w:i/>
+          <w:iCs/>
+        </w:rPr>
+        <w:t xml:space="preserve">, the signed permutation negating</w:t>
+      </w:r>
+      <w:r>
+        <w:rPr>
+          <w:i/>
+          <w:iCs/>
+        </w:rPr>
+        <w:t xml:space="preserve"> </w:t>
+      </w:r>
+      <m:oMath>
+        <m:sSub>
+          <m:e>
+            <m:r>
+              <m:t>e</m:t>
+            </m:r>
+          </m:e>
+          <m:sub>
+            <m:r>
+              <m:t>1</m:t>
+            </m:r>
+          </m:sub>
+        </m:sSub>
+        <m:r>
+          <m:rPr>
+            <m:sty m:val="p"/>
+          </m:rPr>
+          <m:t>,</m:t>
+        </m:r>
+        <m:r>
+          <m:rPr>
+            <m:sty m:val="p"/>
+          </m:rPr>
+          <m:t>…</m:t>
+        </m:r>
+        <m:r>
+          <m:rPr>
+            <m:sty m:val="p"/>
+          </m:rPr>
+          <m:t>,</m:t>
+        </m:r>
+        <m:sSub>
+          <m:e>
+            <m:r>
+              <m:t>e</m:t>
+            </m:r>
+          </m:e>
+          <m:sub>
+            <m:r>
+              <m:t>n</m:t>
+            </m:r>
+            <m:r>
+              <m:rPr>
+                <m:sty m:val="p"/>
+              </m:rPr>
+              <m:t>−</m:t>
+            </m:r>
+            <m:r>
+              <m:t>1</m:t>
+            </m:r>
+          </m:sub>
+        </m:sSub>
+      </m:oMath>
+      <w:r>
+        <w:rPr>
+          <w:i/>
+          <w:iCs/>
+        </w:rPr>
+        <w:t xml:space="preserve"> </w:t>
+      </w:r>
+      <w:r>
+        <w:rPr>
+          <w:i/>
+          <w:iCs/>
+        </w:rPr>
+        <w:t xml:space="preserve">and fixing</w:t>
+      </w:r>
+      <w:r>
+        <w:rPr>
+          <w:i/>
+          <w:iCs/>
+        </w:rPr>
+        <w:t xml:space="preserve"> </w:t>
+      </w:r>
+      <m:oMath>
+        <m:sSub>
+          <m:e>
+            <m:r>
+              <m:t>e</m:t>
+            </m:r>
+          </m:e>
+          <m:sub>
+            <m:r>
+              <m:t>n</m:t>
+            </m:r>
+          </m:sub>
+        </m:sSub>
+      </m:oMath>
+      <w:r>
+        <w:rPr>
+          <w:i/>
+          <w:iCs/>
+        </w:rPr>
+        <w:t xml:space="preserve">. Then</w:t>
+      </w:r>
+      <w:r>
+        <w:rPr>
+          <w:i/>
+          <w:iCs/>
+        </w:rPr>
+        <w:t xml:space="preserve"> </w:t>
+      </w:r>
+      <m:oMath>
+        <m:sSub>
+          <m:e>
+            <m:r>
+              <m:t>w</m:t>
+            </m:r>
+          </m:e>
+          <m:sub>
+            <m:r>
+              <m:t>n</m:t>
+            </m:r>
+          </m:sub>
+        </m:sSub>
+      </m:oMath>
+      <w:r>
+        <w:rPr>
+          <w:i/>
+          <w:iCs/>
+        </w:rPr>
+        <w:t xml:space="preserve"> </w:t>
+      </w:r>
+      <w:r>
+        <w:rPr>
+          <w:i/>
+          <w:iCs/>
+        </w:rPr>
+        <w:t xml:space="preserve">commutes with the half-turn</w:t>
+      </w:r>
+      <w:r>
+        <w:rPr>
+          <w:i/>
+          <w:iCs/>
+        </w:rPr>
+        <w:t xml:space="preserve"> </w:t>
+      </w:r>
+      <m:oMath>
+        <m:sSup>
+          <m:e>
+            <m:r>
+              <m:t>R</m:t>
+            </m:r>
+          </m:e>
+          <m:sup>
+            <m:r>
+              <m:t>n</m:t>
+            </m:r>
+          </m:sup>
+        </m:sSup>
+      </m:oMath>
+      <w:r>
+        <w:rPr>
+          <w:i/>
+          <w:iCs/>
+        </w:rPr>
+        <w:t xml:space="preserve"> </w:t>
+      </w:r>
+      <w:r>
+        <w:rPr>
+          <w:i/>
+          <w:iCs/>
+        </w:rPr>
+        <w:t xml:space="preserve">if and only if</w:t>
+      </w:r>
+      <w:r>
+        <w:rPr>
+          <w:i/>
+          <w:iCs/>
+        </w:rPr>
+        <w:t xml:space="preserve"> </w:t>
+      </w:r>
+      <m:oMath>
+        <m:r>
+          <m:t>n</m:t>
+        </m:r>
+        <m:r>
+          <m:rPr>
+            <m:sty m:val="p"/>
+          </m:rPr>
+          <m:t>=</m:t>
+        </m:r>
+        <m:r>
+          <m:t>4</m:t>
+        </m:r>
+      </m:oMath>
+      <w:r>
+        <w:rPr>
+          <w:i/>
+          <w:iCs/>
+        </w:rPr>
+        <w:t xml:space="preserve">.</w:t>
+      </w:r>
+    </w:p>
+    <w:p>
+      <w:pPr>
+        <w:pStyle w:val="BodyText"/>
+      </w:pPr>
+      <w:r>
+        <w:rPr>
+          <w:i/>
+          <w:iCs/>
+        </w:rPr>
+        <w:t xml:space="preserve">Proof.</w:t>
+      </w:r>
+      <w:r>
+        <w:t xml:space="preserve"> </w:t>
+      </w:r>
+      <w:r>
+        <w:t xml:space="preserve">Write</w:t>
+      </w:r>
+      <w:r>
+        <w:t xml:space="preserve"> </w:t>
+      </w:r>
+      <m:oMath>
+        <m:r>
+          <m:t>H</m:t>
+        </m:r>
+        <m:r>
+          <m:rPr>
+            <m:sty m:val="p"/>
+          </m:rPr>
+          <m:t>=</m:t>
+        </m:r>
+        <m:sSup>
+          <m:e>
+            <m:r>
+              <m:t>R</m:t>
+            </m:r>
+          </m:e>
+          <m:sup>
+            <m:r>
+              <m:t>n</m:t>
+            </m:r>
+          </m:sup>
+        </m:sSup>
+      </m:oMath>
+      <w:r>
+        <w:t xml:space="preserve"> </w:t>
+      </w:r>
+      <w:r>
+        <w:t xml:space="preserve">and</w:t>
+      </w:r>
+      <w:r>
+        <w:t xml:space="preserve"> </w:t>
+      </w:r>
+      <m:oMath>
+        <m:sSub>
+          <m:e>
+            <m:r>
+              <m:t>O</m:t>
+            </m:r>
+          </m:e>
+          <m:sub>
+            <m:r>
+              <m:t>1</m:t>
+            </m:r>
+          </m:sub>
+        </m:sSub>
+      </m:oMath>
+      <w:r>
+        <w:t xml:space="preserve"> </w:t>
+      </w:r>
+      <w:r>
+        <w:t xml:space="preserve">for the orbit of</w:t>
+      </w:r>
+      <w:r>
+        <w:t xml:space="preserve"> </w:t>
+      </w:r>
+      <m:oMath>
+        <m:r>
+          <m:t>λ</m:t>
+        </m:r>
+      </m:oMath>
+      <w:r>
+        <w:t xml:space="preserve">. (a)</w:t>
+      </w:r>
+      <w:r>
+        <w:t xml:space="preserve"> </w:t>
+      </w:r>
+      <m:oMath>
+        <m:sSub>
+          <m:e>
+            <m:r>
+              <m:t>w</m:t>
+            </m:r>
+          </m:e>
+          <m:sub>
+            <m:r>
+              <m:t>n</m:t>
+            </m:r>
+          </m:sub>
+        </m:sSub>
+      </m:oMath>
+      <w:r>
+        <w:t xml:space="preserve"> </w:t>
+      </w:r>
+      <w:r>
+        <w:t xml:space="preserve">preserves</w:t>
+      </w:r>
+      <w:r>
+        <w:t xml:space="preserve"> </w:t>
+      </w:r>
+      <m:oMath>
+        <m:sSub>
+          <m:e>
+            <m:r>
+              <m:t>O</m:t>
+            </m:r>
+          </m:e>
+          <m:sub>
+            <m:r>
+              <m:t>1</m:t>
+            </m:r>
+          </m:sub>
+        </m:sSub>
+      </m:oMath>
+      <w:r>
+        <w:t xml:space="preserve">: by Proposition 6.13 and the identity</w:t>
+      </w:r>
+      <w:r>
+        <w:t xml:space="preserve"> </w:t>
+      </w:r>
+      <m:oMath>
+        <m:sSup>
+          <m:e>
+            <m:r>
+              <m:t>R</m:t>
+            </m:r>
+          </m:e>
+          <m:sup>
+            <m:r>
+              <m:rPr>
+                <m:sty m:val="p"/>
+              </m:rPr>
+              <m:t>−</m:t>
+            </m:r>
+            <m:r>
+              <m:t>k</m:t>
+            </m:r>
+          </m:sup>
+        </m:sSup>
+        <m:r>
+          <m:t>λ</m:t>
+        </m:r>
+        <m:r>
+          <m:rPr>
+            <m:sty m:val="p"/>
+          </m:rPr>
+          <m:t>=</m:t>
+        </m:r>
+        <m:r>
+          <m:rPr>
+            <m:sty m:val="p"/>
+          </m:rPr>
+          <m:t>−</m:t>
+        </m:r>
+        <m:sSup>
+          <m:e>
+            <m:r>
+              <m:t>R</m:t>
+            </m:r>
+          </m:e>
+          <m:sup>
+            <m:r>
+              <m:t>k</m:t>
+            </m:r>
+            <m:r>
+              <m:rPr>
+                <m:sty m:val="p"/>
+              </m:rPr>
+              <m:t>+</m:t>
+            </m:r>
+            <m:r>
+              <m:t>1</m:t>
+            </m:r>
+          </m:sup>
+        </m:sSup>
+        <m:r>
+          <m:t>λ</m:t>
+        </m:r>
+      </m:oMath>
+      <w:r>
+        <w:t xml:space="preserve">, a direct computation gives</w:t>
+      </w:r>
+      <w:r>
+        <w:t xml:space="preserve"> </w:t>
+      </w:r>
+      <m:oMath>
+        <m:sSub>
+          <m:e>
+            <m:r>
+              <m:t>w</m:t>
+            </m:r>
+          </m:e>
+          <m:sub>
+            <m:r>
+              <m:t>n</m:t>
+            </m:r>
+          </m:sub>
+        </m:sSub>
+        <m:r>
+          <m:rPr>
+            <m:sty m:val="p"/>
+          </m:rPr>
+          <m:t>(</m:t>
+        </m:r>
+        <m:sSup>
+          <m:e>
+            <m:r>
+              <m:t>R</m:t>
+            </m:r>
+          </m:e>
+          <m:sup>
+            <m:r>
+              <m:t>2</m:t>
+            </m:r>
+            <m:r>
+              <m:t>j</m:t>
+            </m:r>
+          </m:sup>
+        </m:sSup>
+        <m:r>
+          <m:t>λ</m:t>
+        </m:r>
+        <m:r>
+          <m:rPr>
+            <m:sty m:val="p"/>
+          </m:rPr>
+          <m:t>)</m:t>
+        </m:r>
+        <m:r>
+          <m:rPr>
+            <m:sty m:val="p"/>
+          </m:rPr>
+          <m:t>=</m:t>
+        </m:r>
+        <m:sSup>
+          <m:e>
+            <m:r>
+              <m:t>R</m:t>
+            </m:r>
+          </m:e>
+          <m:sup>
+            <m:r>
+              <m:t>2</m:t>
+            </m:r>
+            <m:r>
+              <m:rPr>
+                <m:sty m:val="p"/>
+              </m:rPr>
+              <m:t>−</m:t>
+            </m:r>
+            <m:r>
+              <m:t>2</m:t>
+            </m:r>
+            <m:r>
+              <m:t>j</m:t>
+            </m:r>
+          </m:sup>
+        </m:sSup>
+        <m:r>
+          <m:t>λ</m:t>
+        </m:r>
+      </m:oMath>
+      <w:r>
+        <w:t xml:space="preserve"> </w:t>
+      </w:r>
+      <w:r>
+        <w:t xml:space="preserve">and</w:t>
+      </w:r>
+      <w:r>
+        <w:t xml:space="preserve"> </w:t>
+      </w:r>
+      <m:oMath>
+        <m:sSub>
+          <m:e>
+            <m:r>
+              <m:t>w</m:t>
+            </m:r>
+          </m:e>
+          <m:sub>
+            <m:r>
+              <m:t>n</m:t>
+            </m:r>
+          </m:sub>
+        </m:sSub>
+        <m:r>
+          <m:rPr>
+            <m:sty m:val="p"/>
+          </m:rPr>
+          <m:t>(</m:t>
+        </m:r>
+        <m:sSup>
+          <m:e>
+            <m:r>
+              <m:t>R</m:t>
+            </m:r>
+          </m:e>
+          <m:sup>
+            <m:r>
+              <m:t>2</m:t>
+            </m:r>
+            <m:r>
+              <m:t>j</m:t>
+            </m:r>
+            <m:r>
+              <m:rPr>
+                <m:sty m:val="p"/>
+              </m:rPr>
+              <m:t>+</m:t>
+            </m:r>
+            <m:r>
+              <m:t>1</m:t>
+            </m:r>
+          </m:sup>
+        </m:sSup>
+        <m:r>
+          <m:t>λ</m:t>
+        </m:r>
+        <m:r>
+          <m:rPr>
+            <m:sty m:val="p"/>
+          </m:rPr>
+          <m:t>)</m:t>
+        </m:r>
+        <m:r>
+          <m:rPr>
+            <m:sty m:val="p"/>
+          </m:rPr>
+          <m:t>=</m:t>
+        </m:r>
+        <m:sSup>
+          <m:e>
+            <m:r>
+              <m:t>R</m:t>
+            </m:r>
+          </m:e>
+          <m:sup>
+            <m:r>
+              <m:rPr>
+                <m:sty m:val="p"/>
+              </m:rPr>
+              <m:t>−</m:t>
+            </m:r>
+            <m:r>
+              <m:rPr>
+                <m:sty m:val="p"/>
+              </m:rPr>
+              <m:t>(</m:t>
+            </m:r>
+            <m:r>
+              <m:t>2</m:t>
+            </m:r>
+            <m:r>
+              <m:t>j</m:t>
+            </m:r>
+            <m:r>
+              <m:rPr>
+                <m:sty m:val="p"/>
+              </m:rPr>
+              <m:t>+</m:t>
+            </m:r>
+            <m:r>
+              <m:t>1</m:t>
+            </m:r>
+            <m:r>
+              <m:rPr>
+                <m:sty m:val="p"/>
+              </m:rPr>
+              <m:t>)</m:t>
+            </m:r>
+          </m:sup>
+        </m:sSup>
+        <m:r>
+          <m:t>λ</m:t>
+        </m:r>
+      </m:oMath>
+      <w:r>
+        <w:t xml:space="preserve">; the maps</w:t>
+      </w:r>
+      <w:r>
+        <w:t xml:space="preserve"> </w:t>
+      </w:r>
+      <m:oMath>
+        <m:r>
+          <m:t>i</m:t>
+        </m:r>
+        <m:r>
+          <m:rPr>
+            <m:sty m:val="p"/>
+          </m:rPr>
+          <m:t>↦</m:t>
+        </m:r>
+        <m:r>
+          <m:t>2</m:t>
+        </m:r>
+        <m:r>
+          <m:rPr>
+            <m:sty m:val="p"/>
+          </m:rPr>
+          <m:t>−</m:t>
+        </m:r>
+        <m:r>
+          <m:t>i</m:t>
+        </m:r>
+      </m:oMath>
+      <w:r>
+        <w:t xml:space="preserve"> </w:t>
+      </w:r>
+      <w:r>
+        <w:t xml:space="preserve">and</w:t>
+      </w:r>
+      <w:r>
+        <w:t xml:space="preserve"> </w:t>
+      </w:r>
+      <m:oMath>
+        <m:r>
+          <m:t>i</m:t>
+        </m:r>
+        <m:r>
+          <m:rPr>
+            <m:sty m:val="p"/>
+          </m:rPr>
+          <m:t>↦</m:t>
+        </m:r>
+        <m:r>
+          <m:rPr>
+            <m:sty m:val="p"/>
+          </m:rPr>
+          <m:t>−</m:t>
+        </m:r>
+        <m:r>
+          <m:t>i</m:t>
+        </m:r>
+      </m:oMath>
+      <w:r>
+        <w:t xml:space="preserve"> </w:t>
+      </w:r>
+      <w:r>
+        <w:t xml:space="preserve">on</w:t>
+      </w:r>
+      <w:r>
+        <w:t xml:space="preserve"> </w:t>
+      </w:r>
+      <m:oMath>
+        <m:r>
+          <m:rPr>
+            <m:scr m:val="double-struck"/>
+            <m:sty m:val="p"/>
+          </m:rPr>
+          <m:t>Z</m:t>
+        </m:r>
+        <m:r>
+          <m:rPr>
+            <m:sty m:val="p"/>
+          </m:rPr>
+          <m:t>/</m:t>
+        </m:r>
+        <m:r>
+          <m:t>2</m:t>
+        </m:r>
+        <m:r>
+          <m:t>n</m:t>
+        </m:r>
+      </m:oMath>
+      <w:r>
+        <w:t xml:space="preserve"> </w:t>
+      </w:r>
+      <w:r>
+        <w:t xml:space="preserve">commute with</w:t>
+      </w:r>
+      <w:r>
+        <w:t xml:space="preserve"> </w:t>
+      </w:r>
+      <m:oMath>
+        <m:r>
+          <m:t>i</m:t>
+        </m:r>
+        <m:r>
+          <m:rPr>
+            <m:sty m:val="p"/>
+          </m:rPr>
+          <m:t>↦</m:t>
+        </m:r>
+        <m:r>
+          <m:t>i</m:t>
+        </m:r>
+        <m:r>
+          <m:rPr>
+            <m:sty m:val="p"/>
+          </m:rPr>
+          <m:t>+</m:t>
+        </m:r>
+        <m:r>
+          <m:t>n</m:t>
+        </m:r>
+      </m:oMath>
+      <w:r>
+        <w:t xml:space="preserve"> </w:t>
+      </w:r>
+      <w:r>
+        <w:t xml:space="preserve">when</w:t>
+      </w:r>
+      <w:r>
+        <w:t xml:space="preserve"> </w:t>
+      </w:r>
+      <m:oMath>
+        <m:r>
+          <m:t>n</m:t>
+        </m:r>
+      </m:oMath>
+      <w:r>
+        <w:t xml:space="preserve"> </w:t>
+      </w:r>
+      <w:r>
+        <w:t xml:space="preserve">is even, so</w:t>
+      </w:r>
+      <w:r>
+        <w:t xml:space="preserve"> </w:t>
+      </w:r>
+      <m:oMath>
+        <m:sSub>
+          <m:e>
+            <m:r>
+              <m:t>w</m:t>
+            </m:r>
+          </m:e>
+          <m:sub>
+            <m:r>
+              <m:t>n</m:t>
+            </m:r>
+          </m:sub>
+        </m:sSub>
+        <m:r>
+          <m:t>H</m:t>
+        </m:r>
+        <m:r>
+          <m:rPr>
+            <m:sty m:val="p"/>
+          </m:rPr>
+          <m:t>=</m:t>
+        </m:r>
+        <m:r>
+          <m:t>H</m:t>
+        </m:r>
+        <m:sSub>
+          <m:e>
+            <m:r>
+              <m:t>w</m:t>
+            </m:r>
+          </m:e>
+          <m:sub>
+            <m:r>
+              <m:t>n</m:t>
+            </m:r>
+          </m:sub>
+        </m:sSub>
+      </m:oMath>
+      <w:r>
+        <w:t xml:space="preserve"> </w:t>
+      </w:r>
+      <w:r>
+        <w:t xml:space="preserve">on</w:t>
+      </w:r>
+      <w:r>
+        <w:t xml:space="preserve"> </w:t>
+      </w:r>
+      <m:oMath>
+        <m:sSub>
+          <m:e>
+            <m:r>
+              <m:t>O</m:t>
+            </m:r>
+          </m:e>
+          <m:sub>
+            <m:r>
+              <m:t>1</m:t>
+            </m:r>
+          </m:sub>
+        </m:sSub>
+      </m:oMath>
+      <w:r>
+        <w:t xml:space="preserve">. (b) If</w:t>
+      </w:r>
+      <w:r>
+        <w:t xml:space="preserve"> </w:t>
+      </w:r>
+      <m:oMath>
+        <m:r>
+          <m:t>H</m:t>
+        </m:r>
+      </m:oMath>
+      <w:r>
+        <w:t xml:space="preserve"> </w:t>
+      </w:r>
+      <w:r>
+        <w:t xml:space="preserve">agrees with the involution</w:t>
+      </w:r>
+      <w:r>
+        <w:t xml:space="preserve"> </w:t>
+      </w:r>
+      <m:oMath>
+        <m:sSub>
+          <m:e>
+            <m:r>
+              <m:t>w</m:t>
+            </m:r>
+          </m:e>
+          <m:sub>
+            <m:r>
+              <m:t>n</m:t>
+            </m:r>
+          </m:sub>
+        </m:sSub>
+      </m:oMath>
+      <w:r>
+        <w:t xml:space="preserve"> </w:t>
+      </w:r>
+      <w:r>
+        <w:t xml:space="preserve">on an orbit</w:t>
+      </w:r>
+      <w:r>
+        <w:t xml:space="preserve"> </w:t>
+      </w:r>
+      <m:oMath>
+        <m:r>
+          <m:t>O</m:t>
+        </m:r>
+      </m:oMath>
+      <w:r>
+        <w:t xml:space="preserve">, then</w:t>
+      </w:r>
+      <w:r>
+        <w:t xml:space="preserve"> </w:t>
+      </w:r>
+      <m:oMath>
+        <m:sSub>
+          <m:e>
+            <m:r>
+              <m:t>w</m:t>
+            </m:r>
+          </m:e>
+          <m:sub>
+            <m:r>
+              <m:t>n</m:t>
+            </m:r>
+          </m:sub>
+        </m:sSub>
+        <m:r>
+          <m:t>H</m:t>
+        </m:r>
+        <m:r>
+          <m:t>x</m:t>
+        </m:r>
+        <m:r>
+          <m:rPr>
+            <m:sty m:val="p"/>
+          </m:rPr>
+          <m:t>=</m:t>
+        </m:r>
+        <m:r>
+          <m:t>x</m:t>
+        </m:r>
+        <m:r>
+          <m:rPr>
+            <m:sty m:val="p"/>
+          </m:rPr>
+          <m:t>=</m:t>
+        </m:r>
+        <m:r>
+          <m:t>H</m:t>
+        </m:r>
+        <m:sSub>
+          <m:e>
+            <m:r>
+              <m:t>w</m:t>
+            </m:r>
+          </m:e>
+          <m:sub>
+            <m:r>
+              <m:t>n</m:t>
+            </m:r>
+          </m:sub>
+        </m:sSub>
+        <m:r>
+          <m:t>x</m:t>
+        </m:r>
+      </m:oMath>
+      <w:r>
+        <w:t xml:space="preserve"> </w:t>
+      </w:r>
+      <w:r>
+        <w:t xml:space="preserve">for</w:t>
+      </w:r>
+      <w:r>
+        <w:t xml:space="preserve"> </w:t>
+      </w:r>
+      <m:oMath>
+        <m:r>
+          <m:t>x</m:t>
+        </m:r>
+        <m:r>
+          <m:rPr>
+            <m:sty m:val="p"/>
+          </m:rPr>
+          <m:t>∈</m:t>
+        </m:r>
+        <m:r>
+          <m:t>O</m:t>
+        </m:r>
+      </m:oMath>
+      <w:r>
+        <w:t xml:space="preserve">. (c) For</w:t>
+      </w:r>
+      <w:r>
+        <w:t xml:space="preserve"> </w:t>
+      </w:r>
+      <m:oMath>
+        <m:r>
+          <m:t>n</m:t>
+        </m:r>
+        <m:r>
+          <m:rPr>
+            <m:sty m:val="p"/>
+          </m:rPr>
+          <m:t>=</m:t>
+        </m:r>
+        <m:r>
+          <m:t>4</m:t>
+        </m:r>
+      </m:oMath>
+      <w:r>
+        <w:t xml:space="preserve"> </w:t>
+      </w:r>
+      <w:r>
+        <w:t xml:space="preserve">the board is</w:t>
+      </w:r>
+      <w:r>
+        <w:t xml:space="preserve"> </w:t>
+      </w:r>
+      <m:oMath>
+        <m:sSub>
+          <m:e>
+            <m:r>
+              <m:t>O</m:t>
+            </m:r>
+          </m:e>
+          <m:sub>
+            <m:r>
+              <m:t>1</m:t>
+            </m:r>
+          </m:sub>
+        </m:sSub>
+        <m:r>
+          <m:rPr>
+            <m:sty m:val="p"/>
+          </m:rPr>
+          <m:t>∪</m:t>
+        </m:r>
+        <m:sSub>
+          <m:e>
+            <m:r>
+              <m:t>O</m:t>
+            </m:r>
+          </m:e>
+          <m:sub>
+            <m:r>
+              <m:t>2</m:t>
+            </m:r>
+          </m:sub>
+        </m:sSub>
+      </m:oMath>
+      <w:r>
+        <w:t xml:space="preserve"> </w:t>
+      </w:r>
+      <w:r>
+        <w:t xml:space="preserve">and</w:t>
+      </w:r>
+      <w:r>
+        <w:t xml:space="preserve"> </w:t>
+      </w:r>
+      <m:oMath>
+        <m:r>
+          <m:t>H</m:t>
+        </m:r>
+        <m:r>
+          <m:rPr>
+            <m:sty m:val="p"/>
+          </m:rPr>
+          <m:t>=</m:t>
+        </m:r>
+        <m:r>
+          <m:rPr>
+            <m:sty m:val="p"/>
+          </m:rPr>
+          <m:t>−</m:t>
+        </m:r>
+        <m:r>
+          <m:t>τ</m:t>
+        </m:r>
+        <m:r>
+          <m:rPr>
+            <m:sty m:val="p"/>
+          </m:rPr>
+          <m:t>=</m:t>
+        </m:r>
+        <m:sSub>
+          <m:e>
+            <m:r>
+              <m:t>w</m:t>
+            </m:r>
+          </m:e>
+          <m:sub>
+            <m:r>
+              <m:t>4</m:t>
+            </m:r>
+          </m:sub>
+        </m:sSub>
+      </m:oMath>
+      <w:r>
+        <w:t xml:space="preserve"> </w:t>
+      </w:r>
+      <w:r>
+        <w:t xml:space="preserve">on</w:t>
+      </w:r>
+      <w:r>
+        <w:t xml:space="preserve"> </w:t>
+      </w:r>
+      <m:oMath>
+        <m:sSub>
+          <m:e>
+            <m:r>
+              <m:t>O</m:t>
+            </m:r>
+          </m:e>
+          <m:sub>
+            <m:r>
+              <m:t>2</m:t>
+            </m:r>
+          </m:sub>
+        </m:sSub>
+      </m:oMath>
+      <w:r>
+        <w:t xml:space="preserve"> </w:t>
+      </w:r>
+      <w:r>
+        <w:t xml:space="preserve">(Theorem 6.2), so</w:t>
+      </w:r>
+      <w:r>
+        <w:t xml:space="preserve"> </w:t>
+      </w:r>
+      <m:oMath>
+        <m:sSub>
+          <m:e>
+            <m:r>
+              <m:t>w</m:t>
+            </m:r>
+          </m:e>
+          <m:sub>
+            <m:r>
+              <m:t>4</m:t>
+            </m:r>
+          </m:sub>
+        </m:sSub>
+        <m:r>
+          <m:rPr>
+            <m:sty m:val="p"/>
+          </m:rPr>
+          <m:t>∈</m:t>
+        </m:r>
+        <m:sSub>
+          <m:e>
+            <m:r>
+              <m:t>C</m:t>
+            </m:r>
+          </m:e>
+          <m:sub>
+            <m:r>
+              <m:t>W</m:t>
+            </m:r>
+          </m:sub>
+        </m:sSub>
+        <m:r>
+          <m:rPr>
+            <m:sty m:val="p"/>
+          </m:rPr>
+          <m:t>(</m:t>
+        </m:r>
+        <m:sSup>
+          <m:e>
+            <m:r>
+              <m:t>R</m:t>
+            </m:r>
+          </m:e>
+          <m:sup>
+            <m:r>
+              <m:t>4</m:t>
+            </m:r>
+          </m:sup>
+        </m:sSup>
+        <m:r>
+          <m:rPr>
+            <m:sty m:val="p"/>
+          </m:rPr>
+          <m:t>)</m:t>
+        </m:r>
+      </m:oMath>
+      <w:r>
+        <w:t xml:space="preserve">. (d) For even</w:t>
+      </w:r>
+      <w:r>
+        <w:t xml:space="preserve"> </w:t>
+      </w:r>
+      <m:oMath>
+        <m:r>
+          <m:t>n</m:t>
+        </m:r>
+        <m:r>
+          <m:rPr>
+            <m:sty m:val="p"/>
+          </m:rPr>
+          <m:t>≥</m:t>
+        </m:r>
+        <m:r>
+          <m:t>6</m:t>
+        </m:r>
+      </m:oMath>
+      <w:r>
+        <w:t xml:space="preserve"> </w:t>
+      </w:r>
+      <w:r>
+        <w:t xml:space="preserve">let</w:t>
+      </w:r>
+      <w:r>
+        <w:t xml:space="preserve"> </w:t>
+      </w:r>
+      <m:oMath>
+        <m:sSub>
+          <m:e>
+            <m:r>
+              <m:t>e</m:t>
+            </m:r>
+          </m:e>
+          <m:sub>
+            <m:r>
+              <m:t>2</m:t>
+            </m:r>
+          </m:sub>
+        </m:sSub>
+        <m:r>
+          <m:rPr>
+            <m:sty m:val="p"/>
+          </m:rPr>
+          <m:t>=</m:t>
+        </m:r>
+        <m:r>
+          <m:rPr>
+            <m:sty m:val="p"/>
+          </m:rPr>
+          <m:t>{</m:t>
+        </m:r>
+        <m:r>
+          <m:t>2</m:t>
+        </m:r>
+        <m:r>
+          <m:rPr>
+            <m:sty m:val="p"/>
+          </m:rPr>
+          <m:t>}</m:t>
+        </m:r>
+      </m:oMath>
+      <w:r>
+        <w:t xml:space="preserve">. Iterating Lemma 6.12 along the orbit of</w:t>
+      </w:r>
+      <w:r>
+        <w:t xml:space="preserve"> </w:t>
+      </w:r>
+      <m:oMath>
+        <m:sSub>
+          <m:e>
+            <m:r>
+              <m:t>e</m:t>
+            </m:r>
+          </m:e>
+          <m:sub>
+            <m:r>
+              <m:t>2</m:t>
+            </m:r>
+          </m:sub>
+        </m:sSub>
+      </m:oMath>
+      <w:r>
+        <w:t xml:space="preserve"> </w:t>
+      </w:r>
+      <w:r>
+        <w:t xml:space="preserve">gives, for</w:t>
+      </w:r>
+      <w:r>
+        <w:t xml:space="preserve"> </w:t>
+      </w:r>
+      <m:oMath>
+        <m:r>
+          <m:t>2</m:t>
+        </m:r>
+        <m:r>
+          <m:rPr>
+            <m:sty m:val="p"/>
+          </m:rPr>
+          <m:t>≤</m:t>
+        </m:r>
+        <m:r>
+          <m:t>j</m:t>
+        </m:r>
+        <m:r>
+          <m:rPr>
+            <m:sty m:val="p"/>
+          </m:rPr>
+          <m:t>≤</m:t>
+        </m:r>
+        <m:r>
+          <m:t>n</m:t>
+        </m:r>
+        <m:r>
+          <m:rPr>
+            <m:sty m:val="p"/>
+          </m:rPr>
+          <m:t>/</m:t>
+        </m:r>
+        <m:r>
+          <m:t>2</m:t>
+        </m:r>
+        <m:r>
+          <m:rPr>
+            <m:sty m:val="p"/>
+          </m:rPr>
+          <m:t>−</m:t>
+        </m:r>
+        <m:r>
+          <m:t>1</m:t>
+        </m:r>
+      </m:oMath>
+      <w:r>
+        <w:t xml:space="preserve">, the excess sequences</w:t>
+      </w:r>
+      <w:r>
+        <w:t xml:space="preserve"> </w:t>
+      </w:r>
+      <m:oMath>
+        <m:r>
+          <m:rPr>
+            <m:sty m:val="p"/>
+          </m:rPr>
+          <m:t>(</m:t>
+        </m:r>
+        <m:r>
+          <m:t>n</m:t>
+        </m:r>
+        <m:r>
+          <m:rPr>
+            <m:sty m:val="p"/>
+          </m:rPr>
+          <m:t>−</m:t>
+        </m:r>
+        <m:r>
+          <m:t>1</m:t>
+        </m:r>
+        <m:r>
+          <m:rPr>
+            <m:sty m:val="p"/>
+          </m:rPr>
+          <m:t>−</m:t>
+        </m:r>
+        <m:r>
+          <m:t>2</m:t>
+        </m:r>
+        <m:r>
+          <m:t>j</m:t>
+        </m:r>
+        <m:r>
+          <m:rPr>
+            <m:sty m:val="p"/>
+          </m:rPr>
+          <m:t>,</m:t>
+        </m:r>
+        <m:r>
+          <m:t>n</m:t>
+        </m:r>
+        <m:r>
+          <m:rPr>
+            <m:sty m:val="p"/>
+          </m:rPr>
+          <m:t>−</m:t>
+        </m:r>
+        <m:r>
+          <m:t>2</m:t>
+        </m:r>
+        <m:r>
+          <m:t>j</m:t>
+        </m:r>
+        <m:r>
+          <m:rPr>
+            <m:sty m:val="p"/>
+          </m:rPr>
+          <m:t>+</m:t>
+        </m:r>
+        <m:r>
+          <m:t>2</m:t>
+        </m:r>
+        <m:r>
+          <m:rPr>
+            <m:sty m:val="p"/>
+          </m:rPr>
+          <m:t>,</m:t>
+        </m:r>
+        <m:r>
+          <m:rPr>
+            <m:sty m:val="p"/>
+          </m:rPr>
+          <m:t>…</m:t>
+        </m:r>
+        <m:r>
+          <m:rPr>
+            <m:sty m:val="p"/>
+          </m:rPr>
+          <m:t>,</m:t>
+        </m:r>
+        <m:r>
+          <m:t>n</m:t>
+        </m:r>
+        <m:r>
+          <m:rPr>
+            <m:sty m:val="p"/>
+          </m:rPr>
+          <m:t>−</m:t>
+        </m:r>
+        <m:r>
+          <m:t>j</m:t>
+        </m:r>
+        <m:r>
+          <m:rPr>
+            <m:sty m:val="p"/>
+          </m:rPr>
+          <m:t>)</m:t>
+        </m:r>
+      </m:oMath>
+      <w:r>
+        <w:t xml:space="preserve"> </w:t>
+      </w:r>
+      <w:r>
+        <w:t xml:space="preserve">at</w:t>
+      </w:r>
+      <w:r>
+        <w:t xml:space="preserve"> </w:t>
+      </w:r>
+      <m:oMath>
+        <m:sSup>
+          <m:e>
+            <m:r>
+              <m:t>R</m:t>
+            </m:r>
+          </m:e>
+          <m:sup>
+            <m:r>
+              <m:t>2</m:t>
+            </m:r>
+            <m:r>
+              <m:t>j</m:t>
+            </m:r>
+          </m:sup>
+        </m:sSup>
+        <m:sSub>
+          <m:e>
+            <m:r>
+              <m:t>e</m:t>
+            </m:r>
+          </m:e>
+          <m:sub>
+            <m:r>
+              <m:t>2</m:t>
+            </m:r>
+          </m:sub>
+        </m:sSub>
+      </m:oMath>
+      <w:r>
+        <w:t xml:space="preserve"> </w:t>
+      </w:r>
+      <w:r>
+        <w:t xml:space="preserve">and</w:t>
+      </w:r>
+      <w:r>
+        <w:t xml:space="preserve"> </w:t>
+      </w:r>
+      <m:oMath>
+        <m:r>
+          <m:rPr>
+            <m:sty m:val="p"/>
+          </m:rPr>
+          <m:t>(</m:t>
+        </m:r>
+        <m:r>
+          <m:t>n</m:t>
+        </m:r>
+        <m:r>
+          <m:rPr>
+            <m:sty m:val="p"/>
+          </m:rPr>
+          <m:t>−</m:t>
+        </m:r>
+        <m:r>
+          <m:t>2</m:t>
+        </m:r>
+        <m:r>
+          <m:rPr>
+            <m:sty m:val="p"/>
+          </m:rPr>
+          <m:t>−</m:t>
+        </m:r>
+        <m:r>
+          <m:t>2</m:t>
+        </m:r>
+        <m:r>
+          <m:t>j</m:t>
+        </m:r>
+        <m:r>
+          <m:rPr>
+            <m:sty m:val="p"/>
+          </m:rPr>
+          <m:t>,</m:t>
+        </m:r>
+        <m:r>
+          <m:t>n</m:t>
+        </m:r>
+        <m:r>
+          <m:rPr>
+            <m:sty m:val="p"/>
+          </m:rPr>
+          <m:t>−</m:t>
+        </m:r>
+        <m:r>
+          <m:t>2</m:t>
+        </m:r>
+        <m:r>
+          <m:t>j</m:t>
+        </m:r>
+        <m:r>
+          <m:rPr>
+            <m:sty m:val="p"/>
+          </m:rPr>
+          <m:t>+</m:t>
+        </m:r>
+        <m:r>
+          <m:t>1</m:t>
+        </m:r>
+        <m:r>
+          <m:rPr>
+            <m:sty m:val="p"/>
+          </m:rPr>
+          <m:t>,</m:t>
+        </m:r>
+        <m:r>
+          <m:rPr>
+            <m:sty m:val="p"/>
+          </m:rPr>
+          <m:t>…</m:t>
+        </m:r>
+        <m:r>
+          <m:rPr>
+            <m:sty m:val="p"/>
+          </m:rPr>
+          <m:t>,</m:t>
+        </m:r>
+        <m:r>
+          <m:t>n</m:t>
+        </m:r>
+        <m:r>
+          <m:rPr>
+            <m:sty m:val="p"/>
+          </m:rPr>
+          <m:t>−</m:t>
+        </m:r>
+        <m:r>
+          <m:t>j</m:t>
+        </m:r>
+        <m:r>
+          <m:rPr>
+            <m:sty m:val="p"/>
+          </m:rPr>
+          <m:t>−</m:t>
+        </m:r>
+        <m:r>
+          <m:t>1</m:t>
+        </m:r>
+        <m:r>
+          <m:rPr>
+            <m:sty m:val="p"/>
+          </m:rPr>
+          <m:t>)</m:t>
+        </m:r>
+      </m:oMath>
+      <w:r>
+        <w:t xml:space="preserve"> </w:t>
+      </w:r>
+      <w:r>
+        <w:t xml:space="preserve">at</w:t>
+      </w:r>
+      <w:r>
+        <w:t xml:space="preserve"> </w:t>
+      </w:r>
+      <m:oMath>
+        <m:sSup>
+          <m:e>
+            <m:r>
+              <m:t>R</m:t>
+            </m:r>
+          </m:e>
+          <m:sup>
+            <m:r>
+              <m:t>2</m:t>
+            </m:r>
+            <m:r>
+              <m:t>j</m:t>
+            </m:r>
+            <m:r>
+              <m:rPr>
+                <m:sty m:val="p"/>
+              </m:rPr>
+              <m:t>+</m:t>
+            </m:r>
+            <m:r>
+              <m:t>1</m:t>
+            </m:r>
+          </m:sup>
+        </m:sSup>
+        <m:sSub>
+          <m:e>
+            <m:r>
+              <m:t>e</m:t>
+            </m:r>
+          </m:e>
+          <m:sub>
+            <m:r>
+              <m:t>2</m:t>
+            </m:r>
+          </m:sub>
+        </m:sSub>
+      </m:oMath>
+      <w:r>
+        <w:t xml:space="preserve">, and then</w:t>
+      </w:r>
+      <w:r>
+        <w:t xml:space="preserve"> </w:t>
+      </w:r>
+      <m:oMath>
+        <m:r>
+          <m:t>H</m:t>
+        </m:r>
+        <m:r>
+          <m:rPr>
+            <m:sty m:val="p"/>
+          </m:rPr>
+          <m:t>(</m:t>
+        </m:r>
+        <m:sSub>
+          <m:e>
+            <m:r>
+              <m:t>e</m:t>
+            </m:r>
+          </m:e>
+          <m:sub>
+            <m:r>
+              <m:t>2</m:t>
+            </m:r>
+          </m:sub>
+        </m:sSub>
+        <m:r>
+          <m:rPr>
+            <m:sty m:val="p"/>
+          </m:rPr>
+          <m:t>)</m:t>
+        </m:r>
+        <m:r>
+          <m:rPr>
+            <m:sty m:val="p"/>
+          </m:rPr>
+          <m:t>=</m:t>
+        </m:r>
+        <m:r>
+          <m:rPr>
+            <m:sty m:val="p"/>
+          </m:rPr>
+          <m:t>{</m:t>
+        </m:r>
+        <m:r>
+          <m:t>1</m:t>
+        </m:r>
+        <m:r>
+          <m:rPr>
+            <m:sty m:val="p"/>
+          </m:rPr>
+          <m:t>,</m:t>
+        </m:r>
+        <m:r>
+          <m:t>2</m:t>
+        </m:r>
+        <m:r>
+          <m:rPr>
+            <m:sty m:val="p"/>
+          </m:rPr>
+          <m:t>}</m:t>
+        </m:r>
+        <m:r>
+          <m:rPr>
+            <m:sty m:val="p"/>
+          </m:rPr>
+          <m:t>∪</m:t>
+        </m:r>
+        <m:r>
+          <m:rPr>
+            <m:sty m:val="p"/>
+          </m:rPr>
+          <m:t>{</m:t>
+        </m:r>
+        <m:r>
+          <m:t>5</m:t>
+        </m:r>
+        <m:r>
+          <m:rPr>
+            <m:sty m:val="p"/>
+          </m:rPr>
+          <m:t>,</m:t>
+        </m:r>
+        <m:r>
+          <m:t>7</m:t>
+        </m:r>
+        <m:r>
+          <m:rPr>
+            <m:sty m:val="p"/>
+          </m:rPr>
+          <m:t>,</m:t>
+        </m:r>
+        <m:r>
+          <m:rPr>
+            <m:sty m:val="p"/>
+          </m:rPr>
+          <m:t>…</m:t>
+        </m:r>
+        <m:r>
+          <m:rPr>
+            <m:sty m:val="p"/>
+          </m:rPr>
+          <m:t>,</m:t>
+        </m:r>
+        <m:r>
+          <m:t>n</m:t>
+        </m:r>
+        <m:r>
+          <m:rPr>
+            <m:sty m:val="p"/>
+          </m:rPr>
+          <m:t>−</m:t>
+        </m:r>
+        <m:r>
+          <m:t>1</m:t>
+        </m:r>
+        <m:r>
+          <m:rPr>
+            <m:sty m:val="p"/>
+          </m:rPr>
+          <m:t>}</m:t>
+        </m:r>
+      </m:oMath>
+      <w:r>
+        <w:t xml:space="preserve">; along the orbit of</w:t>
+      </w:r>
+      <w:r>
+        <w:t xml:space="preserve"> </w:t>
+      </w:r>
+      <m:oMath>
+        <m:r>
+          <m:rPr>
+            <m:sty m:val="p"/>
+          </m:rPr>
+          <m:t>{</m:t>
+        </m:r>
+        <m:r>
+          <m:t>3</m:t>
+        </m:r>
+        <m:r>
+          <m:rPr>
+            <m:sty m:val="p"/>
+          </m:rPr>
+          <m:t>,</m:t>
+        </m:r>
+        <m:r>
+          <m:t>n</m:t>
+        </m:r>
+        <m:r>
+          <m:rPr>
+            <m:sty m:val="p"/>
+          </m:rPr>
+          <m:t>}</m:t>
+        </m:r>
+      </m:oMath>
+      <w:r>
+        <w:t xml:space="preserve"> </w:t>
+      </w:r>
+      <w:r>
+        <w:t xml:space="preserve">(whose first step is</w:t>
+      </w:r>
+      <w:r>
+        <w:t xml:space="preserve"> </w:t>
+      </w:r>
+      <m:oMath>
+        <m:sSub>
+          <m:e>
+            <m:r>
+              <m:t>e</m:t>
+            </m:r>
+          </m:e>
+          <m:sub>
+            <m:r>
+              <m:t>4</m:t>
+            </m:r>
+          </m:sub>
+        </m:sSub>
+      </m:oMath>
+      <w:r>
+        <w:t xml:space="preserve">) it gives</w:t>
+      </w:r>
+      <w:r>
+        <w:t xml:space="preserve"> </w:t>
+      </w:r>
+      <m:oMath>
+        <m:r>
+          <m:t>H</m:t>
+        </m:r>
+        <m:r>
+          <m:rPr>
+            <m:sty m:val="p"/>
+          </m:rPr>
+          <m:t>(</m:t>
+        </m:r>
+        <m:r>
+          <m:rPr>
+            <m:sty m:val="p"/>
+          </m:rPr>
+          <m:t>{</m:t>
+        </m:r>
+        <m:r>
+          <m:t>3</m:t>
+        </m:r>
+        <m:r>
+          <m:rPr>
+            <m:sty m:val="p"/>
+          </m:rPr>
+          <m:t>,</m:t>
+        </m:r>
+        <m:r>
+          <m:t>n</m:t>
+        </m:r>
+        <m:r>
+          <m:rPr>
+            <m:sty m:val="p"/>
+          </m:rPr>
+          <m:t>}</m:t>
+        </m:r>
+        <m:r>
+          <m:rPr>
+            <m:sty m:val="p"/>
+          </m:rPr>
+          <m:t>)</m:t>
+        </m:r>
+        <m:r>
+          <m:rPr>
+            <m:sty m:val="p"/>
+          </m:rPr>
+          <m:t>=</m:t>
+        </m:r>
+        <m:r>
+          <m:rPr>
+            <m:sty m:val="p"/>
+          </m:rPr>
+          <m:t>[</m:t>
+        </m:r>
+        <m:r>
+          <m:t>n</m:t>
+        </m:r>
+        <m:r>
+          <m:rPr>
+            <m:sty m:val="p"/>
+          </m:rPr>
+          <m:t>]</m:t>
+        </m:r>
+        <m:r>
+          <m:rPr>
+            <m:sty m:val="p"/>
+          </m:rPr>
+          <m:t>\</m:t>
+        </m:r>
+        <m:r>
+          <m:rPr>
+            <m:sty m:val="p"/>
+          </m:rPr>
+          <m:t>{</m:t>
+        </m:r>
+        <m:r>
+          <m:t>4</m:t>
+        </m:r>
+        <m:r>
+          <m:rPr>
+            <m:sty m:val="p"/>
+          </m:rPr>
+          <m:t>,</m:t>
+        </m:r>
+        <m:r>
+          <m:t>6</m:t>
+        </m:r>
+        <m:r>
+          <m:rPr>
+            <m:sty m:val="p"/>
+          </m:rPr>
+          <m:t>,</m:t>
+        </m:r>
+        <m:r>
+          <m:t>7</m:t>
+        </m:r>
+        <m:r>
+          <m:rPr>
+            <m:sty m:val="p"/>
+          </m:rPr>
+          <m:t>,</m:t>
+        </m:r>
+        <m:r>
+          <m:t>9</m:t>
+        </m:r>
+        <m:r>
+          <m:rPr>
+            <m:sty m:val="p"/>
+          </m:rPr>
+          <m:t>,</m:t>
+        </m:r>
+        <m:r>
+          <m:t>11</m:t>
+        </m:r>
+        <m:r>
+          <m:rPr>
+            <m:sty m:val="p"/>
+          </m:rPr>
+          <m:t>,</m:t>
+        </m:r>
+        <m:r>
+          <m:rPr>
+            <m:sty m:val="p"/>
+          </m:rPr>
+          <m:t>…</m:t>
+        </m:r>
+        <m:r>
+          <m:rPr>
+            <m:sty m:val="p"/>
+          </m:rPr>
+          <m:t>,</m:t>
+        </m:r>
+        <m:r>
+          <m:t>n</m:t>
+        </m:r>
+        <m:r>
+          <m:rPr>
+            <m:sty m:val="p"/>
+          </m:rPr>
+          <m:t>−</m:t>
+        </m:r>
+        <m:r>
+          <m:t>1</m:t>
+        </m:r>
+        <m:r>
+          <m:rPr>
+            <m:sty m:val="p"/>
+          </m:rPr>
+          <m:t>}</m:t>
+        </m:r>
+      </m:oMath>
+      <w:r>
+        <w:t xml:space="preserve"> </w:t>
+      </w:r>
+      <w:r>
+        <w:t xml:space="preserve">for</w:t>
+      </w:r>
+      <w:r>
+        <w:t xml:space="preserve"> </w:t>
+      </w:r>
+      <m:oMath>
+        <m:r>
+          <m:t>n</m:t>
+        </m:r>
+        <m:r>
+          <m:rPr>
+            <m:sty m:val="p"/>
+          </m:rPr>
+          <m:t>≥</m:t>
+        </m:r>
+        <m:r>
+          <m:t>8</m:t>
+        </m:r>
+      </m:oMath>
+      <w:r>
+        <w:t xml:space="preserve"> </w:t>
+      </w:r>
+      <w:r>
+        <w:t xml:space="preserve">and</w:t>
+      </w:r>
+      <w:r>
+        <w:t xml:space="preserve"> </w:t>
+      </w:r>
+      <m:oMath>
+        <m:r>
+          <m:rPr>
+            <m:sty m:val="p"/>
+          </m:rPr>
+          <m:t>{</m:t>
+        </m:r>
+        <m:r>
+          <m:t>1</m:t>
+        </m:r>
+        <m:r>
+          <m:rPr>
+            <m:sty m:val="p"/>
+          </m:rPr>
+          <m:t>,</m:t>
+        </m:r>
+        <m:r>
+          <m:t>2</m:t>
+        </m:r>
+        <m:r>
+          <m:rPr>
+            <m:sty m:val="p"/>
+          </m:rPr>
+          <m:t>,</m:t>
+        </m:r>
+        <m:r>
+          <m:t>3</m:t>
+        </m:r>
+        <m:r>
+          <m:rPr>
+            <m:sty m:val="p"/>
+          </m:rPr>
+          <m:t>,</m:t>
+        </m:r>
+        <m:r>
+          <m:t>5</m:t>
+        </m:r>
+        <m:r>
+          <m:rPr>
+            <m:sty m:val="p"/>
+          </m:rPr>
+          <m:t>,</m:t>
+        </m:r>
+        <m:r>
+          <m:t>6</m:t>
+        </m:r>
+        <m:r>
+          <m:rPr>
+            <m:sty m:val="p"/>
+          </m:rPr>
+          <m:t>}</m:t>
+        </m:r>
+      </m:oMath>
+      <w:r>
+        <w:t xml:space="preserve"> </w:t>
+      </w:r>
+      <w:r>
+        <w:t xml:space="preserve">for</w:t>
+      </w:r>
+      <w:r>
+        <w:t xml:space="preserve"> </w:t>
+      </w:r>
+      <m:oMath>
+        <m:r>
+          <m:t>n</m:t>
+        </m:r>
+        <m:r>
+          <m:rPr>
+            <m:sty m:val="p"/>
+          </m:rPr>
+          <m:t>=</m:t>
+        </m:r>
+        <m:r>
+          <m:t>6</m:t>
+        </m:r>
+      </m:oMath>
+      <w:r>
+        <w:t xml:space="preserve">. Since</w:t>
+      </w:r>
+      <w:r>
+        <w:t xml:space="preserve"> </w:t>
+      </w:r>
+      <m:oMath>
+        <m:r>
+          <m:t>π</m:t>
+        </m:r>
+        <m:r>
+          <m:rPr>
+            <m:sty m:val="p"/>
+          </m:rPr>
+          <m:t>=</m:t>
+        </m:r>
+        <m:r>
+          <m:rPr>
+            <m:sty m:val="p"/>
+          </m:rPr>
+          <m:t>(</m:t>
+        </m:r>
+        <m:r>
+          <m:t>2</m:t>
+        </m:r>
+        <m:r>
+          <m:t> </m:t>
+        </m:r>
+        <m:r>
+          <m:t>3</m:t>
+        </m:r>
+        <m:r>
+          <m:rPr>
+            <m:sty m:val="p"/>
+          </m:rPr>
+          <m:t>)</m:t>
+        </m:r>
+        <m:r>
+          <m:rPr>
+            <m:sty m:val="p"/>
+          </m:rPr>
+          <m:t>(</m:t>
+        </m:r>
+        <m:r>
+          <m:t>4</m:t>
+        </m:r>
+        <m:r>
+          <m:t> </m:t>
+        </m:r>
+        <m:r>
+          <m:t>5</m:t>
+        </m:r>
+        <m:r>
+          <m:rPr>
+            <m:sty m:val="p"/>
+          </m:rPr>
+          <m:t>)</m:t>
+        </m:r>
+        <m:r>
+          <m:rPr>
+            <m:sty m:val="p"/>
+          </m:rPr>
+          <m:t>⋯</m:t>
+        </m:r>
+      </m:oMath>
+      <w:r>
+        <w:t xml:space="preserve"> </w:t>
+      </w:r>
+      <w:r>
+        <w:t xml:space="preserve">swaps</w:t>
+      </w:r>
+      <w:r>
+        <w:t xml:space="preserve"> </w:t>
+      </w:r>
+      <m:oMath>
+        <m:r>
+          <m:t>2</m:t>
+        </m:r>
+      </m:oMath>
+      <w:r>
+        <w:t xml:space="preserve"> </w:t>
+      </w:r>
+      <w:r>
+        <w:t xml:space="preserve">and</w:t>
+      </w:r>
+      <w:r>
+        <w:t xml:space="preserve"> </w:t>
+      </w:r>
+      <m:oMath>
+        <m:r>
+          <m:t>3</m:t>
+        </m:r>
+      </m:oMath>
+      <w:r>
+        <w:t xml:space="preserve"> </w:t>
+      </w:r>
+      <w:r>
+        <w:t xml:space="preserve">and</w:t>
+      </w:r>
+      <w:r>
+        <w:t xml:space="preserve"> </w:t>
+      </w:r>
+      <m:oMath>
+        <m:r>
+          <m:t>3</m:t>
+        </m:r>
+        <m:r>
+          <m:rPr>
+            <m:sty m:val="p"/>
+          </m:rPr>
+          <m:t>∉</m:t>
+        </m:r>
+        <m:r>
+          <m:t>H</m:t>
+        </m:r>
+        <m:r>
+          <m:rPr>
+            <m:sty m:val="p"/>
+          </m:rPr>
+          <m:t>(</m:t>
+        </m:r>
+        <m:sSub>
+          <m:e>
+            <m:r>
+              <m:t>e</m:t>
+            </m:r>
+          </m:e>
+          <m:sub>
+            <m:r>
+              <m:t>2</m:t>
+            </m:r>
+          </m:sub>
+        </m:sSub>
+        <m:r>
+          <m:rPr>
+            <m:sty m:val="p"/>
+          </m:rPr>
+          <m:t>)</m:t>
+        </m:r>
+      </m:oMath>
+      <w:r>
+        <w:t xml:space="preserve">, we get</w:t>
+      </w:r>
+      <w:r>
+        <w:t xml:space="preserve"> </w:t>
+      </w:r>
+      <m:oMath>
+        <m:r>
+          <m:t>2</m:t>
+        </m:r>
+        <m:r>
+          <m:rPr>
+            <m:sty m:val="p"/>
+          </m:rPr>
+          <m:t>∈</m:t>
+        </m:r>
+        <m:sSub>
+          <m:e>
+            <m:r>
+              <m:t>w</m:t>
+            </m:r>
+          </m:e>
+          <m:sub>
+            <m:r>
+              <m:t>n</m:t>
+            </m:r>
+          </m:sub>
+        </m:sSub>
+        <m:r>
+          <m:rPr>
+            <m:sty m:val="p"/>
+          </m:rPr>
+          <m:t>(</m:t>
+        </m:r>
+        <m:r>
+          <m:t>H</m:t>
+        </m:r>
+        <m:sSub>
+          <m:e>
+            <m:r>
+              <m:t>e</m:t>
+            </m:r>
+          </m:e>
+          <m:sub>
+            <m:r>
+              <m:t>2</m:t>
+            </m:r>
+          </m:sub>
+        </m:sSub>
+        <m:r>
+          <m:rPr>
+            <m:sty m:val="p"/>
+          </m:rPr>
+          <m:t>)</m:t>
+        </m:r>
+        <m:r>
+          <m:rPr>
+            <m:sty m:val="p"/>
+          </m:rPr>
+          <m:t>=</m:t>
+        </m:r>
+        <m:r>
+          <m:t>π</m:t>
+        </m:r>
+        <m:r>
+          <m:rPr>
+            <m:sty m:val="p"/>
+          </m:rPr>
+          <m:t>(</m:t>
+        </m:r>
+        <m:r>
+          <m:t>H</m:t>
+        </m:r>
+        <m:sSub>
+          <m:e>
+            <m:r>
+              <m:t>e</m:t>
+            </m:r>
+          </m:e>
+          <m:sub>
+            <m:r>
+              <m:t>2</m:t>
+            </m:r>
+          </m:sub>
+        </m:sSub>
+        <m:r>
+          <m:rPr>
+            <m:sty m:val="p"/>
+          </m:rPr>
+          <m:t>)</m:t>
+        </m:r>
+        <m:r>
+          <m:t> </m:t>
+        </m:r>
+        <m:r>
+          <m:rPr>
+            <m:sty m:val="p"/>
+          </m:rPr>
+          <m:t>△</m:t>
+        </m:r>
+        <m:r>
+          <m:t> </m:t>
+        </m:r>
+        <m:r>
+          <m:rPr>
+            <m:sty m:val="p"/>
+          </m:rPr>
+          <m:t>[</m:t>
+        </m:r>
+        <m:r>
+          <m:t>n</m:t>
+        </m:r>
+        <m:r>
+          <m:rPr>
+            <m:sty m:val="p"/>
+          </m:rPr>
+          <m:t>−</m:t>
+        </m:r>
+        <m:r>
+          <m:t>1</m:t>
+        </m:r>
+        <m:r>
+          <m:rPr>
+            <m:sty m:val="p"/>
+          </m:rPr>
+          <m:t>]</m:t>
+        </m:r>
+      </m:oMath>
+      <w:r>
+        <w:t xml:space="preserve">; and</w:t>
+      </w:r>
+      <w:r>
+        <w:t xml:space="preserve"> </w:t>
+      </w:r>
+      <m:oMath>
+        <m:sSub>
+          <m:e>
+            <m:r>
+              <m:t>w</m:t>
+            </m:r>
+          </m:e>
+          <m:sub>
+            <m:r>
+              <m:t>n</m:t>
+            </m:r>
+          </m:sub>
+        </m:sSub>
+        <m:r>
+          <m:rPr>
+            <m:sty m:val="p"/>
+          </m:rPr>
+          <m:t>(</m:t>
+        </m:r>
+        <m:sSub>
+          <m:e>
+            <m:r>
+              <m:t>e</m:t>
+            </m:r>
+          </m:e>
+          <m:sub>
+            <m:r>
+              <m:t>2</m:t>
+            </m:r>
+          </m:sub>
+        </m:sSub>
+        <m:r>
+          <m:rPr>
+            <m:sty m:val="p"/>
+          </m:rPr>
+          <m:t>)</m:t>
+        </m:r>
+        <m:r>
+          <m:rPr>
+            <m:sty m:val="p"/>
+          </m:rPr>
+          <m:t>=</m:t>
+        </m:r>
+        <m:r>
+          <m:rPr>
+            <m:sty m:val="p"/>
+          </m:rPr>
+          <m:t>[</m:t>
+        </m:r>
+        <m:r>
+          <m:t>n</m:t>
+        </m:r>
+        <m:r>
+          <m:rPr>
+            <m:sty m:val="p"/>
+          </m:rPr>
+          <m:t>−</m:t>
+        </m:r>
+        <m:r>
+          <m:t>1</m:t>
+        </m:r>
+        <m:r>
+          <m:rPr>
+            <m:sty m:val="p"/>
+          </m:rPr>
+          <m:t>]</m:t>
+        </m:r>
+        <m:r>
+          <m:rPr>
+            <m:sty m:val="p"/>
+          </m:rPr>
+          <m:t>\</m:t>
+        </m:r>
+        <m:r>
+          <m:rPr>
+            <m:sty m:val="p"/>
+          </m:rPr>
+          <m:t>{</m:t>
+        </m:r>
+        <m:r>
+          <m:t>3</m:t>
+        </m:r>
+        <m:r>
+          <m:rPr>
+            <m:sty m:val="p"/>
+          </m:rPr>
+          <m:t>}</m:t>
+        </m:r>
+        <m:r>
+          <m:rPr>
+            <m:sty m:val="p"/>
+          </m:rPr>
+          <m:t>=</m:t>
+        </m:r>
+        <m:r>
+          <m:rPr>
+            <m:sty m:val="p"/>
+          </m:rPr>
+          <m:t>−</m:t>
+        </m:r>
+        <m:r>
+          <m:rPr>
+            <m:sty m:val="p"/>
+          </m:rPr>
+          <m:t>{</m:t>
+        </m:r>
+        <m:r>
+          <m:t>3</m:t>
+        </m:r>
+        <m:r>
+          <m:rPr>
+            <m:sty m:val="p"/>
+          </m:rPr>
+          <m:t>,</m:t>
+        </m:r>
+        <m:r>
+          <m:t>n</m:t>
+        </m:r>
+        <m:r>
+          <m:rPr>
+            <m:sty m:val="p"/>
+          </m:rPr>
+          <m:t>}</m:t>
+        </m:r>
+      </m:oMath>
+      <w:r>
+        <w:t xml:space="preserve">, so</w:t>
+      </w:r>
+      <w:r>
+        <w:t xml:space="preserve"> </w:t>
+      </w:r>
+      <m:oMath>
+        <m:r>
+          <m:t>H</m:t>
+        </m:r>
+        <m:r>
+          <m:rPr>
+            <m:sty m:val="p"/>
+          </m:rPr>
+          <m:t>(</m:t>
+        </m:r>
+        <m:sSub>
+          <m:e>
+            <m:r>
+              <m:t>w</m:t>
+            </m:r>
+          </m:e>
+          <m:sub>
+            <m:r>
+              <m:t>n</m:t>
+            </m:r>
+          </m:sub>
+        </m:sSub>
+        <m:sSub>
+          <m:e>
+            <m:r>
+              <m:t>e</m:t>
+            </m:r>
+          </m:e>
+          <m:sub>
+            <m:r>
+              <m:t>2</m:t>
+            </m:r>
+          </m:sub>
+        </m:sSub>
+        <m:r>
+          <m:rPr>
+            <m:sty m:val="p"/>
+          </m:rPr>
+          <m:t>)</m:t>
+        </m:r>
+        <m:r>
+          <m:rPr>
+            <m:sty m:val="p"/>
+          </m:rPr>
+          <m:t>=</m:t>
+        </m:r>
+        <m:r>
+          <m:rPr>
+            <m:sty m:val="p"/>
+          </m:rPr>
+          <m:t>−</m:t>
+        </m:r>
+        <m:r>
+          <m:t>H</m:t>
+        </m:r>
+        <m:r>
+          <m:rPr>
+            <m:sty m:val="p"/>
+          </m:rPr>
+          <m:t>(</m:t>
+        </m:r>
+        <m:r>
+          <m:rPr>
+            <m:sty m:val="p"/>
+          </m:rPr>
+          <m:t>{</m:t>
+        </m:r>
+        <m:r>
+          <m:t>3</m:t>
+        </m:r>
+        <m:r>
+          <m:rPr>
+            <m:sty m:val="p"/>
+          </m:rPr>
+          <m:t>,</m:t>
+        </m:r>
+        <m:r>
+          <m:t>n</m:t>
+        </m:r>
+        <m:r>
+          <m:rPr>
+            <m:sty m:val="p"/>
+          </m:rPr>
+          <m:t>}</m:t>
+        </m:r>
+        <m:r>
+          <m:rPr>
+            <m:sty m:val="p"/>
+          </m:rPr>
+          <m:t>)</m:t>
+        </m:r>
+        <m:r>
+          <m:rPr>
+            <m:sty m:val="p"/>
+          </m:rPr>
+          <m:t>∌</m:t>
+        </m:r>
+        <m:r>
+          <m:t>2</m:t>
+        </m:r>
+      </m:oMath>
+      <w:r>
+        <w:t xml:space="preserve"> </w:t>
+      </w:r>
+      <w:r>
+        <w:t xml:space="preserve">because</w:t>
+      </w:r>
+      <w:r>
+        <w:t xml:space="preserve"> </w:t>
+      </w:r>
+      <m:oMath>
+        <m:r>
+          <m:t>2</m:t>
+        </m:r>
+        <m:r>
+          <m:rPr>
+            <m:sty m:val="p"/>
+          </m:rPr>
+          <m:t>∈</m:t>
+        </m:r>
+        <m:r>
+          <m:t>H</m:t>
+        </m:r>
+        <m:r>
+          <m:rPr>
+            <m:sty m:val="p"/>
+          </m:rPr>
+          <m:t>(</m:t>
+        </m:r>
+        <m:r>
+          <m:rPr>
+            <m:sty m:val="p"/>
+          </m:rPr>
+          <m:t>{</m:t>
+        </m:r>
+        <m:r>
+          <m:t>3</m:t>
+        </m:r>
+        <m:r>
+          <m:rPr>
+            <m:sty m:val="p"/>
+          </m:rPr>
+          <m:t>,</m:t>
+        </m:r>
+        <m:r>
+          <m:t>n</m:t>
+        </m:r>
+        <m:r>
+          <m:rPr>
+            <m:sty m:val="p"/>
+          </m:rPr>
+          <m:t>}</m:t>
+        </m:r>
+        <m:r>
+          <m:rPr>
+            <m:sty m:val="p"/>
+          </m:rPr>
+          <m:t>)</m:t>
+        </m:r>
+      </m:oMath>
+      <w:r>
+        <w:t xml:space="preserve">. Hence</w:t>
+      </w:r>
+      <w:r>
+        <w:t xml:space="preserve"> </w:t>
+      </w:r>
+      <m:oMath>
+        <m:sSub>
+          <m:e>
+            <m:r>
+              <m:t>w</m:t>
+            </m:r>
+          </m:e>
+          <m:sub>
+            <m:r>
+              <m:t>n</m:t>
+            </m:r>
+          </m:sub>
+        </m:sSub>
+        <m:r>
+          <m:t>H</m:t>
+        </m:r>
+        <m:sSub>
+          <m:e>
+            <m:r>
+              <m:t>e</m:t>
+            </m:r>
+          </m:e>
+          <m:sub>
+            <m:r>
+              <m:t>2</m:t>
+            </m:r>
+          </m:sub>
+        </m:sSub>
+        <m:r>
+          <m:rPr>
+            <m:sty m:val="p"/>
+          </m:rPr>
+          <m:t>≠</m:t>
+        </m:r>
+        <m:r>
+          <m:t>H</m:t>
+        </m:r>
+        <m:sSub>
+          <m:e>
+            <m:r>
+              <m:t>w</m:t>
+            </m:r>
+          </m:e>
+          <m:sub>
+            <m:r>
+              <m:t>n</m:t>
+            </m:r>
+          </m:sub>
+        </m:sSub>
+        <m:sSub>
+          <m:e>
+            <m:r>
+              <m:t>e</m:t>
+            </m:r>
+          </m:e>
+          <m:sub>
+            <m:r>
+              <m:t>2</m:t>
+            </m:r>
+          </m:sub>
+        </m:sSub>
+      </m:oMath>
+      <w:r>
+        <w:t xml:space="preserve">.</w:t>
+      </w:r>
+      <w:r>
+        <w:t xml:space="preserve"> </w:t>
+      </w:r>
+      <m:oMath>
+        <m:r>
+          <m:rPr>
+            <m:sty m:val="p"/>
+          </m:rPr>
+          <m:t>▫</m:t>
+        </m:r>
+      </m:oMath>
+    </w:p>
+    <w:p>
+      <w:pPr>
+        <w:pStyle w:val="BodyText"/>
+      </w:pPr>
+      <w:r>
+        <w:t xml:space="preserve">The theorem is checked on the actual clocks for even</w:t>
+      </w:r>
+      <w:r>
+        <w:t xml:space="preserve"> </w:t>
+      </w:r>
+      <m:oMath>
+        <m:r>
+          <m:t>n</m:t>
+        </m:r>
+        <m:r>
+          <m:rPr>
+            <m:sty m:val="p"/>
+          </m:rPr>
+          <m:t>≤</m:t>
+        </m:r>
+        <m:r>
+          <m:t>16</m:t>
+        </m:r>
+      </m:oMath>
+      <w:r>
+        <w:t xml:space="preserve">, Lemma 6.12 on every weight for</w:t>
+      </w:r>
+      <w:r>
+        <w:t xml:space="preserve"> </w:t>
+      </w:r>
+      <m:oMath>
+        <m:r>
+          <m:t>n</m:t>
+        </m:r>
+        <m:r>
+          <m:rPr>
+            <m:sty m:val="p"/>
+          </m:rPr>
+          <m:t>≤</m:t>
+        </m:r>
+        <m:r>
+          <m:t>12</m:t>
+        </m:r>
+      </m:oMath>
+      <w:r>
+        <w:t xml:space="preserve">, and every excess sequence named in the proof for</w:t>
+      </w:r>
+      <w:r>
+        <w:t xml:space="preserve"> </w:t>
+      </w:r>
+      <m:oMath>
+        <m:r>
+          <m:t>6</m:t>
+        </m:r>
+        <m:r>
+          <m:rPr>
+            <m:sty m:val="p"/>
+          </m:rPr>
+          <m:t>≤</m:t>
+        </m:r>
+        <m:r>
+          <m:t>n</m:t>
+        </m:r>
+        <m:r>
+          <m:rPr>
+            <m:sty m:val="p"/>
+          </m:rPr>
+          <m:t>≤</m:t>
+        </m:r>
+        <m:r>
+          <m:t>16</m:t>
+        </m:r>
+      </m:oMath>
+      <w:r>
+        <w:t xml:space="preserve"> </w:t>
+      </w:r>
+      <w:r>
+        <w:rPr>
+          <w:b/>
+          <w:bCs/>
+        </w:rPr>
+        <w:t xml:space="preserve">(C)</w:t>
+      </w:r>
+      <w:r>
+        <w:t xml:space="preserve">. Together with Lemma 6.9 it is the reason for the</w:t>
+      </w:r>
+      <w:r>
+        <w:t xml:space="preserve"> </w:t>
+      </w:r>
+      <m:oMath>
+        <m:r>
+          <m:t>4</m:t>
+        </m:r>
+      </m:oMath>
+      <w:r>
+        <w:t xml:space="preserve">-cube: the mechanism of Theorem 6.2 is present on every free clock, and its consequence requires a commutation that only the smallest board allows, because there the two kinds of orbit on which commutation is forced exhaust the board.</w:t>
       </w:r>
     </w:p>
     <w:bookmarkEnd w:id="29"/>
@@ -69928,7 +76282,7 @@
         <w:t xml:space="preserve"> </w:t>
       </w:r>
       <w:r>
-        <w:t xml:space="preserve">(Proposition 6.11), and Lemma 6.9 reduces the question to one commutation: why does the nearest Weyl element</w:t>
+        <w:t xml:space="preserve">(Proposition 6.11), and Theorem 6.14 shows that</w:t>
       </w:r>
       <w:r>
         <w:t xml:space="preserve"> </w:t>
@@ -70023,7 +76377,7 @@
         <w:t xml:space="preserve"> </w:t>
       </w:r>
       <w:r>
-        <w:t xml:space="preserve">commute with</w:t>
+        <w:t xml:space="preserve">commutes with</w:t>
       </w:r>
       <w:r>
         <w:t xml:space="preserve"> </w:t>
@@ -70075,7 +76429,176 @@
         </m:r>
       </m:oMath>
       <w:r>
-        <w:t xml:space="preserve">?</w:t>
+        <w:t xml:space="preserve">. What remains is to show that this element is the Weyl element nearest to the half-turn for every</w:t>
+      </w:r>
+      <w:r>
+        <w:t xml:space="preserve"> </w:t>
+      </w:r>
+      <m:oMath>
+        <m:r>
+          <m:t>n</m:t>
+        </m:r>
+        <m:r>
+          <m:rPr>
+            <m:sty m:val="p"/>
+          </m:rPr>
+          <m:t>&gt;</m:t>
+        </m:r>
+        <m:r>
+          <m:t>8</m:t>
+        </m:r>
+      </m:oMath>
+      <w:r>
+        <w:t xml:space="preserve">, and that</w:t>
+      </w:r>
+      <w:r>
+        <w:t xml:space="preserve"> </w:t>
+      </w:r>
+      <m:oMath>
+        <m:sSub>
+          <m:e>
+            <m:r>
+              <m:t>C</m:t>
+            </m:r>
+          </m:e>
+          <m:sub>
+            <m:r>
+              <m:t>W</m:t>
+            </m:r>
+          </m:sub>
+        </m:sSub>
+        <m:r>
+          <m:rPr>
+            <m:sty m:val="p"/>
+          </m:rPr>
+          <m:t>(</m:t>
+        </m:r>
+        <m:sSup>
+          <m:e>
+            <m:r>
+              <m:t>R</m:t>
+            </m:r>
+          </m:e>
+          <m:sup>
+            <m:r>
+              <m:t>h</m:t>
+            </m:r>
+            <m:r>
+              <m:rPr>
+                <m:sty m:val="p"/>
+              </m:rPr>
+              <m:t>/</m:t>
+            </m:r>
+            <m:r>
+              <m:t>2</m:t>
+            </m:r>
+          </m:sup>
+        </m:sSup>
+        <m:r>
+          <m:rPr>
+            <m:sty m:val="p"/>
+          </m:rPr>
+          <m:t>)</m:t>
+        </m:r>
+        <m:r>
+          <m:rPr>
+            <m:sty m:val="p"/>
+          </m:rPr>
+          <m:t>=</m:t>
+        </m:r>
+        <m:r>
+          <m:rPr>
+            <m:sty m:val="p"/>
+          </m:rPr>
+          <m:t>{</m:t>
+        </m:r>
+        <m:r>
+          <m:rPr>
+            <m:sty m:val="p"/>
+          </m:rPr>
+          <m:t>±</m:t>
+        </m:r>
+        <m:r>
+          <m:t>1</m:t>
+        </m:r>
+        <m:r>
+          <m:rPr>
+            <m:sty m:val="p"/>
+          </m:rPr>
+          <m:t>}</m:t>
+        </m:r>
+      </m:oMath>
+      <w:r>
+        <w:t xml:space="preserve"> </w:t>
+      </w:r>
+      <w:r>
+        <w:t xml:space="preserve">for every</w:t>
+      </w:r>
+      <w:r>
+        <w:t xml:space="preserve"> </w:t>
+      </w:r>
+      <m:oMath>
+        <m:r>
+          <m:t>n</m:t>
+        </m:r>
+        <m:r>
+          <m:rPr>
+            <m:sty m:val="p"/>
+          </m:rPr>
+          <m:t>≥</m:t>
+        </m:r>
+        <m:r>
+          <m:t>5</m:t>
+        </m:r>
+      </m:oMath>
+      <w:r>
+        <w:t xml:space="preserve"> </w:t>
+      </w:r>
+      <w:r>
+        <w:t xml:space="preserve">(computed for</w:t>
+      </w:r>
+      <w:r>
+        <w:t xml:space="preserve"> </w:t>
+      </w:r>
+      <m:oMath>
+        <m:r>
+          <m:t>n</m:t>
+        </m:r>
+        <m:r>
+          <m:rPr>
+            <m:sty m:val="p"/>
+          </m:rPr>
+          <m:t>≤</m:t>
+        </m:r>
+        <m:r>
+          <m:t>8</m:t>
+        </m:r>
+      </m:oMath>
+      <w:r>
+        <w:t xml:space="preserve"> </w:t>
+      </w:r>
+      <w:r>
+        <w:t xml:space="preserve">and</w:t>
+      </w:r>
+      <w:r>
+        <w:t xml:space="preserve"> </w:t>
+      </w:r>
+      <m:oMath>
+        <m:r>
+          <m:t>n</m:t>
+        </m:r>
+        <m:r>
+          <m:rPr>
+            <m:sty m:val="p"/>
+          </m:rPr>
+          <m:t>=</m:t>
+        </m:r>
+        <m:r>
+          <m:t>16</m:t>
+        </m:r>
+      </m:oMath>
+      <w:r>
+        <w:t xml:space="preserve">).</w:t>
       </w:r>
     </w:p>
     <w:p>
@@ -72029,6 +78552,55 @@
             </w:pPr>
             <w:r>
               <w:t xml:space="preserve">9 + 2 inverted</w:t>
+            </w:r>
+          </w:p>
+        </w:tc>
+        <w:tc>
+          <w:tcPr/>
+          <w:p>
+            <w:pPr>
+              <w:pStyle w:val="Compact"/>
+            </w:pPr>
+            <w:r>
+              <w:t xml:space="preserve">none</w:t>
+            </w:r>
+          </w:p>
+        </w:tc>
+      </w:tr>
+      <w:tr>
+        <w:tc>
+          <w:tcPr/>
+          <w:p>
+            <w:pPr>
+              <w:pStyle w:val="Compact"/>
+            </w:pPr>
+            <w:r>
+              <w:t xml:space="preserve">Lemma 6.12, Prop. 6.13, Thm 6.14</w:t>
+            </w:r>
+          </w:p>
+        </w:tc>
+        <w:tc>
+          <w:tcPr/>
+          <w:p>
+            <w:pPr>
+              <w:pStyle w:val="Compact"/>
+            </w:pPr>
+            <w:r>
+              <w:rPr>
+                <w:rStyle w:val="VerbatimChar"/>
+              </w:rPr>
+              <w:t xml:space="preserve">verify_stone_bf_why_four.py</w:t>
+            </w:r>
+          </w:p>
+        </w:tc>
+        <w:tc>
+          <w:tcPr/>
+          <w:p>
+            <w:pPr>
+              <w:pStyle w:val="Compact"/>
+            </w:pPr>
+            <w:r>
+              <w:t xml:space="preserve">8</w:t>
             </w:r>
           </w:p>
         </w:tc>

--- a/joint_paper/Roof_and_Clock_MATH_v2.docx
+++ b/joint_paper/Roof_and_Clock_MATH_v2.docx
@@ -59952,7 +59952,7 @@
         <w:t xml:space="preserve"> </w:t>
       </w:r>
       <w:r>
-        <w:t xml:space="preserve">(Corollary 5.2 with</w:t>
+        <w:t xml:space="preserve">(Theorem 5.1 with</w:t>
       </w:r>
       <w:r>
         <w:t xml:space="preserve"> </w:t>
@@ -59987,7 +59987,7 @@
         </m:r>
       </m:oMath>
       <w:r>
-        <w:t xml:space="preserve">).</w:t>
+        <w:t xml:space="preserve">, Lemma 3.1).</w:t>
       </w:r>
       <w:r>
         <w:t xml:space="preserve"> </w:t>

--- a/joint_paper/Roof_and_Clock_MATH_v2.docx
+++ b/joint_paper/Roof_and_Clock_MATH_v2.docx
@@ -39,7 +39,7 @@
         <w:pStyle w:val="Date"/>
       </w:pPr>
       <w:r>
-        <w:t xml:space="preserve">Version 2.0</w:t>
+        <w:t xml:space="preserve">September 2026</w:t>
       </w:r>
     </w:p>
     <w:p>
@@ -109,7 +109,7 @@
         </m:r>
       </m:oMath>
       <w:r>
-        <w:t xml:space="preserve">, carried to the weights</w:t>
+        <w:t xml:space="preserve">, acting on the weights</w:t>
       </w:r>
       <w:r>
         <w:t xml:space="preserve"> </w:t>
@@ -126,7 +126,7 @@
         <w:t xml:space="preserve"> </w:t>
       </w:r>
       <w:r>
-        <w:t xml:space="preserve">of the minuscule representation by the natural bijection. By a theorem of Rush and Shi,</w:t>
+        <w:t xml:space="preserve">of the minuscule representation. By a theorem of Rush and Shi,</w:t>
       </w:r>
       <w:r>
         <w:t xml:space="preserve"> </w:t>
@@ -313,7 +313,18 @@
         <w:t xml:space="preserve"> </w:t>
       </w:r>
       <w:r>
-        <w:t xml:space="preserve">if and only if a parity computed from the two toggle sets is even. We then determine what a Weyl group shares with its own translates by the clock:</w:t>
+        <w:t xml:space="preserve">if and only if a parity computed from the two toggle sets is even. We then determine what a Weyl group shares with its own translates by</w:t>
+      </w:r>
+      <w:r>
+        <w:t xml:space="preserve"> </w:t>
+      </w:r>
+      <m:oMath>
+        <m:r>
+          <m:t>R</m:t>
+        </m:r>
+      </m:oMath>
+      <w:r>
+        <w:t xml:space="preserve">:</w:t>
       </w:r>
       <w:r>
         <w:t xml:space="preserve"> </w:t>
@@ -436,6 +447,29 @@
         <m:sSub>
           <m:e>
             <m:r>
+              <m:t>D</m:t>
+            </m:r>
+          </m:e>
+          <m:sub>
+            <m:r>
+              <m:t>5</m:t>
+            </m:r>
+          </m:sub>
+        </m:sSub>
+      </m:oMath>
+      <w:r>
+        <w:t xml:space="preserve"> </w:t>
+      </w:r>
+      <w:r>
+        <w:t xml:space="preserve">half-spin (the</w:t>
+      </w:r>
+      <w:r>
+        <w:t xml:space="preserve"> </w:t>
+      </w:r>
+      <m:oMath>
+        <m:sSub>
+          <m:e>
+            <m:r>
               <m:t>B</m:t>
             </m:r>
           </m:e>
@@ -450,7 +484,7 @@
         <w:t xml:space="preserve"> </w:t>
       </w:r>
       <w:r>
-        <w:t xml:space="preserve">spinor board, whose mechanism we prove and whose confinement to</w:t>
+        <w:t xml:space="preserve">spinor board), whose mechanism we prove; on the spinor boards</w:t>
       </w:r>
       <w:r>
         <w:t xml:space="preserve"> </w:t>
@@ -470,10 +504,53 @@
         </m:sSub>
       </m:oMath>
       <w:r>
-        <w:t xml:space="preserve"> </w:t>
-      </w:r>
-      <w:r>
-        <w:t xml:space="preserve">we explain: on every spinor board with a free clock the half-turn agrees with a Weyl element of one fixed shape on the middle-rank orbits, and that element commutes with the half-turn — the condition for the exception — if and only if</w:t>
+        <w:t xml:space="preserve">,</w:t>
+      </w:r>
+      <w:r>
+        <w:t xml:space="preserve"> </w:t>
+      </w:r>
+      <m:oMath>
+        <m:sSub>
+          <m:e>
+            <m:r>
+              <m:t>B</m:t>
+            </m:r>
+          </m:e>
+          <m:sub>
+            <m:r>
+              <m:t>8</m:t>
+            </m:r>
+          </m:sub>
+        </m:sSub>
+      </m:oMath>
+      <w:r>
+        <w:t xml:space="preserve"> </w:t>
+      </w:r>
+      <w:r>
+        <w:t xml:space="preserve">and</w:t>
+      </w:r>
+      <w:r>
+        <w:t xml:space="preserve"> </w:t>
+      </w:r>
+      <m:oMath>
+        <m:sSub>
+          <m:e>
+            <m:r>
+              <m:t>B</m:t>
+            </m:r>
+          </m:e>
+          <m:sub>
+            <m:r>
+              <m:t>16</m:t>
+            </m:r>
+          </m:sub>
+        </m:sSub>
+      </m:oMath>
+      <w:r>
+        <w:t xml:space="preserve"> </w:t>
+      </w:r>
+      <w:r>
+        <w:t xml:space="preserve">the half-turn agrees with a Weyl element of one fixed shape on the middle-rank orbits, and we prove that this element commutes with the half-turn — the property behind the exception — if and only if</w:t>
       </w:r>
       <w:r>
         <w:t xml:space="preserve"> </w:t>
@@ -493,7 +570,7 @@
         </m:r>
       </m:oMath>
       <w:r>
-        <w:t xml:space="preserve">; the longest element always reverses</w:t>
+        <w:t xml:space="preserve">. The longest element always reverses</w:t>
       </w:r>
       <w:r>
         <w:t xml:space="preserve"> </w:t>
@@ -504,33 +581,30 @@
         </m:r>
       </m:oMath>
       <w:r>
-        <w:t xml:space="preserve">; three label statistics are homomesic. The results sit inside an explicit computational model of</w:t>
-      </w:r>
-      <w:r>
-        <w:t xml:space="preserve"> </w:t>
-      </w:r>
-      <m:oMath>
-        <m:sSup>
-          <m:e>
-            <m:r>
-              <m:t>W</m:t>
-            </m:r>
-          </m:e>
-          <m:sup>
-            <m:r>
-              <m:rPr>
-                <m:sty m:val="p"/>
-              </m:rPr>
-              <m:t>+</m:t>
-            </m:r>
-          </m:sup>
-        </m:sSup>
-        <m:r>
-          <m:rPr>
-            <m:sty m:val="p"/>
-          </m:rPr>
-          <m:t>(</m:t>
-        </m:r>
+        <w:t xml:space="preserve">, and three label statistics are homomesic. Every computational statement is reproducible from the listed scripts.</w:t>
+      </w:r>
+    </w:p>
+    <w:p>
+      <w:pPr>
+        <w:pStyle w:val="FirstParagraph"/>
+      </w:pPr>
+      <w:r>
+        <w:rPr>
+          <w:b/>
+          <w:bCs/>
+        </w:rPr>
+        <w:t xml:space="preserve">Keywords.</w:t>
+      </w:r>
+      <w:r>
+        <w:t xml:space="preserve"> </w:t>
+      </w:r>
+      <w:r>
+        <w:t xml:space="preserve">Rowmotion; minuscule posets; Coxeter elements; Weyl groups; homomesy; the 56-dimensional representation of</w:t>
+      </w:r>
+      <w:r>
+        <w:t xml:space="preserve"> </w:t>
+      </w:r>
+      <m:oMath>
         <m:sSub>
           <m:e>
             <m:r>
@@ -539,343 +613,31 @@
           </m:e>
           <m:sub>
             <m:r>
-              <m:t>8</m:t>
-            </m:r>
-          </m:sub>
-        </m:sSub>
-        <m:r>
-          <m:rPr>
-            <m:sty m:val="p"/>
-          </m:rPr>
-          <m:t>)</m:t>
-        </m:r>
-        <m:r>
-          <m:rPr>
-            <m:sty m:val="p"/>
-          </m:rPr>
-          <m:t>⊃</m:t>
-        </m:r>
-        <m:r>
-          <m:t>2</m:t>
-        </m:r>
-        <m:r>
-          <m:rPr>
-            <m:sty m:val="p"/>
-          </m:rPr>
-          <m:t>⋅</m:t>
-        </m:r>
-        <m:r>
-          <m:t>S</m:t>
-        </m:r>
-        <m:sSub>
-          <m:e>
-            <m:r>
-              <m:t>p</m:t>
-            </m:r>
-          </m:e>
-          <m:sub>
-            <m:r>
-              <m:t>6</m:t>
-            </m:r>
-          </m:sub>
-        </m:sSub>
-        <m:r>
-          <m:rPr>
-            <m:sty m:val="p"/>
-          </m:rPr>
-          <m:t>(</m:t>
-        </m:r>
-        <m:r>
-          <m:t>2</m:t>
-        </m:r>
-        <m:r>
-          <m:rPr>
-            <m:sty m:val="p"/>
-          </m:rPr>
-          <m:t>)</m:t>
-        </m:r>
-      </m:oMath>
-      <w:r>
-        <w:t xml:space="preserve">, of</w:t>
-      </w:r>
-      <w:r>
-        <w:t xml:space="preserve"> </w:t>
-      </w:r>
-      <m:oMath>
-        <m:sSubSup>
-          <m:e>
-            <m:r>
-              <m:t>O</m:t>
-            </m:r>
-          </m:e>
-          <m:sub>
-            <m:r>
-              <m:t>8</m:t>
-            </m:r>
-          </m:sub>
-          <m:sup>
-            <m:r>
-              <m:rPr>
-                <m:sty m:val="p"/>
-              </m:rPr>
-              <m:t>+</m:t>
-            </m:r>
-          </m:sup>
-        </m:sSubSup>
-        <m:r>
-          <m:rPr>
-            <m:sty m:val="p"/>
-          </m:rPr>
-          <m:t>(</m:t>
-        </m:r>
-        <m:r>
-          <m:t>2</m:t>
-        </m:r>
-        <m:r>
-          <m:rPr>
-            <m:sty m:val="p"/>
-          </m:rPr>
-          <m:t>)</m:t>
-        </m:r>
-        <m:r>
-          <m:rPr>
-            <m:sty m:val="p"/>
-          </m:rPr>
-          <m:t>:</m:t>
-        </m:r>
-        <m:r>
-          <m:t>3</m:t>
-        </m:r>
-      </m:oMath>
-      <w:r>
-        <w:t xml:space="preserve"> </w:t>
-      </w:r>
-      <w:r>
-        <w:t xml:space="preserve">on 360 points and of</w:t>
-      </w:r>
-      <w:r>
-        <w:t xml:space="preserve"> </w:t>
-      </w:r>
-      <m:oMath>
-        <m:sSub>
-          <m:e>
-            <m:r>
-              <m:t>G</m:t>
-            </m:r>
-          </m:e>
-          <m:sub>
-            <m:r>
-              <m:t>2</m:t>
-            </m:r>
-          </m:sub>
-        </m:sSub>
-        <m:r>
-          <m:rPr>
-            <m:sty m:val="p"/>
-          </m:rPr>
-          <m:t>(</m:t>
-        </m:r>
-        <m:r>
-          <m:t>2</m:t>
-        </m:r>
-        <m:r>
-          <m:rPr>
-            <m:sty m:val="p"/>
-          </m:rPr>
-          <m:t>)</m:t>
-        </m:r>
-      </m:oMath>
-      <w:r>
-        <w:t xml:space="preserve"> </w:t>
-      </w:r>
-      <w:r>
-        <w:t xml:space="preserve">as the fixed group of triality, in which the 56 weights, the transvection</w:t>
-      </w:r>
-      <w:r>
-        <w:t xml:space="preserve"> </w:t>
-      </w:r>
-      <m:oMath>
-        <m:r>
-          <m:rPr>
-            <m:sty m:val="p"/>
-          </m:rPr>
-          <m:t>−</m:t>
-        </m:r>
-        <m:r>
-          <m:t>1</m:t>
-        </m:r>
-      </m:oMath>
-      <w:r>
-        <w:t xml:space="preserve">, and the</w:t>
-      </w:r>
-      <w:r>
-        <w:t xml:space="preserve"> </w:t>
-      </w:r>
-      <m:oMath>
-        <m:sSub>
-          <m:e>
-            <m:r>
-              <m:t>E</m:t>
-            </m:r>
-          </m:e>
-          <m:sub>
-            <m:r>
-              <m:t>6</m:t>
-            </m:r>
-          </m:sub>
-        </m:sSub>
-      </m:oMath>
-      <w:r>
-        <w:t xml:space="preserve"> </w:t>
-      </w:r>
-      <w:r>
-        <w:t xml:space="preserve">diagram automorphism appear as concrete permutations, and</w:t>
-      </w:r>
-      <w:r>
-        <w:t xml:space="preserve"> </w:t>
-      </w:r>
-      <m:oMath>
-        <m:r>
-          <m:t>P</m:t>
-        </m:r>
-        <m:r>
-          <m:t>S</m:t>
-        </m:r>
-        <m:r>
-          <m:t>L</m:t>
-        </m:r>
-        <m:r>
-          <m:rPr>
-            <m:sty m:val="p"/>
-          </m:rPr>
-          <m:t>(</m:t>
-        </m:r>
-        <m:r>
-          <m:t>2</m:t>
-        </m:r>
-        <m:r>
-          <m:rPr>
-            <m:sty m:val="p"/>
-          </m:rPr>
-          <m:t>,</m:t>
-        </m:r>
-        <m:r>
-          <m:t>7</m:t>
-        </m:r>
-        <m:r>
-          <m:rPr>
-            <m:sty m:val="p"/>
-          </m:rPr>
-          <m:t>)</m:t>
-        </m:r>
-      </m:oMath>
-      <w:r>
-        <w:t xml:space="preserve"> </w:t>
-      </w:r>
-      <w:r>
-        <w:t xml:space="preserve">meets</w:t>
-      </w:r>
-      <w:r>
-        <w:t xml:space="preserve"> </w:t>
-      </w:r>
-      <m:oMath>
-        <m:r>
-          <m:t>W</m:t>
-        </m:r>
-        <m:r>
-          <m:rPr>
-            <m:sty m:val="p"/>
-          </m:rPr>
-          <m:t>(</m:t>
-        </m:r>
-        <m:sSub>
-          <m:e>
-            <m:r>
-              <m:t>E</m:t>
-            </m:r>
-          </m:e>
-          <m:sub>
-            <m:r>
-              <m:t>6</m:t>
-            </m:r>
-          </m:sub>
-        </m:sSub>
-        <m:r>
-          <m:rPr>
-            <m:sty m:val="p"/>
-          </m:rPr>
-          <m:t>)</m:t>
-        </m:r>
-      </m:oMath>
-      <w:r>
-        <w:t xml:space="preserve"> </w:t>
-      </w:r>
-      <w:r>
-        <w:t xml:space="preserve">inside</w:t>
-      </w:r>
-      <w:r>
-        <w:t xml:space="preserve"> </w:t>
-      </w:r>
-      <m:oMath>
-        <m:r>
-          <m:t>S</m:t>
-        </m:r>
-        <m:sSub>
-          <m:e>
-            <m:r>
-              <m:t>p</m:t>
-            </m:r>
-          </m:e>
-          <m:sub>
-            <m:r>
-              <m:t>6</m:t>
-            </m:r>
-          </m:sub>
-        </m:sSub>
-        <m:r>
-          <m:rPr>
-            <m:sty m:val="p"/>
-          </m:rPr>
-          <m:t>(</m:t>
-        </m:r>
-        <m:r>
-          <m:t>2</m:t>
-        </m:r>
-        <m:r>
-          <m:rPr>
-            <m:sty m:val="p"/>
-          </m:rPr>
-          <m:t>)</m:t>
-        </m:r>
-      </m:oMath>
-      <w:r>
-        <w:t xml:space="preserve"> </w:t>
-      </w:r>
-      <w:r>
-        <w:t xml:space="preserve">in the stabilizer</w:t>
-      </w:r>
-      <w:r>
-        <w:t xml:space="preserve"> </w:t>
-      </w:r>
-      <m:oMath>
-        <m:sSub>
-          <m:e>
-            <m:r>
-              <m:t>S</m:t>
-            </m:r>
-          </m:e>
-          <m:sub>
-            <m:r>
-              <m:t>3</m:t>
-            </m:r>
-          </m:sub>
-        </m:sSub>
-      </m:oMath>
-      <w:r>
-        <w:t xml:space="preserve"> </w:t>
-      </w:r>
-      <w:r>
-        <w:t xml:space="preserve">of a bitangent of the Klein quartic. Every computational statement is reproducible from the scripts listed in Appendix B.</w:t>
+              <m:t>7</m:t>
+            </m:r>
+          </m:sub>
+        </m:sSub>
+      </m:oMath>
+      <w:r>
+        <w:t xml:space="preserve">; bitangents of plane quartics; the Fano plane.</w:t>
+      </w:r>
+    </w:p>
+    <w:p>
+      <w:pPr>
+        <w:pStyle w:val="BodyText"/>
+      </w:pPr>
+      <w:r>
+        <w:rPr>
+          <w:b/>
+          <w:bCs/>
+        </w:rPr>
+        <w:t xml:space="preserve">MSC 2020.</w:t>
+      </w:r>
+      <w:r>
+        <w:t xml:space="preserve"> </w:t>
+      </w:r>
+      <w:r>
+        <w:t xml:space="preserve">Primary 05E10; Secondary 06A07, 20F55, 05E18, 17B22.</w:t>
       </w:r>
     </w:p>
     <w:bookmarkStart w:id="13" w:name="introduction"/>
@@ -1026,7 +788,7 @@
         <w:pStyle w:val="FirstParagraph"/>
       </w:pPr>
       <w:r>
-        <w:t xml:space="preserve">Its study goes back to Brouwer–Schrijver, Fon-der-Flaass and Cameron–Fon-der-Flaass [CF95]; the modern theory is surveyed in [SW12, Hop20]. When</w:t>
+        <w:t xml:space="preserve">Its study goes back to Brouwer–Schrijver, Fon-der-Flaass and Cameron–Fon-der-Flaass [CF95]; the modern theory is surveyed in [SW12, Hop24]. When</w:t>
       </w:r>
       <w:r>
         <w:t xml:space="preserve"> </w:t>
@@ -1173,7 +935,10 @@
         </m:sSub>
       </m:oMath>
       <w:r>
-        <w:t xml:space="preserve">, to the action of any Coxeter element</w:t>
+        <w:t xml:space="preserve"> </w:t>
+      </w:r>
+      <w:r>
+        <w:t xml:space="preserve">[Ste01], to the action of any Coxeter element</w:t>
       </w:r>
       <w:r>
         <w:t xml:space="preserve"> </w:t>
@@ -1296,7 +1061,7 @@
         <w:t xml:space="preserve"> </w:t>
       </w:r>
       <w:r>
-        <w:t xml:space="preserve">exhibits cyclic sieving.</w:t>
+        <w:t xml:space="preserve">exhibits cyclic sieving [RSW04].</w:t>
       </w:r>
     </w:p>
     <w:p>
@@ -5245,7 +5010,7 @@
           <w:i/>
           <w:iCs/>
         </w:rPr>
-        <w:t xml:space="preserve">. (iii) On the 21 boards of rank</w:t>
+        <w:t xml:space="preserve">. (iii) On the 23 boards of rank</w:t>
       </w:r>
       <w:r>
         <w:rPr>
@@ -5375,7 +5140,7 @@
           <w:i/>
           <w:iCs/>
         </w:rPr>
-        <w:t xml:space="preserve">, with exactly one exception: the</w:t>
+        <w:t xml:space="preserve">, with one exception, the two half-spins of</w:t>
       </w:r>
       <w:r>
         <w:rPr>
@@ -5410,7 +5175,7 @@
           <w:i/>
           <w:iCs/>
         </w:rPr>
-        <w:t xml:space="preserve">half-spin (equivalently the</w:t>
+        <w:t xml:space="preserve">(equivalently the</w:t>
       </w:r>
       <w:r>
         <w:rPr>
@@ -7043,14 +6808,7 @@
           <w:i/>
           <w:iCs/>
         </w:rPr>
-        <w:t xml:space="preserve"> </w:t>
-      </w:r>
-      <w:r>
-        <w:rPr>
-          <w:i/>
-          <w:iCs/>
-        </w:rPr>
-        <w:t xml:space="preserve">and fixing</w:t>
+        <w:t xml:space="preserve">, exchanging</w:t>
       </w:r>
       <w:r>
         <w:rPr>
@@ -7068,6 +6826,84 @@
           </m:e>
           <m:sub>
             <m:r>
+              <m:t>2</m:t>
+            </m:r>
+            <m:r>
+              <m:t>i</m:t>
+            </m:r>
+          </m:sub>
+        </m:sSub>
+      </m:oMath>
+      <w:r>
+        <w:rPr>
+          <w:i/>
+          <w:iCs/>
+        </w:rPr>
+        <w:t xml:space="preserve"> </w:t>
+      </w:r>
+      <w:r>
+        <w:rPr>
+          <w:i/>
+          <w:iCs/>
+        </w:rPr>
+        <w:t xml:space="preserve">and</w:t>
+      </w:r>
+      <w:r>
+        <w:rPr>
+          <w:i/>
+          <w:iCs/>
+        </w:rPr>
+        <w:t xml:space="preserve"> </w:t>
+      </w:r>
+      <m:oMath>
+        <m:sSub>
+          <m:e>
+            <m:r>
+              <m:t>e</m:t>
+            </m:r>
+          </m:e>
+          <m:sub>
+            <m:r>
+              <m:t>2</m:t>
+            </m:r>
+            <m:r>
+              <m:t>i</m:t>
+            </m:r>
+            <m:r>
+              <m:rPr>
+                <m:sty m:val="p"/>
+              </m:rPr>
+              <m:t>+</m:t>
+            </m:r>
+            <m:r>
+              <m:t>1</m:t>
+            </m:r>
+          </m:sub>
+        </m:sSub>
+      </m:oMath>
+      <w:r>
+        <w:rPr>
+          <w:i/>
+          <w:iCs/>
+        </w:rPr>
+        <w:t xml:space="preserve">, and fixing</w:t>
+      </w:r>
+      <w:r>
+        <w:rPr>
+          <w:i/>
+          <w:iCs/>
+        </w:rPr>
+        <w:t xml:space="preserve"> </w:t>
+      </w:r>
+      <m:oMath>
+        <m:sSub>
+          <m:e>
+            <m:r>
+              <m:t>e</m:t>
+            </m:r>
+          </m:e>
+          <m:sub>
+            <m:r>
               <m:t>n</m:t>
             </m:r>
           </m:sub>
@@ -7078,7 +6914,67 @@
           <w:i/>
           <w:iCs/>
         </w:rPr>
-        <w:t xml:space="preserve">, the element that agrees with the half-turn</w:t>
+        <w:t xml:space="preserve"> </w:t>
+      </w:r>
+      <w:r>
+        <w:rPr>
+          <w:i/>
+          <w:iCs/>
+        </w:rPr>
+        <w:t xml:space="preserve">(the notation is fixed in §6.4); for</w:t>
+      </w:r>
+      <w:r>
+        <w:rPr>
+          <w:i/>
+          <w:iCs/>
+        </w:rPr>
+        <w:t xml:space="preserve"> </w:t>
+      </w:r>
+      <m:oMath>
+        <m:r>
+          <m:t>n</m:t>
+        </m:r>
+        <m:r>
+          <m:rPr>
+            <m:sty m:val="p"/>
+          </m:rPr>
+          <m:t>=</m:t>
+        </m:r>
+        <m:r>
+          <m:t>4</m:t>
+        </m:r>
+        <m:r>
+          <m:rPr>
+            <m:sty m:val="p"/>
+          </m:rPr>
+          <m:t>,</m:t>
+        </m:r>
+        <m:r>
+          <m:t>8</m:t>
+        </m:r>
+        <m:r>
+          <m:rPr>
+            <m:sty m:val="p"/>
+          </m:rPr>
+          <m:t>,</m:t>
+        </m:r>
+        <m:r>
+          <m:t>16</m:t>
+        </m:r>
+      </m:oMath>
+      <w:r>
+        <w:rPr>
+          <w:i/>
+          <w:iCs/>
+        </w:rPr>
+        <w:t xml:space="preserve"> </w:t>
+      </w:r>
+      <w:r>
+        <w:rPr>
+          <w:i/>
+          <w:iCs/>
+        </w:rPr>
+        <w:t xml:space="preserve">this is the element that agrees with the half-turn</w:t>
       </w:r>
       <w:r>
         <w:rPr>
@@ -7148,7 +7044,7 @@
           <w:i/>
           <w:iCs/>
         </w:rPr>
-        <w:t xml:space="preserve">spinor board. Then</w:t>
+        <w:t xml:space="preserve">spinor board (Theorem F, Propositions 6.7 and 6.11). Then</w:t>
       </w:r>
       <w:r>
         <w:rPr>
@@ -7733,7 +7629,7 @@
         </m:r>
       </m:oMath>
       <w:r>
-        <w:t xml:space="preserve">, a corollary of Defant–Hopkins–Poznanović–Propp [DHPP21].</w:t>
+        <w:t xml:space="preserve">, a corollary of Defant–Hopkins–Poznanović–Propp [DHPP23].</w:t>
       </w:r>
     </w:p>
     <w:p>
@@ -7785,7 +7681,7 @@
         <w:t xml:space="preserve"> </w:t>
       </w:r>
       <w:r>
-        <w:t xml:space="preserve">and a tower of Schur covers of</w:t>
+        <w:t xml:space="preserve">and a tower of double covers —</w:t>
       </w:r>
       <w:r>
         <w:t xml:space="preserve"> </w:t>
@@ -21921,6 +21817,15 @@
       </w:r>
       <m:oMath>
         <m:r>
+          <m:t>2</m:t>
+        </m:r>
+        <m:r>
+          <m:rPr>
+            <m:sty m:val="p"/>
+          </m:rPr>
+          <m:t>≤</m:t>
+        </m:r>
+        <m:r>
           <m:t>n</m:t>
         </m:r>
         <m:r>
@@ -21945,7 +21850,30 @@
         </m:r>
       </m:oMath>
       <w:r>
-        <w:t xml:space="preserve">),</w:t>
+        <w:t xml:space="preserve">; the trivial</w:t>
+      </w:r>
+      <w:r>
+        <w:t xml:space="preserve"> </w:t>
+      </w:r>
+      <m:oMath>
+        <m:sSub>
+          <m:e>
+            <m:r>
+              <m:t>A</m:t>
+            </m:r>
+          </m:e>
+          <m:sub>
+            <m:r>
+              <m:t>1</m:t>
+            </m:r>
+          </m:sub>
+        </m:sSub>
+      </m:oMath>
+      <w:r>
+        <w:t xml:space="preserve"> </w:t>
+      </w:r>
+      <w:r>
+        <w:t xml:space="preserve">omitted),</w:t>
       </w:r>
       <w:r>
         <w:t xml:space="preserve"> </w:t>
@@ -29657,7 +29585,7 @@
           <w:i/>
           <w:iCs/>
         </w:rPr>
-        <w:t xml:space="preserve">agrees pointwise with the nearest Weyl element on at most 14 of the 56 weights, so</w:t>
+        <w:t xml:space="preserve">agrees pointwise with the nearest Weyl element on 18 of the 56 weights, so</w:t>
       </w:r>
       <w:r>
         <w:rPr>
@@ -29700,7 +29628,7 @@
           <w:i/>
           <w:iCs/>
         </w:rPr>
-        <w:t xml:space="preserve">; the powers have altitudes</w:t>
+        <w:t xml:space="preserve">, and with the nearest Coxeter element on 14 (Table 1); the powers have altitudes</w:t>
       </w:r>
       <w:r>
         <w:rPr>
@@ -32765,7 +32693,7 @@
         <w:pStyle w:val="BodyText"/>
       </w:pPr>
       <w:r>
-        <w:t xml:space="preserve">That the diagram automorphism swaps the two 27’s and induces an isomorphism of their minuscule posets is standard [Gre13; GX24]; (ii) follows from Theorem D applied on each sheet (</w:t>
+        <w:t xml:space="preserve">That the diagram automorphism swaps the two 27’s and induces an isomorphism of their minuscule posets is standard [Gre13; GX26]; (ii) follows from Theorem D applied on each sheet (</w:t>
       </w:r>
       <m:oMath>
         <m:sSub>
@@ -33244,16 +33172,60 @@
       </w:r>
       <m:oMath>
         <m:r>
+          <m:t>L</m:t>
+        </m:r>
+        <m:r>
+          <m:rPr>
+            <m:sty m:val="p"/>
+          </m:rPr>
+          <m:t>≤</m:t>
+        </m:r>
+        <m:r>
+          <m:t>W</m:t>
+        </m:r>
+        <m:r>
+          <m:rPr>
+            <m:sty m:val="p"/>
+          </m:rPr>
+          <m:t>(</m:t>
+        </m:r>
+        <m:sSub>
+          <m:e>
+            <m:r>
+              <m:t>E</m:t>
+            </m:r>
+          </m:e>
+          <m:sub>
+            <m:r>
+              <m:t>7</m:t>
+            </m:r>
+          </m:sub>
+        </m:sSub>
+        <m:r>
+          <m:rPr>
+            <m:sty m:val="p"/>
+          </m:rPr>
+          <m:t>)</m:t>
+        </m:r>
+      </m:oMath>
+      <w:r>
+        <w:t xml:space="preserve"> </w:t>
+      </w:r>
+      <w:r>
+        <w:t xml:space="preserve">be a copy of</w:t>
+      </w:r>
+      <w:r>
+        <w:t xml:space="preserve"> </w:t>
+      </w:r>
+      <m:oMath>
+        <m:r>
           <m:t>P</m:t>
         </m:r>
         <m:r>
-          <m:rPr>
-            <m:sty m:val="p"/>
-          </m:rPr>
-          <m:t>≤</m:t>
-        </m:r>
-        <m:r>
-          <m:t>W</m:t>
+          <m:t>S</m:t>
+        </m:r>
+        <m:r>
+          <m:t>L</m:t>
         </m:r>
         <m:r>
           <m:rPr>
@@ -33261,18 +33233,18 @@
           </m:rPr>
           <m:t>(</m:t>
         </m:r>
-        <m:sSub>
-          <m:e>
-            <m:r>
-              <m:t>E</m:t>
-            </m:r>
-          </m:e>
-          <m:sub>
-            <m:r>
-              <m:t>7</m:t>
-            </m:r>
-          </m:sub>
-        </m:sSub>
+        <m:r>
+          <m:t>2</m:t>
+        </m:r>
+        <m:r>
+          <m:rPr>
+            <m:sty m:val="p"/>
+          </m:rPr>
+          <m:t>,</m:t>
+        </m:r>
+        <m:r>
+          <m:t>7</m:t>
+        </m:r>
         <m:r>
           <m:rPr>
             <m:sty m:val="p"/>
@@ -33284,21 +33256,27 @@
         <w:t xml:space="preserve"> </w:t>
       </w:r>
       <w:r>
-        <w:t xml:space="preserve">be a copy of</w:t>
-      </w:r>
-      <w:r>
-        <w:t xml:space="preserve"> </w:t>
-      </w:r>
-      <m:oMath>
-        <m:r>
-          <m:t>P</m:t>
-        </m:r>
+        <w:t xml:space="preserve">transitive on the 28 antipodal pairs (§9 constructs it; its normaliser in</w:t>
+      </w:r>
+      <w:r>
+        <w:t xml:space="preserve"> </w:t>
+      </w:r>
+      <m:oMath>
         <m:r>
           <m:t>S</m:t>
         </m:r>
-        <m:r>
-          <m:t>L</m:t>
-        </m:r>
+        <m:sSub>
+          <m:e>
+            <m:r>
+              <m:t>p</m:t>
+            </m:r>
+          </m:e>
+          <m:sub>
+            <m:r>
+              <m:t>6</m:t>
+            </m:r>
+          </m:sub>
+        </m:sSub>
         <m:r>
           <m:rPr>
             <m:sty m:val="p"/>
@@ -33312,15 +33290,6 @@
           <m:rPr>
             <m:sty m:val="p"/>
           </m:rPr>
-          <m:t>,</m:t>
-        </m:r>
-        <m:r>
-          <m:t>7</m:t>
-        </m:r>
-        <m:r>
-          <m:rPr>
-            <m:sty m:val="p"/>
-          </m:rPr>
           <m:t>)</m:t>
         </m:r>
       </m:oMath>
@@ -33328,18 +33297,7 @@
         <w:t xml:space="preserve"> </w:t>
       </w:r>
       <w:r>
-        <w:t xml:space="preserve">transitive on the 28 antipodal pairs (§9 constructs it and shows there is one</w:t>
-      </w:r>
-      <w:r>
-        <w:t xml:space="preserve"> </w:t>
-      </w:r>
-      <m:oMath>
-        <m:r>
-          <m:t>W</m:t>
-        </m:r>
-      </m:oMath>
-      <w:r>
-        <w:t xml:space="preserve">-class of such copies).</w:t>
+        <w:t xml:space="preserve">is computed in Proposition 9.1(iv)).</w:t>
       </w:r>
     </w:p>
     <w:p>
@@ -33400,7 +33358,7 @@
           <m:t>(</m:t>
         </m:r>
         <m:r>
-          <m:t>P</m:t>
+          <m:t>L</m:t>
         </m:r>
         <m:r>
           <m:rPr>
@@ -33495,9 +33453,83 @@
           <m:t>(</m:t>
         </m:r>
         <m:r>
+          <m:t>L</m:t>
+        </m:r>
+        <m:r>
+          <m:rPr>
+            <m:sty m:val="p"/>
+          </m:rPr>
+          <m:t>)</m:t>
+        </m:r>
+      </m:oMath>
+      <w:r>
+        <w:rPr>
+          <w:i/>
+          <w:iCs/>
+        </w:rPr>
+        <w:t xml:space="preserve"> </w:t>
+      </w:r>
+      <w:r>
+        <w:rPr>
+          <w:i/>
+          <w:iCs/>
+        </w:rPr>
+        <w:t xml:space="preserve">has order 672, so</w:t>
+      </w:r>
+      <w:r>
+        <w:rPr>
+          <w:i/>
+          <w:iCs/>
+        </w:rPr>
+        <w:t xml:space="preserve"> </w:t>
+      </w:r>
+      <m:oMath>
+        <m:r>
+          <m:t>N</m:t>
+        </m:r>
+        <m:r>
+          <m:rPr>
+            <m:sty m:val="p"/>
+          </m:rPr>
+          <m:t>/</m:t>
+        </m:r>
+        <m:r>
+          <m:t>C</m:t>
+        </m:r>
+        <m:r>
+          <m:rPr>
+            <m:sty m:val="p"/>
+          </m:rPr>
+          <m:t>≅</m:t>
+        </m:r>
+        <m:r>
           <m:t>P</m:t>
         </m:r>
         <m:r>
+          <m:t>G</m:t>
+        </m:r>
+        <m:r>
+          <m:t>L</m:t>
+        </m:r>
+        <m:r>
+          <m:rPr>
+            <m:sty m:val="p"/>
+          </m:rPr>
+          <m:t>(</m:t>
+        </m:r>
+        <m:r>
+          <m:t>2</m:t>
+        </m:r>
+        <m:r>
+          <m:rPr>
+            <m:sty m:val="p"/>
+          </m:rPr>
+          <m:t>,</m:t>
+        </m:r>
+        <m:r>
+          <m:t>7</m:t>
+        </m:r>
+        <m:r>
           <m:rPr>
             <m:sty m:val="p"/>
           </m:rPr>
@@ -33509,142 +33541,68 @@
           <w:i/>
           <w:iCs/>
         </w:rPr>
-        <w:t xml:space="preserve"> </w:t>
-      </w:r>
-      <w:r>
-        <w:rPr>
-          <w:i/>
-          <w:iCs/>
-        </w:rPr>
-        <w:t xml:space="preserve">has order 672, so</w:t>
-      </w:r>
-      <w:r>
-        <w:rPr>
-          <w:i/>
-          <w:iCs/>
-        </w:rPr>
-        <w:t xml:space="preserve"> </w:t>
-      </w:r>
-      <m:oMath>
-        <m:r>
-          <m:t>N</m:t>
-        </m:r>
-        <m:r>
-          <m:rPr>
-            <m:sty m:val="p"/>
-          </m:rPr>
-          <m:t>/</m:t>
-        </m:r>
-        <m:r>
-          <m:t>C</m:t>
-        </m:r>
-        <m:r>
-          <m:rPr>
-            <m:sty m:val="p"/>
-          </m:rPr>
-          <m:t>≅</m:t>
-        </m:r>
-        <m:r>
-          <m:t>P</m:t>
-        </m:r>
-        <m:r>
-          <m:t>G</m:t>
-        </m:r>
+        <w:t xml:space="preserve">:</w:t>
+      </w:r>
+      <w:r>
+        <w:rPr>
+          <w:i/>
+          <w:iCs/>
+        </w:rPr>
+        <w:t xml:space="preserve"> </w:t>
+      </w:r>
+      <m:oMath>
+        <m:r>
+          <m:t>W</m:t>
+        </m:r>
+        <m:r>
+          <m:rPr>
+            <m:sty m:val="p"/>
+          </m:rPr>
+          <m:t>(</m:t>
+        </m:r>
+        <m:sSub>
+          <m:e>
+            <m:r>
+              <m:t>E</m:t>
+            </m:r>
+          </m:e>
+          <m:sub>
+            <m:r>
+              <m:t>7</m:t>
+            </m:r>
+          </m:sub>
+        </m:sSub>
+        <m:r>
+          <m:rPr>
+            <m:sty m:val="p"/>
+          </m:rPr>
+          <m:t>)</m:t>
+        </m:r>
+      </m:oMath>
+      <w:r>
+        <w:rPr>
+          <w:i/>
+          <w:iCs/>
+        </w:rPr>
+        <w:t xml:space="preserve"> </w:t>
+      </w:r>
+      <w:r>
+        <w:rPr>
+          <w:i/>
+          <w:iCs/>
+        </w:rPr>
+        <w:t xml:space="preserve">realises every automorphism of</w:t>
+      </w:r>
+      <w:r>
+        <w:rPr>
+          <w:i/>
+          <w:iCs/>
+        </w:rPr>
+        <w:t xml:space="preserve"> </w:t>
+      </w:r>
+      <m:oMath>
         <m:r>
           <m:t>L</m:t>
-        </m:r>
-        <m:r>
-          <m:rPr>
-            <m:sty m:val="p"/>
-          </m:rPr>
-          <m:t>(</m:t>
-        </m:r>
-        <m:r>
-          <m:t>2</m:t>
-        </m:r>
-        <m:r>
-          <m:rPr>
-            <m:sty m:val="p"/>
-          </m:rPr>
-          <m:t>,</m:t>
-        </m:r>
-        <m:r>
-          <m:t>7</m:t>
-        </m:r>
-        <m:r>
-          <m:rPr>
-            <m:sty m:val="p"/>
-          </m:rPr>
-          <m:t>)</m:t>
-        </m:r>
-      </m:oMath>
-      <w:r>
-        <w:rPr>
-          <w:i/>
-          <w:iCs/>
-        </w:rPr>
-        <w:t xml:space="preserve">:</w:t>
-      </w:r>
-      <w:r>
-        <w:rPr>
-          <w:i/>
-          <w:iCs/>
-        </w:rPr>
-        <w:t xml:space="preserve"> </w:t>
-      </w:r>
-      <m:oMath>
-        <m:r>
-          <m:t>W</m:t>
-        </m:r>
-        <m:r>
-          <m:rPr>
-            <m:sty m:val="p"/>
-          </m:rPr>
-          <m:t>(</m:t>
-        </m:r>
-        <m:sSub>
-          <m:e>
-            <m:r>
-              <m:t>E</m:t>
-            </m:r>
-          </m:e>
-          <m:sub>
-            <m:r>
-              <m:t>7</m:t>
-            </m:r>
-          </m:sub>
-        </m:sSub>
-        <m:r>
-          <m:rPr>
-            <m:sty m:val="p"/>
-          </m:rPr>
-          <m:t>)</m:t>
-        </m:r>
-      </m:oMath>
-      <w:r>
-        <w:rPr>
-          <w:i/>
-          <w:iCs/>
-        </w:rPr>
-        <w:t xml:space="preserve"> </w:t>
-      </w:r>
-      <w:r>
-        <w:rPr>
-          <w:i/>
-          <w:iCs/>
-        </w:rPr>
-        <w:t xml:space="preserve">realises every automorphism of</w:t>
-      </w:r>
-      <w:r>
-        <w:rPr>
-          <w:i/>
-          <w:iCs/>
-        </w:rPr>
-        <w:t xml:space="preserve"> </w:t>
-      </w:r>
-      <m:oMath>
-        <m:r>
-          <m:t>P</m:t>
         </m:r>
       </m:oMath>
       <w:r>
@@ -33959,7 +33917,7 @@
           <m:t>\</m:t>
         </m:r>
         <m:r>
-          <m:t>P</m:t>
+          <m:t>L</m:t>
         </m:r>
         <m:r>
           <m:rPr>
@@ -37498,6 +37456,34 @@
           </m:e>
           <m:sub>
             <m:r>
+              <m:t>5</m:t>
+            </m:r>
+          </m:sub>
+        </m:sSub>
+      </m:oMath>
+      <w:r>
+        <w:rPr>
+          <w:i/>
+          <w:iCs/>
+        </w:rPr>
+        <w:t xml:space="preserve">,</w:t>
+      </w:r>
+      <w:r>
+        <w:rPr>
+          <w:i/>
+          <w:iCs/>
+        </w:rPr>
+        <w:t xml:space="preserve"> </w:t>
+      </w:r>
+      <m:oMath>
+        <m:sSub>
+          <m:e>
+            <m:r>
+              <m:t>D</m:t>
+            </m:r>
+          </m:e>
+          <m:sub>
+            <m:r>
               <m:t>6</m:t>
             </m:r>
           </m:sub>
@@ -37606,14 +37592,7 @@
           <w:i/>
           <w:iCs/>
         </w:rPr>
-        <w:t xml:space="preserve"> </w:t>
-      </w:r>
-      <w:r>
-        <w:rPr>
-          <w:i/>
-          <w:iCs/>
-        </w:rPr>
-        <w:t xml:space="preserve">—</w:t>
+        <w:t xml:space="preserve">: 23 boards —</w:t>
       </w:r>
       <w:r>
         <w:rPr>
@@ -37709,7 +37688,7 @@
           <w:i/>
           <w:iCs/>
         </w:rPr>
-        <w:t xml:space="preserve">, with exactly one exception, the</w:t>
+        <w:t xml:space="preserve">, with one exception, the two half-spins of</w:t>
       </w:r>
       <w:r>
         <w:rPr>
@@ -37737,14 +37716,7 @@
           <w:i/>
           <w:iCs/>
         </w:rPr>
-        <w:t xml:space="preserve"> </w:t>
-      </w:r>
-      <w:r>
-        <w:rPr>
-          <w:i/>
-          <w:iCs/>
-        </w:rPr>
-        <w:t xml:space="preserve">half-spin, where</w:t>
+        <w:t xml:space="preserve">, where</w:t>
       </w:r>
       <w:r>
         <w:rPr>
@@ -39450,7 +39422,67 @@
         <w:t xml:space="preserve"> </w:t>
       </w:r>
       <w:r>
-        <w:t xml:space="preserve">as a linear map); the inclusion was checked at every lag on all eleven</w:t>
+        <w:t xml:space="preserve">as a linear map); the inclusion was checked at every lag, with</w:t>
+      </w:r>
+      <w:r>
+        <w:t xml:space="preserve"> </w:t>
+      </w:r>
+      <m:oMath>
+        <m:r>
+          <m:t>W</m:t>
+        </m:r>
+      </m:oMath>
+      <w:r>
+        <w:t xml:space="preserve"> </w:t>
+      </w:r>
+      <w:r>
+        <w:t xml:space="preserve">enumerated, on the eleven of these boards other than</w:t>
+      </w:r>
+      <w:r>
+        <w:t xml:space="preserve"> </w:t>
+      </w:r>
+      <m:oMath>
+        <m:sSub>
+          <m:e>
+            <m:r>
+              <m:t>E</m:t>
+            </m:r>
+          </m:e>
+          <m:sub>
+            <m:r>
+              <m:t>7</m:t>
+            </m:r>
+          </m:sub>
+        </m:sSub>
+      </m:oMath>
+      <w:r>
+        <w:t xml:space="preserve"> </w:t>
+      </w:r>
+      <w:r>
+        <w:t xml:space="preserve">and on the</w:t>
+      </w:r>
+      <w:r>
+        <w:t xml:space="preserve"> </w:t>
+      </w:r>
+      <m:oMath>
+        <m:sSub>
+          <m:e>
+            <m:r>
+              <m:t>B</m:t>
+            </m:r>
+          </m:e>
+          <m:sub>
+            <m:r>
+              <m:t>4</m:t>
+            </m:r>
+          </m:sub>
+        </m:sSub>
+      </m:oMath>
+      <w:r>
+        <w:t xml:space="preserve"> </w:t>
+      </w:r>
+      <w:r>
+        <w:t xml:space="preserve">spinor</w:t>
       </w:r>
       <w:r>
         <w:t xml:space="preserve"> </w:t>
@@ -39463,7 +39495,30 @@
         <w:t xml:space="preserve">(C)</w:t>
       </w:r>
       <w:r>
-        <w:t xml:space="preserve">.</w:t>
+        <w:t xml:space="preserve">; on</w:t>
+      </w:r>
+      <w:r>
+        <w:t xml:space="preserve"> </w:t>
+      </w:r>
+      <m:oMath>
+        <m:sSub>
+          <m:e>
+            <m:r>
+              <m:t>E</m:t>
+            </m:r>
+          </m:e>
+          <m:sub>
+            <m:r>
+              <m:t>7</m:t>
+            </m:r>
+          </m:sub>
+        </m:sSub>
+      </m:oMath>
+      <w:r>
+        <w:t xml:space="preserve"> </w:t>
+      </w:r>
+      <w:r>
+        <w:t xml:space="preserve">it follows from Theorem 4.3.</w:t>
       </w:r>
     </w:p>
     <w:p>
@@ -41781,7 +41836,69 @@
         <w:t xml:space="preserve"> </w:t>
       </w:r>
       <w:r>
-        <w:t xml:space="preserve">vectors — exactly the non-inner transports of Proposition 5.8. Across the 98 anomalous (board, lag) pairs of Proposition 5.4, on 83 a single Weyl element realises the transport and on 15 some transports leave their</w:t>
+        <w:t xml:space="preserve">vectors — exactly the non-inner transports of Proposition 5.8. Across the 98 (board, lag) pairs of the 42 boards on which</w:t>
+      </w:r>
+      <w:r>
+        <w:t xml:space="preserve"> </w:t>
+      </w:r>
+      <m:oMath>
+        <m:sSub>
+          <m:e>
+            <m:r>
+              <m:t>I</m:t>
+            </m:r>
+          </m:e>
+          <m:sub>
+            <m:r>
+              <m:t>k</m:t>
+            </m:r>
+          </m:sub>
+        </m:sSub>
+        <m:r>
+          <m:rPr>
+            <m:sty m:val="p"/>
+          </m:rPr>
+          <m:t>≠</m:t>
+        </m:r>
+        <m:sSub>
+          <m:e>
+            <m:r>
+              <m:t>C</m:t>
+            </m:r>
+          </m:e>
+          <m:sub>
+            <m:r>
+              <m:t>W</m:t>
+            </m:r>
+          </m:sub>
+        </m:sSub>
+        <m:r>
+          <m:rPr>
+            <m:sty m:val="p"/>
+          </m:rPr>
+          <m:t>(</m:t>
+        </m:r>
+        <m:sSup>
+          <m:e>
+            <m:r>
+              <m:t>R</m:t>
+            </m:r>
+          </m:e>
+          <m:sup>
+            <m:r>
+              <m:t>k</m:t>
+            </m:r>
+          </m:sup>
+        </m:sSup>
+        <m:r>
+          <m:rPr>
+            <m:sty m:val="p"/>
+          </m:rPr>
+          <m:t>)</m:t>
+        </m:r>
+      </m:oMath>
+      <w:r>
+        <w:t xml:space="preserve">, on 83 a single Weyl element realises the transport and on 15 some transports leave their</w:t>
       </w:r>
       <w:r>
         <w:t xml:space="preserve"> </w:t>
@@ -45532,6 +45649,51 @@
           <m:t>,</m:t>
         </m:r>
         <m:r>
+          <m:t>4</m:t>
+        </m:r>
+        <m:r>
+          <m:rPr>
+            <m:sty m:val="p"/>
+          </m:rPr>
+          <m:t>,</m:t>
+        </m:r>
+        <m:r>
+          <m:t>3</m:t>
+        </m:r>
+        <m:r>
+          <m:rPr>
+            <m:sty m:val="p"/>
+          </m:rPr>
+          <m:t>,</m:t>
+        </m:r>
+        <m:r>
+          <m:t>3</m:t>
+        </m:r>
+        <m:r>
+          <m:rPr>
+            <m:sty m:val="p"/>
+          </m:rPr>
+          <m:t>,</m:t>
+        </m:r>
+        <m:r>
+          <m:t>2</m:t>
+        </m:r>
+        <m:r>
+          <m:rPr>
+            <m:sty m:val="p"/>
+          </m:rPr>
+          <m:t>,</m:t>
+        </m:r>
+        <m:r>
+          <m:t>2</m:t>
+        </m:r>
+        <m:r>
+          <m:rPr>
+            <m:sty m:val="p"/>
+          </m:rPr>
+          <m:t>,</m:t>
+        </m:r>
+        <m:r>
           <m:t>1</m:t>
         </m:r>
         <m:r>
@@ -45543,6 +45705,20 @@
         <m:r>
           <m:t>1</m:t>
         </m:r>
+      </m:oMath>
+      <w:r>
+        <w:t xml:space="preserve"> </w:t>
+      </w:r>
+      <w:r>
+        <w:t xml:space="preserve">in the order</w:t>
+      </w:r>
+      <w:r>
+        <w:t xml:space="preserve"> </w:t>
+      </w:r>
+      <m:oMath>
+        <m:r>
+          <m:t>λ</m:t>
+        </m:r>
         <m:r>
           <m:rPr>
             <m:sty m:val="p"/>
@@ -45550,7 +45726,10 @@
           <m:t>,</m:t>
         </m:r>
         <m:r>
-          <m:t>2</m:t>
+          <m:t>R</m:t>
+        </m:r>
+        <m:r>
+          <m:t>λ</m:t>
         </m:r>
         <m:r>
           <m:rPr>
@@ -45558,8 +45737,20 @@
           </m:rPr>
           <m:t>,</m:t>
         </m:r>
-        <m:r>
-          <m:t>2</m:t>
+        <m:sSup>
+          <m:e>
+            <m:r>
+              <m:t>R</m:t>
+            </m:r>
+          </m:e>
+          <m:sup>
+            <m:r>
+              <m:t>2</m:t>
+            </m:r>
+          </m:sup>
+        </m:sSup>
+        <m:r>
+          <m:t>λ</m:t>
         </m:r>
         <m:r>
           <m:rPr>
@@ -45568,32 +45759,17 @@
           <m:t>,</m:t>
         </m:r>
         <m:r>
-          <m:t>3</m:t>
-        </m:r>
-        <m:r>
-          <m:rPr>
-            <m:sty m:val="p"/>
-          </m:rPr>
-          <m:t>,</m:t>
-        </m:r>
-        <m:r>
-          <m:t>3</m:t>
-        </m:r>
-        <m:r>
-          <m:rPr>
-            <m:sty m:val="p"/>
-          </m:rPr>
-          <m:t>,</m:t>
-        </m:r>
-        <m:r>
-          <m:t>4</m:t>
-        </m:r>
-      </m:oMath>
-      <w:r>
-        <w:t xml:space="preserve"> </w:t>
-      </w:r>
-      <w:r>
-        <w:t xml:space="preserve">around the clock (the</w:t>
+          <m:rPr>
+            <m:sty m:val="p"/>
+          </m:rPr>
+          <m:t>…</m:t>
+        </m:r>
+      </m:oMath>
+      <w:r>
+        <w:t xml:space="preserve"> </w:t>
+      </w:r>
+      <w:r>
+        <w:t xml:space="preserve">(the</w:t>
       </w:r>
       <w:r>
         <w:t xml:space="preserve"> </w:t>
@@ -45663,7 +45839,7 @@
         <w:t xml:space="preserve"> </w:t>
       </w:r>
       <w:r>
-        <w:t xml:space="preserve">by Lemma 3.1(a), and the list is read around the clock), and</w:t>
+        <w:t xml:space="preserve">by Lemma 3.1(a), and the ranks then descend in pairs), and</w:t>
       </w:r>
       <w:r>
         <w:t xml:space="preserve"> </w:t>
@@ -47006,7 +47182,7 @@
         </m:r>
       </m:oMath>
       <w:r>
-        <w:t xml:space="preserve">. Finally the sixteen Weyl elements swapping the two orbits lie in no</w:t>
+        <w:t xml:space="preserve">. Finally the sixteen Weyl elements that swap the two orbits (of the 384, sixteen stabilise each orbit, sixteen swap them, and the rest mix them) lie in no</w:t>
       </w:r>
       <w:r>
         <w:t xml:space="preserve"> </w:t>
@@ -47887,7 +48063,441 @@
         <w:t xml:space="preserve"> </w:t>
       </w:r>
       <w:r>
-        <w:t xml:space="preserve">(Same proof.) On the full-height orbit of</w:t>
+        <w:t xml:space="preserve">(</w:t>
+      </w:r>
+      <w:r>
+        <w:rPr>
+          <w:i/>
+          <w:iCs/>
+        </w:rPr>
+        <w:t xml:space="preserve">Proof.</w:t>
+      </w:r>
+      <w:r>
+        <w:t xml:space="preserve"> </w:t>
+      </w:r>
+      <w:r>
+        <w:t xml:space="preserve">If</w:t>
+      </w:r>
+      <w:r>
+        <w:t xml:space="preserve"> </w:t>
+      </w:r>
+      <m:oMath>
+        <m:r>
+          <m:t>w</m:t>
+        </m:r>
+        <m:r>
+          <m:rPr>
+            <m:sty m:val="p"/>
+          </m:rPr>
+          <m:t>=</m:t>
+        </m:r>
+        <m:r>
+          <m:rPr>
+            <m:sty m:val="p"/>
+          </m:rPr>
+          <m:t>(</m:t>
+        </m:r>
+        <m:r>
+          <m:t>π</m:t>
+        </m:r>
+        <m:r>
+          <m:rPr>
+            <m:sty m:val="p"/>
+          </m:rPr>
+          <m:t>,</m:t>
+        </m:r>
+        <m:r>
+          <m:t>v</m:t>
+        </m:r>
+        <m:r>
+          <m:rPr>
+            <m:sty m:val="p"/>
+          </m:rPr>
+          <m:t>)</m:t>
+        </m:r>
+      </m:oMath>
+      <w:r>
+        <w:t xml:space="preserve"> </w:t>
+      </w:r>
+      <w:r>
+        <w:t xml:space="preserve">agreed with</w:t>
+      </w:r>
+      <w:r>
+        <w:t xml:space="preserve"> </w:t>
+      </w:r>
+      <m:oMath>
+        <m:sSup>
+          <m:e>
+            <m:r>
+              <m:t>R</m:t>
+            </m:r>
+          </m:e>
+          <m:sup>
+            <m:r>
+              <m:t>h</m:t>
+            </m:r>
+            <m:r>
+              <m:rPr>
+                <m:sty m:val="p"/>
+              </m:rPr>
+              <m:t>/</m:t>
+            </m:r>
+            <m:r>
+              <m:t>2</m:t>
+            </m:r>
+          </m:sup>
+        </m:sSup>
+      </m:oMath>
+      <w:r>
+        <w:t xml:space="preserve"> </w:t>
+      </w:r>
+      <w:r>
+        <w:t xml:space="preserve">on</w:t>
+      </w:r>
+      <w:r>
+        <w:t xml:space="preserve"> </w:t>
+      </w:r>
+      <m:oMath>
+        <m:r>
+          <m:t>O</m:t>
+        </m:r>
+      </m:oMath>
+      <w:r>
+        <w:t xml:space="preserve">, then at</w:t>
+      </w:r>
+      <w:r>
+        <w:t xml:space="preserve"> </w:t>
+      </w:r>
+      <m:oMath>
+        <m:r>
+          <m:t>λ</m:t>
+        </m:r>
+        <m:r>
+          <m:rPr>
+            <m:sty m:val="p"/>
+          </m:rPr>
+          <m:t>=</m:t>
+        </m:r>
+        <m:r>
+          <m:t>0</m:t>
+        </m:r>
+      </m:oMath>
+      <w:r>
+        <w:t xml:space="preserve"> </w:t>
+      </w:r>
+      <w:r>
+        <w:t xml:space="preserve">the shift is</w:t>
+      </w:r>
+      <w:r>
+        <w:t xml:space="preserve"> </w:t>
+      </w:r>
+      <m:oMath>
+        <m:r>
+          <m:rPr>
+            <m:sty m:val="p"/>
+          </m:rPr>
+          <m:t>w</m:t>
+        </m:r>
+        <m:r>
+          <m:rPr>
+            <m:sty m:val="p"/>
+          </m:rPr>
+          <m:t>t</m:t>
+        </m:r>
+        <m:r>
+          <m:rPr>
+            <m:sty m:val="p"/>
+          </m:rPr>
+          <m:t>(</m:t>
+        </m:r>
+        <m:r>
+          <m:t>u</m:t>
+        </m:r>
+        <m:r>
+          <m:rPr>
+            <m:sty m:val="p"/>
+          </m:rPr>
+          <m:t>)</m:t>
+        </m:r>
+        <m:r>
+          <m:rPr>
+            <m:sty m:val="p"/>
+          </m:rPr>
+          <m:t>=</m:t>
+        </m:r>
+        <m:r>
+          <m:t>m</m:t>
+        </m:r>
+      </m:oMath>
+      <w:r>
+        <w:t xml:space="preserve">, and</w:t>
+      </w:r>
+      <w:r>
+        <w:t xml:space="preserve"> </w:t>
+      </w:r>
+      <m:oMath>
+        <m:r>
+          <m:rPr>
+            <m:sty m:val="p"/>
+          </m:rPr>
+          <m:t>|</m:t>
+        </m:r>
+        <m:sSub>
+          <m:e>
+            <m:r>
+              <m:rPr>
+                <m:sty m:val="p"/>
+              </m:rPr>
+              <m:t>Δ</m:t>
+            </m:r>
+          </m:e>
+          <m:sub>
+            <m:r>
+              <m:t>w</m:t>
+            </m:r>
+          </m:sub>
+        </m:sSub>
+        <m:r>
+          <m:rPr>
+            <m:sty m:val="p"/>
+          </m:rPr>
+          <m:t>(</m:t>
+        </m:r>
+        <m:r>
+          <m:t>x</m:t>
+        </m:r>
+        <m:r>
+          <m:rPr>
+            <m:sty m:val="p"/>
+          </m:rPr>
+          <m:t>)</m:t>
+        </m:r>
+        <m:r>
+          <m:rPr>
+            <m:sty m:val="p"/>
+          </m:rPr>
+          <m:t>|</m:t>
+        </m:r>
+        <m:r>
+          <m:rPr>
+            <m:sty m:val="p"/>
+          </m:rPr>
+          <m:t>=</m:t>
+        </m:r>
+        <m:r>
+          <m:t>m</m:t>
+        </m:r>
+      </m:oMath>
+      <w:r>
+        <w:t xml:space="preserve"> </w:t>
+      </w:r>
+      <w:r>
+        <w:t xml:space="preserve">forces</w:t>
+      </w:r>
+      <w:r>
+        <w:t xml:space="preserve"> </w:t>
+      </w:r>
+      <m:oMath>
+        <m:r>
+          <m:rPr>
+            <m:sty m:val="p"/>
+          </m:rPr>
+          <m:t>|</m:t>
+        </m:r>
+        <m:r>
+          <m:t>x</m:t>
+        </m:r>
+        <m:r>
+          <m:rPr>
+            <m:sty m:val="p"/>
+          </m:rPr>
+          <m:t>∩</m:t>
+        </m:r>
+        <m:r>
+          <m:t>u</m:t>
+        </m:r>
+        <m:r>
+          <m:rPr>
+            <m:sty m:val="p"/>
+          </m:rPr>
+          <m:t>|</m:t>
+        </m:r>
+        <m:r>
+          <m:rPr>
+            <m:sty m:val="p"/>
+          </m:rPr>
+          <m:t>∈</m:t>
+        </m:r>
+        <m:r>
+          <m:rPr>
+            <m:sty m:val="p"/>
+          </m:rPr>
+          <m:t>{</m:t>
+        </m:r>
+        <m:r>
+          <m:t>0</m:t>
+        </m:r>
+        <m:r>
+          <m:rPr>
+            <m:sty m:val="p"/>
+          </m:rPr>
+          <m:t>,</m:t>
+        </m:r>
+        <m:r>
+          <m:t>m</m:t>
+        </m:r>
+        <m:r>
+          <m:rPr>
+            <m:sty m:val="p"/>
+          </m:rPr>
+          <m:t>}</m:t>
+        </m:r>
+      </m:oMath>
+      <w:r>
+        <w:t xml:space="preserve">: every</w:t>
+      </w:r>
+      <w:r>
+        <w:t xml:space="preserve"> </w:t>
+      </w:r>
+      <m:oMath>
+        <m:r>
+          <m:t>x</m:t>
+        </m:r>
+        <m:r>
+          <m:rPr>
+            <m:sty m:val="p"/>
+          </m:rPr>
+          <m:t>∈</m:t>
+        </m:r>
+        <m:r>
+          <m:t>O</m:t>
+        </m:r>
+      </m:oMath>
+      <w:r>
+        <w:t xml:space="preserve"> </w:t>
+      </w:r>
+      <w:r>
+        <w:t xml:space="preserve">misses</w:t>
+      </w:r>
+      <w:r>
+        <w:t xml:space="preserve"> </w:t>
+      </w:r>
+      <m:oMath>
+        <m:r>
+          <m:t>u</m:t>
+        </m:r>
+      </m:oMath>
+      <w:r>
+        <w:t xml:space="preserve"> </w:t>
+      </w:r>
+      <w:r>
+        <w:t xml:space="preserve">or contains it. These two parallel affine subspaces have codimension</w:t>
+      </w:r>
+      <w:r>
+        <w:t xml:space="preserve"> </w:t>
+      </w:r>
+      <m:oMath>
+        <m:r>
+          <m:t>m</m:t>
+        </m:r>
+      </m:oMath>
+      <w:r>
+        <w:t xml:space="preserve">, so their union spans a subspace of dimension</w:t>
+      </w:r>
+      <w:r>
+        <w:t xml:space="preserve"> </w:t>
+      </w:r>
+      <m:oMath>
+        <m:r>
+          <m:t>n</m:t>
+        </m:r>
+        <m:r>
+          <m:rPr>
+            <m:sty m:val="p"/>
+          </m:rPr>
+          <m:t>−</m:t>
+        </m:r>
+        <m:r>
+          <m:t>m</m:t>
+        </m:r>
+        <m:r>
+          <m:rPr>
+            <m:sty m:val="p"/>
+          </m:rPr>
+          <m:t>+</m:t>
+        </m:r>
+        <m:r>
+          <m:t>1</m:t>
+        </m:r>
+        <m:r>
+          <m:rPr>
+            <m:sty m:val="p"/>
+          </m:rPr>
+          <m:t>&lt;</m:t>
+        </m:r>
+        <m:r>
+          <m:t>n</m:t>
+        </m:r>
+      </m:oMath>
+      <w:r>
+        <w:t xml:space="preserve">, contradicting that</w:t>
+      </w:r>
+      <w:r>
+        <w:t xml:space="preserve"> </w:t>
+      </w:r>
+      <m:oMath>
+        <m:r>
+          <m:t>O</m:t>
+        </m:r>
+      </m:oMath>
+      <w:r>
+        <w:t xml:space="preserve"> </w:t>
+      </w:r>
+      <w:r>
+        <w:t xml:space="preserve">spans</w:t>
+      </w:r>
+      <w:r>
+        <w:t xml:space="preserve"> </w:t>
+      </w:r>
+      <m:oMath>
+        <m:sSubSup>
+          <m:e>
+            <m:r>
+              <m:rPr>
+                <m:scr m:val="double-struck"/>
+                <m:sty m:val="p"/>
+              </m:rPr>
+              <m:t>F</m:t>
+            </m:r>
+          </m:e>
+          <m:sub>
+            <m:r>
+              <m:t>2</m:t>
+            </m:r>
+          </m:sub>
+          <m:sup>
+            <m:r>
+              <m:t>n</m:t>
+            </m:r>
+          </m:sup>
+        </m:sSubSup>
+      </m:oMath>
+      <w:r>
+        <w:t xml:space="preserve">.</w:t>
+      </w:r>
+      <w:r>
+        <w:t xml:space="preserve"> </w:t>
+      </w:r>
+      <m:oMath>
+        <m:r>
+          <m:rPr>
+            <m:sty m:val="p"/>
+          </m:rPr>
+          <m:t>▫</m:t>
+        </m:r>
+      </m:oMath>
+      <w:r>
+        <w:t xml:space="preserve">) On the full-height orbit of</w:t>
       </w:r>
       <w:r>
         <w:t xml:space="preserve"> </w:t>
@@ -49896,16 +50506,22 @@
           <w:i/>
           <w:iCs/>
         </w:rPr>
-        <w:t xml:space="preserve">on the rich boards (trivial, or</w:t>
-      </w:r>
-      <w:r>
-        <w:rPr>
-          <w:i/>
-          <w:iCs/>
-        </w:rPr>
-        <w:t xml:space="preserve"> </w:t>
-      </w:r>
-      <m:oMath>
+        <w:t xml:space="preserve">on the rich boards (trivial off the half-turn; at the half-turn</w:t>
+      </w:r>
+      <w:r>
+        <w:rPr>
+          <w:i/>
+          <w:iCs/>
+        </w:rPr>
+        <w:t xml:space="preserve"> </w:t>
+      </w:r>
+      <m:oMath>
+        <m:r>
+          <m:rPr>
+            <m:sty m:val="p"/>
+          </m:rPr>
+          <m:t>{</m:t>
+        </m:r>
         <m:r>
           <m:rPr>
             <m:sty m:val="p"/>
@@ -49915,20 +50531,26 @@
         <m:r>
           <m:t>1</m:t>
         </m:r>
-      </m:oMath>
-      <w:r>
-        <w:rPr>
-          <w:i/>
-          <w:iCs/>
-        </w:rPr>
-        <w:t xml:space="preserve"> </w:t>
-      </w:r>
-      <w:r>
-        <w:rPr>
-          <w:i/>
-          <w:iCs/>
-        </w:rPr>
-        <w:t xml:space="preserve">at the half-turn when</w:t>
+        <m:r>
+          <m:rPr>
+            <m:sty m:val="p"/>
+          </m:rPr>
+          <m:t>}</m:t>
+        </m:r>
+      </m:oMath>
+      <w:r>
+        <w:rPr>
+          <w:i/>
+          <w:iCs/>
+        </w:rPr>
+        <w:t xml:space="preserve"> </w:t>
+      </w:r>
+      <w:r>
+        <w:rPr>
+          <w:i/>
+          <w:iCs/>
+        </w:rPr>
+        <w:t xml:space="preserve">where</w:t>
       </w:r>
       <w:r>
         <w:rPr>
@@ -49962,7 +50584,42 @@
           <w:i/>
           <w:iCs/>
         </w:rPr>
-        <w:t xml:space="preserve">);</w:t>
+        <w:t xml:space="preserve">, except on the</w:t>
+      </w:r>
+      <w:r>
+        <w:rPr>
+          <w:i/>
+          <w:iCs/>
+        </w:rPr>
+        <w:t xml:space="preserve"> </w:t>
+      </w:r>
+      <m:oMath>
+        <m:sSub>
+          <m:e>
+            <m:r>
+              <m:t>D</m:t>
+            </m:r>
+          </m:e>
+          <m:sub>
+            <m:r>
+              <m:t>6</m:t>
+            </m:r>
+          </m:sub>
+        </m:sSub>
+      </m:oMath>
+      <w:r>
+        <w:rPr>
+          <w:i/>
+          <w:iCs/>
+        </w:rPr>
+        <w:t xml:space="preserve"> </w:t>
+      </w:r>
+      <w:r>
+        <w:rPr>
+          <w:i/>
+          <w:iCs/>
+        </w:rPr>
+        <w:t xml:space="preserve">half-spins, where it has order 4, Remark 5.5);</w:t>
       </w:r>
       <w:r>
         <w:rPr>
@@ -50621,7 +51278,7 @@
           <w:i/>
           <w:iCs/>
         </w:rPr>
-        <w:t xml:space="preserve">is trivial, strictly below</w:t>
+        <w:t xml:space="preserve">is trivial, below</w:t>
       </w:r>
       <w:r>
         <w:rPr>
@@ -50674,17 +51331,17 @@
           <w:i/>
           <w:iCs/>
         </w:rPr>
-        <w:t xml:space="preserve">(orders 4, 6, 1).</w:t>
+        <w:t xml:space="preserve">(of orders 4, 6 and 1; equality in the last case).</w:t>
       </w:r>
     </w:p>
     <w:bookmarkEnd w:id="28"/>
-    <w:bookmarkStart w:id="29" w:name="the-8-cube"/>
+    <w:bookmarkStart w:id="29" w:name="Xd1f396d12c67aec0e1f121f64b8b46ab623f3e0"/>
     <w:p>
       <w:pPr>
         <w:pStyle w:val="Heading2"/>
       </w:pPr>
       <w:r>
-        <w:t xml:space="preserve">6.4 The 8-cube</w:t>
+        <w:t xml:space="preserve">6.4 The 8-cube, the 16-cube, and the commutation theorem</w:t>
       </w:r>
     </w:p>
     <w:p>
@@ -51112,6 +51769,968 @@
       <w:r>
         <w:t xml:space="preserve">and the unit vectors and then confirmed on all 256 points.</w:t>
       </w:r>
+      <w:r>
+        <w:t xml:space="preserve"> </w:t>
+      </w:r>
+      <w:r>
+        <w:rPr>
+          <w:i/>
+          <w:iCs/>
+        </w:rPr>
+        <w:t xml:space="preserve">Notation.</w:t>
+      </w:r>
+      <w:r>
+        <w:t xml:space="preserve"> </w:t>
+      </w:r>
+      <w:r>
+        <w:t xml:space="preserve">For a product</w:t>
+      </w:r>
+      <w:r>
+        <w:t xml:space="preserve"> </w:t>
+      </w:r>
+      <m:oMath>
+        <m:r>
+          <m:t>π</m:t>
+        </m:r>
+      </m:oMath>
+      <w:r>
+        <w:t xml:space="preserve"> </w:t>
+      </w:r>
+      <w:r>
+        <w:t xml:space="preserve">of disjoint transpositions of the coordinates</w:t>
+      </w:r>
+      <w:r>
+        <w:t xml:space="preserve"> </w:t>
+      </w:r>
+      <m:oMath>
+        <m:sSub>
+          <m:e>
+            <m:r>
+              <m:t>e</m:t>
+            </m:r>
+          </m:e>
+          <m:sub>
+            <m:r>
+              <m:t>2</m:t>
+            </m:r>
+          </m:sub>
+        </m:sSub>
+        <m:r>
+          <m:rPr>
+            <m:sty m:val="p"/>
+          </m:rPr>
+          <m:t>,</m:t>
+        </m:r>
+        <m:r>
+          <m:rPr>
+            <m:sty m:val="p"/>
+          </m:rPr>
+          <m:t>…</m:t>
+        </m:r>
+        <m:r>
+          <m:rPr>
+            <m:sty m:val="p"/>
+          </m:rPr>
+          <m:t>,</m:t>
+        </m:r>
+        <m:sSub>
+          <m:e>
+            <m:r>
+              <m:t>e</m:t>
+            </m:r>
+          </m:e>
+          <m:sub>
+            <m:r>
+              <m:t>n</m:t>
+            </m:r>
+            <m:r>
+              <m:rPr>
+                <m:sty m:val="p"/>
+              </m:rPr>
+              <m:t>−</m:t>
+            </m:r>
+            <m:r>
+              <m:t>1</m:t>
+            </m:r>
+          </m:sub>
+        </m:sSub>
+      </m:oMath>
+      <w:r>
+        <w:t xml:space="preserve"> </w:t>
+      </w:r>
+      <w:r>
+        <w:t xml:space="preserve">we write</w:t>
+      </w:r>
+      <w:r>
+        <w:t xml:space="preserve"> </w:t>
+      </w:r>
+      <m:oMath>
+        <m:r>
+          <m:rPr>
+            <m:sty m:val="p"/>
+          </m:rPr>
+          <m:t>−</m:t>
+        </m:r>
+        <m:r>
+          <m:t>π</m:t>
+        </m:r>
+      </m:oMath>
+      <w:r>
+        <w:t xml:space="preserve"> </w:t>
+      </w:r>
+      <w:r>
+        <w:t xml:space="preserve">for the signed permutation</w:t>
+      </w:r>
+      <w:r>
+        <w:t xml:space="preserve"> </w:t>
+      </w:r>
+      <m:oMath>
+        <m:r>
+          <m:t>x</m:t>
+        </m:r>
+        <m:r>
+          <m:rPr>
+            <m:sty m:val="p"/>
+          </m:rPr>
+          <m:t>↦</m:t>
+        </m:r>
+        <m:r>
+          <m:t>π</m:t>
+        </m:r>
+        <m:r>
+          <m:rPr>
+            <m:sty m:val="p"/>
+          </m:rPr>
+          <m:t>(</m:t>
+        </m:r>
+        <m:r>
+          <m:t>x</m:t>
+        </m:r>
+        <m:r>
+          <m:rPr>
+            <m:sty m:val="p"/>
+          </m:rPr>
+          <m:t>)</m:t>
+        </m:r>
+        <m:r>
+          <m:rPr>
+            <m:sty m:val="p"/>
+          </m:rPr>
+          <m:t>⊕</m:t>
+        </m:r>
+        <m:r>
+          <m:rPr>
+            <m:sty m:val="p"/>
+          </m:rPr>
+          <m:t>(</m:t>
+        </m:r>
+        <m:sSub>
+          <m:e>
+            <m:r>
+              <m:t>e</m:t>
+            </m:r>
+          </m:e>
+          <m:sub>
+            <m:r>
+              <m:t>1</m:t>
+            </m:r>
+          </m:sub>
+        </m:sSub>
+        <m:r>
+          <m:rPr>
+            <m:sty m:val="p"/>
+          </m:rPr>
+          <m:t>+</m:t>
+        </m:r>
+        <m:r>
+          <m:rPr>
+            <m:sty m:val="p"/>
+          </m:rPr>
+          <m:t>…</m:t>
+        </m:r>
+        <m:r>
+          <m:rPr>
+            <m:sty m:val="p"/>
+          </m:rPr>
+          <m:t>+</m:t>
+        </m:r>
+        <m:sSub>
+          <m:e>
+            <m:r>
+              <m:t>e</m:t>
+            </m:r>
+          </m:e>
+          <m:sub>
+            <m:r>
+              <m:t>n</m:t>
+            </m:r>
+            <m:r>
+              <m:rPr>
+                <m:sty m:val="p"/>
+              </m:rPr>
+              <m:t>−</m:t>
+            </m:r>
+            <m:r>
+              <m:t>1</m:t>
+            </m:r>
+          </m:sub>
+        </m:sSub>
+        <m:r>
+          <m:rPr>
+            <m:sty m:val="p"/>
+          </m:rPr>
+          <m:t>)</m:t>
+        </m:r>
+      </m:oMath>
+      <w:r>
+        <w:t xml:space="preserve">: it negates</w:t>
+      </w:r>
+      <w:r>
+        <w:t xml:space="preserve"> </w:t>
+      </w:r>
+      <m:oMath>
+        <m:sSub>
+          <m:e>
+            <m:r>
+              <m:t>e</m:t>
+            </m:r>
+          </m:e>
+          <m:sub>
+            <m:r>
+              <m:t>1</m:t>
+            </m:r>
+          </m:sub>
+        </m:sSub>
+        <m:r>
+          <m:rPr>
+            <m:sty m:val="p"/>
+          </m:rPr>
+          <m:t>,</m:t>
+        </m:r>
+        <m:r>
+          <m:rPr>
+            <m:sty m:val="p"/>
+          </m:rPr>
+          <m:t>…</m:t>
+        </m:r>
+        <m:r>
+          <m:rPr>
+            <m:sty m:val="p"/>
+          </m:rPr>
+          <m:t>,</m:t>
+        </m:r>
+        <m:sSub>
+          <m:e>
+            <m:r>
+              <m:t>e</m:t>
+            </m:r>
+          </m:e>
+          <m:sub>
+            <m:r>
+              <m:t>n</m:t>
+            </m:r>
+            <m:r>
+              <m:rPr>
+                <m:sty m:val="p"/>
+              </m:rPr>
+              <m:t>−</m:t>
+            </m:r>
+            <m:r>
+              <m:t>1</m:t>
+            </m:r>
+          </m:sub>
+        </m:sSub>
+      </m:oMath>
+      <w:r>
+        <w:t xml:space="preserve">, permutes them by</w:t>
+      </w:r>
+      <w:r>
+        <w:t xml:space="preserve"> </w:t>
+      </w:r>
+      <m:oMath>
+        <m:r>
+          <m:t>π</m:t>
+        </m:r>
+      </m:oMath>
+      <w:r>
+        <w:t xml:space="preserve">, and fixes</w:t>
+      </w:r>
+      <w:r>
+        <w:t xml:space="preserve"> </w:t>
+      </w:r>
+      <m:oMath>
+        <m:sSub>
+          <m:e>
+            <m:r>
+              <m:t>e</m:t>
+            </m:r>
+          </m:e>
+          <m:sub>
+            <m:r>
+              <m:t>n</m:t>
+            </m:r>
+          </m:sub>
+        </m:sSub>
+      </m:oMath>
+      <w:r>
+        <w:t xml:space="preserve">; on</w:t>
+      </w:r>
+      <w:r>
+        <w:t xml:space="preserve"> </w:t>
+      </w:r>
+      <m:oMath>
+        <m:sSub>
+          <m:e>
+            <m:r>
+              <m:t>B</m:t>
+            </m:r>
+          </m:e>
+          <m:sub>
+            <m:r>
+              <m:t>4</m:t>
+            </m:r>
+          </m:sub>
+        </m:sSub>
+      </m:oMath>
+      <w:r>
+        <w:t xml:space="preserve">,</w:t>
+      </w:r>
+      <w:r>
+        <w:t xml:space="preserve"> </w:t>
+      </w:r>
+      <m:oMath>
+        <m:r>
+          <m:rPr>
+            <m:sty m:val="p"/>
+          </m:rPr>
+          <m:t>−</m:t>
+        </m:r>
+        <m:r>
+          <m:rPr>
+            <m:sty m:val="p"/>
+          </m:rPr>
+          <m:t>(</m:t>
+        </m:r>
+        <m:sSub>
+          <m:e>
+            <m:r>
+              <m:t>e</m:t>
+            </m:r>
+          </m:e>
+          <m:sub>
+            <m:r>
+              <m:t>2</m:t>
+            </m:r>
+          </m:sub>
+        </m:sSub>
+        <m:sSub>
+          <m:e>
+            <m:r>
+              <m:t>e</m:t>
+            </m:r>
+          </m:e>
+          <m:sub>
+            <m:r>
+              <m:t>3</m:t>
+            </m:r>
+          </m:sub>
+        </m:sSub>
+        <m:r>
+          <m:rPr>
+            <m:sty m:val="p"/>
+          </m:rPr>
+          <m:t>)</m:t>
+        </m:r>
+      </m:oMath>
+      <w:r>
+        <w:t xml:space="preserve"> </w:t>
+      </w:r>
+      <w:r>
+        <w:t xml:space="preserve">is the element</w:t>
+      </w:r>
+      <w:r>
+        <w:t xml:space="preserve"> </w:t>
+      </w:r>
+      <m:oMath>
+        <m:r>
+          <m:rPr>
+            <m:sty m:val="p"/>
+          </m:rPr>
+          <m:t>−</m:t>
+        </m:r>
+        <m:r>
+          <m:t>τ</m:t>
+        </m:r>
+      </m:oMath>
+      <w:r>
+        <w:t xml:space="preserve"> </w:t>
+      </w:r>
+      <w:r>
+        <w:t xml:space="preserve">of Theorem 6.2. The correction is written</w:t>
+      </w:r>
+      <w:r>
+        <w:t xml:space="preserve"> </w:t>
+      </w:r>
+      <m:oMath>
+        <m:r>
+          <m:t>c</m:t>
+        </m:r>
+        <m:r>
+          <m:rPr>
+            <m:sty m:val="p"/>
+          </m:rPr>
+          <m:t>=</m:t>
+        </m:r>
+        <m:sSup>
+          <m:e>
+            <m:r>
+              <m:t>w</m:t>
+            </m:r>
+          </m:e>
+          <m:sup>
+            <m:r>
+              <m:rPr>
+                <m:sty m:val="p"/>
+              </m:rPr>
+              <m:t>−</m:t>
+            </m:r>
+            <m:r>
+              <m:t>1</m:t>
+            </m:r>
+          </m:sup>
+        </m:sSup>
+        <m:sSup>
+          <m:e>
+            <m:r>
+              <m:t>R</m:t>
+            </m:r>
+          </m:e>
+          <m:sup>
+            <m:r>
+              <m:t>h</m:t>
+            </m:r>
+            <m:r>
+              <m:rPr>
+                <m:sty m:val="p"/>
+              </m:rPr>
+              <m:t>/</m:t>
+            </m:r>
+            <m:r>
+              <m:t>2</m:t>
+            </m:r>
+          </m:sup>
+        </m:sSup>
+      </m:oMath>
+      <w:r>
+        <w:t xml:space="preserve"> </w:t>
+      </w:r>
+      <w:r>
+        <w:t xml:space="preserve">rather than Lemma 6.1’s</w:t>
+      </w:r>
+      <w:r>
+        <w:t xml:space="preserve"> </w:t>
+      </w:r>
+      <m:oMath>
+        <m:sSup>
+          <m:e>
+            <m:r>
+              <m:t>R</m:t>
+            </m:r>
+          </m:e>
+          <m:sup>
+            <m:r>
+              <m:t>h</m:t>
+            </m:r>
+            <m:r>
+              <m:rPr>
+                <m:sty m:val="p"/>
+              </m:rPr>
+              <m:t>/</m:t>
+            </m:r>
+            <m:r>
+              <m:t>2</m:t>
+            </m:r>
+          </m:sup>
+        </m:sSup>
+        <m:sSup>
+          <m:e>
+            <m:r>
+              <m:t>w</m:t>
+            </m:r>
+          </m:e>
+          <m:sup>
+            <m:r>
+              <m:rPr>
+                <m:sty m:val="p"/>
+              </m:rPr>
+              <m:t>−</m:t>
+            </m:r>
+            <m:r>
+              <m:t>1</m:t>
+            </m:r>
+          </m:sup>
+        </m:sSup>
+      </m:oMath>
+      <w:r>
+        <w:t xml:space="preserve">; since</w:t>
+      </w:r>
+      <w:r>
+        <w:t xml:space="preserve"> </w:t>
+      </w:r>
+      <m:oMath>
+        <m:r>
+          <m:rPr>
+            <m:sty m:val="p"/>
+          </m:rPr>
+          <m:t>F</m:t>
+        </m:r>
+        <m:r>
+          <m:rPr>
+            <m:sty m:val="p"/>
+          </m:rPr>
+          <m:t>i</m:t>
+        </m:r>
+        <m:r>
+          <m:rPr>
+            <m:sty m:val="p"/>
+          </m:rPr>
+          <m:t>x</m:t>
+        </m:r>
+        <m:r>
+          <m:rPr>
+            <m:sty m:val="p"/>
+          </m:rPr>
+          <m:t>(</m:t>
+        </m:r>
+        <m:sSup>
+          <m:e>
+            <m:r>
+              <m:t>R</m:t>
+            </m:r>
+          </m:e>
+          <m:sup>
+            <m:r>
+              <m:t>h</m:t>
+            </m:r>
+            <m:r>
+              <m:rPr>
+                <m:sty m:val="p"/>
+              </m:rPr>
+              <m:t>/</m:t>
+            </m:r>
+            <m:r>
+              <m:t>2</m:t>
+            </m:r>
+          </m:sup>
+        </m:sSup>
+        <m:sSup>
+          <m:e>
+            <m:r>
+              <m:t>w</m:t>
+            </m:r>
+          </m:e>
+          <m:sup>
+            <m:r>
+              <m:rPr>
+                <m:sty m:val="p"/>
+              </m:rPr>
+              <m:t>−</m:t>
+            </m:r>
+            <m:r>
+              <m:t>1</m:t>
+            </m:r>
+          </m:sup>
+        </m:sSup>
+        <m:r>
+          <m:rPr>
+            <m:sty m:val="p"/>
+          </m:rPr>
+          <m:t>)</m:t>
+        </m:r>
+        <m:r>
+          <m:rPr>
+            <m:sty m:val="p"/>
+          </m:rPr>
+          <m:t>=</m:t>
+        </m:r>
+        <m:r>
+          <m:t>w</m:t>
+        </m:r>
+        <m:r>
+          <m:t> </m:t>
+        </m:r>
+        <m:r>
+          <m:rPr>
+            <m:sty m:val="p"/>
+          </m:rPr>
+          <m:t>F</m:t>
+        </m:r>
+        <m:r>
+          <m:rPr>
+            <m:sty m:val="p"/>
+          </m:rPr>
+          <m:t>i</m:t>
+        </m:r>
+        <m:r>
+          <m:rPr>
+            <m:sty m:val="p"/>
+          </m:rPr>
+          <m:t>x</m:t>
+        </m:r>
+        <m:r>
+          <m:rPr>
+            <m:sty m:val="p"/>
+          </m:rPr>
+          <m:t>(</m:t>
+        </m:r>
+        <m:sSup>
+          <m:e>
+            <m:r>
+              <m:t>w</m:t>
+            </m:r>
+          </m:e>
+          <m:sup>
+            <m:r>
+              <m:rPr>
+                <m:sty m:val="p"/>
+              </m:rPr>
+              <m:t>−</m:t>
+            </m:r>
+            <m:r>
+              <m:t>1</m:t>
+            </m:r>
+          </m:sup>
+        </m:sSup>
+        <m:sSup>
+          <m:e>
+            <m:r>
+              <m:t>R</m:t>
+            </m:r>
+          </m:e>
+          <m:sup>
+            <m:r>
+              <m:t>h</m:t>
+            </m:r>
+            <m:r>
+              <m:rPr>
+                <m:sty m:val="p"/>
+              </m:rPr>
+              <m:t>/</m:t>
+            </m:r>
+            <m:r>
+              <m:t>2</m:t>
+            </m:r>
+          </m:sup>
+        </m:sSup>
+        <m:r>
+          <m:rPr>
+            <m:sty m:val="p"/>
+          </m:rPr>
+          <m:t>)</m:t>
+        </m:r>
+      </m:oMath>
+      <w:r>
+        <w:t xml:space="preserve"> </w:t>
+      </w:r>
+      <w:r>
+        <w:t xml:space="preserve">and in every case below</w:t>
+      </w:r>
+      <w:r>
+        <w:t xml:space="preserve"> </w:t>
+      </w:r>
+      <m:oMath>
+        <m:r>
+          <m:t>w</m:t>
+        </m:r>
+      </m:oMath>
+      <w:r>
+        <w:t xml:space="preserve"> </w:t>
+      </w:r>
+      <w:r>
+        <w:t xml:space="preserve">preserves its agreement set</w:t>
+      </w:r>
+      <w:r>
+        <w:t xml:space="preserve"> </w:t>
+      </w:r>
+      <m:oMath>
+        <m:r>
+          <m:t>Y</m:t>
+        </m:r>
+        <m:r>
+          <m:rPr>
+            <m:sty m:val="p"/>
+          </m:rPr>
+          <m:t>=</m:t>
+        </m:r>
+        <m:r>
+          <m:rPr>
+            <m:sty m:val="p"/>
+          </m:rPr>
+          <m:t>F</m:t>
+        </m:r>
+        <m:r>
+          <m:rPr>
+            <m:sty m:val="p"/>
+          </m:rPr>
+          <m:t>i</m:t>
+        </m:r>
+        <m:r>
+          <m:rPr>
+            <m:sty m:val="p"/>
+          </m:rPr>
+          <m:t>x</m:t>
+        </m:r>
+        <m:r>
+          <m:rPr>
+            <m:sty m:val="p"/>
+          </m:rPr>
+          <m:t>(</m:t>
+        </m:r>
+        <m:r>
+          <m:t>c</m:t>
+        </m:r>
+        <m:r>
+          <m:rPr>
+            <m:sty m:val="p"/>
+          </m:rPr>
+          <m:t>)</m:t>
+        </m:r>
+      </m:oMath>
+      <w:r>
+        <w:t xml:space="preserve"> </w:t>
+      </w:r>
+      <w:r>
+        <w:t xml:space="preserve">(the stabilizers computed are</w:t>
+      </w:r>
+      <w:r>
+        <w:t xml:space="preserve"> </w:t>
+      </w:r>
+      <m:oMath>
+        <m:r>
+          <m:rPr>
+            <m:sty m:val="p"/>
+          </m:rPr>
+          <m:t>⟨</m:t>
+        </m:r>
+        <m:r>
+          <m:rPr>
+            <m:sty m:val="p"/>
+          </m:rPr>
+          <m:t>−</m:t>
+        </m:r>
+        <m:r>
+          <m:t>1</m:t>
+        </m:r>
+        <m:r>
+          <m:rPr>
+            <m:sty m:val="p"/>
+          </m:rPr>
+          <m:t>,</m:t>
+        </m:r>
+        <m:r>
+          <m:t>w</m:t>
+        </m:r>
+        <m:r>
+          <m:rPr>
+            <m:sty m:val="p"/>
+          </m:rPr>
+          <m:t>⟩</m:t>
+        </m:r>
+      </m:oMath>
+      <w:r>
+        <w:t xml:space="preserve">, or</w:t>
+      </w:r>
+      <w:r>
+        <w:t xml:space="preserve"> </w:t>
+      </w:r>
+      <m:oMath>
+        <m:r>
+          <m:t>w</m:t>
+        </m:r>
+      </m:oMath>
+      <w:r>
+        <w:t xml:space="preserve"> </w:t>
+      </w:r>
+      <w:r>
+        <w:t xml:space="preserve">commutes with</w:t>
+      </w:r>
+      <w:r>
+        <w:t xml:space="preserve"> </w:t>
+      </w:r>
+      <m:oMath>
+        <m:sSup>
+          <m:e>
+            <m:r>
+              <m:t>R</m:t>
+            </m:r>
+          </m:e>
+          <m:sup>
+            <m:r>
+              <m:t>h</m:t>
+            </m:r>
+            <m:r>
+              <m:rPr>
+                <m:sty m:val="p"/>
+              </m:rPr>
+              <m:t>/</m:t>
+            </m:r>
+            <m:r>
+              <m:t>2</m:t>
+            </m:r>
+          </m:sup>
+        </m:sSup>
+      </m:oMath>
+      <w:r>
+        <w:t xml:space="preserve">), the two fixed sets coincide, Lemma 6.1 applies to</w:t>
+      </w:r>
+      <w:r>
+        <w:t xml:space="preserve"> </w:t>
+      </w:r>
+      <m:oMath>
+        <m:r>
+          <m:t>Y</m:t>
+        </m:r>
+      </m:oMath>
+      <w:r>
+        <w:t xml:space="preserve"> </w:t>
+      </w:r>
+      <w:r>
+        <w:t xml:space="preserve">verbatim, and</w:t>
+      </w:r>
+      <w:r>
+        <w:t xml:space="preserve"> </w:t>
+      </w:r>
+      <m:oMath>
+        <m:sSub>
+          <m:e>
+            <m:r>
+              <m:t>C</m:t>
+            </m:r>
+          </m:e>
+          <m:sub>
+            <m:r>
+              <m:t>W</m:t>
+            </m:r>
+          </m:sub>
+        </m:sSub>
+        <m:r>
+          <m:rPr>
+            <m:sty m:val="p"/>
+          </m:rPr>
+          <m:t>(</m:t>
+        </m:r>
+        <m:sSup>
+          <m:e>
+            <m:r>
+              <m:t>R</m:t>
+            </m:r>
+          </m:e>
+          <m:sup>
+            <m:r>
+              <m:t>h</m:t>
+            </m:r>
+            <m:r>
+              <m:rPr>
+                <m:sty m:val="p"/>
+              </m:rPr>
+              <m:t>/</m:t>
+            </m:r>
+            <m:r>
+              <m:t>2</m:t>
+            </m:r>
+          </m:sup>
+        </m:sSup>
+        <m:sSup>
+          <m:e>
+            <m:r>
+              <m:t>w</m:t>
+            </m:r>
+          </m:e>
+          <m:sup>
+            <m:r>
+              <m:rPr>
+                <m:sty m:val="p"/>
+              </m:rPr>
+              <m:t>−</m:t>
+            </m:r>
+            <m:r>
+              <m:t>1</m:t>
+            </m:r>
+          </m:sup>
+        </m:sSup>
+        <m:r>
+          <m:rPr>
+            <m:sty m:val="p"/>
+          </m:rPr>
+          <m:t>)</m:t>
+        </m:r>
+        <m:r>
+          <m:rPr>
+            <m:sty m:val="p"/>
+          </m:rPr>
+          <m:t>=</m:t>
+        </m:r>
+        <m:r>
+          <m:t>w</m:t>
+        </m:r>
+        <m:r>
+          <m:t> </m:t>
+        </m:r>
+        <m:sSub>
+          <m:e>
+            <m:r>
+              <m:t>C</m:t>
+            </m:r>
+          </m:e>
+          <m:sub>
+            <m:r>
+              <m:t>W</m:t>
+            </m:r>
+          </m:sub>
+        </m:sSub>
+        <m:r>
+          <m:rPr>
+            <m:sty m:val="p"/>
+          </m:rPr>
+          <m:t>(</m:t>
+        </m:r>
+        <m:r>
+          <m:t>c</m:t>
+        </m:r>
+        <m:r>
+          <m:rPr>
+            <m:sty m:val="p"/>
+          </m:rPr>
+          <m:t>)</m:t>
+        </m:r>
+        <m:r>
+          <m:t> </m:t>
+        </m:r>
+        <m:sSup>
+          <m:e>
+            <m:r>
+              <m:t>w</m:t>
+            </m:r>
+          </m:e>
+          <m:sup>
+            <m:r>
+              <m:rPr>
+                <m:sty m:val="p"/>
+              </m:rPr>
+              <m:t>−</m:t>
+            </m:r>
+            <m:r>
+              <m:t>1</m:t>
+            </m:r>
+          </m:sup>
+        </m:sSup>
+      </m:oMath>
+      <w:r>
+        <w:t xml:space="preserve"> </w:t>
+      </w:r>
+      <w:r>
+        <w:t xml:space="preserve">has the order stated.</w:t>
+      </w:r>
     </w:p>
     <w:p>
       <w:pPr>
@@ -51407,6 +53026,45 @@
           <m:t>,</m:t>
         </m:r>
         <m:r>
+          <m:t>8</m:t>
+        </m:r>
+        <m:r>
+          <m:rPr>
+            <m:sty m:val="p"/>
+          </m:rPr>
+          <m:t>,</m:t>
+        </m:r>
+        <m:r>
+          <m:t>7</m:t>
+        </m:r>
+        <m:r>
+          <m:rPr>
+            <m:sty m:val="p"/>
+          </m:rPr>
+          <m:t>,</m:t>
+        </m:r>
+        <m:r>
+          <m:t>7</m:t>
+        </m:r>
+        <m:r>
+          <m:rPr>
+            <m:sty m:val="p"/>
+          </m:rPr>
+          <m:t>,</m:t>
+        </m:r>
+        <m:r>
+          <m:rPr>
+            <m:sty m:val="p"/>
+          </m:rPr>
+          <m:t>…</m:t>
+        </m:r>
+        <m:r>
+          <m:rPr>
+            <m:sty m:val="p"/>
+          </m:rPr>
+          <m:t>,</m:t>
+        </m:r>
+        <m:r>
           <m:t>1</m:t>
         </m:r>
         <m:r>
@@ -51418,6 +53076,32 @@
         <m:r>
           <m:t>1</m:t>
         </m:r>
+      </m:oMath>
+      <w:r>
+        <w:rPr>
+          <w:i/>
+          <w:iCs/>
+        </w:rPr>
+        <w:t xml:space="preserve"> </w:t>
+      </w:r>
+      <w:r>
+        <w:rPr>
+          <w:i/>
+          <w:iCs/>
+        </w:rPr>
+        <w:t xml:space="preserve">in the order</w:t>
+      </w:r>
+      <w:r>
+        <w:rPr>
+          <w:i/>
+          <w:iCs/>
+        </w:rPr>
+        <w:t xml:space="preserve"> </w:t>
+      </w:r>
+      <m:oMath>
+        <m:r>
+          <m:t>λ</m:t>
+        </m:r>
         <m:r>
           <m:rPr>
             <m:sty m:val="p"/>
@@ -51425,52 +53109,51 @@
           <m:t>,</m:t>
         </m:r>
         <m:r>
+          <m:t>R</m:t>
+        </m:r>
+        <m:r>
+          <m:t>λ</m:t>
+        </m:r>
+        <m:r>
+          <m:rPr>
+            <m:sty m:val="p"/>
+          </m:rPr>
+          <m:t>,</m:t>
+        </m:r>
+        <m:sSup>
+          <m:e>
+            <m:r>
+              <m:t>R</m:t>
+            </m:r>
+          </m:e>
+          <m:sup>
+            <m:r>
+              <m:t>2</m:t>
+            </m:r>
+          </m:sup>
+        </m:sSup>
+        <m:r>
+          <m:t>λ</m:t>
+        </m:r>
+        <m:r>
+          <m:rPr>
+            <m:sty m:val="p"/>
+          </m:rPr>
+          <m:t>,</m:t>
+        </m:r>
+        <m:r>
           <m:rPr>
             <m:sty m:val="p"/>
           </m:rPr>
           <m:t>…</m:t>
         </m:r>
-        <m:r>
-          <m:rPr>
-            <m:sty m:val="p"/>
-          </m:rPr>
-          <m:t>,</m:t>
-        </m:r>
-        <m:r>
-          <m:t>7</m:t>
-        </m:r>
-        <m:r>
-          <m:rPr>
-            <m:sty m:val="p"/>
-          </m:rPr>
-          <m:t>,</m:t>
-        </m:r>
-        <m:r>
-          <m:t>7</m:t>
-        </m:r>
-        <m:r>
-          <m:rPr>
-            <m:sty m:val="p"/>
-          </m:rPr>
-          <m:t>,</m:t>
-        </m:r>
-        <m:r>
-          <m:t>8</m:t>
-        </m:r>
-      </m:oMath>
-      <w:r>
-        <w:rPr>
-          <w:i/>
-          <w:iCs/>
-        </w:rPr>
-        <w:t xml:space="preserve"> </w:t>
-      </w:r>
-      <w:r>
-        <w:rPr>
-          <w:i/>
-          <w:iCs/>
-        </w:rPr>
-        <w:t xml:space="preserve">around the clock, and</w:t>
+      </m:oMath>
+      <w:r>
+        <w:rPr>
+          <w:i/>
+          <w:iCs/>
+        </w:rPr>
+        <w:t xml:space="preserve">, and</w:t>
       </w:r>
       <w:r>
         <w:rPr>
@@ -55741,7 +57424,156 @@
           <w:i/>
           <w:iCs/>
         </w:rPr>
-        <w:t xml:space="preserve">with the last coordinate fixed or negated, does not commute with</w:t>
+        <w:t xml:space="preserve">(with</w:t>
+      </w:r>
+      <w:r>
+        <w:rPr>
+          <w:i/>
+          <w:iCs/>
+        </w:rPr>
+        <w:t xml:space="preserve"> </w:t>
+      </w:r>
+      <m:oMath>
+        <m:sSub>
+          <m:e>
+            <m:r>
+              <m:t>e</m:t>
+            </m:r>
+          </m:e>
+          <m:sub>
+            <m:r>
+              <m:t>n</m:t>
+            </m:r>
+          </m:sub>
+        </m:sSub>
+      </m:oMath>
+      <w:r>
+        <w:rPr>
+          <w:i/>
+          <w:iCs/>
+        </w:rPr>
+        <w:t xml:space="preserve"> </w:t>
+      </w:r>
+      <w:r>
+        <w:rPr>
+          <w:i/>
+          <w:iCs/>
+        </w:rPr>
+        <w:t xml:space="preserve">fixed for</w:t>
+      </w:r>
+      <w:r>
+        <w:rPr>
+          <w:i/>
+          <w:iCs/>
+        </w:rPr>
+        <w:t xml:space="preserve"> </w:t>
+      </w:r>
+      <m:oMath>
+        <m:r>
+          <m:t>n</m:t>
+        </m:r>
+      </m:oMath>
+      <w:r>
+        <w:rPr>
+          <w:i/>
+          <w:iCs/>
+        </w:rPr>
+        <w:t xml:space="preserve"> </w:t>
+      </w:r>
+      <w:r>
+        <w:rPr>
+          <w:i/>
+          <w:iCs/>
+        </w:rPr>
+        <w:t xml:space="preserve">even, and</w:t>
+      </w:r>
+      <w:r>
+        <w:rPr>
+          <w:i/>
+          <w:iCs/>
+        </w:rPr>
+        <w:t xml:space="preserve"> </w:t>
+      </w:r>
+      <m:oMath>
+        <m:sSub>
+          <m:e>
+            <m:r>
+              <m:t>e</m:t>
+            </m:r>
+          </m:e>
+          <m:sub>
+            <m:r>
+              <m:t>n</m:t>
+            </m:r>
+            <m:r>
+              <m:rPr>
+                <m:sty m:val="p"/>
+              </m:rPr>
+              <m:t>−</m:t>
+            </m:r>
+            <m:r>
+              <m:t>1</m:t>
+            </m:r>
+          </m:sub>
+        </m:sSub>
+        <m:r>
+          <m:rPr>
+            <m:sty m:val="p"/>
+          </m:rPr>
+          <m:t>,</m:t>
+        </m:r>
+        <m:sSub>
+          <m:e>
+            <m:r>
+              <m:t>e</m:t>
+            </m:r>
+          </m:e>
+          <m:sub>
+            <m:r>
+              <m:t>n</m:t>
+            </m:r>
+          </m:sub>
+        </m:sSub>
+      </m:oMath>
+      <w:r>
+        <w:rPr>
+          <w:i/>
+          <w:iCs/>
+        </w:rPr>
+        <w:t xml:space="preserve"> </w:t>
+      </w:r>
+      <w:r>
+        <w:rPr>
+          <w:i/>
+          <w:iCs/>
+        </w:rPr>
+        <w:t xml:space="preserve">negated for</w:t>
+      </w:r>
+      <w:r>
+        <w:rPr>
+          <w:i/>
+          <w:iCs/>
+        </w:rPr>
+        <w:t xml:space="preserve"> </w:t>
+      </w:r>
+      <m:oMath>
+        <m:r>
+          <m:t>n</m:t>
+        </m:r>
+      </m:oMath>
+      <w:r>
+        <w:rPr>
+          <w:i/>
+          <w:iCs/>
+        </w:rPr>
+        <w:t xml:space="preserve"> </w:t>
+      </w:r>
+      <w:r>
+        <w:rPr>
+          <w:i/>
+          <w:iCs/>
+        </w:rPr>
+        <w:t xml:space="preserve">odd), does not commute with</w:t>
       </w:r>
       <w:r>
         <w:rPr>
@@ -55990,57 +57822,7 @@
           <w:i/>
           <w:iCs/>
         </w:rPr>
-        <w:t xml:space="preserve">no element of</w:t>
-      </w:r>
-      <w:r>
-        <w:rPr>
-          <w:i/>
-          <w:iCs/>
-        </w:rPr>
-        <w:t xml:space="preserve"> </w:t>
-      </w:r>
-      <m:oMath>
-        <m:r>
-          <m:t>W</m:t>
-        </m:r>
-        <m:r>
-          <m:rPr>
-            <m:sty m:val="p"/>
-          </m:rPr>
-          <m:t>(</m:t>
-        </m:r>
-        <m:sSub>
-          <m:e>
-            <m:r>
-              <m:t>B</m:t>
-            </m:r>
-          </m:e>
-          <m:sub>
-            <m:r>
-              <m:t>3</m:t>
-            </m:r>
-          </m:sub>
-        </m:sSub>
-        <m:r>
-          <m:rPr>
-            <m:sty m:val="p"/>
-          </m:rPr>
-          <m:t>)</m:t>
-        </m:r>
-      </m:oMath>
-      <w:r>
-        <w:rPr>
-          <w:i/>
-          <w:iCs/>
-        </w:rPr>
-        <w:t xml:space="preserve"> </w:t>
-      </w:r>
-      <w:r>
-        <w:rPr>
-          <w:i/>
-          <w:iCs/>
-        </w:rPr>
-        <w:t xml:space="preserve">agrees with</w:t>
+        <w:t xml:space="preserve">the four nearest elements all commute with</w:t>
       </w:r>
       <w:r>
         <w:rPr>
@@ -56075,7 +57857,95 @@
           <w:i/>
           <w:iCs/>
         </w:rPr>
-        <w:t xml:space="preserve">on an affinely spanning set, so Lemma 6.1 does not apply and the excess is that of the overgroup</w:t>
+        <w:t xml:space="preserve">and</w:t>
+      </w:r>
+      <w:r>
+        <w:rPr>
+          <w:i/>
+          <w:iCs/>
+        </w:rPr>
+        <w:t xml:space="preserve"> </w:t>
+      </w:r>
+      <m:oMath>
+        <m:r>
+          <m:rPr>
+            <m:sty m:val="p"/>
+          </m:rPr>
+          <m:t>|</m:t>
+        </m:r>
+        <m:sSub>
+          <m:e>
+            <m:r>
+              <m:t>I</m:t>
+            </m:r>
+          </m:e>
+          <m:sub>
+            <m:r>
+              <m:t>3</m:t>
+            </m:r>
+          </m:sub>
+        </m:sSub>
+        <m:r>
+          <m:rPr>
+            <m:sty m:val="p"/>
+          </m:rPr>
+          <m:t>|</m:t>
+        </m:r>
+        <m:r>
+          <m:rPr>
+            <m:sty m:val="p"/>
+          </m:rPr>
+          <m:t>=</m:t>
+        </m:r>
+        <m:r>
+          <m:t>16</m:t>
+        </m:r>
+        <m:r>
+          <m:rPr>
+            <m:sty m:val="p"/>
+          </m:rPr>
+          <m:t>&gt;</m:t>
+        </m:r>
+        <m:r>
+          <m:rPr>
+            <m:sty m:val="p"/>
+          </m:rPr>
+          <m:t>|</m:t>
+        </m:r>
+        <m:sSub>
+          <m:e>
+            <m:r>
+              <m:t>C</m:t>
+            </m:r>
+          </m:e>
+          <m:sub>
+            <m:r>
+              <m:t>3</m:t>
+            </m:r>
+          </m:sub>
+        </m:sSub>
+        <m:r>
+          <m:rPr>
+            <m:sty m:val="p"/>
+          </m:rPr>
+          <m:t>|</m:t>
+        </m:r>
+        <m:r>
+          <m:rPr>
+            <m:sty m:val="p"/>
+          </m:rPr>
+          <m:t>=</m:t>
+        </m:r>
+        <m:r>
+          <m:t>8</m:t>
+        </m:r>
+      </m:oMath>
+      <w:r>
+        <w:rPr>
+          <w:i/>
+          <w:iCs/>
+        </w:rPr>
+        <w:t xml:space="preserve">, so the equivalence holds there as well; but no element of</w:t>
       </w:r>
       <w:r>
         <w:rPr>
@@ -56097,12 +57967,12 @@
         <m:sSub>
           <m:e>
             <m:r>
-              <m:t>D</m:t>
-            </m:r>
-          </m:e>
-          <m:sub>
-            <m:r>
-              <m:t>4</m:t>
+              <m:t>B</m:t>
+            </m:r>
+          </m:e>
+          <m:sub>
+            <m:r>
+              <m:t>3</m:t>
             </m:r>
           </m:sub>
         </m:sSub>
@@ -56112,12 +57982,29 @@
           </m:rPr>
           <m:t>)</m:t>
         </m:r>
-        <m:r>
-          <m:rPr>
-            <m:sty m:val="p"/>
-          </m:rPr>
-          <m:t>∋</m:t>
-        </m:r>
+      </m:oMath>
+      <w:r>
+        <w:rPr>
+          <w:i/>
+          <w:iCs/>
+        </w:rPr>
+        <w:t xml:space="preserve"> </w:t>
+      </w:r>
+      <w:r>
+        <w:rPr>
+          <w:i/>
+          <w:iCs/>
+        </w:rPr>
+        <w:t xml:space="preserve">agrees with</w:t>
+      </w:r>
+      <w:r>
+        <w:rPr>
+          <w:i/>
+          <w:iCs/>
+        </w:rPr>
+        <w:t xml:space="preserve"> </w:t>
+      </w:r>
+      <m:oMath>
         <m:sSup>
           <m:e>
             <m:r>
@@ -56143,7 +58030,75 @@
           <w:i/>
           <w:iCs/>
         </w:rPr>
-        <w:t xml:space="preserve">(§6.1); the criterion holds there only as a marker.</w:t>
+        <w:t xml:space="preserve">on an affinely spanning set, Lemma 6.1 does not apply, and the excess is explained instead by the overgroup</w:t>
+      </w:r>
+      <w:r>
+        <w:rPr>
+          <w:i/>
+          <w:iCs/>
+        </w:rPr>
+        <w:t xml:space="preserve"> </w:t>
+      </w:r>
+      <m:oMath>
+        <m:r>
+          <m:t>W</m:t>
+        </m:r>
+        <m:r>
+          <m:rPr>
+            <m:sty m:val="p"/>
+          </m:rPr>
+          <m:t>(</m:t>
+        </m:r>
+        <m:sSub>
+          <m:e>
+            <m:r>
+              <m:t>D</m:t>
+            </m:r>
+          </m:e>
+          <m:sub>
+            <m:r>
+              <m:t>4</m:t>
+            </m:r>
+          </m:sub>
+        </m:sSub>
+        <m:r>
+          <m:rPr>
+            <m:sty m:val="p"/>
+          </m:rPr>
+          <m:t>)</m:t>
+        </m:r>
+        <m:r>
+          <m:rPr>
+            <m:sty m:val="p"/>
+          </m:rPr>
+          <m:t>∋</m:t>
+        </m:r>
+        <m:sSup>
+          <m:e>
+            <m:r>
+              <m:t>R</m:t>
+            </m:r>
+          </m:e>
+          <m:sup>
+            <m:r>
+              <m:t>3</m:t>
+            </m:r>
+          </m:sup>
+        </m:sSup>
+      </m:oMath>
+      <w:r>
+        <w:rPr>
+          <w:i/>
+          <w:iCs/>
+        </w:rPr>
+        <w:t xml:space="preserve"> </w:t>
+      </w:r>
+      <w:r>
+        <w:rPr>
+          <w:i/>
+          <w:iCs/>
+        </w:rPr>
+        <w:t xml:space="preserve">(§6.1).</w:t>
       </w:r>
     </w:p>
     <w:p>
@@ -57562,7 +59517,7 @@
         <m:sSub>
           <m:e>
             <m:r>
-              <m:t>c</m:t>
+              <m:t>p</m:t>
             </m:r>
           </m:e>
           <m:sub>
@@ -57592,7 +59547,7 @@
         <m:sSub>
           <m:e>
             <m:r>
-              <m:t>c</m:t>
+              <m:t>p</m:t>
             </m:r>
           </m:e>
           <m:sub>
@@ -57645,7 +59600,7 @@
         <m:sSub>
           <m:e>
             <m:r>
-              <m:t>c</m:t>
+              <m:t>p</m:t>
             </m:r>
           </m:e>
           <m:sub>
@@ -58314,7 +60269,53 @@
         <w:t xml:space="preserve"> </w:t>
       </w:r>
       <w:r>
-        <w:t xml:space="preserve">Under the identification of §6.1 (cells</w:t>
+        <w:t xml:space="preserve">Identify</w:t>
+      </w:r>
+      <w:r>
+        <w:t xml:space="preserve"> </w:t>
+      </w:r>
+      <m:oMath>
+        <m:sSub>
+          <m:e>
+            <m:r>
+              <m:t>P</m:t>
+            </m:r>
+          </m:e>
+          <m:sub>
+            <m:r>
+              <m:t>λ</m:t>
+            </m:r>
+          </m:sub>
+        </m:sSub>
+      </m:oMath>
+      <w:r>
+        <w:t xml:space="preserve"> </w:t>
+      </w:r>
+      <w:r>
+        <w:t xml:space="preserve">with the shifted staircase</w:t>
+      </w:r>
+      <w:r>
+        <w:t xml:space="preserve"> </w:t>
+      </w:r>
+      <m:oMath>
+        <m:sSub>
+          <m:e>
+            <m:r>
+              <m:t>δ</m:t>
+            </m:r>
+          </m:e>
+          <m:sub>
+            <m:r>
+              <m:t>n</m:t>
+            </m:r>
+          </m:sub>
+        </m:sSub>
+      </m:oMath>
+      <w:r>
+        <w:t xml:space="preserve"> </w:t>
+      </w:r>
+      <w:r>
+        <w:t xml:space="preserve">of §2: cells</w:t>
       </w:r>
       <w:r>
         <w:t xml:space="preserve"> </w:t>
@@ -58346,6 +60347,61 @@
         </m:r>
       </m:oMath>
       <w:r>
+        <w:t xml:space="preserve"> </w:t>
+      </w:r>
+      <w:r>
+        <w:t xml:space="preserve">with</w:t>
+      </w:r>
+      <w:r>
+        <w:t xml:space="preserve"> </w:t>
+      </w:r>
+      <m:oMath>
+        <m:r>
+          <m:t>1</m:t>
+        </m:r>
+        <m:r>
+          <m:rPr>
+            <m:sty m:val="p"/>
+          </m:rPr>
+          <m:t>≤</m:t>
+        </m:r>
+        <m:r>
+          <m:t>k</m:t>
+        </m:r>
+        <m:r>
+          <m:rPr>
+            <m:sty m:val="p"/>
+          </m:rPr>
+          <m:t>≤</m:t>
+        </m:r>
+        <m:r>
+          <m:t>c</m:t>
+        </m:r>
+        <m:r>
+          <m:rPr>
+            <m:sty m:val="p"/>
+          </m:rPr>
+          <m:t>≤</m:t>
+        </m:r>
+        <m:r>
+          <m:t>n</m:t>
+        </m:r>
+      </m:oMath>
+      <w:r>
+        <w:t xml:space="preserve"> </w:t>
+      </w:r>
+      <w:r>
+        <w:t xml:space="preserve">and colour</w:t>
+      </w:r>
+      <w:r>
+        <w:t xml:space="preserve"> </w:t>
+      </w:r>
+      <m:oMath>
+        <m:r>
+          <m:t>c</m:t>
+        </m:r>
+      </m:oMath>
+      <w:r>
         <w:t xml:space="preserve">,</w:t>
       </w:r>
       <w:r>
@@ -58353,49 +60409,478 @@
       </w:r>
       <m:oMath>
         <m:r>
+          <m:rPr>
+            <m:sty m:val="p"/>
+          </m:rPr>
+          <m:t>(</m:t>
+        </m:r>
+        <m:r>
+          <m:t>k</m:t>
+        </m:r>
+        <m:r>
+          <m:rPr>
+            <m:sty m:val="p"/>
+          </m:rPr>
+          <m:t>,</m:t>
+        </m:r>
+        <m:r>
+          <m:t>c</m:t>
+        </m:r>
+        <m:r>
+          <m:rPr>
+            <m:sty m:val="p"/>
+          </m:rPr>
+          <m:t>)</m:t>
+        </m:r>
+      </m:oMath>
+      <w:r>
+        <w:t xml:space="preserve"> </w:t>
+      </w:r>
+      <w:r>
+        <w:t xml:space="preserve">covering</w:t>
+      </w:r>
+      <w:r>
+        <w:t xml:space="preserve"> </w:t>
+      </w:r>
+      <m:oMath>
+        <m:r>
+          <m:rPr>
+            <m:sty m:val="p"/>
+          </m:rPr>
+          <m:t>(</m:t>
+        </m:r>
+        <m:r>
+          <m:t>k</m:t>
+        </m:r>
+        <m:r>
+          <m:rPr>
+            <m:sty m:val="p"/>
+          </m:rPr>
+          <m:t>,</m:t>
+        </m:r>
+        <m:r>
+          <m:t>c</m:t>
+        </m:r>
+        <m:r>
+          <m:rPr>
+            <m:sty m:val="p"/>
+          </m:rPr>
+          <m:t>+</m:t>
+        </m:r>
+        <m:r>
           <m:t>1</m:t>
         </m:r>
         <m:r>
           <m:rPr>
             <m:sty m:val="p"/>
           </m:rPr>
+          <m:t>)</m:t>
+        </m:r>
+      </m:oMath>
+      <w:r>
+        <w:t xml:space="preserve"> </w:t>
+      </w:r>
+      <w:r>
+        <w:t xml:space="preserve">and</w:t>
+      </w:r>
+      <w:r>
+        <w:t xml:space="preserve"> </w:t>
+      </w:r>
+      <m:oMath>
+        <m:r>
+          <m:rPr>
+            <m:sty m:val="p"/>
+          </m:rPr>
+          <m:t>(</m:t>
+        </m:r>
+        <m:r>
+          <m:t>k</m:t>
+        </m:r>
+        <m:r>
+          <m:rPr>
+            <m:sty m:val="p"/>
+          </m:rPr>
+          <m:t>−</m:t>
+        </m:r>
+        <m:r>
+          <m:t>1</m:t>
+        </m:r>
+        <m:r>
+          <m:rPr>
+            <m:sty m:val="p"/>
+          </m:rPr>
+          <m:t>,</m:t>
+        </m:r>
+        <m:r>
+          <m:t>c</m:t>
+        </m:r>
+        <m:r>
+          <m:rPr>
+            <m:sty m:val="p"/>
+          </m:rPr>
+          <m:t>−</m:t>
+        </m:r>
+        <m:r>
+          <m:t>1</m:t>
+        </m:r>
+        <m:r>
+          <m:rPr>
+            <m:sty m:val="p"/>
+          </m:rPr>
+          <m:t>)</m:t>
+        </m:r>
+      </m:oMath>
+      <w:r>
+        <w:t xml:space="preserve"> </w:t>
+      </w:r>
+      <w:r>
+        <w:t xml:space="preserve">— the</w:t>
+      </w:r>
+      <w:r>
+        <w:t xml:space="preserve"> </w:t>
+      </w:r>
+      <m:oMath>
+        <m:r>
+          <m:t>k</m:t>
+        </m:r>
+      </m:oMath>
+      <w:r>
+        <w:t xml:space="preserve">-th plus sign, counted from the left, having reached position</w:t>
+      </w:r>
+      <w:r>
+        <w:t xml:space="preserve"> </w:t>
+      </w:r>
+      <m:oMath>
+        <m:r>
+          <m:t>c</m:t>
+        </m:r>
+      </m:oMath>
+      <w:r>
+        <w:t xml:space="preserve"> </w:t>
+      </w:r>
+      <w:r>
+        <w:t xml:space="preserve">— so that the ideal of the weight with plus positions</w:t>
+      </w:r>
+      <w:r>
+        <w:t xml:space="preserve"> </w:t>
+      </w:r>
+      <m:oMath>
+        <m:sSub>
+          <m:e>
+            <m:r>
+              <m:t>p</m:t>
+            </m:r>
+          </m:e>
+          <m:sub>
+            <m:r>
+              <m:t>1</m:t>
+            </m:r>
+          </m:sub>
+        </m:sSub>
+        <m:r>
+          <m:rPr>
+            <m:sty m:val="p"/>
+          </m:rPr>
+          <m:t>&lt;</m:t>
+        </m:r>
+        <m:r>
+          <m:rPr>
+            <m:sty m:val="p"/>
+          </m:rPr>
+          <m:t>…</m:t>
+        </m:r>
+        <m:r>
+          <m:rPr>
+            <m:sty m:val="p"/>
+          </m:rPr>
+          <m:t>&lt;</m:t>
+        </m:r>
+        <m:sSub>
+          <m:e>
+            <m:r>
+              <m:t>p</m:t>
+            </m:r>
+          </m:e>
+          <m:sub>
+            <m:r>
+              <m:t>r</m:t>
+            </m:r>
+          </m:sub>
+        </m:sSub>
+      </m:oMath>
+      <w:r>
+        <w:t xml:space="preserve"> </w:t>
+      </w:r>
+      <w:r>
+        <w:t xml:space="preserve">is</w:t>
+      </w:r>
+      <w:r>
+        <w:t xml:space="preserve"> </w:t>
+      </w:r>
+      <m:oMath>
+        <m:r>
+          <m:rPr>
+            <m:sty m:val="p"/>
+          </m:rPr>
+          <m:t>{</m:t>
+        </m:r>
+        <m:r>
+          <m:rPr>
+            <m:sty m:val="p"/>
+          </m:rPr>
+          <m:t>(</m:t>
+        </m:r>
+        <m:r>
+          <m:t>k</m:t>
+        </m:r>
+        <m:r>
+          <m:rPr>
+            <m:sty m:val="p"/>
+          </m:rPr>
+          <m:t>,</m:t>
+        </m:r>
+        <m:r>
+          <m:t>c</m:t>
+        </m:r>
+        <m:r>
+          <m:rPr>
+            <m:sty m:val="p"/>
+          </m:rPr>
+          <m:t>)</m:t>
+        </m:r>
+        <m:r>
+          <m:rPr>
+            <m:sty m:val="p"/>
+          </m:rPr>
+          <m:t>:</m:t>
+        </m:r>
+        <m:r>
+          <m:t>k</m:t>
+        </m:r>
+        <m:r>
+          <m:rPr>
+            <m:sty m:val="p"/>
+          </m:rPr>
           <m:t>≤</m:t>
         </m:r>
         <m:r>
+          <m:t>r</m:t>
+        </m:r>
+        <m:r>
+          <m:rPr>
+            <m:sty m:val="p"/>
+          </m:rPr>
+          <m:t>,</m:t>
+        </m:r>
+        <m:r>
+          <m:t> </m:t>
+        </m:r>
+        <m:r>
+          <m:t>c</m:t>
+        </m:r>
+        <m:r>
+          <m:rPr>
+            <m:sty m:val="p"/>
+          </m:rPr>
+          <m:t>≥</m:t>
+        </m:r>
+        <m:sSub>
+          <m:e>
+            <m:r>
+              <m:t>p</m:t>
+            </m:r>
+          </m:e>
+          <m:sub>
+            <m:r>
+              <m:t>k</m:t>
+            </m:r>
+          </m:sub>
+        </m:sSub>
+        <m:r>
+          <m:rPr>
+            <m:sty m:val="p"/>
+          </m:rPr>
+          <m:t>}</m:t>
+        </m:r>
+      </m:oMath>
+      <w:r>
+        <w:t xml:space="preserve">, a cell</w:t>
+      </w:r>
+      <w:r>
+        <w:t xml:space="preserve"> </w:t>
+      </w:r>
+      <m:oMath>
+        <m:r>
+          <m:rPr>
+            <m:sty m:val="p"/>
+          </m:rPr>
+          <m:t>(</m:t>
+        </m:r>
+        <m:r>
           <m:t>k</m:t>
         </m:r>
         <m:r>
           <m:rPr>
             <m:sty m:val="p"/>
           </m:rPr>
+          <m:t>,</m:t>
+        </m:r>
+        <m:r>
+          <m:t>c</m:t>
+        </m:r>
+        <m:r>
+          <m:rPr>
+            <m:sty m:val="p"/>
+          </m:rPr>
+          <m:t>)</m:t>
+        </m:r>
+        <m:r>
+          <m:rPr>
+            <m:sty m:val="p"/>
+          </m:rPr>
+          <m:t>∉</m:t>
+        </m:r>
+        <m:r>
+          <m:t>I</m:t>
+        </m:r>
+      </m:oMath>
+      <w:r>
+        <w:t xml:space="preserve"> </w:t>
+      </w:r>
+      <w:r>
+        <w:t xml:space="preserve">with</w:t>
+      </w:r>
+      <w:r>
+        <w:t xml:space="preserve"> </w:t>
+      </w:r>
+      <m:oMath>
+        <m:r>
+          <m:t>k</m:t>
+        </m:r>
+        <m:r>
+          <m:rPr>
+            <m:sty m:val="p"/>
+          </m:rPr>
           <m:t>≤</m:t>
         </m:r>
         <m:r>
+          <m:t>r</m:t>
+        </m:r>
+      </m:oMath>
+      <w:r>
+        <w:t xml:space="preserve"> </w:t>
+      </w:r>
+      <w:r>
+        <w:t xml:space="preserve">has</w:t>
+      </w:r>
+      <w:r>
+        <w:t xml:space="preserve"> </w:t>
+      </w:r>
+      <m:oMath>
+        <m:r>
           <m:t>c</m:t>
         </m:r>
         <m:r>
           <m:rPr>
             <m:sty m:val="p"/>
           </m:rPr>
-          <m:t>≤</m:t>
-        </m:r>
-        <m:r>
-          <m:t>n</m:t>
-        </m:r>
-      </m:oMath>
-      <w:r>
-        <w:t xml:space="preserve">, with</w:t>
-      </w:r>
-      <w:r>
-        <w:t xml:space="preserve"> </w:t>
-      </w:r>
-      <m:oMath>
-        <m:r>
-          <m:rPr>
-            <m:sty m:val="p"/>
-          </m:rPr>
-          <m:t>(</m:t>
-        </m:r>
+          <m:t>&lt;</m:t>
+        </m:r>
+        <m:sSub>
+          <m:e>
+            <m:r>
+              <m:t>p</m:t>
+            </m:r>
+          </m:e>
+          <m:sub>
+            <m:r>
+              <m:t>k</m:t>
+            </m:r>
+          </m:sub>
+        </m:sSub>
+      </m:oMath>
+      <w:r>
+        <w:t xml:space="preserve"> </w:t>
+      </w:r>
+      <w:r>
+        <w:t xml:space="preserve">and is minimal in</w:t>
+      </w:r>
+      <w:r>
+        <w:t xml:space="preserve"> </w:t>
+      </w:r>
+      <m:oMath>
+        <m:r>
+          <m:t>P</m:t>
+        </m:r>
+        <m:r>
+          <m:rPr>
+            <m:sty m:val="p"/>
+          </m:rPr>
+          <m:t>\</m:t>
+        </m:r>
+        <m:r>
+          <m:t>I</m:t>
+        </m:r>
+      </m:oMath>
+      <w:r>
+        <w:t xml:space="preserve"> </w:t>
+      </w:r>
+      <w:r>
+        <w:t xml:space="preserve">iff its lower covers lie in</w:t>
+      </w:r>
+      <w:r>
+        <w:t xml:space="preserve"> </w:t>
+      </w:r>
+      <m:oMath>
+        <m:r>
+          <m:t>I</m:t>
+        </m:r>
+      </m:oMath>
+      <w:r>
+        <w:t xml:space="preserve">, i.e. iff</w:t>
+      </w:r>
+      <w:r>
+        <w:t xml:space="preserve"> </w:t>
+      </w:r>
+      <m:oMath>
+        <m:r>
+          <m:t>c</m:t>
+        </m:r>
+        <m:r>
+          <m:rPr>
+            <m:sty m:val="p"/>
+          </m:rPr>
+          <m:t>=</m:t>
+        </m:r>
+        <m:sSub>
+          <m:e>
+            <m:r>
+              <m:t>p</m:t>
+            </m:r>
+          </m:e>
+          <m:sub>
+            <m:r>
+              <m:t>k</m:t>
+            </m:r>
+          </m:sub>
+        </m:sSub>
+        <m:r>
+          <m:rPr>
+            <m:sty m:val="p"/>
+          </m:rPr>
+          <m:t>−</m:t>
+        </m:r>
+        <m:r>
+          <m:t>1</m:t>
+        </m:r>
+      </m:oMath>
+      <w:r>
+        <w:t xml:space="preserve"> </w:t>
+      </w:r>
+      <w:r>
+        <w:t xml:space="preserve">and (</w:t>
+      </w:r>
+      <m:oMath>
         <m:r>
           <m:t>k</m:t>
         </m:r>
@@ -58403,81 +60888,34 @@
           <m:rPr>
             <m:sty m:val="p"/>
           </m:rPr>
-          <m:t>,</m:t>
-        </m:r>
-        <m:r>
-          <m:t>c</m:t>
-        </m:r>
-        <m:r>
-          <m:rPr>
-            <m:sty m:val="p"/>
-          </m:rPr>
-          <m:t>)</m:t>
-        </m:r>
-      </m:oMath>
-      <w:r>
-        <w:t xml:space="preserve"> </w:t>
-      </w:r>
-      <w:r>
-        <w:t xml:space="preserve">covering</w:t>
-      </w:r>
-      <w:r>
-        <w:t xml:space="preserve"> </w:t>
-      </w:r>
-      <m:oMath>
-        <m:r>
-          <m:rPr>
-            <m:sty m:val="p"/>
-          </m:rPr>
-          <m:t>(</m:t>
-        </m:r>
-        <m:r>
-          <m:t>k</m:t>
-        </m:r>
-        <m:r>
-          <m:rPr>
-            <m:sty m:val="p"/>
-          </m:rPr>
-          <m:t>,</m:t>
-        </m:r>
-        <m:r>
-          <m:t>c</m:t>
-        </m:r>
-        <m:r>
-          <m:rPr>
-            <m:sty m:val="p"/>
-          </m:rPr>
-          <m:t>+</m:t>
+          <m:t>=</m:t>
         </m:r>
         <m:r>
           <m:t>1</m:t>
         </m:r>
-        <m:r>
-          <m:rPr>
-            <m:sty m:val="p"/>
-          </m:rPr>
-          <m:t>)</m:t>
-        </m:r>
-      </m:oMath>
-      <w:r>
-        <w:t xml:space="preserve"> </w:t>
-      </w:r>
-      <w:r>
-        <w:t xml:space="preserve">and</w:t>
-      </w:r>
-      <w:r>
-        <w:t xml:space="preserve"> </w:t>
-      </w:r>
-      <m:oMath>
-        <m:r>
-          <m:rPr>
-            <m:sty m:val="p"/>
-          </m:rPr>
-          <m:t>(</m:t>
-        </m:r>
-        <m:r>
-          <m:t>k</m:t>
-        </m:r>
+      </m:oMath>
+      <w:r>
+        <w:t xml:space="preserve"> </w:t>
+      </w:r>
+      <w:r>
+        <w:t xml:space="preserve">or</w:t>
+      </w:r>
+      <w:r>
+        <w:t xml:space="preserve"> </w:t>
+      </w:r>
+      <m:oMath>
+        <m:sSub>
+          <m:e>
+            <m:r>
+              <m:t>p</m:t>
+            </m:r>
+          </m:e>
+          <m:sub>
+            <m:r>
+              <m:t>k</m:t>
+            </m:r>
+          </m:sub>
+        </m:sSub>
         <m:r>
           <m:rPr>
             <m:sty m:val="p"/>
@@ -58491,351 +60929,12 @@
           <m:rPr>
             <m:sty m:val="p"/>
           </m:rPr>
-          <m:t>,</m:t>
-        </m:r>
-        <m:r>
-          <m:t>c</m:t>
-        </m:r>
-        <m:r>
-          <m:rPr>
-            <m:sty m:val="p"/>
-          </m:rPr>
-          <m:t>−</m:t>
-        </m:r>
-        <m:r>
-          <m:t>1</m:t>
-        </m:r>
-        <m:r>
-          <m:rPr>
-            <m:sty m:val="p"/>
-          </m:rPr>
-          <m:t>)</m:t>
-        </m:r>
-      </m:oMath>
-      <w:r>
-        <w:t xml:space="preserve">; the ideal of the weight is</w:t>
-      </w:r>
-      <w:r>
-        <w:t xml:space="preserve"> </w:t>
-      </w:r>
-      <m:oMath>
-        <m:r>
-          <m:rPr>
-            <m:sty m:val="p"/>
-          </m:rPr>
-          <m:t>{</m:t>
-        </m:r>
-        <m:r>
-          <m:rPr>
-            <m:sty m:val="p"/>
-          </m:rPr>
-          <m:t>(</m:t>
-        </m:r>
-        <m:r>
-          <m:t>k</m:t>
-        </m:r>
-        <m:r>
-          <m:rPr>
-            <m:sty m:val="p"/>
-          </m:rPr>
-          <m:t>,</m:t>
-        </m:r>
-        <m:r>
-          <m:t>c</m:t>
-        </m:r>
-        <m:r>
-          <m:rPr>
-            <m:sty m:val="p"/>
-          </m:rPr>
-          <m:t>)</m:t>
-        </m:r>
-        <m:r>
-          <m:rPr>
-            <m:sty m:val="p"/>
-          </m:rPr>
-          <m:t>:</m:t>
-        </m:r>
-        <m:r>
-          <m:t>k</m:t>
-        </m:r>
-        <m:r>
-          <m:rPr>
-            <m:sty m:val="p"/>
-          </m:rPr>
-          <m:t>≤</m:t>
-        </m:r>
-        <m:r>
-          <m:t>r</m:t>
-        </m:r>
-        <m:r>
-          <m:rPr>
-            <m:sty m:val="p"/>
-          </m:rPr>
-          <m:t>,</m:t>
-        </m:r>
-        <m:r>
-          <m:t> </m:t>
-        </m:r>
-        <m:r>
-          <m:t>c</m:t>
-        </m:r>
-        <m:r>
-          <m:rPr>
-            <m:sty m:val="p"/>
-          </m:rPr>
           <m:t>≥</m:t>
         </m:r>
         <m:sSub>
           <m:e>
             <m:r>
-              <m:t>c</m:t>
-            </m:r>
-          </m:e>
-          <m:sub>
-            <m:r>
-              <m:t>k</m:t>
-            </m:r>
-          </m:sub>
-        </m:sSub>
-        <m:r>
-          <m:rPr>
-            <m:sty m:val="p"/>
-          </m:rPr>
-          <m:t>}</m:t>
-        </m:r>
-      </m:oMath>
-      <w:r>
-        <w:t xml:space="preserve">), a cell</w:t>
-      </w:r>
-      <w:r>
-        <w:t xml:space="preserve"> </w:t>
-      </w:r>
-      <m:oMath>
-        <m:r>
-          <m:rPr>
-            <m:sty m:val="p"/>
-          </m:rPr>
-          <m:t>(</m:t>
-        </m:r>
-        <m:r>
-          <m:t>k</m:t>
-        </m:r>
-        <m:r>
-          <m:rPr>
-            <m:sty m:val="p"/>
-          </m:rPr>
-          <m:t>,</m:t>
-        </m:r>
-        <m:r>
-          <m:t>c</m:t>
-        </m:r>
-        <m:r>
-          <m:rPr>
-            <m:sty m:val="p"/>
-          </m:rPr>
-          <m:t>)</m:t>
-        </m:r>
-        <m:r>
-          <m:rPr>
-            <m:sty m:val="p"/>
-          </m:rPr>
-          <m:t>∉</m:t>
-        </m:r>
-        <m:r>
-          <m:t>I</m:t>
-        </m:r>
-      </m:oMath>
-      <w:r>
-        <w:t xml:space="preserve"> </w:t>
-      </w:r>
-      <w:r>
-        <w:t xml:space="preserve">with</w:t>
-      </w:r>
-      <w:r>
-        <w:t xml:space="preserve"> </w:t>
-      </w:r>
-      <m:oMath>
-        <m:r>
-          <m:t>k</m:t>
-        </m:r>
-        <m:r>
-          <m:rPr>
-            <m:sty m:val="p"/>
-          </m:rPr>
-          <m:t>≤</m:t>
-        </m:r>
-        <m:r>
-          <m:t>r</m:t>
-        </m:r>
-      </m:oMath>
-      <w:r>
-        <w:t xml:space="preserve"> </w:t>
-      </w:r>
-      <w:r>
-        <w:t xml:space="preserve">has</w:t>
-      </w:r>
-      <w:r>
-        <w:t xml:space="preserve"> </w:t>
-      </w:r>
-      <m:oMath>
-        <m:r>
-          <m:t>c</m:t>
-        </m:r>
-        <m:r>
-          <m:rPr>
-            <m:sty m:val="p"/>
-          </m:rPr>
-          <m:t>&lt;</m:t>
-        </m:r>
-        <m:sSub>
-          <m:e>
-            <m:r>
-              <m:t>c</m:t>
-            </m:r>
-          </m:e>
-          <m:sub>
-            <m:r>
-              <m:t>k</m:t>
-            </m:r>
-          </m:sub>
-        </m:sSub>
-      </m:oMath>
-      <w:r>
-        <w:t xml:space="preserve"> </w:t>
-      </w:r>
-      <w:r>
-        <w:t xml:space="preserve">and is minimal in</w:t>
-      </w:r>
-      <w:r>
-        <w:t xml:space="preserve"> </w:t>
-      </w:r>
-      <m:oMath>
-        <m:r>
-          <m:t>P</m:t>
-        </m:r>
-        <m:r>
-          <m:rPr>
-            <m:sty m:val="p"/>
-          </m:rPr>
-          <m:t>\</m:t>
-        </m:r>
-        <m:r>
-          <m:t>I</m:t>
-        </m:r>
-      </m:oMath>
-      <w:r>
-        <w:t xml:space="preserve"> </w:t>
-      </w:r>
-      <w:r>
-        <w:t xml:space="preserve">iff its lower covers lie in</w:t>
-      </w:r>
-      <w:r>
-        <w:t xml:space="preserve"> </w:t>
-      </w:r>
-      <m:oMath>
-        <m:r>
-          <m:t>I</m:t>
-        </m:r>
-      </m:oMath>
-      <w:r>
-        <w:t xml:space="preserve">, i.e. iff</w:t>
-      </w:r>
-      <w:r>
-        <w:t xml:space="preserve"> </w:t>
-      </w:r>
-      <m:oMath>
-        <m:r>
-          <m:t>c</m:t>
-        </m:r>
-        <m:r>
-          <m:rPr>
-            <m:sty m:val="p"/>
-          </m:rPr>
-          <m:t>=</m:t>
-        </m:r>
-        <m:sSub>
-          <m:e>
-            <m:r>
-              <m:t>c</m:t>
-            </m:r>
-          </m:e>
-          <m:sub>
-            <m:r>
-              <m:t>k</m:t>
-            </m:r>
-          </m:sub>
-        </m:sSub>
-        <m:r>
-          <m:rPr>
-            <m:sty m:val="p"/>
-          </m:rPr>
-          <m:t>−</m:t>
-        </m:r>
-        <m:r>
-          <m:t>1</m:t>
-        </m:r>
-      </m:oMath>
-      <w:r>
-        <w:t xml:space="preserve"> </w:t>
-      </w:r>
-      <w:r>
-        <w:t xml:space="preserve">and (</w:t>
-      </w:r>
-      <m:oMath>
-        <m:r>
-          <m:t>k</m:t>
-        </m:r>
-        <m:r>
-          <m:rPr>
-            <m:sty m:val="p"/>
-          </m:rPr>
-          <m:t>=</m:t>
-        </m:r>
-        <m:r>
-          <m:t>1</m:t>
-        </m:r>
-      </m:oMath>
-      <w:r>
-        <w:t xml:space="preserve"> </w:t>
-      </w:r>
-      <w:r>
-        <w:t xml:space="preserve">or</w:t>
-      </w:r>
-      <w:r>
-        <w:t xml:space="preserve"> </w:t>
-      </w:r>
-      <m:oMath>
-        <m:sSub>
-          <m:e>
-            <m:r>
-              <m:t>c</m:t>
-            </m:r>
-          </m:e>
-          <m:sub>
-            <m:r>
-              <m:t>k</m:t>
-            </m:r>
-          </m:sub>
-        </m:sSub>
-        <m:r>
-          <m:rPr>
-            <m:sty m:val="p"/>
-          </m:rPr>
-          <m:t>−</m:t>
-        </m:r>
-        <m:r>
-          <m:t>1</m:t>
-        </m:r>
-        <m:r>
-          <m:rPr>
-            <m:sty m:val="p"/>
-          </m:rPr>
-          <m:t>≥</m:t>
-        </m:r>
-        <m:sSub>
-          <m:e>
-            <m:r>
-              <m:t>c</m:t>
+              <m:t>p</m:t>
             </m:r>
           </m:e>
           <m:sub>
@@ -59007,7 +61106,7 @@
         <m:sSub>
           <m:e>
             <m:r>
-              <m:t>c</m:t>
+              <m:t>p</m:t>
             </m:r>
           </m:e>
           <m:sub>
@@ -61083,38 +63182,6 @@
         <w:t xml:space="preserve"> </w:t>
       </w:r>
       <m:oMath>
-        <m:r>
-          <m:t>H</m:t>
-        </m:r>
-        <m:r>
-          <m:rPr>
-            <m:sty m:val="p"/>
-          </m:rPr>
-          <m:t>=</m:t>
-        </m:r>
-        <m:sSup>
-          <m:e>
-            <m:r>
-              <m:t>R</m:t>
-            </m:r>
-          </m:e>
-          <m:sup>
-            <m:r>
-              <m:t>n</m:t>
-            </m:r>
-          </m:sup>
-        </m:sSup>
-      </m:oMath>
-      <w:r>
-        <w:t xml:space="preserve"> </w:t>
-      </w:r>
-      <w:r>
-        <w:t xml:space="preserve">and</w:t>
-      </w:r>
-      <w:r>
-        <w:t xml:space="preserve"> </w:t>
-      </w:r>
-      <m:oMath>
         <m:sSub>
           <m:e>
             <m:r>
@@ -61602,18 +63669,36 @@
             </m:r>
           </m:sub>
         </m:sSub>
-        <m:r>
-          <m:t>H</m:t>
-        </m:r>
+        <m:sSup>
+          <m:e>
+            <m:r>
+              <m:t>R</m:t>
+            </m:r>
+          </m:e>
+          <m:sup>
+            <m:r>
+              <m:t>n</m:t>
+            </m:r>
+          </m:sup>
+        </m:sSup>
         <m:r>
           <m:rPr>
             <m:sty m:val="p"/>
           </m:rPr>
           <m:t>=</m:t>
         </m:r>
-        <m:r>
-          <m:t>H</m:t>
-        </m:r>
+        <m:sSup>
+          <m:e>
+            <m:r>
+              <m:t>R</m:t>
+            </m:r>
+          </m:e>
+          <m:sup>
+            <m:r>
+              <m:t>n</m:t>
+            </m:r>
+          </m:sup>
+        </m:sSup>
         <m:sSub>
           <m:e>
             <m:r>
@@ -61657,9 +63742,18 @@
         <w:t xml:space="preserve"> </w:t>
       </w:r>
       <m:oMath>
-        <m:r>
-          <m:t>H</m:t>
-        </m:r>
+        <m:sSup>
+          <m:e>
+            <m:r>
+              <m:t>R</m:t>
+            </m:r>
+          </m:e>
+          <m:sup>
+            <m:r>
+              <m:t>n</m:t>
+            </m:r>
+          </m:sup>
+        </m:sSup>
       </m:oMath>
       <w:r>
         <w:t xml:space="preserve"> </w:t>
@@ -61717,9 +63811,18 @@
             </m:r>
           </m:sub>
         </m:sSub>
-        <m:r>
-          <m:t>H</m:t>
-        </m:r>
+        <m:sSup>
+          <m:e>
+            <m:r>
+              <m:t>R</m:t>
+            </m:r>
+          </m:e>
+          <m:sup>
+            <m:r>
+              <m:t>n</m:t>
+            </m:r>
+          </m:sup>
+        </m:sSup>
         <m:r>
           <m:t>x</m:t>
         </m:r>
@@ -61738,9 +63841,18 @@
           </m:rPr>
           <m:t>=</m:t>
         </m:r>
-        <m:r>
-          <m:t>H</m:t>
-        </m:r>
+        <m:sSup>
+          <m:e>
+            <m:r>
+              <m:t>R</m:t>
+            </m:r>
+          </m:e>
+          <m:sup>
+            <m:r>
+              <m:t>n</m:t>
+            </m:r>
+          </m:sup>
+        </m:sSup>
         <m:sSub>
           <m:e>
             <m:r>
@@ -61851,9 +63963,18 @@
         <w:t xml:space="preserve"> </w:t>
       </w:r>
       <m:oMath>
-        <m:r>
-          <m:t>H</m:t>
-        </m:r>
+        <m:sSup>
+          <m:e>
+            <m:r>
+              <m:t>R</m:t>
+            </m:r>
+          </m:e>
+          <m:sup>
+            <m:r>
+              <m:t>4</m:t>
+            </m:r>
+          </m:sup>
+        </m:sSup>
         <m:r>
           <m:rPr>
             <m:sty m:val="p"/>
@@ -62422,9 +64543,18 @@
         <w:t xml:space="preserve"> </w:t>
       </w:r>
       <m:oMath>
-        <m:r>
-          <m:t>H</m:t>
-        </m:r>
+        <m:sSup>
+          <m:e>
+            <m:r>
+              <m:t>R</m:t>
+            </m:r>
+          </m:e>
+          <m:sup>
+            <m:r>
+              <m:t>n</m:t>
+            </m:r>
+          </m:sup>
+        </m:sSup>
         <m:r>
           <m:rPr>
             <m:sty m:val="p"/>
@@ -62602,9 +64732,18 @@
         <w:t xml:space="preserve"> </w:t>
       </w:r>
       <m:oMath>
-        <m:r>
-          <m:t>H</m:t>
-        </m:r>
+        <m:sSup>
+          <m:e>
+            <m:r>
+              <m:t>R</m:t>
+            </m:r>
+          </m:e>
+          <m:sup>
+            <m:r>
+              <m:t>n</m:t>
+            </m:r>
+          </m:sup>
+        </m:sSup>
         <m:r>
           <m:rPr>
             <m:sty m:val="p"/>
@@ -62970,9 +65109,18 @@
           </m:rPr>
           <m:t>∉</m:t>
         </m:r>
-        <m:r>
-          <m:t>H</m:t>
-        </m:r>
+        <m:sSup>
+          <m:e>
+            <m:r>
+              <m:t>R</m:t>
+            </m:r>
+          </m:e>
+          <m:sup>
+            <m:r>
+              <m:t>n</m:t>
+            </m:r>
+          </m:sup>
+        </m:sSup>
         <m:r>
           <m:rPr>
             <m:sty m:val="p"/>
@@ -63032,9 +65180,18 @@
           </m:rPr>
           <m:t>(</m:t>
         </m:r>
-        <m:r>
-          <m:t>H</m:t>
-        </m:r>
+        <m:sSup>
+          <m:e>
+            <m:r>
+              <m:t>R</m:t>
+            </m:r>
+          </m:e>
+          <m:sup>
+            <m:r>
+              <m:t>n</m:t>
+            </m:r>
+          </m:sup>
+        </m:sSup>
         <m:sSub>
           <m:e>
             <m:r>
@@ -63068,9 +65225,18 @@
           </m:rPr>
           <m:t>(</m:t>
         </m:r>
-        <m:r>
-          <m:t>H</m:t>
-        </m:r>
+        <m:sSup>
+          <m:e>
+            <m:r>
+              <m:t>R</m:t>
+            </m:r>
+          </m:e>
+          <m:sup>
+            <m:r>
+              <m:t>n</m:t>
+            </m:r>
+          </m:sup>
+        </m:sSup>
         <m:sSub>
           <m:e>
             <m:r>
@@ -63264,9 +65430,18 @@
         <w:t xml:space="preserve"> </w:t>
       </w:r>
       <m:oMath>
-        <m:r>
-          <m:t>H</m:t>
-        </m:r>
+        <m:sSup>
+          <m:e>
+            <m:r>
+              <m:t>R</m:t>
+            </m:r>
+          </m:e>
+          <m:sup>
+            <m:r>
+              <m:t>n</m:t>
+            </m:r>
+          </m:sup>
+        </m:sSup>
         <m:r>
           <m:rPr>
             <m:sty m:val="p"/>
@@ -63315,9 +65490,18 @@
           </m:rPr>
           <m:t>−</m:t>
         </m:r>
-        <m:r>
-          <m:t>H</m:t>
-        </m:r>
+        <m:sSup>
+          <m:e>
+            <m:r>
+              <m:t>R</m:t>
+            </m:r>
+          </m:e>
+          <m:sup>
+            <m:r>
+              <m:t>n</m:t>
+            </m:r>
+          </m:sup>
+        </m:sSup>
         <m:r>
           <m:rPr>
             <m:sty m:val="p"/>
@@ -63383,9 +65567,18 @@
           </m:rPr>
           <m:t>∈</m:t>
         </m:r>
-        <m:r>
-          <m:t>H</m:t>
-        </m:r>
+        <m:sSup>
+          <m:e>
+            <m:r>
+              <m:t>R</m:t>
+            </m:r>
+          </m:e>
+          <m:sup>
+            <m:r>
+              <m:t>n</m:t>
+            </m:r>
+          </m:sup>
+        </m:sSup>
         <m:r>
           <m:rPr>
             <m:sty m:val="p"/>
@@ -63442,9 +65635,18 @@
             </m:r>
           </m:sub>
         </m:sSub>
-        <m:r>
-          <m:t>H</m:t>
-        </m:r>
+        <m:sSup>
+          <m:e>
+            <m:r>
+              <m:t>R</m:t>
+            </m:r>
+          </m:e>
+          <m:sup>
+            <m:r>
+              <m:t>n</m:t>
+            </m:r>
+          </m:sup>
+        </m:sSup>
         <m:sSub>
           <m:e>
             <m:r>
@@ -63463,9 +65665,18 @@
           </m:rPr>
           <m:t>≠</m:t>
         </m:r>
-        <m:r>
-          <m:t>H</m:t>
-        </m:r>
+        <m:sSup>
+          <m:e>
+            <m:r>
+              <m:t>R</m:t>
+            </m:r>
+          </m:e>
+          <m:sup>
+            <m:r>
+              <m:t>n</m:t>
+            </m:r>
+          </m:sup>
+        </m:sSup>
         <m:sSub>
           <m:e>
             <m:r>
@@ -64554,7 +66765,7 @@
         <w:t xml:space="preserve"> </w:t>
       </w:r>
       <w:r>
-        <w:t xml:space="preserve">of [DHPP21], valid on every finite poset); the third is a linear combination. The toggle size is</w:t>
+        <w:t xml:space="preserve">of [DHPP23], valid on every finite poset); the third is a linear combination. The toggle size is</w:t>
       </w:r>
       <w:r>
         <w:t xml:space="preserve"> </w:t>
@@ -64712,7 +66923,7 @@
         </m:r>
       </m:oMath>
       <w:r>
-        <w:t xml:space="preserve">, and a sum of homomesic statistics, one composed with the map, is homomesic with the sum of the means [DHPP21, Thm 3.20 and the closure properties stated there].</w:t>
+        <w:t xml:space="preserve">, and a sum of homomesic statistics, one composed with the map, is homomesic with the sum of the means [DHPP23, Thm 3.20 and the closure properties stated there].</w:t>
       </w:r>
       <w:r>
         <w:t xml:space="preserve"> </w:t>
@@ -67124,6 +69335,97 @@
           </m:rPr>
           <m:t>≅</m:t>
         </m:r>
+        <m:r>
+          <m:t>S</m:t>
+        </m:r>
+        <m:sSub>
+          <m:e>
+            <m:r>
+              <m:t>p</m:t>
+            </m:r>
+          </m:e>
+          <m:sub>
+            <m:r>
+              <m:t>6</m:t>
+            </m:r>
+          </m:sub>
+        </m:sSub>
+        <m:r>
+          <m:rPr>
+            <m:sty m:val="p"/>
+          </m:rPr>
+          <m:t>(</m:t>
+        </m:r>
+        <m:r>
+          <m:t>2</m:t>
+        </m:r>
+        <m:r>
+          <m:rPr>
+            <m:sty m:val="p"/>
+          </m:rPr>
+          <m:t>)</m:t>
+        </m:r>
+      </m:oMath>
+      <w:r>
+        <w:rPr>
+          <w:i/>
+          <w:iCs/>
+        </w:rPr>
+        <w:t xml:space="preserve"> </w:t>
+      </w:r>
+      <w:r>
+        <w:rPr>
+          <w:i/>
+          <w:iCs/>
+        </w:rPr>
+        <w:t xml:space="preserve">be the image of</w:t>
+      </w:r>
+      <w:r>
+        <w:rPr>
+          <w:i/>
+          <w:iCs/>
+        </w:rPr>
+        <w:t xml:space="preserve"> </w:t>
+      </w:r>
+      <m:oMath>
+        <m:r>
+          <m:t>C</m:t>
+        </m:r>
+      </m:oMath>
+      <w:r>
+        <w:rPr>
+          <w:i/>
+          <w:iCs/>
+        </w:rPr>
+        <w:t xml:space="preserve"> </w:t>
+      </w:r>
+      <w:r>
+        <w:rPr>
+          <w:i/>
+          <w:iCs/>
+        </w:rPr>
+        <w:t xml:space="preserve">in</w:t>
+      </w:r>
+      <w:r>
+        <w:rPr>
+          <w:i/>
+          <w:iCs/>
+        </w:rPr>
+        <w:t xml:space="preserve"> </w:t>
+      </w:r>
+      <m:oMath>
+        <m:r>
+          <m:rPr>
+            <m:sty m:val="p"/>
+          </m:rPr>
+          <m:t>Ω</m:t>
+        </m:r>
+        <m:r>
+          <m:rPr>
+            <m:sty m:val="p"/>
+          </m:rPr>
+          <m:t>=</m:t>
+        </m:r>
         <m:sSubSup>
           <m:e>
             <m:r>
@@ -67172,33 +69474,7 @@
           <w:i/>
           <w:iCs/>
         </w:rPr>
-        <w:t xml:space="preserve">be the vector shadow of</w:t>
-      </w:r>
-      <w:r>
-        <w:rPr>
-          <w:i/>
-          <w:iCs/>
-        </w:rPr>
-        <w:t xml:space="preserve"> </w:t>
-      </w:r>
-      <m:oMath>
-        <m:r>
-          <m:t>C</m:t>
-        </m:r>
-      </m:oMath>
-      <w:r>
-        <w:rPr>
-          <w:i/>
-          <w:iCs/>
-        </w:rPr>
-        <w:t xml:space="preserve"> </w:t>
-      </w:r>
-      <w:r>
-        <w:rPr>
-          <w:i/>
-          <w:iCs/>
-        </w:rPr>
-        <w:t xml:space="preserve">and</w:t>
+        <w:t xml:space="preserve">(its vector shadow) and</w:t>
       </w:r>
       <w:r>
         <w:rPr>
@@ -67246,16 +69522,12 @@
         <w:t xml:space="preserve"> </w:t>
       </w:r>
       <m:oMath>
-        <m:acc>
-          <m:accPr>
-            <m:chr m:val="‾"/>
-          </m:accPr>
-          <m:e>
-            <m:r>
-              <m:t>C</m:t>
-            </m:r>
-          </m:e>
-        </m:acc>
+        <m:r>
+          <m:rPr>
+            <m:sty m:val="p"/>
+          </m:rPr>
+          <m:t>Ω</m:t>
+        </m:r>
       </m:oMath>
       <w:r>
         <w:rPr>
@@ -68344,7 +70616,102 @@
           <w:i/>
           <w:iCs/>
         </w:rPr>
-        <w:t xml:space="preserve">, the unique intertwiner</w:t>
+        <w:t xml:space="preserve">, where</w:t>
+      </w:r>
+      <w:r>
+        <w:rPr>
+          <w:i/>
+          <w:iCs/>
+        </w:rPr>
+        <w:t xml:space="preserve"> </w:t>
+      </w:r>
+      <m:oMath>
+        <m:sSup>
+          <m:e>
+            <m:r>
+              <m:t>T</m:t>
+            </m:r>
+          </m:e>
+          <m:sup>
+            <m:r>
+              <m:rPr>
+                <m:sty m:val="p"/>
+              </m:rPr>
+              <m:t>″</m:t>
+            </m:r>
+          </m:sup>
+        </m:sSup>
+      </m:oMath>
+      <w:r>
+        <w:rPr>
+          <w:i/>
+          <w:iCs/>
+        </w:rPr>
+        <w:t xml:space="preserve"> </w:t>
+      </w:r>
+      <w:r>
+        <w:rPr>
+          <w:i/>
+          <w:iCs/>
+        </w:rPr>
+        <w:t xml:space="preserve">is the matrix inducing</w:t>
+      </w:r>
+      <w:r>
+        <w:rPr>
+          <w:i/>
+          <w:iCs/>
+        </w:rPr>
+        <w:t xml:space="preserve"> </w:t>
+      </w:r>
+      <m:oMath>
+        <m:sSup>
+          <m:e>
+            <m:r>
+              <m:t>τ</m:t>
+            </m:r>
+          </m:e>
+          <m:sup>
+            <m:r>
+              <m:rPr>
+                <m:sty m:val="p"/>
+              </m:rPr>
+              <m:t>″</m:t>
+            </m:r>
+          </m:sup>
+        </m:sSup>
+      </m:oMath>
+      <w:r>
+        <w:rPr>
+          <w:i/>
+          <w:iCs/>
+        </w:rPr>
+        <w:t xml:space="preserve"> </w:t>
+      </w:r>
+      <w:r>
+        <w:rPr>
+          <w:i/>
+          <w:iCs/>
+        </w:rPr>
+        <w:t xml:space="preserve">on</w:t>
+      </w:r>
+      <w:r>
+        <w:rPr>
+          <w:i/>
+          <w:iCs/>
+        </w:rPr>
+        <w:t xml:space="preserve"> </w:t>
+      </w:r>
+      <m:oMath>
+        <m:r>
+          <m:t>V</m:t>
+        </m:r>
+      </m:oMath>
+      <w:r>
+        <w:rPr>
+          <w:i/>
+          <w:iCs/>
+        </w:rPr>
+        <w:t xml:space="preserve">; the unique intertwiner</w:t>
       </w:r>
       <w:r>
         <w:rPr>
@@ -72345,7 +74712,7 @@
         <w:t xml:space="preserve"> </w:t>
       </w:r>
       <w:r>
-        <w:t xml:space="preserve">and the CM field of the Klein quartic,</w:t>
+        <w:t xml:space="preserve">and the CM field of the Klein quartic [Elk99],</w:t>
       </w:r>
       <w:r>
         <w:t xml:space="preserve"> </w:t>
@@ -73272,14 +75639,7 @@
           <w:i/>
           <w:iCs/>
         </w:rPr>
-        <w:t xml:space="preserve"> </w:t>
-      </w:r>
-      <w:r>
-        <w:rPr>
-          <w:i/>
-          <w:iCs/>
-        </w:rPr>
-        <w:t xml:space="preserve">and permutation character</w:t>
+        <w:t xml:space="preserve">, the normaliser of a subgroup of order 3, and permutation character</w:t>
       </w:r>
       <w:r>
         <w:rPr>
@@ -76326,7 +78686,7 @@
         <w:t xml:space="preserve"> </w:t>
       </w:r>
       <w:r>
-        <w:t xml:space="preserve">Proposition 5.4 is a computation on 21 boards. Is</w:t>
+        <w:t xml:space="preserve">Proposition 5.4 is a computation on 23 boards. Is</w:t>
       </w:r>
       <w:r>
         <w:t xml:space="preserve"> </w:t>
@@ -76428,12 +78788,41 @@
         <w:t xml:space="preserve"> </w:t>
       </w:r>
       <w:r>
-        <w:t xml:space="preserve">half-spin? Is</w:t>
-      </w:r>
-      <w:r>
-        <w:t xml:space="preserve"> </w:t>
-      </w:r>
-      <m:oMath>
+        <w:t xml:space="preserve">half-spin? On the boards with a</w:t>
+      </w:r>
+      <w:r>
+        <w:t xml:space="preserve"> </w:t>
+      </w:r>
+      <m:oMath>
+        <m:r>
+          <m:t>W</m:t>
+        </m:r>
+      </m:oMath>
+      <w:r>
+        <w:t xml:space="preserve">-central reverser, Lemma 5.6 gives</w:t>
+      </w:r>
+      <w:r>
+        <w:t xml:space="preserve"> </w:t>
+      </w:r>
+      <m:oMath>
+        <m:sSub>
+          <m:e>
+            <m:r>
+              <m:t>I</m:t>
+            </m:r>
+          </m:e>
+          <m:sub>
+            <m:r>
+              <m:t>k</m:t>
+            </m:r>
+          </m:sub>
+        </m:sSub>
+        <m:r>
+          <m:rPr>
+            <m:sty m:val="p"/>
+          </m:rPr>
+          <m:t>⊆</m:t>
+        </m:r>
         <m:sSub>
           <m:e>
             <m:r>
@@ -76473,12 +78862,104 @@
           </m:rPr>
           <m:t>)</m:t>
         </m:r>
-        <m:r>
-          <m:rPr>
-            <m:sty m:val="p"/>
-          </m:rPr>
-          <m:t>⊆</m:t>
-        </m:r>
+      </m:oMath>
+      <w:r>
+        <w:t xml:space="preserve">, with equality on the vector boards (Theorem 5.7); the inclusion is strict on</w:t>
+      </w:r>
+      <w:r>
+        <w:t xml:space="preserve"> </w:t>
+      </w:r>
+      <m:oMath>
+        <m:sSub>
+          <m:e>
+            <m:r>
+              <m:t>A</m:t>
+            </m:r>
+          </m:e>
+          <m:sub>
+            <m:r>
+              <m:t>5</m:t>
+            </m:r>
+          </m:sub>
+        </m:sSub>
+        <m:sSub>
+          <m:e>
+            <m:r>
+              <m:t>ω</m:t>
+            </m:r>
+          </m:e>
+          <m:sub>
+            <m:r>
+              <m:t>3</m:t>
+            </m:r>
+          </m:sub>
+        </m:sSub>
+      </m:oMath>
+      <w:r>
+        <w:t xml:space="preserve">,</w:t>
+      </w:r>
+      <w:r>
+        <w:t xml:space="preserve"> </w:t>
+      </w:r>
+      <m:oMath>
+        <m:sSub>
+          <m:e>
+            <m:r>
+              <m:t>A</m:t>
+            </m:r>
+          </m:e>
+          <m:sub>
+            <m:r>
+              <m:t>7</m:t>
+            </m:r>
+          </m:sub>
+        </m:sSub>
+        <m:sSub>
+          <m:e>
+            <m:r>
+              <m:t>ω</m:t>
+            </m:r>
+          </m:e>
+          <m:sub>
+            <m:r>
+              <m:t>4</m:t>
+            </m:r>
+          </m:sub>
+        </m:sSub>
+      </m:oMath>
+      <w:r>
+        <w:t xml:space="preserve"> </w:t>
+      </w:r>
+      <w:r>
+        <w:t xml:space="preserve">and the</w:t>
+      </w:r>
+      <w:r>
+        <w:t xml:space="preserve"> </w:t>
+      </w:r>
+      <m:oMath>
+        <m:sSub>
+          <m:e>
+            <m:r>
+              <m:t>D</m:t>
+            </m:r>
+          </m:e>
+          <m:sub>
+            <m:r>
+              <m:t>6</m:t>
+            </m:r>
+          </m:sub>
+        </m:sSub>
+      </m:oMath>
+      <w:r>
+        <w:t xml:space="preserve"> </w:t>
+      </w:r>
+      <w:r>
+        <w:t xml:space="preserve">half-spins at the half-turn. Is there a description of</w:t>
+      </w:r>
+      <w:r>
+        <w:t xml:space="preserve"> </w:t>
+      </w:r>
+      <m:oMath>
         <m:sSub>
           <m:e>
             <m:r>
@@ -76496,108 +78977,57 @@
         <w:t xml:space="preserve"> </w:t>
       </w:r>
       <w:r>
-        <w:t xml:space="preserve">on every board with a</w:t>
-      </w:r>
-      <w:r>
-        <w:t xml:space="preserve"> </w:t>
-      </w:r>
-      <m:oMath>
-        <m:r>
-          <m:t>W</m:t>
-        </m:r>
-      </m:oMath>
-      <w:r>
-        <w:t xml:space="preserve">-central reverser (it is strict on</w:t>
-      </w:r>
-      <w:r>
-        <w:t xml:space="preserve"> </w:t>
-      </w:r>
-      <m:oMath>
-        <m:sSub>
-          <m:e>
-            <m:r>
-              <m:t>A</m:t>
-            </m:r>
-          </m:e>
-          <m:sub>
-            <m:r>
-              <m:t>5</m:t>
-            </m:r>
-          </m:sub>
-        </m:sSub>
-        <m:sSub>
-          <m:e>
-            <m:r>
-              <m:t>ω</m:t>
-            </m:r>
-          </m:e>
-          <m:sub>
-            <m:r>
-              <m:t>3</m:t>
-            </m:r>
-          </m:sub>
-        </m:sSub>
-      </m:oMath>
-      <w:r>
-        <w:t xml:space="preserve">,</w:t>
-      </w:r>
-      <w:r>
-        <w:t xml:space="preserve"> </w:t>
-      </w:r>
-      <m:oMath>
-        <m:sSub>
-          <m:e>
-            <m:r>
-              <m:t>A</m:t>
-            </m:r>
-          </m:e>
-          <m:sub>
-            <m:r>
-              <m:t>7</m:t>
-            </m:r>
-          </m:sub>
-        </m:sSub>
-        <m:sSub>
-          <m:e>
-            <m:r>
-              <m:t>ω</m:t>
-            </m:r>
-          </m:e>
-          <m:sub>
-            <m:r>
-              <m:t>4</m:t>
-            </m:r>
-          </m:sub>
-        </m:sSub>
-      </m:oMath>
-      <w:r>
-        <w:t xml:space="preserve"> </w:t>
-      </w:r>
-      <w:r>
-        <w:t xml:space="preserve">and the</w:t>
-      </w:r>
-      <w:r>
-        <w:t xml:space="preserve"> </w:t>
-      </w:r>
-      <m:oMath>
-        <m:sSub>
-          <m:e>
-            <m:r>
-              <m:t>D</m:t>
-            </m:r>
-          </m:e>
-          <m:sub>
-            <m:r>
-              <m:t>6</m:t>
-            </m:r>
-          </m:sub>
-        </m:sSub>
-      </m:oMath>
-      <w:r>
-        <w:t xml:space="preserve"> </w:t>
-      </w:r>
-      <w:r>
-        <w:t xml:space="preserve">half-spins at the half-turn)?</w:t>
+        <w:t xml:space="preserve">inside</w:t>
+      </w:r>
+      <w:r>
+        <w:t xml:space="preserve"> </w:t>
+      </w:r>
+      <m:oMath>
+        <m:sSub>
+          <m:e>
+            <m:r>
+              <m:t>C</m:t>
+            </m:r>
+          </m:e>
+          <m:sub>
+            <m:r>
+              <m:t>W</m:t>
+            </m:r>
+          </m:sub>
+        </m:sSub>
+        <m:r>
+          <m:rPr>
+            <m:sty m:val="p"/>
+          </m:rPr>
+          <m:t>(</m:t>
+        </m:r>
+        <m:sSup>
+          <m:e>
+            <m:r>
+              <m:t>R</m:t>
+            </m:r>
+          </m:e>
+          <m:sup>
+            <m:r>
+              <m:t>2</m:t>
+            </m:r>
+            <m:r>
+              <m:t>k</m:t>
+            </m:r>
+          </m:sup>
+        </m:sSup>
+        <m:r>
+          <m:rPr>
+            <m:sty m:val="p"/>
+          </m:rPr>
+          <m:t>)</m:t>
+        </m:r>
+      </m:oMath>
+      <w:r>
+        <w:t xml:space="preserve"> </w:t>
+      </w:r>
+      <w:r>
+        <w:t xml:space="preserve">on those boards?</w:t>
       </w:r>
     </w:p>
     <w:p>
@@ -77484,13 +79914,13 @@
       </w:r>
     </w:p>
     <w:bookmarkEnd w:id="34"/>
-    <w:bookmarkStart w:id="35" w:name="appendix-a.-the-literature-search"/>
+    <w:bookmarkStart w:id="35" w:name="acknowledgements"/>
     <w:p>
       <w:pPr>
         <w:pStyle w:val="Heading1"/>
       </w:pPr>
       <w:r>
-        <w:t xml:space="preserve">Appendix A. The literature search</w:t>
+        <w:t xml:space="preserve">Acknowledgements</w:t>
       </w:r>
     </w:p>
     <w:p>
@@ -77498,6 +79928,181 @@
         <w:pStyle w:val="FirstParagraph"/>
       </w:pPr>
       <w:r>
+        <w:t xml:space="preserve">The computations, the verification discipline (briefs hashed before code, first runs kept) and much of the drafting were carried out with Claude (Anthropic) as a computational assistant; the mathematics, the identifications and the decisions of what to claim are the authors’. We thank the authors of GAP and of the Character Table Library, against whose published tables §8 was checked.</w:t>
+      </w:r>
+    </w:p>
+    <w:bookmarkEnd w:id="35"/>
+    <w:bookmarkStart w:id="36" w:name="data-and-code-availability"/>
+    <w:p>
+      <w:pPr>
+        <w:pStyle w:val="Heading1"/>
+      </w:pPr>
+      <w:r>
+        <w:t xml:space="preserve">Data and code availability</w:t>
+      </w:r>
+    </w:p>
+    <w:p>
+      <w:pPr>
+        <w:pStyle w:val="FirstParagraph"/>
+      </w:pPr>
+      <w:r>
+        <w:t xml:space="preserve">Every statement marked</w:t>
+      </w:r>
+      <w:r>
+        <w:t xml:space="preserve"> </w:t>
+      </w:r>
+      <w:r>
+        <w:rPr>
+          <w:b/>
+          <w:bCs/>
+        </w:rPr>
+        <w:t xml:space="preserve">(C)</w:t>
+      </w:r>
+      <w:r>
+        <w:t xml:space="preserve"> </w:t>
+      </w:r>
+      <w:r>
+        <w:t xml:space="preserve">is established by a named Python 3 script (numpy; sympy in one place) listed in Appendix B. The scripts, their hash-locked briefs, their logs including first runs, the witnesses they write, and the two editions of this paper are kept under version control at</w:t>
+      </w:r>
+    </w:p>
+    <w:p>
+      <w:pPr>
+        <w:pStyle w:val="BlockText"/>
+      </w:pPr>
+      <w:r>
+        <w:rPr>
+          <w:rStyle w:val="VerbatimChar"/>
+        </w:rPr>
+        <w:t xml:space="preserve">https://github.com/selinaserephina-star/Scar_merkabit</w:t>
+      </w:r>
+    </w:p>
+    <w:p>
+      <w:pPr>
+        <w:pStyle w:val="FirstParagraph"/>
+      </w:pPr>
+      <w:r>
+        <w:t xml:space="preserve">The repository is private during review; access is granted to editors and referees on request, and it will be made public on publication. Each script re-checks its brief’s SHA-256 as its first test and runs from a clean checkout with no external data.</w:t>
+      </w:r>
+    </w:p>
+    <w:bookmarkEnd w:id="36"/>
+    <w:bookmarkStart w:id="37" w:name="declarations"/>
+    <w:p>
+      <w:pPr>
+        <w:pStyle w:val="Heading1"/>
+      </w:pPr>
+      <w:r>
+        <w:t xml:space="preserve">Declarations</w:t>
+      </w:r>
+    </w:p>
+    <w:p>
+      <w:pPr>
+        <w:pStyle w:val="FirstParagraph"/>
+      </w:pPr>
+      <w:r>
+        <w:rPr>
+          <w:i/>
+          <w:iCs/>
+        </w:rPr>
+        <w:t xml:space="preserve">Funding.</w:t>
+      </w:r>
+      <w:r>
+        <w:t xml:space="preserve"> </w:t>
+      </w:r>
+      <w:r>
+        <w:t xml:space="preserve">This work received no external funding.</w:t>
+      </w:r>
+      <w:r>
+        <w:t xml:space="preserve"> </w:t>
+      </w:r>
+      <w:r>
+        <w:rPr>
+          <w:i/>
+          <w:iCs/>
+        </w:rPr>
+        <w:t xml:space="preserve">Competing interests.</w:t>
+      </w:r>
+      <w:r>
+        <w:t xml:space="preserve"> </w:t>
+      </w:r>
+      <w:r>
+        <w:t xml:space="preserve">The authors declare none.</w:t>
+      </w:r>
+      <w:r>
+        <w:t xml:space="preserve"> </w:t>
+      </w:r>
+      <w:r>
+        <w:rPr>
+          <w:i/>
+          <w:iCs/>
+        </w:rPr>
+        <w:t xml:space="preserve">Author contributions.</w:t>
+      </w:r>
+      <w:r>
+        <w:t xml:space="preserve"> </w:t>
+      </w:r>
+      <w:r>
+        <w:t xml:space="preserve">S.S. built the computational model and the verification framework, ran the computations, and drafted the paper. I.B. built the</w:t>
+      </w:r>
+      <w:r>
+        <w:t xml:space="preserve"> </w:t>
+      </w:r>
+      <m:oMath>
+        <m:r>
+          <m:t>P</m:t>
+        </m:r>
+        <m:r>
+          <m:t>S</m:t>
+        </m:r>
+        <m:r>
+          <m:t>L</m:t>
+        </m:r>
+        <m:r>
+          <m:rPr>
+            <m:sty m:val="p"/>
+          </m:rPr>
+          <m:t>(</m:t>
+        </m:r>
+        <m:r>
+          <m:t>2</m:t>
+        </m:r>
+        <m:r>
+          <m:rPr>
+            <m:sty m:val="p"/>
+          </m:rPr>
+          <m:t>,</m:t>
+        </m:r>
+        <m:r>
+          <m:t>7</m:t>
+        </m:r>
+        <m:r>
+          <m:rPr>
+            <m:sty m:val="p"/>
+          </m:rPr>
+          <m:t>)</m:t>
+        </m:r>
+      </m:oMath>
+      <w:r>
+        <w:t xml:space="preserve"> </w:t>
+      </w:r>
+      <w:r>
+        <w:t xml:space="preserve">framework of §9, re-executed every computation independently, conducted the literature search, and reviewed the text. Both authors approved the final version.</w:t>
+      </w:r>
+    </w:p>
+    <w:bookmarkEnd w:id="37"/>
+    <w:bookmarkStart w:id="38" w:name="appendix-a.-the-literature-search"/>
+    <w:p>
+      <w:pPr>
+        <w:pStyle w:val="Heading1"/>
+      </w:pPr>
+      <w:r>
+        <w:t xml:space="preserve">Appendix A. The literature search</w:t>
+      </w:r>
+    </w:p>
+    <w:p>
+      <w:pPr>
+        <w:pStyle w:val="FirstParagraph"/>
+      </w:pPr>
+      <w:r>
         <w:t xml:space="preserve">The claims of novelty in this paper are negative claims —</w:t>
       </w:r>
       <w:r>
@@ -77551,7 +80156,7 @@
         <w:t xml:space="preserve"> </w:t>
       </w:r>
       <w:r>
-        <w:t xml:space="preserve">case and the Gosset graph; and the thirty documents citing [RS13] on zbMATH Open, all read. Found: the Coxeter-motion and birational literature [Oka21], the toggle literature [SW12, Str16], the homomesy literature [PR15, RW15, DHPP21]; no match.</w:t>
+        <w:t xml:space="preserve">case and the Gosset graph; and the thirty documents citing [RS13] on zbMATH Open, all read. Found: the Coxeter-motion and birational literature [Oka21], the toggle literature [SW12, Str18], the homomesy literature [PR15, RW15, DHPP23]; no match.</w:t>
       </w:r>
     </w:p>
     <w:p>
@@ -77597,7 +80202,7 @@
         <w:t xml:space="preserve">minuscule</w:t>
       </w:r>
       <w:r>
-        <w:t xml:space="preserve">: Hopkins 2016 (CDE property for minuscule lattices), Hopkins 2019 (minuscule doppelgängers), Okada 2020, Pechenik 2021. Titles containing</w:t>
+        <w:t xml:space="preserve">: Hopkins 2016 (CDE property for minuscule lattices), Hopkins 2019 (minuscule doppelgängers), Okada [Oka21], Pechenik [Pec22]. Titles containing</w:t>
       </w:r>
       <w:r>
         <w:t xml:space="preserve"> </w:t>
@@ -77610,7 +80215,7 @@
         <w:t xml:space="preserve">Coxeter</w:t>
       </w:r>
       <w:r>
-        <w:t xml:space="preserve">: Okada 2020, Marczinzik–Thomas–Yıldırım 2022. Titles containing</w:t>
+        <w:t xml:space="preserve">: Okada [Oka21], Marczinzik–Thomas–Yıldırım [MTY24]. Titles containing</w:t>
       </w:r>
       <w:r>
         <w:t xml:space="preserve"> </w:t>
@@ -77824,7 +80429,7 @@
         <w:t xml:space="preserve"> </w:t>
       </w:r>
       <w:r>
-        <w:t xml:space="preserve">that product corresponds to a Coxeter element; no statement that rowmotion itself is or is not a Coxeter element’s action; the chain case attributed to Stanley; inner products, isometries and pairs of weights not mentioned. [Oka21]: Coxeter-motion defined as a product of file toggles and shown conjugate to rowmotion in the birational toggle group (Thm 4.3) — two maps, conjugate, not equal; the double-tailed diamond</w:t>
+        <w:t xml:space="preserve">that product corresponds to a Coxeter element; no statement that rowmotion itself is or is not a Coxeter element’s action; the chain case attributed to Stanley [Sta09]; inner products, isometries and pairs of weights not mentioned. [Oka21]: Coxeter-motion defined as a product of file toggles and shown conjugate to rowmotion in the birational toggle group (Thm 4.3) — two maps, conjugate, not equal; the double-tailed diamond</w:t>
       </w:r>
       <w:r>
         <w:t xml:space="preserve"> </w:t>
@@ -77859,7 +80464,7 @@
         <w:t xml:space="preserve"> </w:t>
       </w:r>
       <w:r>
-        <w:t xml:space="preserve">treated birationally with separate formulas for the two tails, without any statement about Weyl group membership. [Hop20]: records the Rush–Shi conjugacy and the open conjectures on cyclic sieving and doppelgängers; nothing on Weyl membership or pairs. [TW19]: trim lattices; nothing on the weights.</w:t>
+        <w:t xml:space="preserve">treated birationally with separate formulas for the two tails, without any statement about Weyl group membership. [Hop24]: records the Rush–Shi conjugacy and the open conjectures on cyclic sieving and doppelgängers; nothing on Weyl membership or pairs. [TW19]: trim lattices; nothing on the weights.</w:t>
       </w:r>
     </w:p>
     <w:p>
@@ -77907,11 +80512,11 @@
         <w:t xml:space="preserve"> </w:t>
       </w:r>
       <w:r>
-        <w:t xml:space="preserve">MathSciNet and the full text of zbMATH’s reviews; theses and work in progress. A reader who knows Theorems A–F as corollaries of the Rush–Shi conjugacy or of the toggle description of rowmotion is asked for the reference.</w:t>
+        <w:t xml:space="preserve">MathSciNet and the full text of zbMATH’s reviews; theses and work in progress. A reader who knows Theorems A–G as corollaries of the Rush–Shi conjugacy or of the toggle description of rowmotion is asked for the reference.</w:t>
       </w:r>
     </w:p>
-    <w:bookmarkEnd w:id="35"/>
-    <w:bookmarkStart w:id="36" w:name="appendix-b.-verification"/>
+    <w:bookmarkEnd w:id="38"/>
+    <w:bookmarkStart w:id="39" w:name="appendix-b.-verification"/>
     <w:p>
       <w:pPr>
         <w:pStyle w:val="Heading1"/>
@@ -77926,6 +80531,83 @@
       </w:pPr>
       <w:r>
         <w:t xml:space="preserve">Every statement marked (C) is established by a Python 3 script (numpy; sympy in one place) whose brief was fixed and hashed before the script was written and which re-checks that hash as its first test. Each script was executed by both authors from clean checkouts on independent machines with identical tallies. The scripts, with their check counts and external inputs:</w:t>
+      </w:r>
+    </w:p>
+    <w:p>
+      <w:pPr>
+        <w:pStyle w:val="BodyText"/>
+      </w:pPr>
+      <w:r>
+        <w:t xml:space="preserve">All scripts are at the root of the repository except</w:t>
+      </w:r>
+      <w:r>
+        <w:t xml:space="preserve"> </w:t>
+      </w:r>
+      <w:r>
+        <w:rPr>
+          <w:rStyle w:val="VerbatimChar"/>
+        </w:rPr>
+        <w:t xml:space="preserve">verify_tbr_bridge.py</w:t>
+      </w:r>
+      <w:r>
+        <w:t xml:space="preserve"> </w:t>
+      </w:r>
+      <w:r>
+        <w:t xml:space="preserve">and</w:t>
+      </w:r>
+      <w:r>
+        <w:t xml:space="preserve"> </w:t>
+      </w:r>
+      <w:r>
+        <w:rPr>
+          <w:rStyle w:val="VerbatimChar"/>
+        </w:rPr>
+        <w:t xml:space="preserve">verify_tsc_scarcat.py</w:t>
+      </w:r>
+      <w:r>
+        <w:t xml:space="preserve"> </w:t>
+      </w:r>
+      <w:r>
+        <w:t xml:space="preserve">(under</w:t>
+      </w:r>
+      <w:r>
+        <w:t xml:space="preserve"> </w:t>
+      </w:r>
+      <w:r>
+        <w:rPr>
+          <w:rStyle w:val="VerbatimChar"/>
+        </w:rPr>
+        <w:t xml:space="preserve">package/</w:t>
+      </w:r>
+      <w:r>
+        <w:t xml:space="preserve">) and</w:t>
+      </w:r>
+      <w:r>
+        <w:t xml:space="preserve"> </w:t>
+      </w:r>
+      <w:r>
+        <w:rPr>
+          <w:rStyle w:val="VerbatimChar"/>
+        </w:rPr>
+        <w:t xml:space="preserve">fano_sextet_six_invariants.py</w:t>
+      </w:r>
+      <w:r>
+        <w:t xml:space="preserve"> </w:t>
+      </w:r>
+      <w:r>
+        <w:t xml:space="preserve">(in the received-packages folder).</w:t>
+      </w:r>
+      <w:r>
+        <w:t xml:space="preserve"> </w:t>
+      </w:r>
+      <w:r>
+        <w:t xml:space="preserve">“Inputs”</w:t>
+      </w:r>
+      <w:r>
+        <w:t xml:space="preserve"> </w:t>
+      </w:r>
+      <w:r>
+        <w:t xml:space="preserve">are files written by the scripts of earlier rows; all are regenerable.</w:t>
       </w:r>
     </w:p>
     <w:tbl>
@@ -78034,7 +80716,16 @@
               <w:pStyle w:val="Compact"/>
             </w:pPr>
             <w:r>
-              <w:t xml:space="preserve">Stone U cache (regenerable)</w:t>
+              <w:t xml:space="preserve">cache of</w:t>
+            </w:r>
+            <w:r>
+              <w:t xml:space="preserve"> </w:t>
+            </w:r>
+            <w:r>
+              <w:rPr>
+                <w:rStyle w:val="VerbatimChar"/>
+              </w:rPr>
+              <w:t xml:space="preserve">verify_stone_u_2cover.py</w:t>
             </w:r>
           </w:p>
         </w:tc>
@@ -78083,7 +80774,58 @@
               <w:pStyle w:val="Compact"/>
             </w:pPr>
             <w:r>
-              <w:t xml:space="preserve">U, V, W, X caches</w:t>
+              <w:t xml:space="preserve">caches of the</w:t>
+            </w:r>
+            <w:r>
+              <w:t xml:space="preserve"> </w:t>
+            </w:r>
+            <w:r>
+              <w:rPr>
+                <w:rStyle w:val="VerbatimChar"/>
+              </w:rPr>
+              <w:t xml:space="preserve">u</w:t>
+            </w:r>
+            <w:r>
+              <w:t xml:space="preserve">,</w:t>
+            </w:r>
+            <w:r>
+              <w:t xml:space="preserve"> </w:t>
+            </w:r>
+            <w:r>
+              <w:rPr>
+                <w:rStyle w:val="VerbatimChar"/>
+              </w:rPr>
+              <w:t xml:space="preserve">v</w:t>
+            </w:r>
+            <w:r>
+              <w:t xml:space="preserve">,</w:t>
+            </w:r>
+            <w:r>
+              <w:t xml:space="preserve"> </w:t>
+            </w:r>
+            <w:r>
+              <w:rPr>
+                <w:rStyle w:val="VerbatimChar"/>
+              </w:rPr>
+              <w:t xml:space="preserve">w</w:t>
+            </w:r>
+            <w:r>
+              <w:t xml:space="preserve">,</w:t>
+            </w:r>
+            <w:r>
+              <w:t xml:space="preserve"> </w:t>
+            </w:r>
+            <w:r>
+              <w:rPr>
+                <w:rStyle w:val="VerbatimChar"/>
+              </w:rPr>
+              <w:t xml:space="preserve">x</w:t>
+            </w:r>
+            <w:r>
+              <w:t xml:space="preserve"> </w:t>
+            </w:r>
+            <w:r>
+              <w:t xml:space="preserve">scripts</w:t>
             </w:r>
           </w:p>
         </w:tc>
@@ -78132,7 +80874,16 @@
               <w:pStyle w:val="Compact"/>
             </w:pPr>
             <w:r>
-              <w:t xml:space="preserve">the above + Z cache</w:t>
+              <w:t xml:space="preserve">the same, plus the cache of</w:t>
+            </w:r>
+            <w:r>
+              <w:t xml:space="preserve"> </w:t>
+            </w:r>
+            <w:r>
+              <w:rPr>
+                <w:rStyle w:val="VerbatimChar"/>
+              </w:rPr>
+              <w:t xml:space="preserve">verify_stone_z_stillpoint.py</w:t>
             </w:r>
           </w:p>
         </w:tc>
@@ -78297,7 +81048,37 @@
               <w:pStyle w:val="Compact"/>
             </w:pPr>
             <w:r>
-              <w:t xml:space="preserve">AA and Z caches (replayed)</w:t>
+              <w:t xml:space="preserve">caches of the</w:t>
+            </w:r>
+            <w:r>
+              <w:t xml:space="preserve"> </w:t>
+            </w:r>
+            <w:r>
+              <w:rPr>
+                <w:rStyle w:val="VerbatimChar"/>
+              </w:rPr>
+              <w:t xml:space="preserve">aa</w:t>
+            </w:r>
+            <w:r>
+              <w:t xml:space="preserve"> </w:t>
+            </w:r>
+            <w:r>
+              <w:t xml:space="preserve">and</w:t>
+            </w:r>
+            <w:r>
+              <w:t xml:space="preserve"> </w:t>
+            </w:r>
+            <w:r>
+              <w:rPr>
+                <w:rStyle w:val="VerbatimChar"/>
+              </w:rPr>
+              <w:t xml:space="preserve">z</w:t>
+            </w:r>
+            <w:r>
+              <w:t xml:space="preserve"> </w:t>
+            </w:r>
+            <w:r>
+              <w:t xml:space="preserve">scripts</w:t>
             </w:r>
           </w:p>
         </w:tc>
@@ -78548,7 +81329,22 @@
               <w:pStyle w:val="Compact"/>
             </w:pPr>
             <w:r>
-              <w:t xml:space="preserve">the AQ machine</w:t>
+              <w:t xml:space="preserve">the board machine of the</w:t>
+            </w:r>
+            <w:r>
+              <w:t xml:space="preserve"> </w:t>
+            </w:r>
+            <w:r>
+              <w:rPr>
+                <w:rStyle w:val="VerbatimChar"/>
+              </w:rPr>
+              <w:t xml:space="preserve">aq</w:t>
+            </w:r>
+            <w:r>
+              <w:t xml:space="preserve"> </w:t>
+            </w:r>
+            <w:r>
+              <w:t xml:space="preserve">script</w:t>
             </w:r>
           </w:p>
         </w:tc>
@@ -78597,7 +81393,22 @@
               <w:pStyle w:val="Compact"/>
             </w:pPr>
             <w:r>
-              <w:t xml:space="preserve">AP witnesses,</w:t>
+              <w:t xml:space="preserve">witnesses of the</w:t>
+            </w:r>
+            <w:r>
+              <w:t xml:space="preserve"> </w:t>
+            </w:r>
+            <w:r>
+              <w:rPr>
+                <w:rStyle w:val="VerbatimChar"/>
+              </w:rPr>
+              <w:t xml:space="preserve">ap</w:t>
+            </w:r>
+            <w:r>
+              <w:t xml:space="preserve"> </w:t>
+            </w:r>
+            <w:r>
+              <w:t xml:space="preserve">script,</w:t>
             </w:r>
             <w:r>
               <w:t xml:space="preserve"> </w:t>
@@ -78655,7 +81466,22 @@
               <w:pStyle w:val="Compact"/>
             </w:pPr>
             <w:r>
-              <w:t xml:space="preserve">the AQ machine</w:t>
+              <w:t xml:space="preserve">the board machine of the</w:t>
+            </w:r>
+            <w:r>
+              <w:t xml:space="preserve"> </w:t>
+            </w:r>
+            <w:r>
+              <w:rPr>
+                <w:rStyle w:val="VerbatimChar"/>
+              </w:rPr>
+              <w:t xml:space="preserve">aq</w:t>
+            </w:r>
+            <w:r>
+              <w:t xml:space="preserve"> </w:t>
+            </w:r>
+            <w:r>
+              <w:t xml:space="preserve">script</w:t>
             </w:r>
           </w:p>
         </w:tc>
@@ -78704,7 +81530,34 @@
               <w:pStyle w:val="Compact"/>
             </w:pPr>
             <w:r>
-              <w:t xml:space="preserve">AQ, AP files</w:t>
+              <w:t xml:space="preserve">witnesses of the</w:t>
+            </w:r>
+            <w:r>
+              <w:t xml:space="preserve"> </w:t>
+            </w:r>
+            <w:r>
+              <w:rPr>
+                <w:rStyle w:val="VerbatimChar"/>
+              </w:rPr>
+              <w:t xml:space="preserve">aq</w:t>
+            </w:r>
+            <w:r>
+              <w:t xml:space="preserve">,</w:t>
+            </w:r>
+            <w:r>
+              <w:t xml:space="preserve"> </w:t>
+            </w:r>
+            <w:r>
+              <w:rPr>
+                <w:rStyle w:val="VerbatimChar"/>
+              </w:rPr>
+              <w:t xml:space="preserve">ap</w:t>
+            </w:r>
+            <w:r>
+              <w:t xml:space="preserve"> </w:t>
+            </w:r>
+            <w:r>
+              <w:t xml:space="preserve">scripts</w:t>
             </w:r>
           </w:p>
         </w:tc>
@@ -78802,7 +81655,22 @@
               <w:pStyle w:val="Compact"/>
             </w:pPr>
             <w:r>
-              <w:t xml:space="preserve">the AQ machine</w:t>
+              <w:t xml:space="preserve">the board machine of the</w:t>
+            </w:r>
+            <w:r>
+              <w:t xml:space="preserve"> </w:t>
+            </w:r>
+            <w:r>
+              <w:rPr>
+                <w:rStyle w:val="VerbatimChar"/>
+              </w:rPr>
+              <w:t xml:space="preserve">aq</w:t>
+            </w:r>
+            <w:r>
+              <w:t xml:space="preserve"> </w:t>
+            </w:r>
+            <w:r>
+              <w:t xml:space="preserve">script</w:t>
             </w:r>
           </w:p>
         </w:tc>
@@ -78851,7 +81719,70 @@
               <w:pStyle w:val="Compact"/>
             </w:pPr>
             <w:r>
-              <w:t xml:space="preserve">AQ, AT, AP, AS, AU files</w:t>
+              <w:t xml:space="preserve">witnesses of the</w:t>
+            </w:r>
+            <w:r>
+              <w:t xml:space="preserve"> </w:t>
+            </w:r>
+            <w:r>
+              <w:rPr>
+                <w:rStyle w:val="VerbatimChar"/>
+              </w:rPr>
+              <w:t xml:space="preserve">aq</w:t>
+            </w:r>
+            <w:r>
+              <w:t xml:space="preserve">,</w:t>
+            </w:r>
+            <w:r>
+              <w:t xml:space="preserve"> </w:t>
+            </w:r>
+            <w:r>
+              <w:rPr>
+                <w:rStyle w:val="VerbatimChar"/>
+              </w:rPr>
+              <w:t xml:space="preserve">at</w:t>
+            </w:r>
+            <w:r>
+              <w:t xml:space="preserve">,</w:t>
+            </w:r>
+            <w:r>
+              <w:t xml:space="preserve"> </w:t>
+            </w:r>
+            <w:r>
+              <w:rPr>
+                <w:rStyle w:val="VerbatimChar"/>
+              </w:rPr>
+              <w:t xml:space="preserve">ap</w:t>
+            </w:r>
+            <w:r>
+              <w:t xml:space="preserve">,</w:t>
+            </w:r>
+            <w:r>
+              <w:t xml:space="preserve"> </w:t>
+            </w:r>
+            <w:r>
+              <w:rPr>
+                <w:rStyle w:val="VerbatimChar"/>
+              </w:rPr>
+              <w:t xml:space="preserve">as</w:t>
+            </w:r>
+            <w:r>
+              <w:t xml:space="preserve">,</w:t>
+            </w:r>
+            <w:r>
+              <w:t xml:space="preserve"> </w:t>
+            </w:r>
+            <w:r>
+              <w:rPr>
+                <w:rStyle w:val="VerbatimChar"/>
+              </w:rPr>
+              <w:t xml:space="preserve">au</w:t>
+            </w:r>
+            <w:r>
+              <w:t xml:space="preserve"> </w:t>
+            </w:r>
+            <w:r>
+              <w:t xml:space="preserve">scripts</w:t>
             </w:r>
           </w:p>
         </w:tc>
@@ -78900,7 +81831,46 @@
               <w:pStyle w:val="Compact"/>
             </w:pPr>
             <w:r>
-              <w:t xml:space="preserve">AV, AQ, AT files</w:t>
+              <w:t xml:space="preserve">witnesses of the</w:t>
+            </w:r>
+            <w:r>
+              <w:t xml:space="preserve"> </w:t>
+            </w:r>
+            <w:r>
+              <w:rPr>
+                <w:rStyle w:val="VerbatimChar"/>
+              </w:rPr>
+              <w:t xml:space="preserve">av</w:t>
+            </w:r>
+            <w:r>
+              <w:t xml:space="preserve">,</w:t>
+            </w:r>
+            <w:r>
+              <w:t xml:space="preserve"> </w:t>
+            </w:r>
+            <w:r>
+              <w:rPr>
+                <w:rStyle w:val="VerbatimChar"/>
+              </w:rPr>
+              <w:t xml:space="preserve">aq</w:t>
+            </w:r>
+            <w:r>
+              <w:t xml:space="preserve">,</w:t>
+            </w:r>
+            <w:r>
+              <w:t xml:space="preserve"> </w:t>
+            </w:r>
+            <w:r>
+              <w:rPr>
+                <w:rStyle w:val="VerbatimChar"/>
+              </w:rPr>
+              <w:t xml:space="preserve">at</w:t>
+            </w:r>
+            <w:r>
+              <w:t xml:space="preserve"> </w:t>
+            </w:r>
+            <w:r>
+              <w:t xml:space="preserve">scripts</w:t>
             </w:r>
           </w:p>
         </w:tc>
@@ -78949,7 +81919,46 @@
               <w:pStyle w:val="Compact"/>
             </w:pPr>
             <w:r>
-              <w:t xml:space="preserve">AV, AQ, AT files</w:t>
+              <w:t xml:space="preserve">witnesses of the</w:t>
+            </w:r>
+            <w:r>
+              <w:t xml:space="preserve"> </w:t>
+            </w:r>
+            <w:r>
+              <w:rPr>
+                <w:rStyle w:val="VerbatimChar"/>
+              </w:rPr>
+              <w:t xml:space="preserve">av</w:t>
+            </w:r>
+            <w:r>
+              <w:t xml:space="preserve">,</w:t>
+            </w:r>
+            <w:r>
+              <w:t xml:space="preserve"> </w:t>
+            </w:r>
+            <w:r>
+              <w:rPr>
+                <w:rStyle w:val="VerbatimChar"/>
+              </w:rPr>
+              <w:t xml:space="preserve">aq</w:t>
+            </w:r>
+            <w:r>
+              <w:t xml:space="preserve">,</w:t>
+            </w:r>
+            <w:r>
+              <w:t xml:space="preserve"> </w:t>
+            </w:r>
+            <w:r>
+              <w:rPr>
+                <w:rStyle w:val="VerbatimChar"/>
+              </w:rPr>
+              <w:t xml:space="preserve">at</w:t>
+            </w:r>
+            <w:r>
+              <w:t xml:space="preserve"> </w:t>
+            </w:r>
+            <w:r>
+              <w:t xml:space="preserve">scripts</w:t>
             </w:r>
           </w:p>
         </w:tc>
@@ -78998,7 +82007,46 @@
               <w:pStyle w:val="Compact"/>
             </w:pPr>
             <w:r>
-              <w:t xml:space="preserve">AQ, AT, AV files</w:t>
+              <w:t xml:space="preserve">witnesses of the</w:t>
+            </w:r>
+            <w:r>
+              <w:t xml:space="preserve"> </w:t>
+            </w:r>
+            <w:r>
+              <w:rPr>
+                <w:rStyle w:val="VerbatimChar"/>
+              </w:rPr>
+              <w:t xml:space="preserve">aq</w:t>
+            </w:r>
+            <w:r>
+              <w:t xml:space="preserve">,</w:t>
+            </w:r>
+            <w:r>
+              <w:t xml:space="preserve"> </w:t>
+            </w:r>
+            <w:r>
+              <w:rPr>
+                <w:rStyle w:val="VerbatimChar"/>
+              </w:rPr>
+              <w:t xml:space="preserve">at</w:t>
+            </w:r>
+            <w:r>
+              <w:t xml:space="preserve">,</w:t>
+            </w:r>
+            <w:r>
+              <w:t xml:space="preserve"> </w:t>
+            </w:r>
+            <w:r>
+              <w:rPr>
+                <w:rStyle w:val="VerbatimChar"/>
+              </w:rPr>
+              <w:t xml:space="preserve">av</w:t>
+            </w:r>
+            <w:r>
+              <w:t xml:space="preserve"> </w:t>
+            </w:r>
+            <w:r>
+              <w:t xml:space="preserve">scripts</w:t>
             </w:r>
           </w:p>
         </w:tc>
@@ -79452,7 +82500,7 @@
               <w:pStyle w:val="Compact"/>
             </w:pPr>
             <w:r>
-              <w:t xml:space="preserve">—</w:t>
+              <w:t xml:space="preserve">re-run, no tally</w:t>
             </w:r>
           </w:p>
         </w:tc>
@@ -79480,11 +82528,24 @@
         <w:t xml:space="preserve"> </w:t>
       </w:r>
       <w:r>
-        <w:t xml:space="preserve">counts record expectations registered before the computation that the computation refuted; each is described where it is informative (Remarks 3.7, 5.5, 5.9; Propositions 8.2, 8.4). The scripts and logs are archived with the authors and will be deposited with the paper.</w:t>
+        <w:t xml:space="preserve">counts record expectations registered before the computation that the computation refuted; each is described where it is informative (Remarks 3.7, 5.5, 5.9; Propositions 8.2, 8.4). The scripts, the hash-locked briefs and the logs are in the repository named under</w:t>
+      </w:r>
+      <w:r>
+        <w:t xml:space="preserve"> </w:t>
+      </w:r>
+      <w:r>
+        <w:rPr>
+          <w:i/>
+          <w:iCs/>
+        </w:rPr>
+        <w:t xml:space="preserve">Data and code availability</w:t>
+      </w:r>
+      <w:r>
+        <w:t xml:space="preserve">.</w:t>
       </w:r>
     </w:p>
-    <w:bookmarkEnd w:id="36"/>
-    <w:bookmarkStart w:id="37" w:name="references"/>
+    <w:bookmarkEnd w:id="39"/>
+    <w:bookmarkStart w:id="40" w:name="references"/>
     <w:p>
       <w:pPr>
         <w:pStyle w:val="Heading1"/>
@@ -79518,7 +82579,7 @@
         <w:t xml:space="preserve"> </w:t>
       </w:r>
       <w:r>
-        <w:t xml:space="preserve">Oxford University Press, 1985.</w:t>
+        <w:t xml:space="preserve">Clarendon Press, Oxford University Press, 1985.</w:t>
       </w:r>
     </w:p>
     <w:p>
@@ -79546,7 +82607,7 @@
         <w:t xml:space="preserve"> </w:t>
       </w:r>
       <w:r>
-        <w:t xml:space="preserve">Springer, 2002.</w:t>
+        <w:t xml:space="preserve">Elements of Mathematics, Springer, Berlin, 2002.</w:t>
       </w:r>
     </w:p>
     <w:p>
@@ -79558,7 +82619,7 @@
         </w:numPr>
       </w:pPr>
       <w:r>
-        <w:t xml:space="preserve">[Bre] Breuer, T.</w:t>
+        <w:t xml:space="preserve">[Bre25] Breuer, T.</w:t>
       </w:r>
       <w:r>
         <w:t xml:space="preserve"> </w:t>
@@ -79571,7 +82632,16 @@
         <w:t xml:space="preserve">The GAP Character Table Library</w:t>
       </w:r>
       <w:r>
-        <w:t xml:space="preserve">, Version 1.3.11. RWTH Aachen.</w:t>
+        <w:t xml:space="preserve">, Version 1.3.11 (GAP package), Lehrstuhl für Algebra und Zahlentheorie, RWTH Aachen, 2025.</w:t>
+      </w:r>
+      <w:r>
+        <w:t xml:space="preserve"> </w:t>
+      </w:r>
+      <w:r>
+        <w:rPr>
+          <w:rStyle w:val="VerbatimChar"/>
+        </w:rPr>
+        <w:t xml:space="preserve">https://www.math.rwth-aachen.de/~Thomas.Breuer/ctbllib</w:t>
       </w:r>
     </w:p>
     <w:p>
@@ -79599,7 +82669,7 @@
         <w:t xml:space="preserve"> </w:t>
       </w:r>
       <w:r>
-        <w:t xml:space="preserve">16 (1995) 545–554.</w:t>
+        <w:t xml:space="preserve">16 (1995), no. 6, 545–554.</w:t>
       </w:r>
     </w:p>
     <w:p>
@@ -79624,7 +82694,10 @@
         <w:t xml:space="preserve">Finite Simple Groups</w:t>
       </w:r>
       <w:r>
-        <w:t xml:space="preserve">, Academic Press, 1971, 215–247.</w:t>
+        <w:t xml:space="preserve"> </w:t>
+      </w:r>
+      <w:r>
+        <w:t xml:space="preserve">(M. B. Powell, G. Higman, eds.), Academic Press, London–New York, 1971, 215–247.</w:t>
       </w:r>
     </w:p>
     <w:p>
@@ -79649,7 +82722,7 @@
         <w:t xml:space="preserve">Sphere Packings, Lattices and Groups</w:t>
       </w:r>
       <w:r>
-        <w:t xml:space="preserve">, 3rd ed. Springer, 1999.</w:t>
+        <w:t xml:space="preserve">, 3rd ed. Grundlehren Math. Wiss. 290, Springer, New York, 1999.</w:t>
       </w:r>
     </w:p>
     <w:p>
@@ -79661,7 +82734,7 @@
         </w:numPr>
       </w:pPr>
       <w:r>
-        <w:t xml:space="preserve">[DHPP21] Defant, C.; Hopkins, S.; Poznanović, S.; Propp, J. Homomesy via toggleability statistics.</w:t>
+        <w:t xml:space="preserve">[DHPP23] Defant, C.; Hopkins, S.; Poznanović, S.; Propp, J. Homomesy via toggleability statistics.</w:t>
       </w:r>
       <w:r>
         <w:t xml:space="preserve"> </w:t>
@@ -79677,7 +82750,7 @@
         <w:t xml:space="preserve"> </w:t>
       </w:r>
       <w:r>
-        <w:t xml:space="preserve">3 (2023), 14; arXiv:2108.13227.</w:t>
+        <w:t xml:space="preserve">3 (2023), no. 2, #14; arXiv:2108.13227.</w:t>
       </w:r>
     </w:p>
     <w:p>
@@ -79730,7 +82803,10 @@
         <w:t xml:space="preserve">The Eightfold Way</w:t>
       </w:r>
       <w:r>
-        <w:t xml:space="preserve">, MSRI Publ. 35, Cambridge University Press, 1999, 51–101.</w:t>
+        <w:t xml:space="preserve"> </w:t>
+      </w:r>
+      <w:r>
+        <w:t xml:space="preserve">(S. Levy, ed.), MSRI Publ. 35, Cambridge University Press, 1999, 51–101.</w:t>
       </w:r>
     </w:p>
     <w:p>
@@ -79742,23 +82818,23 @@
         </w:numPr>
       </w:pPr>
       <w:r>
-        <w:t xml:space="preserve">[GPT23] Garver, A.; Patrias, R.; Thomas, H. Minuscule reverse plane partitions via quiver representations.</w:t>
-      </w:r>
-      <w:r>
-        <w:t xml:space="preserve"> </w:t>
-      </w:r>
-      <w:r>
-        <w:rPr>
-          <w:i/>
-          <w:iCs/>
-        </w:rPr>
-        <w:t xml:space="preserve">Selecta Math.</w:t>
-      </w:r>
-      <w:r>
-        <w:t xml:space="preserve"> </w:t>
-      </w:r>
-      <w:r>
-        <w:t xml:space="preserve">29 (2023), 37.</w:t>
+        <w:t xml:space="preserve">[Gre13] Green, R. M.</w:t>
+      </w:r>
+      <w:r>
+        <w:t xml:space="preserve"> </w:t>
+      </w:r>
+      <w:r>
+        <w:rPr>
+          <w:i/>
+          <w:iCs/>
+        </w:rPr>
+        <w:t xml:space="preserve">Combinatorics of Minuscule Representations.</w:t>
+      </w:r>
+      <w:r>
+        <w:t xml:space="preserve"> </w:t>
+      </w:r>
+      <w:r>
+        <w:t xml:space="preserve">Cambridge Tracts in Mathematics 199, Cambridge University Press, 2013.</w:t>
       </w:r>
     </w:p>
     <w:p>
@@ -79770,23 +82846,23 @@
         </w:numPr>
       </w:pPr>
       <w:r>
-        <w:t xml:space="preserve">[Gre13] Green, R. M.</w:t>
-      </w:r>
-      <w:r>
-        <w:t xml:space="preserve"> </w:t>
-      </w:r>
-      <w:r>
-        <w:rPr>
-          <w:i/>
-          <w:iCs/>
-        </w:rPr>
-        <w:t xml:space="preserve">Combinatorics of Minuscule Representations.</w:t>
-      </w:r>
-      <w:r>
-        <w:t xml:space="preserve"> </w:t>
-      </w:r>
-      <w:r>
-        <w:t xml:space="preserve">Cambridge Tracts in Mathematics 199, Cambridge University Press, 2013.</w:t>
+        <w:t xml:space="preserve">[GX26] Green, R. M.; Xu, T. Branching rules of minuscule representations via a new partial order.</w:t>
+      </w:r>
+      <w:r>
+        <w:t xml:space="preserve"> </w:t>
+      </w:r>
+      <w:r>
+        <w:rPr>
+          <w:i/>
+          <w:iCs/>
+        </w:rPr>
+        <w:t xml:space="preserve">Combinatorial Theory</w:t>
+      </w:r>
+      <w:r>
+        <w:t xml:space="preserve"> </w:t>
+      </w:r>
+      <w:r>
+        <w:t xml:space="preserve">6 (2026), no. 1, #2; arXiv:2402.06732.</w:t>
       </w:r>
     </w:p>
     <w:p>
@@ -79798,20 +82874,20 @@
         </w:numPr>
       </w:pPr>
       <w:r>
-        <w:t xml:space="preserve">[GX24] Green, R. M.; Xu, T. Branching rules of minuscule representations via a new partial order. arXiv:2402.06732; to appear in</w:t>
-      </w:r>
-      <w:r>
-        <w:t xml:space="preserve"> </w:t>
-      </w:r>
-      <w:r>
-        <w:rPr>
-          <w:i/>
-          <w:iCs/>
-        </w:rPr>
-        <w:t xml:space="preserve">Combinatorial Theory</w:t>
-      </w:r>
-      <w:r>
-        <w:t xml:space="preserve">.</w:t>
+        <w:t xml:space="preserve">[Hop24] Hopkins, S. Order polynomial product formulas and poset dynamics. In</w:t>
+      </w:r>
+      <w:r>
+        <w:t xml:space="preserve"> </w:t>
+      </w:r>
+      <w:r>
+        <w:rPr>
+          <w:i/>
+          <w:iCs/>
+        </w:rPr>
+        <w:t xml:space="preserve">Open Problems in Algebraic Combinatorics</w:t>
+      </w:r>
+      <w:r>
+        <w:t xml:space="preserve">, Proc. Sympos. Pure Math. 110, Amer. Math. Soc., Providence, RI, 2024, 135–157; arXiv:2006.01568.</w:t>
       </w:r>
     </w:p>
     <w:p>
@@ -79823,20 +82899,75 @@
         </w:numPr>
       </w:pPr>
       <w:r>
-        <w:t xml:space="preserve">[Hop20] Hopkins, S. Order polynomial product formulas and poset dynamics. arXiv:2006.01568; in</w:t>
-      </w:r>
-      <w:r>
-        <w:t xml:space="preserve"> </w:t>
-      </w:r>
-      <w:r>
-        <w:rPr>
-          <w:i/>
-          <w:iCs/>
-        </w:rPr>
-        <w:t xml:space="preserve">Open Problems in Algebraic Combinatorics</w:t>
-      </w:r>
-      <w:r>
-        <w:t xml:space="preserve">, Proc. Sympos. Pure Math. 110, AMS, 2024.</w:t>
+        <w:t xml:space="preserve">[Kle87] Kleidman, P. B. The maximal subgroups of the finite 8-dimensional orthogonal groups</w:t>
+      </w:r>
+      <w:r>
+        <w:t xml:space="preserve"> </w:t>
+      </w:r>
+      <m:oMath>
+        <m:r>
+          <m:t>P</m:t>
+        </m:r>
+        <m:sSubSup>
+          <m:e>
+            <m:r>
+              <m:rPr>
+                <m:sty m:val="p"/>
+              </m:rPr>
+              <m:t>Ω</m:t>
+            </m:r>
+          </m:e>
+          <m:sub>
+            <m:r>
+              <m:t>8</m:t>
+            </m:r>
+          </m:sub>
+          <m:sup>
+            <m:r>
+              <m:rPr>
+                <m:sty m:val="p"/>
+              </m:rPr>
+              <m:t>+</m:t>
+            </m:r>
+          </m:sup>
+        </m:sSubSup>
+        <m:r>
+          <m:rPr>
+            <m:sty m:val="p"/>
+          </m:rPr>
+          <m:t>(</m:t>
+        </m:r>
+        <m:r>
+          <m:t>q</m:t>
+        </m:r>
+        <m:r>
+          <m:rPr>
+            <m:sty m:val="p"/>
+          </m:rPr>
+          <m:t>)</m:t>
+        </m:r>
+      </m:oMath>
+      <w:r>
+        <w:t xml:space="preserve"> </w:t>
+      </w:r>
+      <w:r>
+        <w:t xml:space="preserve">and of their automorphism groups.</w:t>
+      </w:r>
+      <w:r>
+        <w:t xml:space="preserve"> </w:t>
+      </w:r>
+      <w:r>
+        <w:rPr>
+          <w:i/>
+          <w:iCs/>
+        </w:rPr>
+        <w:t xml:space="preserve">J. Algebra</w:t>
+      </w:r>
+      <w:r>
+        <w:t xml:space="preserve"> </w:t>
+      </w:r>
+      <w:r>
+        <w:t xml:space="preserve">110 (1987), no. 1, 173–242.</w:t>
       </w:r>
     </w:p>
     <w:p>
@@ -79848,75 +82979,23 @@
         </w:numPr>
       </w:pPr>
       <w:r>
-        <w:t xml:space="preserve">[Kle87] Kleidman, P. B. The maximal subgroups of the finite 8-dimensional orthogonal groups</w:t>
-      </w:r>
-      <w:r>
-        <w:t xml:space="preserve"> </w:t>
-      </w:r>
-      <m:oMath>
-        <m:r>
-          <m:t>P</m:t>
-        </m:r>
-        <m:sSubSup>
-          <m:e>
-            <m:r>
-              <m:rPr>
-                <m:sty m:val="p"/>
-              </m:rPr>
-              <m:t>Ω</m:t>
-            </m:r>
-          </m:e>
-          <m:sub>
-            <m:r>
-              <m:t>8</m:t>
-            </m:r>
-          </m:sub>
-          <m:sup>
-            <m:r>
-              <m:rPr>
-                <m:sty m:val="p"/>
-              </m:rPr>
-              <m:t>+</m:t>
-            </m:r>
-          </m:sup>
-        </m:sSubSup>
-        <m:r>
-          <m:rPr>
-            <m:sty m:val="p"/>
-          </m:rPr>
-          <m:t>(</m:t>
-        </m:r>
-        <m:r>
-          <m:t>q</m:t>
-        </m:r>
-        <m:r>
-          <m:rPr>
-            <m:sty m:val="p"/>
-          </m:rPr>
-          <m:t>)</m:t>
-        </m:r>
-      </m:oMath>
-      <w:r>
-        <w:t xml:space="preserve"> </w:t>
-      </w:r>
-      <w:r>
-        <w:t xml:space="preserve">and of their automorphism groups.</w:t>
-      </w:r>
-      <w:r>
-        <w:t xml:space="preserve"> </w:t>
-      </w:r>
-      <w:r>
-        <w:rPr>
-          <w:i/>
-          <w:iCs/>
-        </w:rPr>
-        <w:t xml:space="preserve">J. Algebra</w:t>
-      </w:r>
-      <w:r>
-        <w:t xml:space="preserve"> </w:t>
-      </w:r>
-      <w:r>
-        <w:t xml:space="preserve">110 (1987) 173–242.</w:t>
+        <w:t xml:space="preserve">[LNR07] Luhn, C.; Nasri, S.; Ramond, P. Simple finite non-abelian flavor groups.</w:t>
+      </w:r>
+      <w:r>
+        <w:t xml:space="preserve"> </w:t>
+      </w:r>
+      <w:r>
+        <w:rPr>
+          <w:i/>
+          <w:iCs/>
+        </w:rPr>
+        <w:t xml:space="preserve">J. Math. Phys.</w:t>
+      </w:r>
+      <w:r>
+        <w:t xml:space="preserve"> </w:t>
+      </w:r>
+      <w:r>
+        <w:t xml:space="preserve">48 (2007), no. 12, 123519; arXiv:0709.1447.</w:t>
       </w:r>
     </w:p>
     <w:p>
@@ -79928,23 +83007,23 @@
         </w:numPr>
       </w:pPr>
       <w:r>
-        <w:t xml:space="preserve">[LNR07] Luhn, C.; Nasri, S.; Ramond, P. Simple finite non-abelian flavor groups.</w:t>
-      </w:r>
-      <w:r>
-        <w:t xml:space="preserve"> </w:t>
-      </w:r>
-      <w:r>
-        <w:rPr>
-          <w:i/>
-          <w:iCs/>
-        </w:rPr>
-        <w:t xml:space="preserve">J. Math. Phys.</w:t>
-      </w:r>
-      <w:r>
-        <w:t xml:space="preserve"> </w:t>
-      </w:r>
-      <w:r>
-        <w:t xml:space="preserve">48 (2007) 123519.</w:t>
+        <w:t xml:space="preserve">[MTY24] Marczinzik, R.; Thomas, H.; Yıldırım, E. On the interaction of the Coxeter transformation and the rowmotion bijection.</w:t>
+      </w:r>
+      <w:r>
+        <w:t xml:space="preserve"> </w:t>
+      </w:r>
+      <w:r>
+        <w:rPr>
+          <w:i/>
+          <w:iCs/>
+        </w:rPr>
+        <w:t xml:space="preserve">J. Comb. Algebra</w:t>
+      </w:r>
+      <w:r>
+        <w:t xml:space="preserve"> </w:t>
+      </w:r>
+      <w:r>
+        <w:t xml:space="preserve">8 (2024), no. 3/4, 359–374; arXiv:2201.04446.</w:t>
       </w:r>
     </w:p>
     <w:p>
@@ -79956,23 +83035,23 @@
         </w:numPr>
       </w:pPr>
       <w:r>
-        <w:t xml:space="preserve">[MTY24] Marczinzik, R.; Thomas, H.; Yıldırım, E. On the interaction of the Coxeter transformation and the rowmotion bijection.</w:t>
-      </w:r>
-      <w:r>
-        <w:t xml:space="preserve"> </w:t>
-      </w:r>
-      <w:r>
-        <w:rPr>
-          <w:i/>
-          <w:iCs/>
-        </w:rPr>
-        <w:t xml:space="preserve">J. Comb. Algebra</w:t>
-      </w:r>
-      <w:r>
-        <w:t xml:space="preserve"> </w:t>
-      </w:r>
-      <w:r>
-        <w:t xml:space="preserve">8 (2024) 359–374.</w:t>
+        <w:t xml:space="preserve">[Oka21] Okada, S. Birational rowmotion and Coxeter-motion on minuscule posets.</w:t>
+      </w:r>
+      <w:r>
+        <w:t xml:space="preserve"> </w:t>
+      </w:r>
+      <w:r>
+        <w:rPr>
+          <w:i/>
+          <w:iCs/>
+        </w:rPr>
+        <w:t xml:space="preserve">Electron. J. Combin.</w:t>
+      </w:r>
+      <w:r>
+        <w:t xml:space="preserve"> </w:t>
+      </w:r>
+      <w:r>
+        <w:t xml:space="preserve">28 (2021), no. 1, #P1.17; arXiv:2004.05364.</w:t>
       </w:r>
     </w:p>
     <w:p>
@@ -79984,23 +83063,23 @@
         </w:numPr>
       </w:pPr>
       <w:r>
-        <w:t xml:space="preserve">[Oka21] Okada, S. Birational rowmotion and Coxeter-motion on minuscule posets.</w:t>
-      </w:r>
-      <w:r>
-        <w:t xml:space="preserve"> </w:t>
-      </w:r>
-      <w:r>
-        <w:rPr>
-          <w:i/>
-          <w:iCs/>
-        </w:rPr>
-        <w:t xml:space="preserve">Electron. J. Combin.</w:t>
-      </w:r>
-      <w:r>
-        <w:t xml:space="preserve"> </w:t>
-      </w:r>
-      <w:r>
-        <w:t xml:space="preserve">28(1) (2021) P1.17.</w:t>
+        <w:t xml:space="preserve">[Pan16] Panyushev, D. I. Weight posets associated with gradings of simple Lie algebras, Weyl groups, and arrangements of hyperplanes.</w:t>
+      </w:r>
+      <w:r>
+        <w:t xml:space="preserve"> </w:t>
+      </w:r>
+      <w:r>
+        <w:rPr>
+          <w:i/>
+          <w:iCs/>
+        </w:rPr>
+        <w:t xml:space="preserve">J. Algebraic Combin.</w:t>
+      </w:r>
+      <w:r>
+        <w:t xml:space="preserve"> </w:t>
+      </w:r>
+      <w:r>
+        <w:t xml:space="preserve">44 (2016), no. 2, 325–344; arXiv:1412.0987.</w:t>
       </w:r>
     </w:p>
     <w:p>
@@ -80012,23 +83091,23 @@
         </w:numPr>
       </w:pPr>
       <w:r>
-        <w:t xml:space="preserve">[Pan16] Panyushev, D. I. Weight posets associated with gradings of simple Lie algebras, Weyl groups, and arrangements of hyperplanes.</w:t>
-      </w:r>
-      <w:r>
-        <w:t xml:space="preserve"> </w:t>
-      </w:r>
-      <w:r>
-        <w:rPr>
-          <w:i/>
-          <w:iCs/>
-        </w:rPr>
-        <w:t xml:space="preserve">J. Algebraic Combin.</w:t>
-      </w:r>
-      <w:r>
-        <w:t xml:space="preserve"> </w:t>
-      </w:r>
-      <w:r>
-        <w:t xml:space="preserve">44 (2016) 325–351.</w:t>
+        <w:t xml:space="preserve">[Pec22] Pechenik, O. Minuscule analogues of the plane partition periodicity conjecture of Cameron and Fon-Der-Flaass.</w:t>
+      </w:r>
+      <w:r>
+        <w:t xml:space="preserve"> </w:t>
+      </w:r>
+      <w:r>
+        <w:rPr>
+          <w:i/>
+          <w:iCs/>
+        </w:rPr>
+        <w:t xml:space="preserve">Combinatorial Theory</w:t>
+      </w:r>
+      <w:r>
+        <w:t xml:space="preserve"> </w:t>
+      </w:r>
+      <w:r>
+        <w:t xml:space="preserve">2 (2022), no. 1, #15; arXiv:2107.02679.</w:t>
       </w:r>
     </w:p>
     <w:p>
@@ -80040,7 +83119,23 @@
         </w:numPr>
       </w:pPr>
       <w:r>
-        <w:t xml:space="preserve">[Pec21] Pechenik, O. Minuscule analogues of the plane partition periodicity conjecture of Cameron and Fon-Der-Flaass. arXiv:2107.02679.</w:t>
+        <w:t xml:space="preserve">[Pro84] Proctor, R. A. Bruhat lattices, plane partition generating functions, and minuscule representations.</w:t>
+      </w:r>
+      <w:r>
+        <w:t xml:space="preserve"> </w:t>
+      </w:r>
+      <w:r>
+        <w:rPr>
+          <w:i/>
+          <w:iCs/>
+        </w:rPr>
+        <w:t xml:space="preserve">European J. Combin.</w:t>
+      </w:r>
+      <w:r>
+        <w:t xml:space="preserve"> </w:t>
+      </w:r>
+      <w:r>
+        <w:t xml:space="preserve">5 (1984), no. 4, 331–350.</w:t>
       </w:r>
     </w:p>
     <w:p>
@@ -80052,23 +83147,23 @@
         </w:numPr>
       </w:pPr>
       <w:r>
-        <w:t xml:space="preserve">[Pro84] Proctor, R. A. Bruhat lattices, plane partition generating functions, and minuscule representations.</w:t>
-      </w:r>
-      <w:r>
-        <w:t xml:space="preserve"> </w:t>
-      </w:r>
-      <w:r>
-        <w:rPr>
-          <w:i/>
-          <w:iCs/>
-        </w:rPr>
-        <w:t xml:space="preserve">European J. Combin.</w:t>
-      </w:r>
-      <w:r>
-        <w:t xml:space="preserve"> </w:t>
-      </w:r>
-      <w:r>
-        <w:t xml:space="preserve">5 (1984) 331–350.</w:t>
+        <w:t xml:space="preserve">[PR15] Propp, J.; Roby, T. Homomesy in products of two chains.</w:t>
+      </w:r>
+      <w:r>
+        <w:t xml:space="preserve"> </w:t>
+      </w:r>
+      <w:r>
+        <w:rPr>
+          <w:i/>
+          <w:iCs/>
+        </w:rPr>
+        <w:t xml:space="preserve">Electron. J. Combin.</w:t>
+      </w:r>
+      <w:r>
+        <w:t xml:space="preserve"> </w:t>
+      </w:r>
+      <w:r>
+        <w:t xml:space="preserve">22 (2015), no. 3, #P3.4.</w:t>
       </w:r>
     </w:p>
     <w:p>
@@ -80080,23 +83175,23 @@
         </w:numPr>
       </w:pPr>
       <w:r>
-        <w:t xml:space="preserve">[PR15] Propp, J.; Roby, T. Homomesy in products of two chains.</w:t>
-      </w:r>
-      <w:r>
-        <w:t xml:space="preserve"> </w:t>
-      </w:r>
-      <w:r>
-        <w:rPr>
-          <w:i/>
-          <w:iCs/>
-        </w:rPr>
-        <w:t xml:space="preserve">Electron. J. Combin.</w:t>
-      </w:r>
-      <w:r>
-        <w:t xml:space="preserve"> </w:t>
-      </w:r>
-      <w:r>
-        <w:t xml:space="preserve">22 (2015) P3.4.</w:t>
+        <w:t xml:space="preserve">[RSW04] Reiner, V.; Stanton, D.; White, D. The cyclic sieving phenomenon.</w:t>
+      </w:r>
+      <w:r>
+        <w:t xml:space="preserve"> </w:t>
+      </w:r>
+      <w:r>
+        <w:rPr>
+          <w:i/>
+          <w:iCs/>
+        </w:rPr>
+        <w:t xml:space="preserve">J. Combin. Theory Ser. A</w:t>
+      </w:r>
+      <w:r>
+        <w:t xml:space="preserve"> </w:t>
+      </w:r>
+      <w:r>
+        <w:t xml:space="preserve">108 (2004), no. 1, 17–50.</w:t>
       </w:r>
     </w:p>
     <w:p>
@@ -80108,23 +83203,23 @@
         </w:numPr>
       </w:pPr>
       <w:r>
-        <w:t xml:space="preserve">[RSW04] Reiner, V.; Stanton, D.; White, D. The cyclic sieving phenomenon.</w:t>
-      </w:r>
-      <w:r>
-        <w:t xml:space="preserve"> </w:t>
-      </w:r>
-      <w:r>
-        <w:rPr>
-          <w:i/>
-          <w:iCs/>
-        </w:rPr>
-        <w:t xml:space="preserve">J. Combin. Theory Ser. A</w:t>
-      </w:r>
-      <w:r>
-        <w:t xml:space="preserve"> </w:t>
-      </w:r>
-      <w:r>
-        <w:t xml:space="preserve">108 (2004) 17–50.</w:t>
+        <w:t xml:space="preserve">[RS13] Rush, D. B.; Shi, X. On orbits of order ideals of minuscule posets.</w:t>
+      </w:r>
+      <w:r>
+        <w:t xml:space="preserve"> </w:t>
+      </w:r>
+      <w:r>
+        <w:rPr>
+          <w:i/>
+          <w:iCs/>
+        </w:rPr>
+        <w:t xml:space="preserve">J. Algebraic Combin.</w:t>
+      </w:r>
+      <w:r>
+        <w:t xml:space="preserve"> </w:t>
+      </w:r>
+      <w:r>
+        <w:t xml:space="preserve">37 (2013), no. 3, 545–569; arXiv:1108.5245.</w:t>
       </w:r>
     </w:p>
     <w:p>
@@ -80136,23 +83231,7 @@
         </w:numPr>
       </w:pPr>
       <w:r>
-        <w:t xml:space="preserve">[RS13] Rush, D. B.; Shi, X. On orbits of order ideals of minuscule posets.</w:t>
-      </w:r>
-      <w:r>
-        <w:t xml:space="preserve"> </w:t>
-      </w:r>
-      <w:r>
-        <w:rPr>
-          <w:i/>
-          <w:iCs/>
-        </w:rPr>
-        <w:t xml:space="preserve">J. Algebraic Combin.</w:t>
-      </w:r>
-      <w:r>
-        <w:t xml:space="preserve"> </w:t>
-      </w:r>
-      <w:r>
-        <w:t xml:space="preserve">37 (2013) 545–569.</w:t>
+        <w:t xml:space="preserve">[RW15] Rush, D. B.; Wang, K. On orbits of order ideals of minuscule posets II: Homomesy. arXiv:1509.08047 (2015).</w:t>
       </w:r>
     </w:p>
     <w:p>
@@ -80164,7 +83243,23 @@
         </w:numPr>
       </w:pPr>
       <w:r>
-        <w:t xml:space="preserve">[RW15] Rush, D. B.; Wang, K. On orbits of order ideals of minuscule posets II: Homomesy. arXiv:1509.08047.</w:t>
+        <w:t xml:space="preserve">[Sta09] Stanley, R. P. Promotion and evacuation.</w:t>
+      </w:r>
+      <w:r>
+        <w:t xml:space="preserve"> </w:t>
+      </w:r>
+      <w:r>
+        <w:rPr>
+          <w:i/>
+          <w:iCs/>
+        </w:rPr>
+        <w:t xml:space="preserve">Electron. J. Combin.</w:t>
+      </w:r>
+      <w:r>
+        <w:t xml:space="preserve"> </w:t>
+      </w:r>
+      <w:r>
+        <w:t xml:space="preserve">16 (2009), no. 2, #R9.</w:t>
       </w:r>
     </w:p>
     <w:p>
@@ -80176,23 +83271,23 @@
         </w:numPr>
       </w:pPr>
       <w:r>
-        <w:t xml:space="preserve">[Sta09] Stanley, R. P. Promotion and evacuation.</w:t>
-      </w:r>
-      <w:r>
-        <w:t xml:space="preserve"> </w:t>
-      </w:r>
-      <w:r>
-        <w:rPr>
-          <w:i/>
-          <w:iCs/>
-        </w:rPr>
-        <w:t xml:space="preserve">Electron. J. Combin.</w:t>
-      </w:r>
-      <w:r>
-        <w:t xml:space="preserve"> </w:t>
-      </w:r>
-      <w:r>
-        <w:t xml:space="preserve">16(2) (2009) R9.</w:t>
+        <w:t xml:space="preserve">[Ste94] Stembridge, J. R. On minuscule representations, plane partitions and involutions in complex Lie groups.</w:t>
+      </w:r>
+      <w:r>
+        <w:t xml:space="preserve"> </w:t>
+      </w:r>
+      <w:r>
+        <w:rPr>
+          <w:i/>
+          <w:iCs/>
+        </w:rPr>
+        <w:t xml:space="preserve">Duke Math. J.</w:t>
+      </w:r>
+      <w:r>
+        <w:t xml:space="preserve"> </w:t>
+      </w:r>
+      <w:r>
+        <w:t xml:space="preserve">73 (1994), no. 2, 469–490.</w:t>
       </w:r>
     </w:p>
     <w:p>
@@ -80204,23 +83299,23 @@
         </w:numPr>
       </w:pPr>
       <w:r>
-        <w:t xml:space="preserve">[Ste94] Stembridge, J. R. On minuscule representations, plane partitions and involutions in complex Lie groups.</w:t>
-      </w:r>
-      <w:r>
-        <w:t xml:space="preserve"> </w:t>
-      </w:r>
-      <w:r>
-        <w:rPr>
-          <w:i/>
-          <w:iCs/>
-        </w:rPr>
-        <w:t xml:space="preserve">Duke Math. J.</w:t>
-      </w:r>
-      <w:r>
-        <w:t xml:space="preserve"> </w:t>
-      </w:r>
-      <w:r>
-        <w:t xml:space="preserve">73 (1994) 469–490.</w:t>
+        <w:t xml:space="preserve">[Ste01] Stembridge, J. R. Minuscule elements of Weyl groups.</w:t>
+      </w:r>
+      <w:r>
+        <w:t xml:space="preserve"> </w:t>
+      </w:r>
+      <w:r>
+        <w:rPr>
+          <w:i/>
+          <w:iCs/>
+        </w:rPr>
+        <w:t xml:space="preserve">J. Algebra</w:t>
+      </w:r>
+      <w:r>
+        <w:t xml:space="preserve"> </w:t>
+      </w:r>
+      <w:r>
+        <w:t xml:space="preserve">235 (2001), no. 2, 722–743.</w:t>
       </w:r>
     </w:p>
     <w:p>
@@ -80232,23 +83327,23 @@
         </w:numPr>
       </w:pPr>
       <w:r>
-        <w:t xml:space="preserve">[Ste01] Stembridge, J. R. Minuscule elements of Weyl groups.</w:t>
-      </w:r>
-      <w:r>
-        <w:t xml:space="preserve"> </w:t>
-      </w:r>
-      <w:r>
-        <w:rPr>
-          <w:i/>
-          <w:iCs/>
-        </w:rPr>
-        <w:t xml:space="preserve">J. Algebra</w:t>
-      </w:r>
-      <w:r>
-        <w:t xml:space="preserve"> </w:t>
-      </w:r>
-      <w:r>
-        <w:t xml:space="preserve">235 (2001) 722–743.</w:t>
+        <w:t xml:space="preserve">[Str18] Striker, J. Rowmotion and generalized toggle groups.</w:t>
+      </w:r>
+      <w:r>
+        <w:t xml:space="preserve"> </w:t>
+      </w:r>
+      <w:r>
+        <w:rPr>
+          <w:i/>
+          <w:iCs/>
+        </w:rPr>
+        <w:t xml:space="preserve">Discrete Math. Theor. Comput. Sci.</w:t>
+      </w:r>
+      <w:r>
+        <w:t xml:space="preserve"> </w:t>
+      </w:r>
+      <w:r>
+        <w:t xml:space="preserve">20 (2018), no. 1, Paper No. 17; arXiv:1601.03710.</w:t>
       </w:r>
     </w:p>
     <w:p>
@@ -80260,7 +83355,23 @@
         </w:numPr>
       </w:pPr>
       <w:r>
-        <w:t xml:space="preserve">[Str16] Striker, J. Rowmotion and generalized toggle groups. arXiv:1601.03710.</w:t>
+        <w:t xml:space="preserve">[SW12] Striker, J.; Williams, N. Promotion and rowmotion.</w:t>
+      </w:r>
+      <w:r>
+        <w:t xml:space="preserve"> </w:t>
+      </w:r>
+      <w:r>
+        <w:rPr>
+          <w:i/>
+          <w:iCs/>
+        </w:rPr>
+        <w:t xml:space="preserve">European J. Combin.</w:t>
+      </w:r>
+      <w:r>
+        <w:t xml:space="preserve"> </w:t>
+      </w:r>
+      <w:r>
+        <w:t xml:space="preserve">33 (2012), no. 8, 1919–1942.</w:t>
       </w:r>
     </w:p>
     <w:p>
@@ -80272,23 +83383,23 @@
         </w:numPr>
       </w:pPr>
       <w:r>
-        <w:t xml:space="preserve">[SW12] Striker, J.; Williams, N. Promotion and rowmotion.</w:t>
-      </w:r>
-      <w:r>
-        <w:t xml:space="preserve"> </w:t>
-      </w:r>
-      <w:r>
-        <w:rPr>
-          <w:i/>
-          <w:iCs/>
-        </w:rPr>
-        <w:t xml:space="preserve">European J. Combin.</w:t>
-      </w:r>
-      <w:r>
-        <w:t xml:space="preserve"> </w:t>
-      </w:r>
-      <w:r>
-        <w:t xml:space="preserve">33 (2012) 1919–1942.</w:t>
+        <w:t xml:space="preserve">[TW19] Thomas, H.; Williams, N. Rowmotion in slow motion.</w:t>
+      </w:r>
+      <w:r>
+        <w:t xml:space="preserve"> </w:t>
+      </w:r>
+      <w:r>
+        <w:rPr>
+          <w:i/>
+          <w:iCs/>
+        </w:rPr>
+        <w:t xml:space="preserve">Proc. London Math. Soc. (3)</w:t>
+      </w:r>
+      <w:r>
+        <w:t xml:space="preserve"> </w:t>
+      </w:r>
+      <w:r>
+        <w:t xml:space="preserve">119 (2019), no. 5, 1149–1178; arXiv:1712.10123.</w:t>
       </w:r>
     </w:p>
     <w:p>
@@ -80300,54 +83411,58 @@
         </w:numPr>
       </w:pPr>
       <w:r>
-        <w:t xml:space="preserve">[TW19] Thomas, H.; Williams, N. Rowmotion in slow motion.</w:t>
-      </w:r>
-      <w:r>
-        <w:t xml:space="preserve"> </w:t>
-      </w:r>
-      <w:r>
-        <w:rPr>
-          <w:i/>
-          <w:iCs/>
-        </w:rPr>
-        <w:t xml:space="preserve">Proc. London Math. Soc.</w:t>
-      </w:r>
-      <w:r>
-        <w:t xml:space="preserve"> </w:t>
-      </w:r>
-      <w:r>
-        <w:t xml:space="preserve">119 (2019) 1149–1178.</w:t>
+        <w:t xml:space="preserve">[Wil09] Wilson, R. A.</w:t>
+      </w:r>
+      <w:r>
+        <w:t xml:space="preserve"> </w:t>
+      </w:r>
+      <w:r>
+        <w:rPr>
+          <w:i/>
+          <w:iCs/>
+        </w:rPr>
+        <w:t xml:space="preserve">The Finite Simple Groups.</w:t>
+      </w:r>
+      <w:r>
+        <w:t xml:space="preserve"> </w:t>
+      </w:r>
+      <w:r>
+        <w:t xml:space="preserve">Graduate Texts in Mathematics 251, Springer, London, 2009.</w:t>
+      </w:r>
+    </w:p>
+    <w:p>
+      <w:r>
+        <w:pict>
+          <v:rect style="width:0;height:1.5pt" o:hralign="center" o:hrstd="t" o:hr="t"/>
+        </w:pict>
       </w:r>
     </w:p>
     <w:p>
       <w:pPr>
-        <w:pStyle w:val="Compact"/>
-        <w:numPr>
-          <w:ilvl w:val="0"/>
-          <w:numId w:val="1002"/>
-        </w:numPr>
+        <w:pStyle w:val="FirstParagraph"/>
       </w:pPr>
       <w:r>
-        <w:t xml:space="preserve">[Wil09] Wilson, R. A.</w:t>
-      </w:r>
-      <w:r>
-        <w:t xml:space="preserve"> </w:t>
-      </w:r>
-      <w:r>
-        <w:rPr>
-          <w:i/>
-          <w:iCs/>
-        </w:rPr>
-        <w:t xml:space="preserve">The Finite Simple Groups.</w:t>
-      </w:r>
-      <w:r>
-        <w:t xml:space="preserve"> </w:t>
-      </w:r>
-      <w:r>
-        <w:t xml:space="preserve">Graduate Texts in Mathematics 251, Springer, 2009.</w:t>
+        <w:t xml:space="preserve">Selina Stenberg — Independent researcher —</w:t>
+      </w:r>
+      <w:r>
+        <w:t xml:space="preserve"> </w:t>
+      </w:r>
+      <w:r>
+        <w:rPr>
+          <w:rStyle w:val="VerbatimChar"/>
+        </w:rPr>
+        <w:t xml:space="preserve">selina@exoreaction.com</w:t>
       </w:r>
     </w:p>
-    <w:bookmarkEnd w:id="37"/>
+    <w:p>
+      <w:pPr>
+        <w:pStyle w:val="BodyText"/>
+      </w:pPr>
+      <w:r>
+        <w:t xml:space="preserve">Ilya Balashov — Independent researcher — ORCID 0009-0001-1954-8872</w:t>
+      </w:r>
+    </w:p>
+    <w:bookmarkEnd w:id="40"/>
     <w:sectPr>
       <w:footnotePr>
         <w:numRestart w:val="eachSect"/>

--- a/joint_paper/Roof_and_Clock_MATH_v2.docx
+++ b/joint_paper/Roof_and_Clock_MATH_v2.docx
@@ -79973,7 +79973,7 @@
         <w:rPr>
           <w:rStyle w:val="VerbatimChar"/>
         </w:rPr>
-        <w:t xml:space="preserve">https://github.com/selinaserephina-star/Scar_merkabit</w:t>
+        <w:t xml:space="preserve">https://github.com/SelinaAliens/Scar_merkabit</w:t>
       </w:r>
     </w:p>
     <w:p>
@@ -79981,7 +79981,7 @@
         <w:pStyle w:val="FirstParagraph"/>
       </w:pPr>
       <w:r>
-        <w:t xml:space="preserve">The repository is private during review; access is granted to editors and referees on request, and it will be made public on publication. Each script re-checks its brief’s SHA-256 as its first test and runs from a clean checkout with no external data.</w:t>
+        <w:t xml:space="preserve">The repository is public under the MIT licence. Each script re-checks its brief’s SHA-256 as its first test and runs from a clean checkout with no external data.</w:t>
       </w:r>
     </w:p>
     <w:bookmarkEnd w:id="36"/>

--- a/joint_paper/Roof_and_Clock_MATH_v2.docx
+++ b/joint_paper/Roof_and_Clock_MATH_v2.docx
@@ -79973,7 +79973,7 @@
         <w:rPr>
           <w:rStyle w:val="VerbatimChar"/>
         </w:rPr>
-        <w:t xml:space="preserve">https://github.com/SelinaAliens/Scar_merkabit</w:t>
+        <w:t xml:space="preserve">https://github.com/selinaserephina-star/Scar_merkabit</w:t>
       </w:r>
     </w:p>
     <w:p>
